--- a/docs/Hotel_Booking_System_W10_Documentation_AR.docx
+++ b/docs/Hotel_Booking_System_W10_Documentation_AR.docx
@@ -5,23 +5,23 @@
     <w:p>
       <w:pPr>
         <w:bidi/>
-        <w:spacing w:after="400"/>
+        <w:spacing w:after="480"/>
         <w:jc w:val="center"/>
       </w:pPr>
       <w:r>
         <w:rPr>
-          <w:rFonts w:ascii="Segoe UI" w:hAnsi="Segoe UI"/>
+          <w:rFonts w:ascii="Arial" w:hAnsi="Arial" w:cs="Traditional Arabic"/>
           <w:b/>
+          <w:i w:val="0"/>
           <w:color w:val="374151"/>
-          <w:sz w:val="23"/>
-          <w:rFonts w:ascii="Segoe UI" w:hAnsi="Segoe UI" w:cs="Segoe UI"/>
+          <w:sz w:val="28"/>
           <w:rtl/>
         </w:rPr>
         <w:t>الجمهورية اليمنية</w:t>
         <w:br/>
         <w:t>وزارة التعليم العالي والبحث العلمي</w:t>
         <w:br/>
-        <w:t>جامعة الحكمة - صنعاء</w:t>
+        <w:t>جامعة الحكمة — صنعاء</w:t>
         <w:br/>
         <w:t>كلية الهندسة وتكنولوجيا المعلومات</w:t>
         <w:br/>
@@ -31,29 +31,46 @@
     </w:p>
     <w:p>
       <w:pPr>
-        <w:bidi/>
-        <w:spacing w:before="400" w:after="480"/>
+        <w:spacing w:after="400"/>
         <w:jc w:val="center"/>
       </w:pPr>
       <w:r>
         <w:rPr>
-          <w:rFonts w:ascii="Segoe UI" w:hAnsi="Segoe UI"/>
+          <w:rFonts w:ascii="Arial" w:hAnsi="Arial" w:cs="Arial"/>
           <w:b/>
-          <w:color w:val="1E1B4B"/>
-          <w:sz w:val="40"/>
-          <w:rFonts w:ascii="Segoe UI" w:hAnsi="Segoe UI" w:cs="Segoe UI"/>
+          <w:i w:val="0"/>
+          <w:color w:val="4338CA"/>
+          <w:sz w:val="22"/>
           <w:rtl/>
         </w:rPr>
-        <w:t>التقرير النهائي الشامل لتوثيق المشروع البرمجي</w:t>
+        <w:t>━━━━━━━━━━━━━━━━━━━━━━━━━━━━━━━━━━</w:t>
+      </w:r>
+    </w:p>
+    <w:p>
+      <w:pPr>
+        <w:bidi/>
+        <w:spacing w:after="280"/>
+        <w:jc w:val="center"/>
+      </w:pPr>
+      <w:r>
+        <w:rPr>
+          <w:rFonts w:ascii="Arial" w:hAnsi="Arial" w:cs="Traditional Arabic"/>
+          <w:b/>
+          <w:i w:val="0"/>
+          <w:color w:val="1E1B4B"/>
+          <w:sz w:val="48"/>
+          <w:rtl/>
+        </w:rPr>
+        <w:t>التقرير الفني النهائي لتوثيق المشروع البرمجي الشامل</w:t>
         <w:br/>
       </w:r>
       <w:r>
         <w:rPr>
-          <w:rFonts w:ascii="Segoe UI" w:hAnsi="Segoe UI"/>
+          <w:rFonts w:ascii="Arial" w:hAnsi="Arial" w:cs="Traditional Arabic"/>
           <w:b/>
-          <w:color w:val="4F46E5"/>
-          <w:sz w:val="28"/>
-          <w:rFonts w:ascii="Segoe UI" w:hAnsi="Segoe UI" w:cs="Segoe UI"/>
+          <w:i w:val="0"/>
+          <w:color w:val="4338CA"/>
+          <w:sz w:val="34"/>
           <w:rtl/>
         </w:rPr>
         <w:t>نظام حجز وإدارة الفنادق المتكامل (Enterprise Hotel Booking System)</w:t>
@@ -61,14 +78,43 @@
       </w:r>
       <w:r>
         <w:rPr>
-          <w:rFonts w:ascii="Segoe UI" w:hAnsi="Segoe UI"/>
-          <w:color w:val="6B7280"/>
-          <w:sz w:val="22"/>
-          <w:rFonts w:ascii="Segoe UI" w:hAnsi="Segoe UI" w:cs="Segoe UI"/>
+          <w:rFonts w:ascii="Arial" w:hAnsi="Arial" w:cs="Traditional Arabic"/>
+          <w:b w:val="0"/>
+          <w:i w:val="0"/>
+          <w:color w:val="4B5563"/>
+          <w:sz w:val="26"/>
           <w:rtl/>
         </w:rPr>
-        <w:t>دليل التدريب الميداني — محاكاة هندسة البرمجيات الشاملة (2026 - 2027)</w:t>
+        <w:t>توثيق مخرجات الأسبوع العاشر (W10 Documentation) والتوليف التراكمي للـ SDLC</w:t>
         <w:br/>
+      </w:r>
+      <w:r>
+        <w:rPr>
+          <w:rFonts w:ascii="Arial" w:hAnsi="Arial" w:cs="Traditional Arabic"/>
+          <w:b/>
+          <w:i w:val="0"/>
+          <w:color w:val="1E1B4B"/>
+          <w:sz w:val="26"/>
+          <w:rtl/>
+        </w:rPr>
+        <w:t>مساق التدريب الميداني — العام الجامعي 2026 - 2027م</w:t>
+      </w:r>
+    </w:p>
+    <w:p>
+      <w:pPr>
+        <w:spacing w:after="480"/>
+        <w:jc w:val="center"/>
+      </w:pPr>
+      <w:r>
+        <w:rPr>
+          <w:rFonts w:ascii="Arial" w:hAnsi="Arial" w:cs="Arial"/>
+          <w:b/>
+          <w:i w:val="0"/>
+          <w:color w:val="4338CA"/>
+          <w:sz w:val="22"/>
+          <w:rtl/>
+        </w:rPr>
+        <w:t>━━━━━━━━━━━━━━━━━━━━━━━━━━━━━━━━━━</w:t>
       </w:r>
     </w:p>
     <w:tbl>
@@ -93,27 +139,28 @@
       <w:tr>
         <w:tc>
           <w:tcPr>
-            <w:tcW w:type="dxa" w:w="3600"/>
+            <w:tcW w:type="dxa" w:w="3744"/>
             <w:shd w:fill="F3F4F6"/>
             <w:tcMar>
-              <w:top w:w="80" w:type="dxa"/>
-              <w:bottom w:w="80" w:type="dxa"/>
-              <w:left w:w="120" w:type="dxa"/>
-              <w:right w:w="120" w:type="dxa"/>
+              <w:top w:w="90" w:type="dxa"/>
+              <w:bottom w:w="90" w:type="dxa"/>
+              <w:left w:w="130" w:type="dxa"/>
+              <w:right w:w="130" w:type="dxa"/>
             </w:tcMar>
           </w:tcPr>
           <w:p>
             <w:pPr>
               <w:bidi/>
               <w:jc w:val="right"/>
+              <w:jc w:val="both"/>
             </w:pPr>
             <w:r>
               <w:rPr>
-                <w:rFonts w:ascii="Segoe UI" w:hAnsi="Segoe UI"/>
+                <w:rFonts w:ascii="Arial" w:hAnsi="Arial" w:cs="Traditional Arabic"/>
                 <w:b/>
-                <w:color w:val="1F2937"/>
-                <w:sz w:val="19"/>
-                <w:rFonts w:ascii="Segoe UI" w:hAnsi="Segoe UI" w:cs="Segoe UI"/>
+                <w:i w:val="0"/>
+                <w:color w:val="1E1B4B"/>
+                <w:sz w:val="25"/>
                 <w:rtl/>
               </w:rPr>
               <w:t>عنوان المشروع البرمجي</w:t>
@@ -122,28 +169,30 @@
         </w:tc>
         <w:tc>
           <w:tcPr>
-            <w:tcW w:type="dxa" w:w="5760"/>
+            <w:tcW w:type="dxa" w:w="5616"/>
             <w:tcMar>
-              <w:top w:w="80" w:type="dxa"/>
-              <w:bottom w:w="80" w:type="dxa"/>
-              <w:left w:w="120" w:type="dxa"/>
-              <w:right w:w="120" w:type="dxa"/>
+              <w:top w:w="90" w:type="dxa"/>
+              <w:bottom w:w="90" w:type="dxa"/>
+              <w:left w:w="130" w:type="dxa"/>
+              <w:right w:w="130" w:type="dxa"/>
             </w:tcMar>
           </w:tcPr>
           <w:p>
             <w:pPr>
               <w:bidi/>
               <w:jc w:val="right"/>
+              <w:jc w:val="both"/>
             </w:pPr>
             <w:r>
               <w:rPr>
-                <w:rFonts w:ascii="Segoe UI" w:hAnsi="Segoe UI"/>
-                <w:color w:val="374151"/>
-                <w:sz w:val="19"/>
-                <w:rFonts w:ascii="Segoe UI" w:hAnsi="Segoe UI" w:cs="Segoe UI"/>
+                <w:rFonts w:ascii="Arial" w:hAnsi="Arial" w:cs="Traditional Arabic"/>
+                <w:b w:val="0"/>
+                <w:i w:val="0"/>
+                <w:color w:val="1F2937"/>
+                <w:sz w:val="24"/>
                 <w:rtl/>
               </w:rPr>
-              <w:t>نظام حجز وإدارة الفنادق متعدد الطبقات (Hotel Booking System)</w:t>
+              <w:t>نظام إدارة وحجز الفنادق الموزع متعدد الطبقات (Hotel Booking System)</w:t>
             </w:r>
           </w:p>
         </w:tc>
@@ -151,57 +200,60 @@
       <w:tr>
         <w:tc>
           <w:tcPr>
-            <w:tcW w:type="dxa" w:w="3600"/>
+            <w:tcW w:type="dxa" w:w="3744"/>
             <w:shd w:fill="F3F4F6"/>
             <w:tcMar>
-              <w:top w:w="80" w:type="dxa"/>
-              <w:bottom w:w="80" w:type="dxa"/>
-              <w:left w:w="120" w:type="dxa"/>
-              <w:right w:w="120" w:type="dxa"/>
+              <w:top w:w="90" w:type="dxa"/>
+              <w:bottom w:w="90" w:type="dxa"/>
+              <w:left w:w="130" w:type="dxa"/>
+              <w:right w:w="130" w:type="dxa"/>
             </w:tcMar>
           </w:tcPr>
           <w:p>
             <w:pPr>
               <w:bidi/>
               <w:jc w:val="right"/>
+              <w:jc w:val="both"/>
             </w:pPr>
             <w:r>
               <w:rPr>
-                <w:rFonts w:ascii="Segoe UI" w:hAnsi="Segoe UI"/>
+                <w:rFonts w:ascii="Arial" w:hAnsi="Arial" w:cs="Traditional Arabic"/>
                 <w:b/>
-                <w:color w:val="1F2937"/>
-                <w:sz w:val="19"/>
-                <w:rFonts w:ascii="Segoe UI" w:hAnsi="Segoe UI" w:cs="Segoe UI"/>
+                <w:i w:val="0"/>
+                <w:color w:val="1E1B4B"/>
+                <w:sz w:val="25"/>
                 <w:rtl/>
               </w:rPr>
-              <w:t>المساق الأكاديمي</w:t>
+              <w:t>المساق الأكاديمي والرمز</w:t>
             </w:r>
           </w:p>
         </w:tc>
         <w:tc>
           <w:tcPr>
-            <w:tcW w:type="dxa" w:w="5760"/>
+            <w:tcW w:type="dxa" w:w="5616"/>
             <w:tcMar>
-              <w:top w:w="80" w:type="dxa"/>
-              <w:bottom w:w="80" w:type="dxa"/>
-              <w:left w:w="120" w:type="dxa"/>
-              <w:right w:w="120" w:type="dxa"/>
+              <w:top w:w="90" w:type="dxa"/>
+              <w:bottom w:w="90" w:type="dxa"/>
+              <w:left w:w="130" w:type="dxa"/>
+              <w:right w:w="130" w:type="dxa"/>
             </w:tcMar>
           </w:tcPr>
           <w:p>
             <w:pPr>
               <w:bidi/>
               <w:jc w:val="right"/>
+              <w:jc w:val="both"/>
             </w:pPr>
             <w:r>
               <w:rPr>
-                <w:rFonts w:ascii="Segoe UI" w:hAnsi="Segoe UI"/>
-                <w:color w:val="374151"/>
-                <w:sz w:val="19"/>
-                <w:rFonts w:ascii="Segoe UI" w:hAnsi="Segoe UI" w:cs="Segoe UI"/>
+                <w:rFonts w:ascii="Arial" w:hAnsi="Arial" w:cs="Traditional Arabic"/>
+                <w:b w:val="0"/>
+                <w:i w:val="0"/>
+                <w:color w:val="1F2937"/>
+                <w:sz w:val="24"/>
                 <w:rtl/>
               </w:rPr>
-              <w:t>دليل التدريب الميداني لمشاريع Full-Stack الفردية (IT-492)</w:t>
+              <w:t>دليل التدريب الميداني لمشاريع تطوير البرمجيات الفردية (IT-492)</w:t>
             </w:r>
           </w:p>
         </w:tc>
@@ -209,57 +261,60 @@
       <w:tr>
         <w:tc>
           <w:tcPr>
-            <w:tcW w:type="dxa" w:w="3600"/>
+            <w:tcW w:type="dxa" w:w="3744"/>
             <w:shd w:fill="F3F4F6"/>
             <w:tcMar>
-              <w:top w:w="80" w:type="dxa"/>
-              <w:bottom w:w="80" w:type="dxa"/>
-              <w:left w:w="120" w:type="dxa"/>
-              <w:right w:w="120" w:type="dxa"/>
+              <w:top w:w="90" w:type="dxa"/>
+              <w:bottom w:w="90" w:type="dxa"/>
+              <w:left w:w="130" w:type="dxa"/>
+              <w:right w:w="130" w:type="dxa"/>
             </w:tcMar>
           </w:tcPr>
           <w:p>
             <w:pPr>
               <w:bidi/>
               <w:jc w:val="right"/>
+              <w:jc w:val="both"/>
             </w:pPr>
             <w:r>
               <w:rPr>
-                <w:rFonts w:ascii="Segoe UI" w:hAnsi="Segoe UI"/>
+                <w:rFonts w:ascii="Arial" w:hAnsi="Arial" w:cs="Traditional Arabic"/>
                 <w:b/>
-                <w:color w:val="1F2937"/>
-                <w:sz w:val="19"/>
-                <w:rFonts w:ascii="Segoe UI" w:hAnsi="Segoe UI" w:cs="Segoe UI"/>
+                <w:i w:val="0"/>
+                <w:color w:val="1E1B4B"/>
+                <w:sz w:val="25"/>
                 <w:rtl/>
               </w:rPr>
-              <w:t>المشرف الأكاديمي</w:t>
+              <w:t>المشرف الأكاديمي على المساق</w:t>
             </w:r>
           </w:p>
         </w:tc>
         <w:tc>
           <w:tcPr>
-            <w:tcW w:type="dxa" w:w="5760"/>
+            <w:tcW w:type="dxa" w:w="5616"/>
             <w:tcMar>
-              <w:top w:w="80" w:type="dxa"/>
-              <w:bottom w:w="80" w:type="dxa"/>
-              <w:left w:w="120" w:type="dxa"/>
-              <w:right w:w="120" w:type="dxa"/>
+              <w:top w:w="90" w:type="dxa"/>
+              <w:bottom w:w="90" w:type="dxa"/>
+              <w:left w:w="130" w:type="dxa"/>
+              <w:right w:w="130" w:type="dxa"/>
             </w:tcMar>
           </w:tcPr>
           <w:p>
             <w:pPr>
               <w:bidi/>
               <w:jc w:val="right"/>
+              <w:jc w:val="both"/>
             </w:pPr>
             <w:r>
               <w:rPr>
-                <w:rFonts w:ascii="Segoe UI" w:hAnsi="Segoe UI"/>
-                <w:color w:val="374151"/>
-                <w:sz w:val="19"/>
-                <w:rFonts w:ascii="Segoe UI" w:hAnsi="Segoe UI" w:cs="Segoe UI"/>
+                <w:rFonts w:ascii="Arial" w:hAnsi="Arial" w:cs="Traditional Arabic"/>
+                <w:b w:val="0"/>
+                <w:i w:val="0"/>
+                <w:color w:val="1F2937"/>
+                <w:sz w:val="24"/>
                 <w:rtl/>
               </w:rPr>
-              <w:t>أ.د / إبراهيم أحمد البلطة (أستاذ هندسة البرمجيات وتكنولوجيا المعلومات)</w:t>
+              <w:t>أ.د / إبراهيم أحمد البلطة (أستاذ هندسة البرمجيات المشارك)</w:t>
             </w:r>
           </w:p>
         </w:tc>
@@ -267,54 +322,57 @@
       <w:tr>
         <w:tc>
           <w:tcPr>
-            <w:tcW w:type="dxa" w:w="3600"/>
+            <w:tcW w:type="dxa" w:w="3744"/>
             <w:shd w:fill="F3F4F6"/>
             <w:tcMar>
-              <w:top w:w="80" w:type="dxa"/>
-              <w:bottom w:w="80" w:type="dxa"/>
-              <w:left w:w="120" w:type="dxa"/>
-              <w:right w:w="120" w:type="dxa"/>
+              <w:top w:w="90" w:type="dxa"/>
+              <w:bottom w:w="90" w:type="dxa"/>
+              <w:left w:w="130" w:type="dxa"/>
+              <w:right w:w="130" w:type="dxa"/>
             </w:tcMar>
           </w:tcPr>
           <w:p>
             <w:pPr>
               <w:bidi/>
               <w:jc w:val="right"/>
+              <w:jc w:val="both"/>
             </w:pPr>
             <w:r>
               <w:rPr>
-                <w:rFonts w:ascii="Segoe UI" w:hAnsi="Segoe UI"/>
+                <w:rFonts w:ascii="Arial" w:hAnsi="Arial" w:cs="Traditional Arabic"/>
                 <w:b/>
-                <w:color w:val="1F2937"/>
-                <w:sz w:val="19"/>
-                <w:rFonts w:ascii="Segoe UI" w:hAnsi="Segoe UI" w:cs="Segoe UI"/>
+                <w:i w:val="0"/>
+                <w:color w:val="1E1B4B"/>
+                <w:sz w:val="25"/>
                 <w:rtl/>
               </w:rPr>
-              <w:t>إعداد مهندس البرمجيات</w:t>
+              <w:t>إعداد مهندس البرمجيات / الطالب</w:t>
             </w:r>
           </w:p>
         </w:tc>
         <w:tc>
           <w:tcPr>
-            <w:tcW w:type="dxa" w:w="5760"/>
+            <w:tcW w:type="dxa" w:w="5616"/>
             <w:tcMar>
-              <w:top w:w="80" w:type="dxa"/>
-              <w:bottom w:w="80" w:type="dxa"/>
-              <w:left w:w="120" w:type="dxa"/>
-              <w:right w:w="120" w:type="dxa"/>
+              <w:top w:w="90" w:type="dxa"/>
+              <w:bottom w:w="90" w:type="dxa"/>
+              <w:left w:w="130" w:type="dxa"/>
+              <w:right w:w="130" w:type="dxa"/>
             </w:tcMar>
           </w:tcPr>
           <w:p>
             <w:pPr>
               <w:bidi/>
               <w:jc w:val="right"/>
+              <w:jc w:val="both"/>
             </w:pPr>
             <w:r>
               <w:rPr>
-                <w:rFonts w:ascii="Segoe UI" w:hAnsi="Segoe UI"/>
-                <w:color w:val="374151"/>
-                <w:sz w:val="19"/>
-                <w:rFonts w:ascii="Segoe UI" w:hAnsi="Segoe UI" w:cs="Segoe UI"/>
+                <w:rFonts w:ascii="Arial" w:hAnsi="Arial" w:cs="Traditional Arabic"/>
+                <w:b w:val="0"/>
+                <w:i w:val="0"/>
+                <w:color w:val="1F2937"/>
+                <w:sz w:val="24"/>
                 <w:rtl/>
               </w:rPr>
               <w:t>لؤي السروري (Loai Alsorory)</w:t>
@@ -325,57 +383,60 @@
       <w:tr>
         <w:tc>
           <w:tcPr>
-            <w:tcW w:type="dxa" w:w="3600"/>
+            <w:tcW w:type="dxa" w:w="3744"/>
             <w:shd w:fill="F3F4F6"/>
             <w:tcMar>
-              <w:top w:w="80" w:type="dxa"/>
-              <w:bottom w:w="80" w:type="dxa"/>
-              <w:left w:w="120" w:type="dxa"/>
-              <w:right w:w="120" w:type="dxa"/>
+              <w:top w:w="90" w:type="dxa"/>
+              <w:bottom w:w="90" w:type="dxa"/>
+              <w:left w:w="130" w:type="dxa"/>
+              <w:right w:w="130" w:type="dxa"/>
             </w:tcMar>
           </w:tcPr>
           <w:p>
             <w:pPr>
               <w:bidi/>
               <w:jc w:val="right"/>
+              <w:jc w:val="both"/>
             </w:pPr>
             <w:r>
               <w:rPr>
-                <w:rFonts w:ascii="Segoe UI" w:hAnsi="Segoe UI"/>
+                <w:rFonts w:ascii="Arial" w:hAnsi="Arial" w:cs="Traditional Arabic"/>
                 <w:b/>
-                <w:color w:val="1F2937"/>
-                <w:sz w:val="19"/>
-                <w:rFonts w:ascii="Segoe UI" w:hAnsi="Segoe UI" w:cs="Segoe UI"/>
+                <w:i w:val="0"/>
+                <w:color w:val="1E1B4B"/>
+                <w:sz w:val="25"/>
                 <w:rtl/>
               </w:rPr>
-              <w:t>النمط المعماري للمشروع</w:t>
+              <w:t>المعمارية البرمجية المعتمدة</w:t>
             </w:r>
           </w:p>
         </w:tc>
         <w:tc>
           <w:tcPr>
-            <w:tcW w:type="dxa" w:w="5760"/>
+            <w:tcW w:type="dxa" w:w="5616"/>
             <w:tcMar>
-              <w:top w:w="80" w:type="dxa"/>
-              <w:bottom w:w="80" w:type="dxa"/>
-              <w:left w:w="120" w:type="dxa"/>
-              <w:right w:w="120" w:type="dxa"/>
+              <w:top w:w="90" w:type="dxa"/>
+              <w:bottom w:w="90" w:type="dxa"/>
+              <w:left w:w="130" w:type="dxa"/>
+              <w:right w:w="130" w:type="dxa"/>
             </w:tcMar>
           </w:tcPr>
           <w:p>
             <w:pPr>
               <w:bidi/>
               <w:jc w:val="right"/>
+              <w:jc w:val="both"/>
             </w:pPr>
             <w:r>
               <w:rPr>
-                <w:rFonts w:ascii="Segoe UI" w:hAnsi="Segoe UI"/>
-                <w:color w:val="374151"/>
-                <w:sz w:val="19"/>
-                <w:rFonts w:ascii="Segoe UI" w:hAnsi="Segoe UI" w:cs="Segoe UI"/>
+                <w:rFonts w:ascii="Arial" w:hAnsi="Arial" w:cs="Traditional Arabic"/>
+                <w:b w:val="0"/>
+                <w:i w:val="0"/>
+                <w:color w:val="1F2937"/>
+                <w:sz w:val="24"/>
                 <w:rtl/>
               </w:rPr>
-              <w:t>معمارية البصلة / النظيفة (Clean Architecture) + Repository Pattern</w:t>
+              <w:t>Clean Architecture + Repository Pattern + Provider (Flutter)</w:t>
             </w:r>
           </w:p>
         </w:tc>
@@ -383,27 +444,28 @@
       <w:tr>
         <w:tc>
           <w:tcPr>
-            <w:tcW w:type="dxa" w:w="3600"/>
+            <w:tcW w:type="dxa" w:w="3744"/>
             <w:shd w:fill="F3F4F6"/>
             <w:tcMar>
-              <w:top w:w="80" w:type="dxa"/>
-              <w:bottom w:w="80" w:type="dxa"/>
-              <w:left w:w="120" w:type="dxa"/>
-              <w:right w:w="120" w:type="dxa"/>
+              <w:top w:w="90" w:type="dxa"/>
+              <w:bottom w:w="90" w:type="dxa"/>
+              <w:left w:w="130" w:type="dxa"/>
+              <w:right w:w="130" w:type="dxa"/>
             </w:tcMar>
           </w:tcPr>
           <w:p>
             <w:pPr>
               <w:bidi/>
               <w:jc w:val="right"/>
+              <w:jc w:val="both"/>
             </w:pPr>
             <w:r>
               <w:rPr>
-                <w:rFonts w:ascii="Segoe UI" w:hAnsi="Segoe UI"/>
+                <w:rFonts w:ascii="Arial" w:hAnsi="Arial" w:cs="Traditional Arabic"/>
                 <w:b/>
-                <w:color w:val="1F2937"/>
-                <w:sz w:val="19"/>
-                <w:rFonts w:ascii="Segoe UI" w:hAnsi="Segoe UI" w:cs="Segoe UI"/>
+                <w:i w:val="0"/>
+                <w:color w:val="1E1B4B"/>
+                <w:sz w:val="25"/>
                 <w:rtl/>
               </w:rPr>
               <w:t>مستودع الباك إند والويب (GitHub)</w:t>
@@ -412,25 +474,27 @@
         </w:tc>
         <w:tc>
           <w:tcPr>
-            <w:tcW w:type="dxa" w:w="5760"/>
+            <w:tcW w:type="dxa" w:w="5616"/>
             <w:tcMar>
-              <w:top w:w="80" w:type="dxa"/>
-              <w:bottom w:w="80" w:type="dxa"/>
-              <w:left w:w="120" w:type="dxa"/>
-              <w:right w:w="120" w:type="dxa"/>
+              <w:top w:w="90" w:type="dxa"/>
+              <w:bottom w:w="90" w:type="dxa"/>
+              <w:left w:w="130" w:type="dxa"/>
+              <w:right w:w="130" w:type="dxa"/>
             </w:tcMar>
           </w:tcPr>
           <w:p>
             <w:pPr>
               <w:bidi/>
               <w:jc w:val="right"/>
+              <w:jc w:val="both"/>
             </w:pPr>
             <w:r>
               <w:rPr>
-                <w:rFonts w:ascii="Segoe UI" w:hAnsi="Segoe UI"/>
-                <w:color w:val="374151"/>
-                <w:sz w:val="19"/>
-                <w:rFonts w:ascii="Segoe UI" w:hAnsi="Segoe UI" w:cs="Segoe UI"/>
+                <w:rFonts w:ascii="Arial" w:hAnsi="Arial" w:cs="Traditional Arabic"/>
+                <w:b w:val="0"/>
+                <w:i w:val="0"/>
+                <w:color w:val="1F2937"/>
+                <w:sz w:val="24"/>
                 <w:rtl/>
               </w:rPr>
               <w:t>https://github.com/LoaiAlsorory/HotelBookingSystem</w:t>
@@ -441,27 +505,28 @@
       <w:tr>
         <w:tc>
           <w:tcPr>
-            <w:tcW w:type="dxa" w:w="3600"/>
+            <w:tcW w:type="dxa" w:w="3744"/>
             <w:shd w:fill="F3F4F6"/>
             <w:tcMar>
-              <w:top w:w="80" w:type="dxa"/>
-              <w:bottom w:w="80" w:type="dxa"/>
-              <w:left w:w="120" w:type="dxa"/>
-              <w:right w:w="120" w:type="dxa"/>
+              <w:top w:w="90" w:type="dxa"/>
+              <w:bottom w:w="90" w:type="dxa"/>
+              <w:left w:w="130" w:type="dxa"/>
+              <w:right w:w="130" w:type="dxa"/>
             </w:tcMar>
           </w:tcPr>
           <w:p>
             <w:pPr>
               <w:bidi/>
               <w:jc w:val="right"/>
+              <w:jc w:val="both"/>
             </w:pPr>
             <w:r>
               <w:rPr>
-                <w:rFonts w:ascii="Segoe UI" w:hAnsi="Segoe UI"/>
+                <w:rFonts w:ascii="Arial" w:hAnsi="Arial" w:cs="Traditional Arabic"/>
                 <w:b/>
-                <w:color w:val="1F2937"/>
-                <w:sz w:val="19"/>
-                <w:rFonts w:ascii="Segoe UI" w:hAnsi="Segoe UI" w:cs="Segoe UI"/>
+                <w:i w:val="0"/>
+                <w:color w:val="1E1B4B"/>
+                <w:sz w:val="25"/>
                 <w:rtl/>
               </w:rPr>
               <w:t>مستودع تطبيق الموبايل (Flutter)</w:t>
@@ -470,25 +535,27 @@
         </w:tc>
         <w:tc>
           <w:tcPr>
-            <w:tcW w:type="dxa" w:w="5760"/>
+            <w:tcW w:type="dxa" w:w="5616"/>
             <w:tcMar>
-              <w:top w:w="80" w:type="dxa"/>
-              <w:bottom w:w="80" w:type="dxa"/>
-              <w:left w:w="120" w:type="dxa"/>
-              <w:right w:w="120" w:type="dxa"/>
+              <w:top w:w="90" w:type="dxa"/>
+              <w:bottom w:w="90" w:type="dxa"/>
+              <w:left w:w="130" w:type="dxa"/>
+              <w:right w:w="130" w:type="dxa"/>
             </w:tcMar>
           </w:tcPr>
           <w:p>
             <w:pPr>
               <w:bidi/>
               <w:jc w:val="right"/>
+              <w:jc w:val="both"/>
             </w:pPr>
             <w:r>
               <w:rPr>
-                <w:rFonts w:ascii="Segoe UI" w:hAnsi="Segoe UI"/>
-                <w:color w:val="374151"/>
-                <w:sz w:val="19"/>
-                <w:rFonts w:ascii="Segoe UI" w:hAnsi="Segoe UI" w:cs="Segoe UI"/>
+                <w:rFonts w:ascii="Arial" w:hAnsi="Arial" w:cs="Traditional Arabic"/>
+                <w:b w:val="0"/>
+                <w:i w:val="0"/>
+                <w:color w:val="1F2937"/>
+                <w:sz w:val="24"/>
                 <w:rtl/>
               </w:rPr>
               <w:t>https://github.com/LoaiAlsorory/HotelBookingSystem-Flutter</w:t>
@@ -499,57 +566,60 @@
       <w:tr>
         <w:tc>
           <w:tcPr>
-            <w:tcW w:type="dxa" w:w="3600"/>
+            <w:tcW w:type="dxa" w:w="3744"/>
             <w:shd w:fill="F3F4F6"/>
             <w:tcMar>
-              <w:top w:w="80" w:type="dxa"/>
-              <w:bottom w:w="80" w:type="dxa"/>
-              <w:left w:w="120" w:type="dxa"/>
-              <w:right w:w="120" w:type="dxa"/>
+              <w:top w:w="90" w:type="dxa"/>
+              <w:bottom w:w="90" w:type="dxa"/>
+              <w:left w:w="130" w:type="dxa"/>
+              <w:right w:w="130" w:type="dxa"/>
             </w:tcMar>
           </w:tcPr>
           <w:p>
             <w:pPr>
               <w:bidi/>
               <w:jc w:val="right"/>
+              <w:jc w:val="both"/>
             </w:pPr>
             <w:r>
               <w:rPr>
-                <w:rFonts w:ascii="Segoe UI" w:hAnsi="Segoe UI"/>
+                <w:rFonts w:ascii="Arial" w:hAnsi="Arial" w:cs="Traditional Arabic"/>
                 <w:b/>
-                <w:color w:val="1F2937"/>
-                <w:sz w:val="19"/>
-                <w:rFonts w:ascii="Segoe UI" w:hAnsi="Segoe UI" w:cs="Segoe UI"/>
+                <w:i w:val="0"/>
+                <w:color w:val="1E1B4B"/>
+                <w:sz w:val="25"/>
                 <w:rtl/>
               </w:rPr>
-              <w:t>الإصدار وتاريخ التقديم</w:t>
+              <w:t>تاريخ التسليم والإصدار</w:t>
             </w:r>
           </w:p>
         </w:tc>
         <w:tc>
           <w:tcPr>
-            <w:tcW w:type="dxa" w:w="5760"/>
+            <w:tcW w:type="dxa" w:w="5616"/>
             <w:tcMar>
-              <w:top w:w="80" w:type="dxa"/>
-              <w:bottom w:w="80" w:type="dxa"/>
-              <w:left w:w="120" w:type="dxa"/>
-              <w:right w:w="120" w:type="dxa"/>
+              <w:top w:w="90" w:type="dxa"/>
+              <w:bottom w:w="90" w:type="dxa"/>
+              <w:left w:w="130" w:type="dxa"/>
+              <w:right w:w="130" w:type="dxa"/>
             </w:tcMar>
           </w:tcPr>
           <w:p>
             <w:pPr>
               <w:bidi/>
               <w:jc w:val="right"/>
+              <w:jc w:val="both"/>
             </w:pPr>
             <w:r>
               <w:rPr>
-                <w:rFonts w:ascii="Segoe UI" w:hAnsi="Segoe UI"/>
-                <w:color w:val="374151"/>
-                <w:sz w:val="19"/>
-                <w:rFonts w:ascii="Segoe UI" w:hAnsi="Segoe UI" w:cs="Segoe UI"/>
+                <w:rFonts w:ascii="Arial" w:hAnsi="Arial" w:cs="Traditional Arabic"/>
+                <w:b w:val="0"/>
+                <w:i w:val="0"/>
+                <w:color w:val="1F2937"/>
+                <w:sz w:val="24"/>
                 <w:rtl/>
               </w:rPr>
-              <w:t>الإصدار النهائي 1.0.0 — سبتمبر 2026م</w:t>
+              <w:t>الإصدار النهائي الشامل 1.0.0 — سبتمبر 2026م</w:t>
             </w:r>
           </w:p>
         </w:tc>
@@ -562,217 +632,311 @@
     </w:p>
     <w:p>
       <w:pPr>
+        <w:keepNext/>
         <w:bidi/>
-        <w:spacing w:before="240" w:after="120"/>
+        <w:spacing w:before="360" w:after="160"/>
         <w:jc w:val="right"/>
+        <w:jc w:val="both"/>
+        <w:pBdr>
+          <w:bottom w:val="single" w:sz="12" w:space="4" w:color="4338CA"/>
+        </w:pBdr>
       </w:pPr>
       <w:r>
         <w:rPr>
-          <w:rFonts w:ascii="Segoe UI" w:hAnsi="Segoe UI"/>
+          <w:rFonts w:ascii="Arial" w:hAnsi="Arial" w:cs="Traditional Arabic"/>
           <w:b/>
-          <w:rFonts w:ascii="Segoe UI" w:hAnsi="Segoe UI" w:cs="Segoe UI"/>
+          <w:i w:val="0"/>
           <w:color w:val="1E1B4B"/>
-          <w:sz w:val="30"/>
+          <w:sz w:val="36"/>
           <w:rtl/>
         </w:rPr>
-        <w:t>1. الملخص التنفيذي والمعمارية البرمجية للمشروع</w:t>
+        <w:t>1. المقدمة والملخص التنفيذي والمعمارية البرمجية للمشروع</w:t>
       </w:r>
     </w:p>
     <w:p>
       <w:pPr>
         <w:bidi/>
-        <w:spacing w:after="80" w:line="288" w:lineRule="auto"/>
+        <w:spacing w:after="120" w:line="300" w:lineRule="auto"/>
         <w:jc w:val="right"/>
+        <w:jc w:val="both"/>
       </w:pPr>
       <w:r>
         <w:rPr>
-          <w:rFonts w:ascii="Segoe UI" w:hAnsi="Segoe UI"/>
+          <w:rFonts w:ascii="Arial" w:hAnsi="Arial" w:cs="Traditional Arabic"/>
           <w:b w:val="0"/>
+          <w:i w:val="0"/>
           <w:color w:val="1F2937"/>
-          <w:sz w:val="21"/>
-          <w:rFonts w:ascii="Segoe UI" w:hAnsi="Segoe UI" w:cs="Segoe UI"/>
+          <w:sz w:val="27"/>
           <w:rtl/>
         </w:rPr>
-        <w:t>يُعد هذا التقرير التوثيقي المرجع الفني والأكاديمي النهائي لتسليم متطلبات مساق التدريب الميداني بجامعة الحكمة، المُقام تحت إشراف أ.د/ إبراهيم أحمد البلطة. تم تصميم وتنفيذ المشروع بمحاكاة دقيقة لبيئات شركات البرمجيات العالمية، حيث تولى الطالب دور مهندس برمجيات متكامل (Full-Stack Software Engineer) لتنفيذ كافة مراحل دورة حياة تطوير النظم (SDLC) بشكل فردي وصارم.</w:t>
+        <w:t>يُعد هذا التقرير التوثيقي المرجع الفني والأكاديمي الشامل لتسليم متطلبات مساق التدريب الميداني بجامعة الحكمة، المُقام تحت إشراف أ.د/ إبراهيم أحمد البلطة. تم تصميم وتنفيذ المشروع بمحاكاة دقيقة لبيئات شركات البرمجيات العالمية، حيث تولى الطالب دور مهندس برمجيات متكامل (Full-Stack Software Engineer) لتنفيذ كافة مراحل دورة حياة تطوير النظم (SDLC) بشكل فردي وصارم، انطلاقاً من التحليل والنمذجة والتصميم المعماري، ومروراً بتطوير قواعد البيانات والواجهات البرمجية والتطبيقات، وصولاً إلى الفحص وضمان الجودة والتوثيق المتكامل.</w:t>
       </w:r>
     </w:p>
     <w:p>
       <w:pPr>
         <w:bidi/>
-        <w:spacing w:after="80" w:line="288" w:lineRule="auto"/>
+        <w:spacing w:after="120" w:line="300" w:lineRule="auto"/>
         <w:jc w:val="right"/>
+        <w:jc w:val="both"/>
       </w:pPr>
       <w:r>
         <w:rPr>
-          <w:rFonts w:ascii="Segoe UI" w:hAnsi="Segoe UI"/>
+          <w:rFonts w:ascii="Arial" w:hAnsi="Arial" w:cs="Traditional Arabic"/>
           <w:b w:val="0"/>
+          <w:i w:val="0"/>
           <w:color w:val="1F2937"/>
-          <w:sz w:val="21"/>
-          <w:rFonts w:ascii="Segoe UI" w:hAnsi="Segoe UI" w:cs="Segoe UI"/>
+          <w:sz w:val="27"/>
           <w:rtl/>
         </w:rPr>
-        <w:t>يتكون النظام من منصة سحابية شاملة لإدارة وحجز الفنادق، مبنية وفق أحدث الممارسات الهندسية وتتوزع على مشروعين منفصلين تماماً:</w:t>
+        <w:t>يقدم النظام حلاً هندسياً شاملاً وموزعاً لإدارة قطاع الضيافة وحجوزات الفنادق، مبنياً وفق أحدث المعايير البرمجية ويتوزع على مشروعين ومستودعين منفصلين تماماً تنفيذاً لقرار العزل المعماري الصادر عن المشرف الأكاديمي:</w:t>
       </w:r>
+    </w:p>
+    <w:tbl>
+      <w:tblPr>
+        <w:tblW w:type="auto" w:w="0"/>
+        <w:jc w:val="center"/>
+        <w:tblLook w:firstColumn="1" w:firstRow="1" w:lastColumn="0" w:lastRow="0" w:noHBand="0" w:noVBand="1" w:val="04A0"/>
+        <w:tblBorders>
+          <w:top w:val="none"/>
+          <w:bottom w:val="none"/>
+          <w:left w:val="none"/>
+          <w:right w:val="single" w:sz="24" w:space="0" w:color="4338CA"/>
+          <w:insideH w:val="none"/>
+          <w:insideV w:val="none"/>
+        </w:tblBorders>
+        <w:bidiVisual/>
+      </w:tblPr>
+      <w:tblGrid>
+        <w:gridCol w:w="9360"/>
+      </w:tblGrid>
+      <w:tr>
+        <w:tc>
+          <w:tcPr>
+            <w:tcW w:type="dxa" w:w="9360"/>
+            <w:shd w:fill="EEF2FF"/>
+            <w:tcMar>
+              <w:top w:w="120" w:type="dxa"/>
+              <w:bottom w:w="120" w:type="dxa"/>
+              <w:left w:w="180" w:type="dxa"/>
+              <w:right w:w="180" w:type="dxa"/>
+            </w:tcMar>
+          </w:tcPr>
+          <w:p>
+            <w:pPr>
+              <w:bidi/>
+              <w:spacing w:after="80"/>
+              <w:jc w:val="right"/>
+              <w:jc w:val="both"/>
+            </w:pPr>
+            <w:r>
+              <w:rPr>
+                <w:rFonts w:ascii="Arial" w:hAnsi="Arial" w:cs="Traditional Arabic"/>
+                <w:b/>
+                <w:i w:val="0"/>
+                <w:color w:val="1E1B4B"/>
+                <w:sz w:val="29"/>
+                <w:rtl/>
+              </w:rPr>
+              <w:t>المشروع الأول: الباك إند وبوابة الويب الإدارية (HotelBookingSystem)</w:t>
+            </w:r>
+          </w:p>
+          <w:p>
+            <w:pPr>
+              <w:bidi/>
+              <w:spacing w:after="60" w:line="288" w:lineRule="auto"/>
+              <w:jc w:val="right"/>
+              <w:jc w:val="both"/>
+            </w:pPr>
+            <w:r>
+              <w:rPr>
+                <w:rFonts w:ascii="Arial" w:hAnsi="Arial" w:cs="Traditional Arabic"/>
+                <w:b w:val="0"/>
+                <w:i w:val="0"/>
+                <w:color w:val="1F2937"/>
+                <w:sz w:val="26"/>
+                <w:rtl/>
+              </w:rPr>
+              <w:t>• إطار العمل والتقنيات: مبني بتقنية ASP.NET Core 10 وقاعدة بيانات SQL Server عبر Entity Framework Core 10.</w:t>
+            </w:r>
+          </w:p>
+          <w:p>
+            <w:pPr>
+              <w:bidi/>
+              <w:spacing w:after="60" w:line="288" w:lineRule="auto"/>
+              <w:jc w:val="right"/>
+              <w:jc w:val="both"/>
+            </w:pPr>
+            <w:r>
+              <w:rPr>
+                <w:rFonts w:ascii="Arial" w:hAnsi="Arial" w:cs="Traditional Arabic"/>
+                <w:b w:val="0"/>
+                <w:i w:val="0"/>
+                <w:color w:val="1F2937"/>
+                <w:sz w:val="26"/>
+                <w:rtl/>
+              </w:rPr>
+              <w:t>• النمط المعماري: معمارية البصلة / النظيفة (Clean Architecture) مع نمط المستودع (Repository Pattern) لضمان استقلالية طبقات العمل.</w:t>
+            </w:r>
+          </w:p>
+          <w:p>
+            <w:pPr>
+              <w:bidi/>
+              <w:spacing w:after="60" w:line="288" w:lineRule="auto"/>
+              <w:jc w:val="right"/>
+              <w:jc w:val="both"/>
+            </w:pPr>
+            <w:r>
+              <w:rPr>
+                <w:rFonts w:ascii="Arial" w:hAnsi="Arial" w:cs="Traditional Arabic"/>
+                <w:b w:val="0"/>
+                <w:i w:val="0"/>
+                <w:color w:val="1F2937"/>
+                <w:sz w:val="26"/>
+                <w:rtl/>
+              </w:rPr>
+              <w:t>• المكونات: يضم واجهات برمجة التطبيقات (RESTful Web APIs) وبوابة إدارة متكاملة بنظام ASP.NET Core MVC (Razor Views) مدعومة بـ Bootstrap 5 RTL وخط Cairo و DataTables.js.</w:t>
+            </w:r>
+          </w:p>
+        </w:tc>
+      </w:tr>
+    </w:tbl>
+    <w:p>
+      <w:pPr>
+        <w:spacing w:after="80"/>
+      </w:pPr>
+    </w:p>
+    <w:tbl>
+      <w:tblPr>
+        <w:tblW w:type="auto" w:w="0"/>
+        <w:jc w:val="center"/>
+        <w:tblLook w:firstColumn="1" w:firstRow="1" w:lastColumn="0" w:lastRow="0" w:noHBand="0" w:noVBand="1" w:val="04A0"/>
+        <w:tblBorders>
+          <w:top w:val="none"/>
+          <w:bottom w:val="none"/>
+          <w:left w:val="none"/>
+          <w:right w:val="single" w:sz="24" w:space="0" w:color="7C3AED"/>
+          <w:insideH w:val="none"/>
+          <w:insideV w:val="none"/>
+        </w:tblBorders>
+        <w:bidiVisual/>
+      </w:tblPr>
+      <w:tblGrid>
+        <w:gridCol w:w="9360"/>
+      </w:tblGrid>
+      <w:tr>
+        <w:tc>
+          <w:tcPr>
+            <w:tcW w:type="dxa" w:w="9360"/>
+            <w:shd w:fill="FAF5FF"/>
+            <w:tcMar>
+              <w:top w:w="120" w:type="dxa"/>
+              <w:bottom w:w="120" w:type="dxa"/>
+              <w:left w:w="180" w:type="dxa"/>
+              <w:right w:w="180" w:type="dxa"/>
+            </w:tcMar>
+          </w:tcPr>
+          <w:p>
+            <w:pPr>
+              <w:bidi/>
+              <w:spacing w:after="80"/>
+              <w:jc w:val="right"/>
+              <w:jc w:val="both"/>
+            </w:pPr>
+            <w:r>
+              <w:rPr>
+                <w:rFonts w:ascii="Arial" w:hAnsi="Arial" w:cs="Traditional Arabic"/>
+                <w:b/>
+                <w:i w:val="0"/>
+                <w:color w:val="1E1B4B"/>
+                <w:sz w:val="29"/>
+                <w:rtl/>
+              </w:rPr>
+              <w:t>المشروع الثاني: تطبيق الهاتف المحمول المستقل (HotelBookingSystem-Flutter)</w:t>
+            </w:r>
+          </w:p>
+          <w:p>
+            <w:pPr>
+              <w:bidi/>
+              <w:spacing w:after="60" w:line="288" w:lineRule="auto"/>
+              <w:jc w:val="right"/>
+              <w:jc w:val="both"/>
+            </w:pPr>
+            <w:r>
+              <w:rPr>
+                <w:rFonts w:ascii="Arial" w:hAnsi="Arial" w:cs="Traditional Arabic"/>
+                <w:b w:val="0"/>
+                <w:i w:val="0"/>
+                <w:color w:val="1F2937"/>
+                <w:sz w:val="26"/>
+                <w:rtl/>
+              </w:rPr>
+              <w:t>• إطار العمل والتقنيات: مبني بتقنية Google Flutter مع لغة Dart 3.x ونمط إدارة الحالة المتقدم (Provider Pattern).</w:t>
+            </w:r>
+          </w:p>
+          <w:p>
+            <w:pPr>
+              <w:bidi/>
+              <w:spacing w:after="60" w:line="288" w:lineRule="auto"/>
+              <w:jc w:val="right"/>
+              <w:jc w:val="both"/>
+            </w:pPr>
+            <w:r>
+              <w:rPr>
+                <w:rFonts w:ascii="Arial" w:hAnsi="Arial" w:cs="Traditional Arabic"/>
+                <w:b w:val="0"/>
+                <w:i w:val="0"/>
+                <w:color w:val="1F2937"/>
+                <w:sz w:val="26"/>
+                <w:rtl/>
+              </w:rPr>
+              <w:t>• الفصل المعماري: تم فصله في مشروع ومستودع مستقل كلياً على GitHub كعميل مستقل (Standalone Micro-Client) استجابة لتوجيه د/ إبراهيم البلطة.</w:t>
+            </w:r>
+          </w:p>
+          <w:p>
+            <w:pPr>
+              <w:bidi/>
+              <w:spacing w:after="60" w:line="288" w:lineRule="auto"/>
+              <w:jc w:val="right"/>
+              <w:jc w:val="both"/>
+            </w:pPr>
+            <w:r>
+              <w:rPr>
+                <w:rFonts w:ascii="Arial" w:hAnsi="Arial" w:cs="Traditional Arabic"/>
+                <w:b w:val="0"/>
+                <w:i w:val="0"/>
+                <w:color w:val="1F2937"/>
+                <w:sz w:val="26"/>
+                <w:rtl/>
+              </w:rPr>
+              <w:t>• التكامل: يتصل بالباك إند حصرياً عبر بروتوكول HTTP/JSON، مع دعم واجهات عربية أصيلة (RTL)، وقائمة جانبية Drawer، وشريط تنقل سفلي BottomNav، ونافذة حجز منبثقة SheetModal.</w:t>
+            </w:r>
+          </w:p>
+        </w:tc>
+      </w:tr>
+    </w:tbl>
+    <w:p>
+      <w:pPr>
+        <w:spacing w:after="80"/>
+      </w:pPr>
     </w:p>
     <w:p>
       <w:pPr>
+        <w:keepNext/>
         <w:bidi/>
-        <w:spacing w:after="40" w:line="288" w:lineRule="auto"/>
+        <w:spacing w:before="280" w:after="120"/>
         <w:jc w:val="right"/>
+        <w:jc w:val="both"/>
       </w:pPr>
       <w:r>
         <w:rPr>
+          <w:rFonts w:ascii="Arial" w:hAnsi="Arial" w:cs="Traditional Arabic"/>
           <w:b/>
-          <w:color w:val="4F46E5"/>
-          <w:rFonts w:ascii="Segoe UI" w:hAnsi="Segoe UI" w:cs="Segoe UI"/>
+          <w:i w:val="0"/>
+          <w:color w:val="4338CA"/>
+          <w:sz w:val="31"/>
           <w:rtl/>
         </w:rPr>
-        <w:t xml:space="preserve">أولاً: مشروع الباك إند وبوابة الويب الإدارية (HotelBookingSystem): </w:t>
-      </w:r>
-      <w:r>
-        <w:rPr>
-          <w:rFonts w:ascii="Segoe UI" w:hAnsi="Segoe UI" w:cs="Segoe UI"/>
-          <w:rtl/>
-        </w:rPr>
-        <w:t>مبني بإطار العمل ASP.NET Core 10 وفق نمط Clean Architecture ونمط المستودع Repository Pattern، ويحتوي قاعدة البيانات العلائقية ومحرك واجهات البرمجة RESTful APIs وبوابة الإدارة بتقنية ASP.NET Core MVC.</w:t>
-      </w:r>
-    </w:p>
-    <w:p>
-      <w:pPr>
-        <w:bidi/>
-        <w:spacing w:after="120" w:line="288" w:lineRule="auto"/>
-        <w:jc w:val="right"/>
-      </w:pPr>
-      <w:r>
-        <w:rPr>
-          <w:b/>
-          <w:color w:val="7C3AED"/>
-          <w:rFonts w:ascii="Segoe UI" w:hAnsi="Segoe UI" w:cs="Segoe UI"/>
-          <w:rtl/>
-        </w:rPr>
-        <w:t xml:space="preserve">ثانياً: تطبيق الهاتف المحمول المستقل (HotelBookingSystem-Flutter): </w:t>
-      </w:r>
-      <w:r>
-        <w:rPr>
-          <w:rFonts w:ascii="Segoe UI" w:hAnsi="Segoe UI" w:cs="Segoe UI"/>
-          <w:rtl/>
-        </w:rPr>
-        <w:t>مبني بإطار العمل Flutter ومفصول في مشروع ومستودع مستقل كلياً تنفيذاً لتوجيهات المشرف الأكاديمي، ويعمل كعميل مستقل (Decoupled Client) يستهلك خدمات الـ Web API عبر بروتوكول HTTP الآمن.</w:t>
-      </w:r>
-    </w:p>
-    <w:p>
-      <w:pPr>
-        <w:bidi/>
-        <w:spacing w:before="240" w:after="120"/>
-        <w:jc w:val="right"/>
-      </w:pPr>
-      <w:r>
-        <w:rPr>
-          <w:rFonts w:ascii="Segoe UI" w:hAnsi="Segoe UI"/>
-          <w:b/>
-          <w:rFonts w:ascii="Segoe UI" w:hAnsi="Segoe UI" w:cs="Segoe UI"/>
-          <w:color w:val="374151"/>
-          <w:sz w:val="22"/>
-          <w:rtl/>
-        </w:rPr>
-        <w:t>مخطط سريان الاعتمادية المعمارية (Clean Architecture):</w:t>
-      </w:r>
-    </w:p>
-    <w:p>
-      <w:pPr>
-        <w:spacing w:before="80" w:after="160"/>
-      </w:pPr>
-      <w:r>
-        <w:rPr>
-          <w:rFonts w:ascii="Consolas" w:hAnsi="Consolas"/>
-          <w:color w:val="1F2937"/>
-          <w:sz w:val="17"/>
-        </w:rPr>
-        <w:t>┌────────────────────────────────┐         ┌────────────────────────────────┐</w:t>
-        <w:br/>
-        <w:t>│  بوابة الويب الإدارية (MVC)    │         │  تطبيق الهاتف المحمول (Flutter)│</w:t>
-        <w:br/>
-        <w:t>│  (Bootstrap 5 RTL + DataTable) │         │  (Provider Pattern + Cairo)    │</w:t>
-        <w:br/>
-        <w:t>└───────────────┬────────────────┘         └───────────────┬────────────────┘</w:t>
-        <w:br/>
-        <w:t xml:space="preserve">                │                                          │ استدعاء برمجيات (REST/JSON)</w:t>
-        <w:br/>
-        <w:t xml:space="preserve">                ▼                                          ▼</w:t>
-        <w:br/>
-        <w:t xml:space="preserve">     [ HotelBookingSystem.Application ] ◄─────── [ HotelBookingSystem.API ]</w:t>
-        <w:br/>
-        <w:t xml:space="preserve">                │</w:t>
-        <w:br/>
-        <w:t xml:space="preserve">                ▼</w:t>
-        <w:br/>
-        <w:t xml:space="preserve">     [ HotelBookingSystem.Domain ] (الكيانات وقواعد العمل الخالصة)</w:t>
-        <w:br/>
-        <w:t xml:space="preserve">                ▲</w:t>
-        <w:br/>
-        <w:t xml:space="preserve">                │ تزويد البيانات عبر Entity Framework Core 10</w:t>
-        <w:br/>
-        <w:t xml:space="preserve">     [ HotelBookingSystem.Infrastructure ]</w:t>
-        <w:br/>
-        <w:t xml:space="preserve">                │</w:t>
-        <w:br/>
-        <w:t xml:space="preserve">                ▼</w:t>
-        <w:br/>
-        <w:t xml:space="preserve">     [ قاعدة بيانات SQL Server ]</w:t>
-      </w:r>
-    </w:p>
-    <w:p>
-      <w:pPr>
-        <w:bidi/>
-        <w:spacing w:before="240" w:after="120"/>
-        <w:jc w:val="right"/>
-      </w:pPr>
-      <w:r>
-        <w:rPr>
-          <w:rFonts w:ascii="Segoe UI" w:hAnsi="Segoe UI"/>
-          <w:b/>
-          <w:rFonts w:ascii="Segoe UI" w:hAnsi="Segoe UI" w:cs="Segoe UI"/>
-          <w:color w:val="1E1B4B"/>
-          <w:sz w:val="30"/>
-          <w:rtl/>
-        </w:rPr>
-        <w:t>2. الجزء الأول: دليل التثبيت والتجهيز البيئي والتشغيل (W10.1 Installation Guide)</w:t>
-      </w:r>
-    </w:p>
-    <w:p>
-      <w:pPr>
-        <w:bidi/>
-        <w:spacing w:after="80" w:line="288" w:lineRule="auto"/>
-        <w:jc w:val="right"/>
-      </w:pPr>
-      <w:r>
-        <w:rPr>
-          <w:rFonts w:ascii="Segoe UI" w:hAnsi="Segoe UI"/>
-          <w:b w:val="0"/>
-          <w:color w:val="1F2937"/>
-          <w:sz w:val="21"/>
-          <w:rFonts w:ascii="Segoe UI" w:hAnsi="Segoe UI" w:cs="Segoe UI"/>
-          <w:rtl/>
-        </w:rPr>
-        <w:t>يحدد هذا القسم المتطلبات الهندسية والخطوات الإجرائية الدقيقة لتجهيز بيئة العمل وتشغيل كافة مكونات النظام من الصفر.</w:t>
-      </w:r>
-    </w:p>
-    <w:p>
-      <w:pPr>
-        <w:bidi/>
-        <w:spacing w:before="240" w:after="120"/>
-        <w:jc w:val="right"/>
-      </w:pPr>
-      <w:r>
-        <w:rPr>
-          <w:rFonts w:ascii="Segoe UI" w:hAnsi="Segoe UI"/>
-          <w:b/>
-          <w:rFonts w:ascii="Segoe UI" w:hAnsi="Segoe UI" w:cs="Segoe UI"/>
-          <w:color w:val="4F46E5"/>
-          <w:sz w:val="25"/>
-          <w:rtl/>
-        </w:rPr>
-        <w:t>1.2 المتطلبات المسبقة لتشغيل النظام (Prerequisites):</w:t>
+        <w:t>جدول تفصيل الطبقات المعمارية للمشروع (Clean Architecture Layers):</w:t>
       </w:r>
     </w:p>
     <w:tbl>
@@ -805,14 +969,637 @@
             <w:pPr>
               <w:bidi/>
               <w:jc w:val="right"/>
+              <w:jc w:val="both"/>
             </w:pPr>
             <w:r>
               <w:rPr>
-                <w:rFonts w:ascii="Segoe UI" w:hAnsi="Segoe UI"/>
+                <w:rFonts w:ascii="Arial" w:hAnsi="Arial" w:cs="Traditional Arabic"/>
                 <w:b/>
+                <w:i w:val="0"/>
                 <w:color w:val="FFFFFF"/>
-                <w:sz w:val="19"/>
-                <w:rFonts w:ascii="Segoe UI" w:hAnsi="Segoe UI" w:cs="Segoe UI"/>
+                <w:sz w:val="26"/>
+                <w:rtl/>
+              </w:rPr>
+              <w:t>الطبقة البرمجية (Layer)</w:t>
+            </w:r>
+          </w:p>
+        </w:tc>
+        <w:tc>
+          <w:tcPr>
+            <w:tcW w:type="dxa" w:w="3120"/>
+            <w:shd w:fill="1E1B4B"/>
+          </w:tcPr>
+          <w:p>
+            <w:pPr>
+              <w:bidi/>
+              <w:jc w:val="right"/>
+              <w:jc w:val="both"/>
+            </w:pPr>
+            <w:r>
+              <w:rPr>
+                <w:rFonts w:ascii="Arial" w:hAnsi="Arial" w:cs="Traditional Arabic"/>
+                <w:b/>
+                <w:i w:val="0"/>
+                <w:color w:val="FFFFFF"/>
+                <w:sz w:val="26"/>
+                <w:rtl/>
+              </w:rPr>
+              <w:t>المسؤولية والوظيفة في النظام</w:t>
+            </w:r>
+          </w:p>
+        </w:tc>
+        <w:tc>
+          <w:tcPr>
+            <w:tcW w:type="dxa" w:w="3120"/>
+            <w:shd w:fill="1E1B4B"/>
+          </w:tcPr>
+          <w:p>
+            <w:pPr>
+              <w:bidi/>
+              <w:jc w:val="right"/>
+              <w:jc w:val="both"/>
+            </w:pPr>
+            <w:r>
+              <w:rPr>
+                <w:rFonts w:ascii="Arial" w:hAnsi="Arial" w:cs="Traditional Arabic"/>
+                <w:b/>
+                <w:i w:val="0"/>
+                <w:color w:val="FFFFFF"/>
+                <w:sz w:val="26"/>
+                <w:rtl/>
+              </w:rPr>
+              <w:t>التقنيات والمكتبات المستخدمة</w:t>
+            </w:r>
+          </w:p>
+        </w:tc>
+      </w:tr>
+      <w:tr>
+        <w:tc>
+          <w:tcPr>
+            <w:tcW w:type="dxa" w:w="3120"/>
+            <w:shd w:fill="F9FAFB"/>
+            <w:tcMar>
+              <w:top w:w="80" w:type="dxa"/>
+              <w:bottom w:w="80" w:type="dxa"/>
+              <w:left w:w="110" w:type="dxa"/>
+              <w:right w:w="110" w:type="dxa"/>
+            </w:tcMar>
+          </w:tcPr>
+          <w:p>
+            <w:pPr>
+              <w:bidi/>
+              <w:jc w:val="right"/>
+              <w:jc w:val="both"/>
+            </w:pPr>
+            <w:r>
+              <w:rPr>
+                <w:rFonts w:ascii="Arial" w:hAnsi="Arial" w:cs="Traditional Arabic"/>
+                <w:b/>
+                <w:i w:val="0"/>
+                <w:color w:val="1F2937"/>
+                <w:sz w:val="24"/>
+                <w:rtl/>
+              </w:rPr>
+              <w:t>HotelBookingSystem.Domain</w:t>
+            </w:r>
+          </w:p>
+        </w:tc>
+        <w:tc>
+          <w:tcPr>
+            <w:tcW w:type="dxa" w:w="3120"/>
+            <w:shd w:fill="F9FAFB"/>
+            <w:tcMar>
+              <w:top w:w="80" w:type="dxa"/>
+              <w:bottom w:w="80" w:type="dxa"/>
+              <w:left w:w="110" w:type="dxa"/>
+              <w:right w:w="110" w:type="dxa"/>
+            </w:tcMar>
+          </w:tcPr>
+          <w:p>
+            <w:pPr>
+              <w:bidi/>
+              <w:jc w:val="right"/>
+              <w:jc w:val="both"/>
+            </w:pPr>
+            <w:r>
+              <w:rPr>
+                <w:rFonts w:ascii="Arial" w:hAnsi="Arial" w:cs="Traditional Arabic"/>
+                <w:b w:val="0"/>
+                <w:i w:val="0"/>
+                <w:color w:val="1F2937"/>
+                <w:sz w:val="24"/>
+                <w:rtl/>
+              </w:rPr>
+              <w:t>تحتوي الكيانات الأساسية (Hotels, Rooms, Bookings, Users)، أنواع البيانات، وقواعد العمل المجردة بدون أي اعتمادية على مكتبات خارجية.</w:t>
+            </w:r>
+          </w:p>
+        </w:tc>
+        <w:tc>
+          <w:tcPr>
+            <w:tcW w:type="dxa" w:w="3120"/>
+            <w:shd w:fill="F9FAFB"/>
+            <w:tcMar>
+              <w:top w:w="80" w:type="dxa"/>
+              <w:bottom w:w="80" w:type="dxa"/>
+              <w:left w:w="110" w:type="dxa"/>
+              <w:right w:w="110" w:type="dxa"/>
+            </w:tcMar>
+          </w:tcPr>
+          <w:p>
+            <w:pPr>
+              <w:bidi/>
+              <w:jc w:val="right"/>
+              <w:jc w:val="both"/>
+            </w:pPr>
+            <w:r>
+              <w:rPr>
+                <w:rFonts w:ascii="Arial" w:hAnsi="Arial" w:cs="Traditional Arabic"/>
+                <w:b w:val="0"/>
+                <w:i w:val="0"/>
+                <w:color w:val="1F2937"/>
+                <w:sz w:val="24"/>
+                <w:rtl/>
+              </w:rPr>
+              <w:t>C# 13, Plain Old CLR Objects (POCOs)</w:t>
+            </w:r>
+          </w:p>
+        </w:tc>
+      </w:tr>
+      <w:tr>
+        <w:tc>
+          <w:tcPr>
+            <w:tcW w:type="dxa" w:w="3120"/>
+            <w:shd w:fill="FFFFFF"/>
+            <w:tcMar>
+              <w:top w:w="80" w:type="dxa"/>
+              <w:bottom w:w="80" w:type="dxa"/>
+              <w:left w:w="110" w:type="dxa"/>
+              <w:right w:w="110" w:type="dxa"/>
+            </w:tcMar>
+          </w:tcPr>
+          <w:p>
+            <w:pPr>
+              <w:bidi/>
+              <w:jc w:val="right"/>
+              <w:jc w:val="both"/>
+            </w:pPr>
+            <w:r>
+              <w:rPr>
+                <w:rFonts w:ascii="Arial" w:hAnsi="Arial" w:cs="Traditional Arabic"/>
+                <w:b/>
+                <w:i w:val="0"/>
+                <w:color w:val="1F2937"/>
+                <w:sz w:val="24"/>
+                <w:rtl/>
+              </w:rPr>
+              <w:t>HotelBookingSystem.Application</w:t>
+            </w:r>
+          </w:p>
+        </w:tc>
+        <w:tc>
+          <w:tcPr>
+            <w:tcW w:type="dxa" w:w="3120"/>
+            <w:shd w:fill="FFFFFF"/>
+            <w:tcMar>
+              <w:top w:w="80" w:type="dxa"/>
+              <w:bottom w:w="80" w:type="dxa"/>
+              <w:left w:w="110" w:type="dxa"/>
+              <w:right w:w="110" w:type="dxa"/>
+            </w:tcMar>
+          </w:tcPr>
+          <w:p>
+            <w:pPr>
+              <w:bidi/>
+              <w:jc w:val="right"/>
+              <w:jc w:val="both"/>
+            </w:pPr>
+            <w:r>
+              <w:rPr>
+                <w:rFonts w:ascii="Arial" w:hAnsi="Arial" w:cs="Traditional Arabic"/>
+                <w:b w:val="0"/>
+                <w:i w:val="0"/>
+                <w:color w:val="1F2937"/>
+                <w:sz w:val="24"/>
+                <w:rtl/>
+              </w:rPr>
+              <w:t>تحتوي كائنات نقل البيانات (DTOs)، واجهات المستودعات (IRepositories)، خدمات الأعمال، وضوابط التحقق Validation.</w:t>
+            </w:r>
+          </w:p>
+        </w:tc>
+        <w:tc>
+          <w:tcPr>
+            <w:tcW w:type="dxa" w:w="3120"/>
+            <w:shd w:fill="FFFFFF"/>
+            <w:tcMar>
+              <w:top w:w="80" w:type="dxa"/>
+              <w:bottom w:w="80" w:type="dxa"/>
+              <w:left w:w="110" w:type="dxa"/>
+              <w:right w:w="110" w:type="dxa"/>
+            </w:tcMar>
+          </w:tcPr>
+          <w:p>
+            <w:pPr>
+              <w:bidi/>
+              <w:jc w:val="right"/>
+              <w:jc w:val="both"/>
+            </w:pPr>
+            <w:r>
+              <w:rPr>
+                <w:rFonts w:ascii="Arial" w:hAnsi="Arial" w:cs="Traditional Arabic"/>
+                <w:b w:val="0"/>
+                <w:i w:val="0"/>
+                <w:color w:val="1F2937"/>
+                <w:sz w:val="24"/>
+                <w:rtl/>
+              </w:rPr>
+              <w:t>FluentValidation, DataAnnotations</w:t>
+            </w:r>
+          </w:p>
+        </w:tc>
+      </w:tr>
+      <w:tr>
+        <w:tc>
+          <w:tcPr>
+            <w:tcW w:type="dxa" w:w="3120"/>
+            <w:shd w:fill="F9FAFB"/>
+            <w:tcMar>
+              <w:top w:w="80" w:type="dxa"/>
+              <w:bottom w:w="80" w:type="dxa"/>
+              <w:left w:w="110" w:type="dxa"/>
+              <w:right w:w="110" w:type="dxa"/>
+            </w:tcMar>
+          </w:tcPr>
+          <w:p>
+            <w:pPr>
+              <w:bidi/>
+              <w:jc w:val="right"/>
+              <w:jc w:val="both"/>
+            </w:pPr>
+            <w:r>
+              <w:rPr>
+                <w:rFonts w:ascii="Arial" w:hAnsi="Arial" w:cs="Traditional Arabic"/>
+                <w:b/>
+                <w:i w:val="0"/>
+                <w:color w:val="1F2937"/>
+                <w:sz w:val="24"/>
+                <w:rtl/>
+              </w:rPr>
+              <w:t>HotelBookingSystem.Infrastructure</w:t>
+            </w:r>
+          </w:p>
+        </w:tc>
+        <w:tc>
+          <w:tcPr>
+            <w:tcW w:type="dxa" w:w="3120"/>
+            <w:shd w:fill="F9FAFB"/>
+            <w:tcMar>
+              <w:top w:w="80" w:type="dxa"/>
+              <w:bottom w:w="80" w:type="dxa"/>
+              <w:left w:w="110" w:type="dxa"/>
+              <w:right w:w="110" w:type="dxa"/>
+            </w:tcMar>
+          </w:tcPr>
+          <w:p>
+            <w:pPr>
+              <w:bidi/>
+              <w:jc w:val="right"/>
+              <w:jc w:val="both"/>
+            </w:pPr>
+            <w:r>
+              <w:rPr>
+                <w:rFonts w:ascii="Arial" w:hAnsi="Arial" w:cs="Traditional Arabic"/>
+                <w:b w:val="0"/>
+                <w:i w:val="0"/>
+                <w:color w:val="1F2937"/>
+                <w:sz w:val="24"/>
+                <w:rtl/>
+              </w:rPr>
+              <w:t>تحتوي سياق قاعدة البيانات (ApplicationDbContext)، وتطبيق المستودعات عبر EF Core، وإدارة الترحيلات ومحرك زرع البيانات DbSeeder.</w:t>
+            </w:r>
+          </w:p>
+        </w:tc>
+        <w:tc>
+          <w:tcPr>
+            <w:tcW w:type="dxa" w:w="3120"/>
+            <w:shd w:fill="F9FAFB"/>
+            <w:tcMar>
+              <w:top w:w="80" w:type="dxa"/>
+              <w:bottom w:w="80" w:type="dxa"/>
+              <w:left w:w="110" w:type="dxa"/>
+              <w:right w:w="110" w:type="dxa"/>
+            </w:tcMar>
+          </w:tcPr>
+          <w:p>
+            <w:pPr>
+              <w:bidi/>
+              <w:jc w:val="right"/>
+              <w:jc w:val="both"/>
+            </w:pPr>
+            <w:r>
+              <w:rPr>
+                <w:rFonts w:ascii="Arial" w:hAnsi="Arial" w:cs="Traditional Arabic"/>
+                <w:b w:val="0"/>
+                <w:i w:val="0"/>
+                <w:color w:val="1F2937"/>
+                <w:sz w:val="24"/>
+                <w:rtl/>
+              </w:rPr>
+              <w:t>Entity Framework Core 10, SQL Server</w:t>
+            </w:r>
+          </w:p>
+        </w:tc>
+      </w:tr>
+      <w:tr>
+        <w:tc>
+          <w:tcPr>
+            <w:tcW w:type="dxa" w:w="3120"/>
+            <w:shd w:fill="FFFFFF"/>
+            <w:tcMar>
+              <w:top w:w="80" w:type="dxa"/>
+              <w:bottom w:w="80" w:type="dxa"/>
+              <w:left w:w="110" w:type="dxa"/>
+              <w:right w:w="110" w:type="dxa"/>
+            </w:tcMar>
+          </w:tcPr>
+          <w:p>
+            <w:pPr>
+              <w:bidi/>
+              <w:jc w:val="right"/>
+              <w:jc w:val="both"/>
+            </w:pPr>
+            <w:r>
+              <w:rPr>
+                <w:rFonts w:ascii="Arial" w:hAnsi="Arial" w:cs="Traditional Arabic"/>
+                <w:b/>
+                <w:i w:val="0"/>
+                <w:color w:val="1F2937"/>
+                <w:sz w:val="24"/>
+                <w:rtl/>
+              </w:rPr>
+              <w:t>HotelBookingSystem.API</w:t>
+            </w:r>
+          </w:p>
+        </w:tc>
+        <w:tc>
+          <w:tcPr>
+            <w:tcW w:type="dxa" w:w="3120"/>
+            <w:shd w:fill="FFFFFF"/>
+            <w:tcMar>
+              <w:top w:w="80" w:type="dxa"/>
+              <w:bottom w:w="80" w:type="dxa"/>
+              <w:left w:w="110" w:type="dxa"/>
+              <w:right w:w="110" w:type="dxa"/>
+            </w:tcMar>
+          </w:tcPr>
+          <w:p>
+            <w:pPr>
+              <w:bidi/>
+              <w:jc w:val="right"/>
+              <w:jc w:val="both"/>
+            </w:pPr>
+            <w:r>
+              <w:rPr>
+                <w:rFonts w:ascii="Arial" w:hAnsi="Arial" w:cs="Traditional Arabic"/>
+                <w:b w:val="0"/>
+                <w:i w:val="0"/>
+                <w:color w:val="1F2937"/>
+                <w:sz w:val="24"/>
+                <w:rtl/>
+              </w:rPr>
+              <w:t>المحطة الطرفية لتوفير الـ Endpoints للعملاء الخارجيين، وتوثيق Swagger، وتأمين المصادقة عبر JWT Bearer Tokens.</w:t>
+            </w:r>
+          </w:p>
+        </w:tc>
+        <w:tc>
+          <w:tcPr>
+            <w:tcW w:type="dxa" w:w="3120"/>
+            <w:shd w:fill="FFFFFF"/>
+            <w:tcMar>
+              <w:top w:w="80" w:type="dxa"/>
+              <w:bottom w:w="80" w:type="dxa"/>
+              <w:left w:w="110" w:type="dxa"/>
+              <w:right w:w="110" w:type="dxa"/>
+            </w:tcMar>
+          </w:tcPr>
+          <w:p>
+            <w:pPr>
+              <w:bidi/>
+              <w:jc w:val="right"/>
+              <w:jc w:val="both"/>
+            </w:pPr>
+            <w:r>
+              <w:rPr>
+                <w:rFonts w:ascii="Arial" w:hAnsi="Arial" w:cs="Traditional Arabic"/>
+                <w:b w:val="0"/>
+                <w:i w:val="0"/>
+                <w:color w:val="1F2937"/>
+                <w:sz w:val="24"/>
+                <w:rtl/>
+              </w:rPr>
+              <w:t>ASP.NET Core 10 Web API, Swagger/OpenAPI</w:t>
+            </w:r>
+          </w:p>
+        </w:tc>
+      </w:tr>
+      <w:tr>
+        <w:tc>
+          <w:tcPr>
+            <w:tcW w:type="dxa" w:w="3120"/>
+            <w:shd w:fill="F9FAFB"/>
+            <w:tcMar>
+              <w:top w:w="80" w:type="dxa"/>
+              <w:bottom w:w="80" w:type="dxa"/>
+              <w:left w:w="110" w:type="dxa"/>
+              <w:right w:w="110" w:type="dxa"/>
+            </w:tcMar>
+          </w:tcPr>
+          <w:p>
+            <w:pPr>
+              <w:bidi/>
+              <w:jc w:val="right"/>
+              <w:jc w:val="both"/>
+            </w:pPr>
+            <w:r>
+              <w:rPr>
+                <w:rFonts w:ascii="Arial" w:hAnsi="Arial" w:cs="Traditional Arabic"/>
+                <w:b/>
+                <w:i w:val="0"/>
+                <w:color w:val="1F2937"/>
+                <w:sz w:val="24"/>
+                <w:rtl/>
+              </w:rPr>
+              <w:t>HotelBookingSystem.Web</w:t>
+            </w:r>
+          </w:p>
+        </w:tc>
+        <w:tc>
+          <w:tcPr>
+            <w:tcW w:type="dxa" w:w="3120"/>
+            <w:shd w:fill="F9FAFB"/>
+            <w:tcMar>
+              <w:top w:w="80" w:type="dxa"/>
+              <w:bottom w:w="80" w:type="dxa"/>
+              <w:left w:w="110" w:type="dxa"/>
+              <w:right w:w="110" w:type="dxa"/>
+            </w:tcMar>
+          </w:tcPr>
+          <w:p>
+            <w:pPr>
+              <w:bidi/>
+              <w:jc w:val="right"/>
+              <w:jc w:val="both"/>
+            </w:pPr>
+            <w:r>
+              <w:rPr>
+                <w:rFonts w:ascii="Arial" w:hAnsi="Arial" w:cs="Traditional Arabic"/>
+                <w:b w:val="0"/>
+                <w:i w:val="0"/>
+                <w:color w:val="1F2937"/>
+                <w:sz w:val="24"/>
+                <w:rtl/>
+              </w:rPr>
+              <w:t>بوابة الإدارة المركزية بنمط MVC، تضم شاشات التحكم، وعرض الإحصائيات، ونماذج التعديل والحذف مع نوافذ Bootstrap Modals.</w:t>
+            </w:r>
+          </w:p>
+        </w:tc>
+        <w:tc>
+          <w:tcPr>
+            <w:tcW w:type="dxa" w:w="3120"/>
+            <w:shd w:fill="F9FAFB"/>
+            <w:tcMar>
+              <w:top w:w="80" w:type="dxa"/>
+              <w:bottom w:w="80" w:type="dxa"/>
+              <w:left w:w="110" w:type="dxa"/>
+              <w:right w:w="110" w:type="dxa"/>
+            </w:tcMar>
+          </w:tcPr>
+          <w:p>
+            <w:pPr>
+              <w:bidi/>
+              <w:jc w:val="right"/>
+              <w:jc w:val="both"/>
+            </w:pPr>
+            <w:r>
+              <w:rPr>
+                <w:rFonts w:ascii="Arial" w:hAnsi="Arial" w:cs="Traditional Arabic"/>
+                <w:b w:val="0"/>
+                <w:i w:val="0"/>
+                <w:color w:val="1F2937"/>
+                <w:sz w:val="24"/>
+                <w:rtl/>
+              </w:rPr>
+              <w:t>ASP.NET Core MVC, Razor, Bootstrap 5 RTL, DataTable.js</w:t>
+            </w:r>
+          </w:p>
+        </w:tc>
+      </w:tr>
+    </w:tbl>
+    <w:p>
+      <w:r>
+        <w:br w:type="page"/>
+      </w:r>
+    </w:p>
+    <w:p>
+      <w:pPr>
+        <w:keepNext/>
+        <w:bidi/>
+        <w:spacing w:before="360" w:after="160"/>
+        <w:jc w:val="right"/>
+        <w:jc w:val="both"/>
+        <w:pBdr>
+          <w:bottom w:val="single" w:sz="12" w:space="4" w:color="4338CA"/>
+        </w:pBdr>
+      </w:pPr>
+      <w:r>
+        <w:rPr>
+          <w:rFonts w:ascii="Arial" w:hAnsi="Arial" w:cs="Traditional Arabic"/>
+          <w:b/>
+          <w:i w:val="0"/>
+          <w:color w:val="1E1B4B"/>
+          <w:sz w:val="36"/>
+          <w:rtl/>
+        </w:rPr>
+        <w:t>2. الجزء الأول: دليل التثبيت والتجهيز البيئي والتشغيل (W10.1 Installation Guide)</w:t>
+      </w:r>
+    </w:p>
+    <w:p>
+      <w:pPr>
+        <w:bidi/>
+        <w:spacing w:after="120" w:line="300" w:lineRule="auto"/>
+        <w:jc w:val="right"/>
+        <w:jc w:val="both"/>
+      </w:pPr>
+      <w:r>
+        <w:rPr>
+          <w:rFonts w:ascii="Arial" w:hAnsi="Arial" w:cs="Traditional Arabic"/>
+          <w:b w:val="0"/>
+          <w:i w:val="0"/>
+          <w:color w:val="1F2937"/>
+          <w:sz w:val="27"/>
+          <w:rtl/>
+        </w:rPr>
+        <w:t>يحدد هذا القسم المتطلبات الهندسية والخطوات الإجرائية الدقيقة لتجهيز بيئة العمل، وإعداد قواعد البيانات، وترجمة وتشغيل كافة مكونات النظام بنجاح من المصدر (Source Code).</w:t>
+      </w:r>
+    </w:p>
+    <w:p>
+      <w:pPr>
+        <w:keepNext/>
+        <w:bidi/>
+        <w:spacing w:before="280" w:after="120"/>
+        <w:jc w:val="right"/>
+        <w:jc w:val="both"/>
+      </w:pPr>
+      <w:r>
+        <w:rPr>
+          <w:rFonts w:ascii="Arial" w:hAnsi="Arial" w:cs="Traditional Arabic"/>
+          <w:b/>
+          <w:i w:val="0"/>
+          <w:color w:val="4338CA"/>
+          <w:sz w:val="31"/>
+          <w:rtl/>
+        </w:rPr>
+        <w:t>1.2 المتطلبات المسبقة للبيئة والعتاد (Prerequisites):</w:t>
+      </w:r>
+    </w:p>
+    <w:tbl>
+      <w:tblPr>
+        <w:tblW w:type="auto" w:w="0"/>
+        <w:jc w:val="center"/>
+        <w:tblLook w:firstColumn="1" w:firstRow="1" w:lastColumn="0" w:lastRow="0" w:noHBand="0" w:noVBand="1" w:val="04A0"/>
+        <w:tblBorders>
+          <w:top w:val="single" w:sz="4" w:space="0" w:color="E5E7EB"/>
+          <w:bottom w:val="single" w:sz="4" w:space="0" w:color="E5E7EB"/>
+          <w:insideH w:val="single" w:sz="4" w:space="0" w:color="E5E7EB"/>
+          <w:insideV w:val="none"/>
+          <w:left w:val="none"/>
+          <w:right w:val="none"/>
+        </w:tblBorders>
+        <w:bidiVisual/>
+      </w:tblPr>
+      <w:tblGrid>
+        <w:gridCol w:w="3120"/>
+        <w:gridCol w:w="3120"/>
+        <w:gridCol w:w="3120"/>
+      </w:tblGrid>
+      <w:tr>
+        <w:tc>
+          <w:tcPr>
+            <w:tcW w:type="dxa" w:w="3120"/>
+            <w:shd w:fill="1E1B4B"/>
+          </w:tcPr>
+          <w:p>
+            <w:pPr>
+              <w:bidi/>
+              <w:jc w:val="right"/>
+              <w:jc w:val="both"/>
+            </w:pPr>
+            <w:r>
+              <w:rPr>
+                <w:rFonts w:ascii="Arial" w:hAnsi="Arial" w:cs="Traditional Arabic"/>
+                <w:b/>
+                <w:i w:val="0"/>
+                <w:color w:val="FFFFFF"/>
+                <w:sz w:val="26"/>
                 <w:rtl/>
               </w:rPr>
               <w:t>المكون البرمجي / التقنية</w:t>
@@ -828,17 +1615,18 @@
             <w:pPr>
               <w:bidi/>
               <w:jc w:val="right"/>
+              <w:jc w:val="both"/>
             </w:pPr>
             <w:r>
               <w:rPr>
-                <w:rFonts w:ascii="Segoe UI" w:hAnsi="Segoe UI"/>
+                <w:rFonts w:ascii="Arial" w:hAnsi="Arial" w:cs="Traditional Arabic"/>
                 <w:b/>
+                <w:i w:val="0"/>
                 <w:color w:val="FFFFFF"/>
-                <w:sz w:val="19"/>
-                <w:rFonts w:ascii="Segoe UI" w:hAnsi="Segoe UI" w:cs="Segoe UI"/>
+                <w:sz w:val="26"/>
                 <w:rtl/>
               </w:rPr>
-              <w:t>الحد الأدنى المطلوب</w:t>
+              <w:t>الحد الأدنى المطلوب للتشغيل</w:t>
             </w:r>
           </w:p>
         </w:tc>
@@ -851,17 +1639,18 @@
             <w:pPr>
               <w:bidi/>
               <w:jc w:val="right"/>
+              <w:jc w:val="both"/>
             </w:pPr>
             <w:r>
               <w:rPr>
-                <w:rFonts w:ascii="Segoe UI" w:hAnsi="Segoe UI"/>
+                <w:rFonts w:ascii="Arial" w:hAnsi="Arial" w:cs="Traditional Arabic"/>
                 <w:b/>
+                <w:i w:val="0"/>
                 <w:color w:val="FFFFFF"/>
-                <w:sz w:val="19"/>
-                <w:rFonts w:ascii="Segoe UI" w:hAnsi="Segoe UI" w:cs="Segoe UI"/>
+                <w:sz w:val="26"/>
                 <w:rtl/>
               </w:rPr>
-              <w:t>الغرض في النظام</w:t>
+              <w:t>الغرض والدور في النظام</w:t>
             </w:r>
           </w:p>
         </w:tc>
@@ -872,22 +1661,25 @@
             <w:tcW w:type="dxa" w:w="3120"/>
             <w:shd w:fill="F9FAFB"/>
             <w:tcMar>
-              <w:top w:w="60" w:type="dxa"/>
-              <w:bottom w:w="60" w:type="dxa"/>
-              <w:left w:w="100" w:type="dxa"/>
-              <w:right w:w="100" w:type="dxa"/>
+              <w:top w:w="80" w:type="dxa"/>
+              <w:bottom w:w="80" w:type="dxa"/>
+              <w:left w:w="110" w:type="dxa"/>
+              <w:right w:w="110" w:type="dxa"/>
             </w:tcMar>
           </w:tcPr>
           <w:p>
             <w:pPr>
               <w:bidi/>
               <w:jc w:val="right"/>
+              <w:jc w:val="both"/>
             </w:pPr>
             <w:r>
               <w:rPr>
-                <w:rFonts w:ascii="Segoe UI" w:hAnsi="Segoe UI"/>
-                <w:sz w:val="18"/>
-                <w:rFonts w:ascii="Segoe UI" w:hAnsi="Segoe UI" w:cs="Segoe UI"/>
+                <w:rFonts w:ascii="Arial" w:hAnsi="Arial" w:cs="Traditional Arabic"/>
+                <w:b/>
+                <w:i w:val="0"/>
+                <w:color w:val="1F2937"/>
+                <w:sz w:val="24"/>
                 <w:rtl/>
               </w:rPr>
               <w:t>.NET SDK</w:t>
@@ -899,25 +1691,28 @@
             <w:tcW w:type="dxa" w:w="3120"/>
             <w:shd w:fill="F9FAFB"/>
             <w:tcMar>
-              <w:top w:w="60" w:type="dxa"/>
-              <w:bottom w:w="60" w:type="dxa"/>
-              <w:left w:w="100" w:type="dxa"/>
-              <w:right w:w="100" w:type="dxa"/>
+              <w:top w:w="80" w:type="dxa"/>
+              <w:bottom w:w="80" w:type="dxa"/>
+              <w:left w:w="110" w:type="dxa"/>
+              <w:right w:w="110" w:type="dxa"/>
             </w:tcMar>
           </w:tcPr>
           <w:p>
             <w:pPr>
               <w:bidi/>
               <w:jc w:val="right"/>
+              <w:jc w:val="both"/>
             </w:pPr>
             <w:r>
               <w:rPr>
-                <w:rFonts w:ascii="Segoe UI" w:hAnsi="Segoe UI"/>
-                <w:sz w:val="18"/>
-                <w:rFonts w:ascii="Segoe UI" w:hAnsi="Segoe UI" w:cs="Segoe UI"/>
+                <w:rFonts w:ascii="Arial" w:hAnsi="Arial" w:cs="Traditional Arabic"/>
+                <w:b w:val="0"/>
+                <w:i w:val="0"/>
+                <w:color w:val="1F2937"/>
+                <w:sz w:val="24"/>
                 <w:rtl/>
               </w:rPr>
-              <w:t>الإصدار 10.0 (x64)</w:t>
+              <w:t>الإصدار .NET 10.0 SDK (x64)</w:t>
             </w:r>
           </w:p>
         </w:tc>
@@ -926,25 +1721,28 @@
             <w:tcW w:type="dxa" w:w="3120"/>
             <w:shd w:fill="F9FAFB"/>
             <w:tcMar>
-              <w:top w:w="60" w:type="dxa"/>
-              <w:bottom w:w="60" w:type="dxa"/>
-              <w:left w:w="100" w:type="dxa"/>
-              <w:right w:w="100" w:type="dxa"/>
+              <w:top w:w="80" w:type="dxa"/>
+              <w:bottom w:w="80" w:type="dxa"/>
+              <w:left w:w="110" w:type="dxa"/>
+              <w:right w:w="110" w:type="dxa"/>
             </w:tcMar>
           </w:tcPr>
           <w:p>
             <w:pPr>
               <w:bidi/>
               <w:jc w:val="right"/>
+              <w:jc w:val="both"/>
             </w:pPr>
             <w:r>
               <w:rPr>
-                <w:rFonts w:ascii="Segoe UI" w:hAnsi="Segoe UI"/>
-                <w:sz w:val="18"/>
-                <w:rFonts w:ascii="Segoe UI" w:hAnsi="Segoe UI" w:cs="Segoe UI"/>
+                <w:rFonts w:ascii="Arial" w:hAnsi="Arial" w:cs="Traditional Arabic"/>
+                <w:b w:val="0"/>
+                <w:i w:val="0"/>
+                <w:color w:val="1F2937"/>
+                <w:sz w:val="24"/>
                 <w:rtl/>
               </w:rPr>
-              <w:t>ترجمة وتشغيل مشروعي Web API وبوابة الويب MVC</w:t>
+              <w:t>بيئة بناء وتشغيل مشروع الباك إند API وبوابة الويب MVC</w:t>
             </w:r>
           </w:p>
         </w:tc>
@@ -955,22 +1753,25 @@
             <w:tcW w:type="dxa" w:w="3120"/>
             <w:shd w:fill="FFFFFF"/>
             <w:tcMar>
-              <w:top w:w="60" w:type="dxa"/>
-              <w:bottom w:w="60" w:type="dxa"/>
-              <w:left w:w="100" w:type="dxa"/>
-              <w:right w:w="100" w:type="dxa"/>
+              <w:top w:w="80" w:type="dxa"/>
+              <w:bottom w:w="80" w:type="dxa"/>
+              <w:left w:w="110" w:type="dxa"/>
+              <w:right w:w="110" w:type="dxa"/>
             </w:tcMar>
           </w:tcPr>
           <w:p>
             <w:pPr>
               <w:bidi/>
               <w:jc w:val="right"/>
+              <w:jc w:val="both"/>
             </w:pPr>
             <w:r>
               <w:rPr>
-                <w:rFonts w:ascii="Segoe UI" w:hAnsi="Segoe UI"/>
-                <w:sz w:val="18"/>
-                <w:rFonts w:ascii="Segoe UI" w:hAnsi="Segoe UI" w:cs="Segoe UI"/>
+                <w:rFonts w:ascii="Arial" w:hAnsi="Arial" w:cs="Traditional Arabic"/>
+                <w:b/>
+                <w:i w:val="0"/>
+                <w:color w:val="1F2937"/>
+                <w:sz w:val="24"/>
                 <w:rtl/>
               </w:rPr>
               <w:t>محرك قاعدة البيانات</w:t>
@@ -982,25 +1783,28 @@
             <w:tcW w:type="dxa" w:w="3120"/>
             <w:shd w:fill="FFFFFF"/>
             <w:tcMar>
-              <w:top w:w="60" w:type="dxa"/>
-              <w:bottom w:w="60" w:type="dxa"/>
-              <w:left w:w="100" w:type="dxa"/>
-              <w:right w:w="100" w:type="dxa"/>
+              <w:top w:w="80" w:type="dxa"/>
+              <w:bottom w:w="80" w:type="dxa"/>
+              <w:left w:w="110" w:type="dxa"/>
+              <w:right w:w="110" w:type="dxa"/>
             </w:tcMar>
           </w:tcPr>
           <w:p>
             <w:pPr>
               <w:bidi/>
               <w:jc w:val="right"/>
+              <w:jc w:val="both"/>
             </w:pPr>
             <w:r>
               <w:rPr>
-                <w:rFonts w:ascii="Segoe UI" w:hAnsi="Segoe UI"/>
-                <w:sz w:val="18"/>
-                <w:rFonts w:ascii="Segoe UI" w:hAnsi="Segoe UI" w:cs="Segoe UI"/>
+                <w:rFonts w:ascii="Arial" w:hAnsi="Arial" w:cs="Traditional Arabic"/>
+                <w:b w:val="0"/>
+                <w:i w:val="0"/>
+                <w:color w:val="1F2937"/>
+                <w:sz w:val="24"/>
                 <w:rtl/>
               </w:rPr>
-              <w:t>SQL Server 2022 أو LocalDB</w:t>
+              <w:t>SQL Server LocalDB أو SQL Server 2022</w:t>
             </w:r>
           </w:p>
         </w:tc>
@@ -1009,25 +1813,28 @@
             <w:tcW w:type="dxa" w:w="3120"/>
             <w:shd w:fill="FFFFFF"/>
             <w:tcMar>
-              <w:top w:w="60" w:type="dxa"/>
-              <w:bottom w:w="60" w:type="dxa"/>
-              <w:left w:w="100" w:type="dxa"/>
-              <w:right w:w="100" w:type="dxa"/>
+              <w:top w:w="80" w:type="dxa"/>
+              <w:bottom w:w="80" w:type="dxa"/>
+              <w:left w:w="110" w:type="dxa"/>
+              <w:right w:w="110" w:type="dxa"/>
             </w:tcMar>
           </w:tcPr>
           <w:p>
             <w:pPr>
               <w:bidi/>
               <w:jc w:val="right"/>
+              <w:jc w:val="both"/>
             </w:pPr>
             <w:r>
               <w:rPr>
-                <w:rFonts w:ascii="Segoe UI" w:hAnsi="Segoe UI"/>
-                <w:sz w:val="18"/>
-                <w:rFonts w:ascii="Segoe UI" w:hAnsi="Segoe UI" w:cs="Segoe UI"/>
+                <w:rFonts w:ascii="Arial" w:hAnsi="Arial" w:cs="Traditional Arabic"/>
+                <w:b w:val="0"/>
+                <w:i w:val="0"/>
+                <w:color w:val="1F2937"/>
+                <w:sz w:val="24"/>
                 <w:rtl/>
               </w:rPr>
-              <w:t>حفظ واسترجاع بيانات الفنادق، الغرف، الحجوزات، والمستخدمين</w:t>
+              <w:t>مستودع حفظ البيانات العلائقية للفنادق والغرف والحجوزات والمستخدمين</w:t>
             </w:r>
           </w:p>
         </w:tc>
@@ -1038,25 +1845,28 @@
             <w:tcW w:type="dxa" w:w="3120"/>
             <w:shd w:fill="F9FAFB"/>
             <w:tcMar>
-              <w:top w:w="60" w:type="dxa"/>
-              <w:bottom w:w="60" w:type="dxa"/>
-              <w:left w:w="100" w:type="dxa"/>
-              <w:right w:w="100" w:type="dxa"/>
+              <w:top w:w="80" w:type="dxa"/>
+              <w:bottom w:w="80" w:type="dxa"/>
+              <w:left w:w="110" w:type="dxa"/>
+              <w:right w:w="110" w:type="dxa"/>
             </w:tcMar>
           </w:tcPr>
           <w:p>
             <w:pPr>
               <w:bidi/>
               <w:jc w:val="right"/>
+              <w:jc w:val="both"/>
             </w:pPr>
             <w:r>
               <w:rPr>
-                <w:rFonts w:ascii="Segoe UI" w:hAnsi="Segoe UI"/>
-                <w:sz w:val="18"/>
-                <w:rFonts w:ascii="Segoe UI" w:hAnsi="Segoe UI" w:cs="Segoe UI"/>
+                <w:rFonts w:ascii="Arial" w:hAnsi="Arial" w:cs="Traditional Arabic"/>
+                <w:b/>
+                <w:i w:val="0"/>
+                <w:color w:val="1F2937"/>
+                <w:sz w:val="24"/>
                 <w:rtl/>
               </w:rPr>
-              <w:t>إطار عمل الموبايل</w:t>
+              <w:t>حزمة أدوات الموبايل</w:t>
             </w:r>
           </w:p>
         </w:tc>
@@ -1065,22 +1875,25 @@
             <w:tcW w:type="dxa" w:w="3120"/>
             <w:shd w:fill="F9FAFB"/>
             <w:tcMar>
-              <w:top w:w="60" w:type="dxa"/>
-              <w:bottom w:w="60" w:type="dxa"/>
-              <w:left w:w="100" w:type="dxa"/>
-              <w:right w:w="100" w:type="dxa"/>
+              <w:top w:w="80" w:type="dxa"/>
+              <w:bottom w:w="80" w:type="dxa"/>
+              <w:left w:w="110" w:type="dxa"/>
+              <w:right w:w="110" w:type="dxa"/>
             </w:tcMar>
           </w:tcPr>
           <w:p>
             <w:pPr>
               <w:bidi/>
               <w:jc w:val="right"/>
+              <w:jc w:val="both"/>
             </w:pPr>
             <w:r>
               <w:rPr>
-                <w:rFonts w:ascii="Segoe UI" w:hAnsi="Segoe UI"/>
-                <w:sz w:val="18"/>
-                <w:rFonts w:ascii="Segoe UI" w:hAnsi="Segoe UI" w:cs="Segoe UI"/>
+                <w:rFonts w:ascii="Arial" w:hAnsi="Arial" w:cs="Traditional Arabic"/>
+                <w:b w:val="0"/>
+                <w:i w:val="0"/>
+                <w:color w:val="1F2937"/>
+                <w:sz w:val="24"/>
                 <w:rtl/>
               </w:rPr>
               <w:t>Flutter SDK 3.19 فما فوق مع Dart 3</w:t>
@@ -1092,22 +1905,25 @@
             <w:tcW w:type="dxa" w:w="3120"/>
             <w:shd w:fill="F9FAFB"/>
             <w:tcMar>
-              <w:top w:w="60" w:type="dxa"/>
-              <w:bottom w:w="60" w:type="dxa"/>
-              <w:left w:w="100" w:type="dxa"/>
-              <w:right w:w="100" w:type="dxa"/>
+              <w:top w:w="80" w:type="dxa"/>
+              <w:bottom w:w="80" w:type="dxa"/>
+              <w:left w:w="110" w:type="dxa"/>
+              <w:right w:w="110" w:type="dxa"/>
             </w:tcMar>
           </w:tcPr>
           <w:p>
             <w:pPr>
               <w:bidi/>
               <w:jc w:val="right"/>
+              <w:jc w:val="both"/>
             </w:pPr>
             <w:r>
               <w:rPr>
-                <w:rFonts w:ascii="Segoe UI" w:hAnsi="Segoe UI"/>
-                <w:sz w:val="18"/>
-                <w:rFonts w:ascii="Segoe UI" w:hAnsi="Segoe UI" w:cs="Segoe UI"/>
+                <w:rFonts w:ascii="Arial" w:hAnsi="Arial" w:cs="Traditional Arabic"/>
+                <w:b w:val="0"/>
+                <w:i w:val="0"/>
+                <w:color w:val="1F2937"/>
+                <w:sz w:val="24"/>
                 <w:rtl/>
               </w:rPr>
               <w:t>بناء وتشغيل تطبيق الهاتف المحمول عبر المتصفح أو أجهزة أندرويد</w:t>
@@ -1121,25 +1937,28 @@
             <w:tcW w:type="dxa" w:w="3120"/>
             <w:shd w:fill="FFFFFF"/>
             <w:tcMar>
-              <w:top w:w="60" w:type="dxa"/>
-              <w:bottom w:w="60" w:type="dxa"/>
-              <w:left w:w="100" w:type="dxa"/>
-              <w:right w:w="100" w:type="dxa"/>
+              <w:top w:w="80" w:type="dxa"/>
+              <w:bottom w:w="80" w:type="dxa"/>
+              <w:left w:w="110" w:type="dxa"/>
+              <w:right w:w="110" w:type="dxa"/>
             </w:tcMar>
           </w:tcPr>
           <w:p>
             <w:pPr>
               <w:bidi/>
               <w:jc w:val="right"/>
+              <w:jc w:val="both"/>
             </w:pPr>
             <w:r>
               <w:rPr>
-                <w:rFonts w:ascii="Segoe UI" w:hAnsi="Segoe UI"/>
-                <w:sz w:val="18"/>
-                <w:rFonts w:ascii="Segoe UI" w:hAnsi="Segoe UI" w:cs="Segoe UI"/>
+                <w:rFonts w:ascii="Arial" w:hAnsi="Arial" w:cs="Traditional Arabic"/>
+                <w:b/>
+                <w:i w:val="0"/>
+                <w:color w:val="1F2937"/>
+                <w:sz w:val="24"/>
                 <w:rtl/>
               </w:rPr>
-              <w:t>بيئة التطوير والمحررات</w:t>
+              <w:t>متصفح الويب الحديث</w:t>
             </w:r>
           </w:p>
         </w:tc>
@@ -1148,25 +1967,28 @@
             <w:tcW w:type="dxa" w:w="3120"/>
             <w:shd w:fill="FFFFFF"/>
             <w:tcMar>
-              <w:top w:w="60" w:type="dxa"/>
-              <w:bottom w:w="60" w:type="dxa"/>
-              <w:left w:w="100" w:type="dxa"/>
-              <w:right w:w="100" w:type="dxa"/>
+              <w:top w:w="80" w:type="dxa"/>
+              <w:bottom w:w="80" w:type="dxa"/>
+              <w:left w:w="110" w:type="dxa"/>
+              <w:right w:w="110" w:type="dxa"/>
             </w:tcMar>
           </w:tcPr>
           <w:p>
             <w:pPr>
               <w:bidi/>
               <w:jc w:val="right"/>
+              <w:jc w:val="both"/>
             </w:pPr>
             <w:r>
               <w:rPr>
-                <w:rFonts w:ascii="Segoe UI" w:hAnsi="Segoe UI"/>
-                <w:sz w:val="18"/>
-                <w:rFonts w:ascii="Segoe UI" w:hAnsi="Segoe UI" w:cs="Segoe UI"/>
+                <w:rFonts w:ascii="Arial" w:hAnsi="Arial" w:cs="Traditional Arabic"/>
+                <w:b w:val="0"/>
+                <w:i w:val="0"/>
+                <w:color w:val="1F2937"/>
+                <w:sz w:val="24"/>
                 <w:rtl/>
               </w:rPr>
-              <w:t>Visual Studio 2022 / VS Code</w:t>
+              <w:t>Google Chrome 120 فما فوق</w:t>
             </w:r>
           </w:p>
         </w:tc>
@@ -1175,25 +1997,28 @@
             <w:tcW w:type="dxa" w:w="3120"/>
             <w:shd w:fill="FFFFFF"/>
             <w:tcMar>
-              <w:top w:w="60" w:type="dxa"/>
-              <w:bottom w:w="60" w:type="dxa"/>
-              <w:left w:w="100" w:type="dxa"/>
-              <w:right w:w="100" w:type="dxa"/>
+              <w:top w:w="80" w:type="dxa"/>
+              <w:bottom w:w="80" w:type="dxa"/>
+              <w:left w:w="110" w:type="dxa"/>
+              <w:right w:w="110" w:type="dxa"/>
             </w:tcMar>
           </w:tcPr>
           <w:p>
             <w:pPr>
               <w:bidi/>
               <w:jc w:val="right"/>
+              <w:jc w:val="both"/>
             </w:pPr>
             <w:r>
               <w:rPr>
-                <w:rFonts w:ascii="Segoe UI" w:hAnsi="Segoe UI"/>
-                <w:sz w:val="18"/>
-                <w:rFonts w:ascii="Segoe UI" w:hAnsi="Segoe UI" w:cs="Segoe UI"/>
+                <w:rFonts w:ascii="Arial" w:hAnsi="Arial" w:cs="Traditional Arabic"/>
+                <w:b w:val="0"/>
+                <w:i w:val="0"/>
+                <w:color w:val="1F2937"/>
+                <w:sz w:val="24"/>
                 <w:rtl/>
               </w:rPr>
-              <w:t>تحرير الأكواد وإدارة الحلول البرمجية والمشروعات</w:t>
+              <w:t>استعراض بوابة الويب وتوثيق Swagger واختبار تطبيق Flutter Web</w:t>
             </w:r>
           </w:p>
         </w:tc>
@@ -1204,22 +2029,25 @@
             <w:tcW w:type="dxa" w:w="3120"/>
             <w:shd w:fill="F9FAFB"/>
             <w:tcMar>
-              <w:top w:w="60" w:type="dxa"/>
-              <w:bottom w:w="60" w:type="dxa"/>
-              <w:left w:w="100" w:type="dxa"/>
-              <w:right w:w="100" w:type="dxa"/>
+              <w:top w:w="80" w:type="dxa"/>
+              <w:bottom w:w="80" w:type="dxa"/>
+              <w:left w:w="110" w:type="dxa"/>
+              <w:right w:w="110" w:type="dxa"/>
             </w:tcMar>
           </w:tcPr>
           <w:p>
             <w:pPr>
               <w:bidi/>
               <w:jc w:val="right"/>
+              <w:jc w:val="both"/>
             </w:pPr>
             <w:r>
               <w:rPr>
-                <w:rFonts w:ascii="Segoe UI" w:hAnsi="Segoe UI"/>
-                <w:sz w:val="18"/>
-                <w:rFonts w:ascii="Segoe UI" w:hAnsi="Segoe UI" w:cs="Segoe UI"/>
+                <w:rFonts w:ascii="Arial" w:hAnsi="Arial" w:cs="Traditional Arabic"/>
+                <w:b/>
+                <w:i w:val="0"/>
+                <w:color w:val="1F2937"/>
+                <w:sz w:val="24"/>
                 <w:rtl/>
               </w:rPr>
               <w:t>نظام إدارة الإصدارات</w:t>
@@ -1231,25 +2059,28 @@
             <w:tcW w:type="dxa" w:w="3120"/>
             <w:shd w:fill="F9FAFB"/>
             <w:tcMar>
-              <w:top w:w="60" w:type="dxa"/>
-              <w:bottom w:w="60" w:type="dxa"/>
-              <w:left w:w="100" w:type="dxa"/>
-              <w:right w:w="100" w:type="dxa"/>
+              <w:top w:w="80" w:type="dxa"/>
+              <w:bottom w:w="80" w:type="dxa"/>
+              <w:left w:w="110" w:type="dxa"/>
+              <w:right w:w="110" w:type="dxa"/>
             </w:tcMar>
           </w:tcPr>
           <w:p>
             <w:pPr>
               <w:bidi/>
               <w:jc w:val="right"/>
+              <w:jc w:val="both"/>
             </w:pPr>
             <w:r>
               <w:rPr>
-                <w:rFonts w:ascii="Segoe UI" w:hAnsi="Segoe UI"/>
-                <w:sz w:val="18"/>
-                <w:rFonts w:ascii="Segoe UI" w:hAnsi="Segoe UI" w:cs="Segoe UI"/>
+                <w:rFonts w:ascii="Arial" w:hAnsi="Arial" w:cs="Traditional Arabic"/>
+                <w:b w:val="0"/>
+                <w:i w:val="0"/>
+                <w:color w:val="1F2937"/>
+                <w:sz w:val="24"/>
                 <w:rtl/>
               </w:rPr>
-              <w:t>Git CLI 2.40+</w:t>
+              <w:t>Git CLI 2.40 فما فوق</w:t>
             </w:r>
           </w:p>
         </w:tc>
@@ -1258,25 +2089,28 @@
             <w:tcW w:type="dxa" w:w="3120"/>
             <w:shd w:fill="F9FAFB"/>
             <w:tcMar>
-              <w:top w:w="60" w:type="dxa"/>
-              <w:bottom w:w="60" w:type="dxa"/>
-              <w:left w:w="100" w:type="dxa"/>
-              <w:right w:w="100" w:type="dxa"/>
+              <w:top w:w="80" w:type="dxa"/>
+              <w:bottom w:w="80" w:type="dxa"/>
+              <w:left w:w="110" w:type="dxa"/>
+              <w:right w:w="110" w:type="dxa"/>
             </w:tcMar>
           </w:tcPr>
           <w:p>
             <w:pPr>
               <w:bidi/>
               <w:jc w:val="right"/>
+              <w:jc w:val="both"/>
             </w:pPr>
             <w:r>
               <w:rPr>
-                <w:rFonts w:ascii="Segoe UI" w:hAnsi="Segoe UI"/>
-                <w:sz w:val="18"/>
-                <w:rFonts w:ascii="Segoe UI" w:hAnsi="Segoe UI" w:cs="Segoe UI"/>
+                <w:rFonts w:ascii="Arial" w:hAnsi="Arial" w:cs="Traditional Arabic"/>
+                <w:b w:val="0"/>
+                <w:i w:val="0"/>
+                <w:color w:val="1F2937"/>
+                <w:sz w:val="24"/>
                 <w:rtl/>
               </w:rPr>
-              <w:t>مزامنة التحديثات، إدارة الفروع، والرفع إلى مستودعات GitHub</w:t>
+              <w:t>مزامنة التحديثات، إدارة الفروع، ورفع المشاريع لمستودعات GitHub</w:t>
             </w:r>
           </w:p>
         </w:tc>
@@ -1284,123 +2118,368 @@
     </w:tbl>
     <w:p>
       <w:pPr>
+        <w:keepNext/>
         <w:bidi/>
-        <w:spacing w:before="240" w:after="120"/>
+        <w:spacing w:before="280" w:after="120"/>
         <w:jc w:val="right"/>
+        <w:jc w:val="both"/>
       </w:pPr>
       <w:r>
         <w:rPr>
-          <w:rFonts w:ascii="Segoe UI" w:hAnsi="Segoe UI"/>
+          <w:rFonts w:ascii="Arial" w:hAnsi="Arial" w:cs="Traditional Arabic"/>
           <w:b/>
-          <w:rFonts w:ascii="Segoe UI" w:hAnsi="Segoe UI" w:cs="Segoe UI"/>
-          <w:color w:val="4F46E5"/>
-          <w:sz w:val="25"/>
+          <w:i w:val="0"/>
+          <w:color w:val="4338CA"/>
+          <w:sz w:val="31"/>
           <w:rtl/>
         </w:rPr>
-        <w:t>2.2 إعداد قاعدة البيانات والزرع التلقائي للبيانات (Automated Seeding):</w:t>
+        <w:t>2.2 إعداد قاعدة البيانات والزرع التلقائي للبيانات (Automated Seeding Engine):</w:t>
       </w:r>
     </w:p>
     <w:p>
       <w:pPr>
         <w:bidi/>
-        <w:spacing w:after="80" w:line="288" w:lineRule="auto"/>
+        <w:spacing w:after="120" w:line="300" w:lineRule="auto"/>
         <w:jc w:val="right"/>
+        <w:jc w:val="both"/>
       </w:pPr>
       <w:r>
         <w:rPr>
-          <w:rFonts w:ascii="Segoe UI" w:hAnsi="Segoe UI"/>
+          <w:rFonts w:ascii="Arial" w:hAnsi="Arial" w:cs="Traditional Arabic"/>
           <w:b w:val="0"/>
+          <w:i w:val="0"/>
           <w:color w:val="1F2937"/>
-          <w:sz w:val="21"/>
-          <w:rFonts w:ascii="Segoe UI" w:hAnsi="Segoe UI" w:cs="Segoe UI"/>
+          <w:sz w:val="27"/>
           <w:rtl/>
         </w:rPr>
-        <w:t>تم تضمين منطق تهيئة ذاتي لقاعدة البيانات داخل ملف Program.cs؛ حيث يقوم النظام تلقائياً عند أول تشغيل بما يلي:</w:t>
+        <w:t>تم تضمين منطق تهيئة ذاتي ومتقدم لقاعدة البيانات داخل ملف Program.cs؛ حيث يتبع النظام استراتيجية الإنشاء الذاتي (Self-Bootstrapping Database) التي تُغني المشرف أو المقيّم عن كتابة أي أوامر SQL يدوية:</w:t>
         <w:br/>
-        <w:t>1. استدعاء Database.EnsureCreated() للتحقق من وجود قاعدة البيانات وبناء الجداول والعلاقات دون الحاجة لكتابة أوامر SQL يدوية.</w:t>
+        <w:t>1. التحقق التلقائي: عند تشغيل مشروع الـ Web أو الـ API، يستدعي النظام Database.EnsureCreated() الذي يتحقق من وجود قاعدة بيانات HotelBookingDb، وفي حال عدم وجودها يتم إنشاؤها فوراً وبناء الجداول الأربعة والعلاقات والمفاتيح الأجنبية وفهارس البحث.</w:t>
         <w:br/>
-        <w:t>2. تشغيل كلاس الزرع DbSeeder.SeedAsync() لملء قاعدة البيانات فوراً ببيانات تجريبية واقعية تشمل:</w:t>
+        <w:t>2. محرك الزرع الذكي (DbSeeder.SeedAsync): يتحقق النظام هل الجداول فارغة، فإذا كانت فارغة يقوم بملئها فورياً ببيانات واقعية وفخمة تشمل:</w:t>
         <w:br/>
-        <w:t xml:space="preserve">   - 12 فندقاً فاخراً فريداً في عواصم ومدن عربية كبرى، مع صور حقيقية عالية الجودة لكل فندق على حدة.</w:t>
+        <w:t xml:space="preserve">   - 12 فندقاً فريداً: موزعة على كبرى العواصم والمدن العربية (الرياض، جدة، دبي، الدوحة، مسقط، الكويت، القاهرة، بيروت، وغيرها)، ولكل فندق صورة فوتوغرافية معمارية فريدة وعالية الجودة.</w:t>
         <w:br/>
-        <w:t xml:space="preserve">   - 48 غرفة فندقية موزعة على الفنادق، تختلف في السعات والأسعار وتملك كل منها صورة غرفة مستقلة.</w:t>
+        <w:t xml:space="preserve">   - 48 غرفة فندقية مستقلة: بمعدل 4 غرف لكل فندق تتنوع بين (مفردة، مزدوجة، أجنحة عائلية، وديلوكس فاخر)، بأسعار مدروسة وسعات استيعابية من 1 إلى 10 ضيوف، وتم تخصيص صورة غرفة فريدة ومستقلة لكل غرفة تختلف تماماً عن صور الفنادق.</w:t>
         <w:br/>
-        <w:t xml:space="preserve">   - حسابات مستخدمين مشفرة بكلمات مرور محمية بخوارزمية PBKDF2 الموصى بها عالمياً.</w:t>
-        <w:br/>
-        <w:t xml:space="preserve">   - نماذج حجوزات مسبقة لاختبار دورة حياة الحجز وتأكيد التوفر.</w:t>
+        <w:t xml:space="preserve">   - بيانات الاعتماد المشفرة: إنشاء حساب مدير النظام (admin@hotel.com) وحسابات عملاء تجريبية بكلمات مرور محمية بخوارزمية التشفير PBKDF2 والـ Salt العشوائي.</w:t>
+      </w:r>
+    </w:p>
+    <w:p>
+      <w:pPr>
+        <w:keepNext/>
+        <w:bidi/>
+        <w:spacing w:before="280" w:after="120"/>
+        <w:jc w:val="right"/>
+        <w:jc w:val="both"/>
+      </w:pPr>
+      <w:r>
+        <w:rPr>
+          <w:rFonts w:ascii="Arial" w:hAnsi="Arial" w:cs="Traditional Arabic"/>
+          <w:b/>
+          <w:i w:val="0"/>
+          <w:color w:val="4338CA"/>
+          <w:sz w:val="31"/>
+          <w:rtl/>
+        </w:rPr>
+        <w:t>3.2 خطوات وأوامر تشغيل المنظومة خطوة بخطوة (Execution Guide):</w:t>
       </w:r>
     </w:p>
     <w:p>
       <w:pPr>
         <w:bidi/>
-        <w:spacing w:before="240" w:after="120"/>
+        <w:spacing w:after="120" w:line="300" w:lineRule="auto"/>
         <w:jc w:val="right"/>
+        <w:jc w:val="both"/>
       </w:pPr>
       <w:r>
         <w:rPr>
-          <w:rFonts w:ascii="Segoe UI" w:hAnsi="Segoe UI"/>
+          <w:rFonts w:ascii="Arial" w:hAnsi="Arial" w:cs="Traditional Arabic"/>
           <w:b/>
-          <w:rFonts w:ascii="Segoe UI" w:hAnsi="Segoe UI" w:cs="Segoe UI"/>
-          <w:color w:val="4F46E5"/>
-          <w:sz w:val="25"/>
+          <w:i w:val="0"/>
+          <w:color w:val="4338CA"/>
+          <w:sz w:val="27"/>
           <w:rtl/>
         </w:rPr>
-        <w:t>3.2 خطوات وأوامر تشغيل المشاريع (Execution Commands):</w:t>
+        <w:t>أولاً: استنساخ وبناء مشروع الباك إند والويب (ASP.NET Core Solution):</w:t>
       </w:r>
+    </w:p>
+    <w:tbl>
+      <w:tblPr>
+        <w:tblW w:type="auto" w:w="0"/>
+        <w:jc w:val="center"/>
+        <w:tblLook w:firstColumn="1" w:firstRow="1" w:lastColumn="0" w:lastRow="0" w:noHBand="0" w:noVBand="1" w:val="04A0"/>
+        <w:tblBorders>
+          <w:top w:val="single" w:sz="4" w:space="0" w:color="E5E7EB"/>
+          <w:bottom w:val="single" w:sz="4" w:space="0" w:color="E5E7EB"/>
+          <w:left w:val="single" w:sz="12" w:space="0" w:color="1E1B4B"/>
+          <w:right w:val="single" w:sz="4" w:space="0" w:color="E5E7EB"/>
+        </w:tblBorders>
+      </w:tblPr>
+      <w:tblGrid>
+        <w:gridCol w:w="9360"/>
+      </w:tblGrid>
+      <w:tr>
+        <w:tc>
+          <w:tcPr>
+            <w:tcW w:type="dxa" w:w="9360"/>
+            <w:shd w:fill="F8FAFC"/>
+            <w:tcMar>
+              <w:top w:w="100" w:type="dxa"/>
+              <w:bottom w:w="100" w:type="dxa"/>
+              <w:left w:w="140" w:type="dxa"/>
+              <w:right w:w="140" w:type="dxa"/>
+            </w:tcMar>
+          </w:tcPr>
+          <w:p>
+            <w:pPr>
+              <w:jc w:val="left"/>
+            </w:pPr>
+            <w:r>
+              <w:rPr>
+                <w:rFonts w:ascii="Consolas" w:hAnsi="Consolas"/>
+                <w:color w:val="0F172A"/>
+                <w:sz w:val="19"/>
+              </w:rPr>
+              <w:t>git clone https://github.com/LoaiAlsorory/HotelBookingSystem.git</w:t>
+              <w:br/>
+              <w:t>cd HotelBookingSystem</w:t>
+              <w:br/>
+              <w:t>dotnet restore HotelBookingSystem.sln</w:t>
+              <w:br/>
+              <w:t>dotnet build HotelBookingSystem.sln --configuration Release --nologo</w:t>
+            </w:r>
+          </w:p>
+        </w:tc>
+      </w:tr>
+    </w:tbl>
+    <w:p>
+      <w:pPr>
+        <w:spacing w:after="80"/>
+      </w:pPr>
     </w:p>
     <w:p>
       <w:pPr>
-        <w:spacing w:before="80" w:after="160"/>
+        <w:bidi/>
+        <w:spacing w:after="120" w:line="300" w:lineRule="auto"/>
+        <w:jc w:val="right"/>
+        <w:jc w:val="both"/>
       </w:pPr>
       <w:r>
         <w:rPr>
-          <w:rFonts w:ascii="Consolas" w:hAnsi="Consolas"/>
-          <w:color w:val="1F2937"/>
-          <w:sz w:val="17"/>
+          <w:rFonts w:ascii="Arial" w:hAnsi="Arial" w:cs="Traditional Arabic"/>
+          <w:b/>
+          <w:i w:val="0"/>
+          <w:color w:val="4338CA"/>
+          <w:sz w:val="27"/>
+          <w:rtl/>
         </w:rPr>
-        <w:t># الخطوة 1: استنساخ وبناء مشروع الباك إند والويب:</w:t>
-        <w:br/>
-        <w:t>git clone https://github.com/LoaiAlsorory/HotelBookingSystem.git</w:t>
-        <w:br/>
-        <w:t>cd HotelBookingSystem</w:t>
-        <w:br/>
-        <w:t>dotnet restore HotelBookingSystem.sln</w:t>
-        <w:br/>
-        <w:t>dotnet build HotelBookingSystem.sln</w:t>
-        <w:br/>
-        <w:br/>
-        <w:t># الخطوة 2: تشغيل خدمة الـ Web API (في نافذة Terminal مستقلة):</w:t>
-        <w:br/>
-        <w:t>cd src/HotelBookingSystem.API</w:t>
-        <w:br/>
-        <w:t>dotnet run</w:t>
-        <w:br/>
-        <w:t># الرابط المباشر: http://localhost:5242</w:t>
-        <w:br/>
-        <w:t># رابط توثيق Swagger التفاعلي: http://localhost:5242/swagger</w:t>
-        <w:br/>
-        <w:br/>
-        <w:t># الخطوة 3: تشغيل بوابة الويب الإدارية MVC (في نافذة Terminal ثانية):</w:t>
-        <w:br/>
-        <w:t>cd src/HotelBookingSystem.Web</w:t>
-        <w:br/>
-        <w:t>dotnet run</w:t>
-        <w:br/>
-        <w:t># الرابط المباشر للبوابة: http://localhost:5200</w:t>
-        <w:br/>
-        <w:t># بيانات تسجيل الدخول الافتراضية للمدير:</w:t>
-        <w:br/>
-        <w:t># البريد: admin@hotel.com  |  كلمة المرور: Password123!</w:t>
-        <w:br/>
-        <w:br/>
-        <w:t># الخطوة 4: تشغيل تطبيق الهاتف المحمول Flutter (في نافذة Terminal ثالثة):</w:t>
-        <w:br/>
-        <w:t>cd E:/Project_ASP.NET/HOTEL_BOOKIN_SYSTEM/Hotel_Booking_Flutter</w:t>
-        <w:br/>
-        <w:t>flutter pub get</w:t>
-        <w:br/>
-        <w:t>flutter run -d chrome     # أو flutter run للأجهزة الحقيقية المربوطة بالـ USB</w:t>
+        <w:t>ثانياً: تشغيل خدمة واجهات البرمجة (RESTful Web API):</w:t>
       </w:r>
+    </w:p>
+    <w:tbl>
+      <w:tblPr>
+        <w:tblW w:type="auto" w:w="0"/>
+        <w:jc w:val="center"/>
+        <w:tblLook w:firstColumn="1" w:firstRow="1" w:lastColumn="0" w:lastRow="0" w:noHBand="0" w:noVBand="1" w:val="04A0"/>
+        <w:tblBorders>
+          <w:top w:val="single" w:sz="4" w:space="0" w:color="E5E7EB"/>
+          <w:bottom w:val="single" w:sz="4" w:space="0" w:color="E5E7EB"/>
+          <w:left w:val="single" w:sz="12" w:space="0" w:color="1E1B4B"/>
+          <w:right w:val="single" w:sz="4" w:space="0" w:color="E5E7EB"/>
+        </w:tblBorders>
+      </w:tblPr>
+      <w:tblGrid>
+        <w:gridCol w:w="9360"/>
+      </w:tblGrid>
+      <w:tr>
+        <w:tc>
+          <w:tcPr>
+            <w:tcW w:type="dxa" w:w="9360"/>
+            <w:shd w:fill="F8FAFC"/>
+            <w:tcMar>
+              <w:top w:w="100" w:type="dxa"/>
+              <w:bottom w:w="100" w:type="dxa"/>
+              <w:left w:w="140" w:type="dxa"/>
+              <w:right w:w="140" w:type="dxa"/>
+            </w:tcMar>
+          </w:tcPr>
+          <w:p>
+            <w:pPr>
+              <w:jc w:val="left"/>
+            </w:pPr>
+            <w:r>
+              <w:rPr>
+                <w:rFonts w:ascii="Consolas" w:hAnsi="Consolas"/>
+                <w:color w:val="0F172A"/>
+                <w:sz w:val="19"/>
+              </w:rPr>
+              <w:t>cd src/HotelBookingSystem.API</w:t>
+              <w:br/>
+              <w:t>dotnet run</w:t>
+              <w:br/>
+              <w:t># السيرفر يعمل على: http://localhost:5242</w:t>
+              <w:br/>
+              <w:t># واجهة توثيق Swagger التفاعلية: http://localhost:5242/swagger</w:t>
+            </w:r>
+          </w:p>
+        </w:tc>
+      </w:tr>
+    </w:tbl>
+    <w:p>
+      <w:pPr>
+        <w:spacing w:after="80"/>
+      </w:pPr>
+    </w:p>
+    <w:p>
+      <w:pPr>
+        <w:bidi/>
+        <w:spacing w:after="120" w:line="300" w:lineRule="auto"/>
+        <w:jc w:val="right"/>
+        <w:jc w:val="both"/>
+      </w:pPr>
+      <w:r>
+        <w:rPr>
+          <w:rFonts w:ascii="Arial" w:hAnsi="Arial" w:cs="Traditional Arabic"/>
+          <w:b/>
+          <w:i w:val="0"/>
+          <w:color w:val="4338CA"/>
+          <w:sz w:val="27"/>
+          <w:rtl/>
+        </w:rPr>
+        <w:t>ثالثاً: تشغيل بوابة الويب الإدارية (ASP.NET Core MVC):</w:t>
+      </w:r>
+    </w:p>
+    <w:tbl>
+      <w:tblPr>
+        <w:tblW w:type="auto" w:w="0"/>
+        <w:jc w:val="center"/>
+        <w:tblLook w:firstColumn="1" w:firstRow="1" w:lastColumn="0" w:lastRow="0" w:noHBand="0" w:noVBand="1" w:val="04A0"/>
+        <w:tblBorders>
+          <w:top w:val="single" w:sz="4" w:space="0" w:color="E5E7EB"/>
+          <w:bottom w:val="single" w:sz="4" w:space="0" w:color="E5E7EB"/>
+          <w:left w:val="single" w:sz="12" w:space="0" w:color="1E1B4B"/>
+          <w:right w:val="single" w:sz="4" w:space="0" w:color="E5E7EB"/>
+        </w:tblBorders>
+      </w:tblPr>
+      <w:tblGrid>
+        <w:gridCol w:w="9360"/>
+      </w:tblGrid>
+      <w:tr>
+        <w:tc>
+          <w:tcPr>
+            <w:tcW w:type="dxa" w:w="9360"/>
+            <w:shd w:fill="F8FAFC"/>
+            <w:tcMar>
+              <w:top w:w="100" w:type="dxa"/>
+              <w:bottom w:w="100" w:type="dxa"/>
+              <w:left w:w="140" w:type="dxa"/>
+              <w:right w:w="140" w:type="dxa"/>
+            </w:tcMar>
+          </w:tcPr>
+          <w:p>
+            <w:pPr>
+              <w:jc w:val="left"/>
+            </w:pPr>
+            <w:r>
+              <w:rPr>
+                <w:rFonts w:ascii="Consolas" w:hAnsi="Consolas"/>
+                <w:color w:val="0F172A"/>
+                <w:sz w:val="19"/>
+              </w:rPr>
+              <w:t>cd src/HotelBookingSystem.Web</w:t>
+              <w:br/>
+              <w:t>dotnet run</w:t>
+              <w:br/>
+              <w:t># رابط البوابة الإدارية: http://localhost:5200</w:t>
+              <w:br/>
+              <w:t># حساب تسجيل دخول المدير: admin@hotel.com  |  كلمة المرور: Password123!</w:t>
+            </w:r>
+          </w:p>
+        </w:tc>
+      </w:tr>
+    </w:tbl>
+    <w:p>
+      <w:pPr>
+        <w:spacing w:after="80"/>
+      </w:pPr>
+    </w:p>
+    <w:p>
+      <w:pPr>
+        <w:bidi/>
+        <w:spacing w:after="120" w:line="300" w:lineRule="auto"/>
+        <w:jc w:val="right"/>
+        <w:jc w:val="both"/>
+      </w:pPr>
+      <w:r>
+        <w:rPr>
+          <w:rFonts w:ascii="Arial" w:hAnsi="Arial" w:cs="Traditional Arabic"/>
+          <w:b/>
+          <w:i w:val="0"/>
+          <w:color w:val="4338CA"/>
+          <w:sz w:val="27"/>
+          <w:rtl/>
+        </w:rPr>
+        <w:t>رابعاً: تشغيل تطبيق الهاتف المحمول المستقل (Flutter Mobile Client):</w:t>
+      </w:r>
+    </w:p>
+    <w:tbl>
+      <w:tblPr>
+        <w:tblW w:type="auto" w:w="0"/>
+        <w:jc w:val="center"/>
+        <w:tblLook w:firstColumn="1" w:firstRow="1" w:lastColumn="0" w:lastRow="0" w:noHBand="0" w:noVBand="1" w:val="04A0"/>
+        <w:tblBorders>
+          <w:top w:val="single" w:sz="4" w:space="0" w:color="E5E7EB"/>
+          <w:bottom w:val="single" w:sz="4" w:space="0" w:color="E5E7EB"/>
+          <w:left w:val="single" w:sz="12" w:space="0" w:color="1E1B4B"/>
+          <w:right w:val="single" w:sz="4" w:space="0" w:color="E5E7EB"/>
+        </w:tblBorders>
+      </w:tblPr>
+      <w:tblGrid>
+        <w:gridCol w:w="9360"/>
+      </w:tblGrid>
+      <w:tr>
+        <w:tc>
+          <w:tcPr>
+            <w:tcW w:type="dxa" w:w="9360"/>
+            <w:shd w:fill="F8FAFC"/>
+            <w:tcMar>
+              <w:top w:w="100" w:type="dxa"/>
+              <w:bottom w:w="100" w:type="dxa"/>
+              <w:left w:w="140" w:type="dxa"/>
+              <w:right w:w="140" w:type="dxa"/>
+            </w:tcMar>
+          </w:tcPr>
+          <w:p>
+            <w:pPr>
+              <w:jc w:val="left"/>
+            </w:pPr>
+            <w:r>
+              <w:rPr>
+                <w:rFonts w:ascii="Consolas" w:hAnsi="Consolas"/>
+                <w:color w:val="0F172A"/>
+                <w:sz w:val="19"/>
+              </w:rPr>
+              <w:t>cd E:/Project_ASP.NET/HOTEL_BOOKIN_SYSTEM/Hotel_Booking_Flutter</w:t>
+              <w:br/>
+              <w:t>flutter pub get</w:t>
+              <w:br/>
+              <w:t># للتشغيل المباشر والسريع عبر متصفح كروم:</w:t>
+              <w:br/>
+              <w:t>flutter run -d chrome</w:t>
+              <w:br/>
+              <w:t># أو للتشغيل على هاتف أندرويد متصل عبر USB:</w:t>
+              <w:br/>
+              <w:t>flutter run</w:t>
+            </w:r>
+          </w:p>
+        </w:tc>
+      </w:tr>
+    </w:tbl>
+    <w:p>
+      <w:pPr>
+        <w:spacing w:after="80"/>
+      </w:pPr>
     </w:p>
     <w:p>
       <w:r>
@@ -1409,17 +2488,22 @@
     </w:p>
     <w:p>
       <w:pPr>
+        <w:keepNext/>
         <w:bidi/>
-        <w:spacing w:before="240" w:after="120"/>
+        <w:spacing w:before="360" w:after="160"/>
         <w:jc w:val="right"/>
+        <w:jc w:val="both"/>
+        <w:pBdr>
+          <w:bottom w:val="single" w:sz="12" w:space="4" w:color="4338CA"/>
+        </w:pBdr>
       </w:pPr>
       <w:r>
         <w:rPr>
-          <w:rFonts w:ascii="Segoe UI" w:hAnsi="Segoe UI"/>
+          <w:rFonts w:ascii="Arial" w:hAnsi="Arial" w:cs="Traditional Arabic"/>
           <w:b/>
-          <w:rFonts w:ascii="Segoe UI" w:hAnsi="Segoe UI" w:cs="Segoe UI"/>
+          <w:i w:val="0"/>
           <w:color w:val="1E1B4B"/>
-          <w:sz w:val="30"/>
+          <w:sz w:val="36"/>
           <w:rtl/>
         </w:rPr>
         <w:t>3. الجزء الثاني: دليل المستخدم الشامل وواجهات النظام (W10.2 User Manual)</w:t>
@@ -1428,385 +2512,1039 @@
     <w:p>
       <w:pPr>
         <w:bidi/>
-        <w:spacing w:after="80" w:line="288" w:lineRule="auto"/>
+        <w:spacing w:after="120" w:line="300" w:lineRule="auto"/>
         <w:jc w:val="right"/>
+        <w:jc w:val="both"/>
       </w:pPr>
       <w:r>
         <w:rPr>
-          <w:rFonts w:ascii="Segoe UI" w:hAnsi="Segoe UI"/>
+          <w:rFonts w:ascii="Arial" w:hAnsi="Arial" w:cs="Traditional Arabic"/>
           <w:b w:val="0"/>
+          <w:i w:val="0"/>
           <w:color w:val="1F2937"/>
-          <w:sz w:val="21"/>
-          <w:rFonts w:ascii="Segoe UI" w:hAnsi="Segoe UI" w:cs="Segoe UI"/>
+          <w:sz w:val="27"/>
           <w:rtl/>
         </w:rPr>
-        <w:t>يقدم النظام واجهتين متكاملتين: الأولى بوابة إدارة ويب مخصصة للمدراء وموظفي الحجز (Web Portal)، والثانية تطبيق هاتف محمول سلس مخصص للنزلاء والعملاء (Flutter Mobile App).</w:t>
+        <w:t>صُمم النظام لخدمة شريحتين أساسيتين من المستخدمين عبر واجهتين هندسيتين متطورتين؛ بوابة الإدارة المكتبية (Web Portal) التي تلبي احتياجات مسؤولي النظام ومدراء الفنادق، وتطبيق الهاتف المحمول (Flutter App) المصمم لتوفير تجربة حجز عصرية وسريعة للنزلاء.</w:t>
+      </w:r>
+    </w:p>
+    <w:p>
+      <w:pPr>
+        <w:keepNext/>
+        <w:bidi/>
+        <w:spacing w:before="280" w:after="120"/>
+        <w:jc w:val="right"/>
+        <w:jc w:val="both"/>
+      </w:pPr>
+      <w:r>
+        <w:rPr>
+          <w:rFonts w:ascii="Arial" w:hAnsi="Arial" w:cs="Traditional Arabic"/>
+          <w:b/>
+          <w:i w:val="0"/>
+          <w:color w:val="4338CA"/>
+          <w:sz w:val="31"/>
+          <w:rtl/>
+        </w:rPr>
+        <w:t>1.3 دليل استخدام بوابة الويب الإدارية (ASP.NET Core MVC Portal):</w:t>
+      </w:r>
+    </w:p>
+    <w:tbl>
+      <w:tblPr>
+        <w:tblW w:type="auto" w:w="0"/>
+        <w:jc w:val="center"/>
+        <w:tblLook w:firstColumn="1" w:firstRow="1" w:lastColumn="0" w:lastRow="0" w:noHBand="0" w:noVBand="1" w:val="04A0"/>
+        <w:tblBorders>
+          <w:top w:val="none"/>
+          <w:bottom w:val="none"/>
+          <w:left w:val="none"/>
+          <w:right w:val="single" w:sz="24" w:space="0" w:color="4338CA"/>
+          <w:insideH w:val="none"/>
+          <w:insideV w:val="none"/>
+        </w:tblBorders>
+        <w:bidiVisual/>
+      </w:tblPr>
+      <w:tblGrid>
+        <w:gridCol w:w="9360"/>
+      </w:tblGrid>
+      <w:tr>
+        <w:tc>
+          <w:tcPr>
+            <w:tcW w:type="dxa" w:w="9360"/>
+            <w:shd w:fill="F8FAFC"/>
+            <w:tcMar>
+              <w:top w:w="120" w:type="dxa"/>
+              <w:bottom w:w="120" w:type="dxa"/>
+              <w:left w:w="180" w:type="dxa"/>
+              <w:right w:w="180" w:type="dxa"/>
+            </w:tcMar>
+          </w:tcPr>
+          <w:p>
+            <w:pPr>
+              <w:bidi/>
+              <w:spacing w:after="80"/>
+              <w:jc w:val="right"/>
+              <w:jc w:val="both"/>
+            </w:pPr>
+            <w:r>
+              <w:rPr>
+                <w:rFonts w:ascii="Arial" w:hAnsi="Arial" w:cs="Traditional Arabic"/>
+                <w:b/>
+                <w:i w:val="0"/>
+                <w:color w:val="1E1B4B"/>
+                <w:sz w:val="29"/>
+                <w:rtl/>
+              </w:rPr>
+              <w:t>واجهة تسجيل الدخول المنقسمة (Split-Screen Login)</w:t>
+            </w:r>
+          </w:p>
+          <w:p>
+            <w:pPr>
+              <w:bidi/>
+              <w:spacing w:after="60" w:line="288" w:lineRule="auto"/>
+              <w:jc w:val="right"/>
+              <w:jc w:val="both"/>
+            </w:pPr>
+            <w:r>
+              <w:rPr>
+                <w:rFonts w:ascii="Arial" w:hAnsi="Arial" w:cs="Traditional Arabic"/>
+                <w:b w:val="0"/>
+                <w:i w:val="0"/>
+                <w:color w:val="1F2937"/>
+                <w:sz w:val="26"/>
+                <w:rtl/>
+              </w:rPr>
+              <w:t>تعتمد تصميماً عصرياً؛ يبرز الجانب الأيمن واجهة ترحيبية بصور الفنادق الفاخرة، بينما يقدم الجانب الأيسر نموذج تسجيل دخول ذكي مع التحقق الفوري من صحة البريد الإلكتروني وكلمة المرور وإصدار كوكيز مصادقة آمنة ومشفرة.</w:t>
+            </w:r>
+          </w:p>
+        </w:tc>
+      </w:tr>
+    </w:tbl>
+    <w:p>
+      <w:pPr>
+        <w:spacing w:after="80"/>
+      </w:pPr>
+    </w:p>
+    <w:tbl>
+      <w:tblPr>
+        <w:tblW w:type="auto" w:w="0"/>
+        <w:jc w:val="center"/>
+        <w:tblLook w:firstColumn="1" w:firstRow="1" w:lastColumn="0" w:lastRow="0" w:noHBand="0" w:noVBand="1" w:val="04A0"/>
+        <w:tblBorders>
+          <w:top w:val="none"/>
+          <w:bottom w:val="none"/>
+          <w:left w:val="none"/>
+          <w:right w:val="single" w:sz="24" w:space="0" w:color="4338CA"/>
+          <w:insideH w:val="none"/>
+          <w:insideV w:val="none"/>
+        </w:tblBorders>
+        <w:bidiVisual/>
+      </w:tblPr>
+      <w:tblGrid>
+        <w:gridCol w:w="9360"/>
+      </w:tblGrid>
+      <w:tr>
+        <w:tc>
+          <w:tcPr>
+            <w:tcW w:type="dxa" w:w="9360"/>
+            <w:shd w:fill="F8FAFC"/>
+            <w:tcMar>
+              <w:top w:w="120" w:type="dxa"/>
+              <w:bottom w:w="120" w:type="dxa"/>
+              <w:left w:w="180" w:type="dxa"/>
+              <w:right w:w="180" w:type="dxa"/>
+            </w:tcMar>
+          </w:tcPr>
+          <w:p>
+            <w:pPr>
+              <w:bidi/>
+              <w:spacing w:after="80"/>
+              <w:jc w:val="right"/>
+              <w:jc w:val="both"/>
+            </w:pPr>
+            <w:r>
+              <w:rPr>
+                <w:rFonts w:ascii="Arial" w:hAnsi="Arial" w:cs="Traditional Arabic"/>
+                <w:b/>
+                <w:i w:val="0"/>
+                <w:color w:val="1E1B4B"/>
+                <w:sz w:val="29"/>
+                <w:rtl/>
+              </w:rPr>
+              <w:t>لوحة التحكم المركزية (Main Dashboard)</w:t>
+            </w:r>
+          </w:p>
+          <w:p>
+            <w:pPr>
+              <w:bidi/>
+              <w:spacing w:after="60" w:line="288" w:lineRule="auto"/>
+              <w:jc w:val="right"/>
+              <w:jc w:val="both"/>
+            </w:pPr>
+            <w:r>
+              <w:rPr>
+                <w:rFonts w:ascii="Arial" w:hAnsi="Arial" w:cs="Traditional Arabic"/>
+                <w:b w:val="0"/>
+                <w:i w:val="0"/>
+                <w:color w:val="1F2937"/>
+                <w:sz w:val="26"/>
+                <w:rtl/>
+              </w:rPr>
+              <w:t>تستعرض 4 مؤشرات أداء رئيسية (KPIs) بحسابات رقمية حية: إجمالي الفنادق المسجلة، عدد الغرف الشاغرة، إجمالي الحجوزات النشطة، وصافي الإيرادات المحصلة. كما تحتوي على جدول الحجوزات الأخيرة وأزرار وصول سريع لإضافة فندق أو غرفة فوراً.</w:t>
+            </w:r>
+          </w:p>
+        </w:tc>
+      </w:tr>
+    </w:tbl>
+    <w:p>
+      <w:pPr>
+        <w:spacing w:after="80"/>
+      </w:pPr>
+    </w:p>
+    <w:tbl>
+      <w:tblPr>
+        <w:tblW w:type="auto" w:w="0"/>
+        <w:jc w:val="center"/>
+        <w:tblLook w:firstColumn="1" w:firstRow="1" w:lastColumn="0" w:lastRow="0" w:noHBand="0" w:noVBand="1" w:val="04A0"/>
+        <w:tblBorders>
+          <w:top w:val="none"/>
+          <w:bottom w:val="none"/>
+          <w:left w:val="none"/>
+          <w:right w:val="single" w:sz="24" w:space="0" w:color="4338CA"/>
+          <w:insideH w:val="none"/>
+          <w:insideV w:val="none"/>
+        </w:tblBorders>
+        <w:bidiVisual/>
+      </w:tblPr>
+      <w:tblGrid>
+        <w:gridCol w:w="9360"/>
+      </w:tblGrid>
+      <w:tr>
+        <w:tc>
+          <w:tcPr>
+            <w:tcW w:type="dxa" w:w="9360"/>
+            <w:shd w:fill="F8FAFC"/>
+            <w:tcMar>
+              <w:top w:w="120" w:type="dxa"/>
+              <w:bottom w:w="120" w:type="dxa"/>
+              <w:left w:w="180" w:type="dxa"/>
+              <w:right w:w="180" w:type="dxa"/>
+            </w:tcMar>
+          </w:tcPr>
+          <w:p>
+            <w:pPr>
+              <w:bidi/>
+              <w:spacing w:after="80"/>
+              <w:jc w:val="right"/>
+              <w:jc w:val="both"/>
+            </w:pPr>
+            <w:r>
+              <w:rPr>
+                <w:rFonts w:ascii="Arial" w:hAnsi="Arial" w:cs="Traditional Arabic"/>
+                <w:b/>
+                <w:i w:val="0"/>
+                <w:color w:val="1E1B4B"/>
+                <w:sz w:val="29"/>
+                <w:rtl/>
+              </w:rPr>
+              <w:t>إدارة الفنادق (Hotels Management)</w:t>
+            </w:r>
+          </w:p>
+          <w:p>
+            <w:pPr>
+              <w:bidi/>
+              <w:spacing w:after="60" w:line="288" w:lineRule="auto"/>
+              <w:jc w:val="right"/>
+              <w:jc w:val="both"/>
+            </w:pPr>
+            <w:r>
+              <w:rPr>
+                <w:rFonts w:ascii="Arial" w:hAnsi="Arial" w:cs="Traditional Arabic"/>
+                <w:b w:val="0"/>
+                <w:i w:val="0"/>
+                <w:color w:val="1F2937"/>
+                <w:sz w:val="26"/>
+                <w:rtl/>
+              </w:rPr>
+              <w:t>استعراض بيانات الفنادق بجدول تفاعلي مدعوم بـ DataTable.js يتيح البحث اللحظي بالاسم والمدينة وتصدير البيانات. تتيح شاشة الإنشاء إضافة الفندق بصورته وتقييمه، وشاشة التفاصيل تستعرض بطاقة الفندق وقائمة غرفه، وشاشة الحذف مؤمنة بنافذة تأكيد منبثقة (Bootstrap Modal).</w:t>
+            </w:r>
+          </w:p>
+        </w:tc>
+      </w:tr>
+    </w:tbl>
+    <w:p>
+      <w:pPr>
+        <w:spacing w:after="80"/>
+      </w:pPr>
+    </w:p>
+    <w:tbl>
+      <w:tblPr>
+        <w:tblW w:type="auto" w:w="0"/>
+        <w:jc w:val="center"/>
+        <w:tblLook w:firstColumn="1" w:firstRow="1" w:lastColumn="0" w:lastRow="0" w:noHBand="0" w:noVBand="1" w:val="04A0"/>
+        <w:tblBorders>
+          <w:top w:val="none"/>
+          <w:bottom w:val="none"/>
+          <w:left w:val="none"/>
+          <w:right w:val="single" w:sz="24" w:space="0" w:color="4338CA"/>
+          <w:insideH w:val="none"/>
+          <w:insideV w:val="none"/>
+        </w:tblBorders>
+        <w:bidiVisual/>
+      </w:tblPr>
+      <w:tblGrid>
+        <w:gridCol w:w="9360"/>
+      </w:tblGrid>
+      <w:tr>
+        <w:tc>
+          <w:tcPr>
+            <w:tcW w:type="dxa" w:w="9360"/>
+            <w:shd w:fill="F8FAFC"/>
+            <w:tcMar>
+              <w:top w:w="120" w:type="dxa"/>
+              <w:bottom w:w="120" w:type="dxa"/>
+              <w:left w:w="180" w:type="dxa"/>
+              <w:right w:w="180" w:type="dxa"/>
+            </w:tcMar>
+          </w:tcPr>
+          <w:p>
+            <w:pPr>
+              <w:bidi/>
+              <w:spacing w:after="80"/>
+              <w:jc w:val="right"/>
+              <w:jc w:val="both"/>
+            </w:pPr>
+            <w:r>
+              <w:rPr>
+                <w:rFonts w:ascii="Arial" w:hAnsi="Arial" w:cs="Traditional Arabic"/>
+                <w:b/>
+                <w:i w:val="0"/>
+                <w:color w:val="1E1B4B"/>
+                <w:sz w:val="29"/>
+                <w:rtl/>
+              </w:rPr>
+              <w:t>إدارة الغرف وحالة التوفر (Rooms Inventory)</w:t>
+            </w:r>
+          </w:p>
+          <w:p>
+            <w:pPr>
+              <w:bidi/>
+              <w:spacing w:after="60" w:line="288" w:lineRule="auto"/>
+              <w:jc w:val="right"/>
+              <w:jc w:val="both"/>
+            </w:pPr>
+            <w:r>
+              <w:rPr>
+                <w:rFonts w:ascii="Arial" w:hAnsi="Arial" w:cs="Traditional Arabic"/>
+                <w:b w:val="0"/>
+                <w:i w:val="0"/>
+                <w:color w:val="1F2937"/>
+                <w:sz w:val="26"/>
+                <w:rtl/>
+              </w:rPr>
+              <w:t>تمكين المشرف من إضافة وتعديل الغرف وربطها بالفندق، مع تحديد نوع الغرفة (مفردة، مزدوجة، جناح، ديلوكس)، وتحديد طاقتها الاستيعابية، وسعر الليلة، وتعديل حالة الغرفة بين (متاحة / محجوزة) بضغطة زر.</w:t>
+            </w:r>
+          </w:p>
+        </w:tc>
+      </w:tr>
+    </w:tbl>
+    <w:p>
+      <w:pPr>
+        <w:spacing w:after="80"/>
+      </w:pPr>
+    </w:p>
+    <w:tbl>
+      <w:tblPr>
+        <w:tblW w:type="auto" w:w="0"/>
+        <w:jc w:val="center"/>
+        <w:tblLook w:firstColumn="1" w:firstRow="1" w:lastColumn="0" w:lastRow="0" w:noHBand="0" w:noVBand="1" w:val="04A0"/>
+        <w:tblBorders>
+          <w:top w:val="none"/>
+          <w:bottom w:val="none"/>
+          <w:left w:val="none"/>
+          <w:right w:val="single" w:sz="24" w:space="0" w:color="4338CA"/>
+          <w:insideH w:val="none"/>
+          <w:insideV w:val="none"/>
+        </w:tblBorders>
+        <w:bidiVisual/>
+      </w:tblPr>
+      <w:tblGrid>
+        <w:gridCol w:w="9360"/>
+      </w:tblGrid>
+      <w:tr>
+        <w:tc>
+          <w:tcPr>
+            <w:tcW w:type="dxa" w:w="9360"/>
+            <w:shd w:fill="F8FAFC"/>
+            <w:tcMar>
+              <w:top w:w="120" w:type="dxa"/>
+              <w:bottom w:w="120" w:type="dxa"/>
+              <w:left w:w="180" w:type="dxa"/>
+              <w:right w:w="180" w:type="dxa"/>
+            </w:tcMar>
+          </w:tcPr>
+          <w:p>
+            <w:pPr>
+              <w:bidi/>
+              <w:spacing w:after="80"/>
+              <w:jc w:val="right"/>
+              <w:jc w:val="both"/>
+            </w:pPr>
+            <w:r>
+              <w:rPr>
+                <w:rFonts w:ascii="Arial" w:hAnsi="Arial" w:cs="Traditional Arabic"/>
+                <w:b/>
+                <w:i w:val="0"/>
+                <w:color w:val="1E1B4B"/>
+                <w:sz w:val="29"/>
+                <w:rtl/>
+              </w:rPr>
+              <w:t>إدارة الحجوزات والعمليات المالية (Bookings Workflow)</w:t>
+            </w:r>
+          </w:p>
+          <w:p>
+            <w:pPr>
+              <w:bidi/>
+              <w:spacing w:after="60" w:line="288" w:lineRule="auto"/>
+              <w:jc w:val="right"/>
+              <w:jc w:val="both"/>
+            </w:pPr>
+            <w:r>
+              <w:rPr>
+                <w:rFonts w:ascii="Arial" w:hAnsi="Arial" w:cs="Traditional Arabic"/>
+                <w:b w:val="0"/>
+                <w:i w:val="0"/>
+                <w:color w:val="1F2937"/>
+                <w:sz w:val="26"/>
+                <w:rtl/>
+              </w:rPr>
+              <w:t>إمكانية إنشاء حجز فندقي جديد مع احتساب السعر الإجمالي تلقائياً بضرب عدد الليالي في سعر الغرفة، مع تفعيل محرك منع التضارب الزمني، وإمكانية تعديل حالة الحجز بين (مؤكد Confirmed، معلق Pending، وملغي Cancelled).</w:t>
+            </w:r>
+          </w:p>
+        </w:tc>
+      </w:tr>
+    </w:tbl>
+    <w:p>
+      <w:pPr>
+        <w:spacing w:after="80"/>
+      </w:pPr>
+    </w:p>
+    <w:tbl>
+      <w:tblPr>
+        <w:tblW w:type="auto" w:w="0"/>
+        <w:jc w:val="center"/>
+        <w:tblLook w:firstColumn="1" w:firstRow="1" w:lastColumn="0" w:lastRow="0" w:noHBand="0" w:noVBand="1" w:val="04A0"/>
+        <w:tblBorders>
+          <w:top w:val="none"/>
+          <w:bottom w:val="none"/>
+          <w:left w:val="none"/>
+          <w:right w:val="single" w:sz="24" w:space="0" w:color="4338CA"/>
+          <w:insideH w:val="none"/>
+          <w:insideV w:val="none"/>
+        </w:tblBorders>
+        <w:bidiVisual/>
+      </w:tblPr>
+      <w:tblGrid>
+        <w:gridCol w:w="9360"/>
+      </w:tblGrid>
+      <w:tr>
+        <w:tc>
+          <w:tcPr>
+            <w:tcW w:type="dxa" w:w="9360"/>
+            <w:shd w:fill="F8FAFC"/>
+            <w:tcMar>
+              <w:top w:w="120" w:type="dxa"/>
+              <w:bottom w:w="120" w:type="dxa"/>
+              <w:left w:w="180" w:type="dxa"/>
+              <w:right w:w="180" w:type="dxa"/>
+            </w:tcMar>
+          </w:tcPr>
+          <w:p>
+            <w:pPr>
+              <w:bidi/>
+              <w:spacing w:after="80"/>
+              <w:jc w:val="right"/>
+              <w:jc w:val="both"/>
+            </w:pPr>
+            <w:r>
+              <w:rPr>
+                <w:rFonts w:ascii="Arial" w:hAnsi="Arial" w:cs="Traditional Arabic"/>
+                <w:b/>
+                <w:i w:val="0"/>
+                <w:color w:val="1E1B4B"/>
+                <w:sz w:val="29"/>
+                <w:rtl/>
+              </w:rPr>
+              <w:t>دليل المستخدمين والصلاحيات (Users Management)</w:t>
+            </w:r>
+          </w:p>
+          <w:p>
+            <w:pPr>
+              <w:bidi/>
+              <w:spacing w:after="60" w:line="288" w:lineRule="auto"/>
+              <w:jc w:val="right"/>
+              <w:jc w:val="both"/>
+            </w:pPr>
+            <w:r>
+              <w:rPr>
+                <w:rFonts w:ascii="Arial" w:hAnsi="Arial" w:cs="Traditional Arabic"/>
+                <w:b w:val="0"/>
+                <w:i w:val="0"/>
+                <w:color w:val="1F2937"/>
+                <w:sz w:val="26"/>
+                <w:rtl/>
+              </w:rPr>
+              <w:t>شاشة مخصصة لإدارة حسابات النظام واستعراض قائمة العملاء والمدراء وتواريخ تسجيلهم.</w:t>
+            </w:r>
+          </w:p>
+        </w:tc>
+      </w:tr>
+    </w:tbl>
+    <w:p>
+      <w:pPr>
+        <w:spacing w:after="80"/>
+      </w:pPr>
+    </w:p>
+    <w:p>
+      <w:pPr>
+        <w:keepNext/>
+        <w:bidi/>
+        <w:spacing w:before="280" w:after="120"/>
+        <w:jc w:val="right"/>
+        <w:jc w:val="both"/>
+      </w:pPr>
+      <w:r>
+        <w:rPr>
+          <w:rFonts w:ascii="Arial" w:hAnsi="Arial" w:cs="Traditional Arabic"/>
+          <w:b/>
+          <w:i w:val="0"/>
+          <w:color w:val="4338CA"/>
+          <w:sz w:val="31"/>
+          <w:rtl/>
+        </w:rPr>
+        <w:t>2.3 دليل استخدام تطبيق الهاتف المحمول (Flutter Mobile Application):</w:t>
+      </w:r>
+    </w:p>
+    <w:tbl>
+      <w:tblPr>
+        <w:tblW w:type="auto" w:w="0"/>
+        <w:jc w:val="center"/>
+        <w:tblLook w:firstColumn="1" w:firstRow="1" w:lastColumn="0" w:lastRow="0" w:noHBand="0" w:noVBand="1" w:val="04A0"/>
+        <w:tblBorders>
+          <w:top w:val="none"/>
+          <w:bottom w:val="none"/>
+          <w:left w:val="none"/>
+          <w:right w:val="single" w:sz="24" w:space="0" w:color="7C3AED"/>
+          <w:insideH w:val="none"/>
+          <w:insideV w:val="none"/>
+        </w:tblBorders>
+        <w:bidiVisual/>
+      </w:tblPr>
+      <w:tblGrid>
+        <w:gridCol w:w="9360"/>
+      </w:tblGrid>
+      <w:tr>
+        <w:tc>
+          <w:tcPr>
+            <w:tcW w:type="dxa" w:w="9360"/>
+            <w:shd w:fill="FAF5FF"/>
+            <w:tcMar>
+              <w:top w:w="120" w:type="dxa"/>
+              <w:bottom w:w="120" w:type="dxa"/>
+              <w:left w:w="180" w:type="dxa"/>
+              <w:right w:w="180" w:type="dxa"/>
+            </w:tcMar>
+          </w:tcPr>
+          <w:p>
+            <w:pPr>
+              <w:bidi/>
+              <w:spacing w:after="80"/>
+              <w:jc w:val="right"/>
+              <w:jc w:val="both"/>
+            </w:pPr>
+            <w:r>
+              <w:rPr>
+                <w:rFonts w:ascii="Arial" w:hAnsi="Arial" w:cs="Traditional Arabic"/>
+                <w:b/>
+                <w:i w:val="0"/>
+                <w:color w:val="1E1B4B"/>
+                <w:sz w:val="29"/>
+                <w:rtl/>
+              </w:rPr>
+              <w:t>شاشة البداية والدخول (Splash &amp; Login)</w:t>
+            </w:r>
+          </w:p>
+          <w:p>
+            <w:pPr>
+              <w:bidi/>
+              <w:spacing w:after="60" w:line="288" w:lineRule="auto"/>
+              <w:jc w:val="right"/>
+              <w:jc w:val="both"/>
+            </w:pPr>
+            <w:r>
+              <w:rPr>
+                <w:rFonts w:ascii="Arial" w:hAnsi="Arial" w:cs="Traditional Arabic"/>
+                <w:b w:val="0"/>
+                <w:i w:val="0"/>
+                <w:color w:val="1F2937"/>
+                <w:sz w:val="26"/>
+                <w:rtl/>
+              </w:rPr>
+              <w:t>شاشة افتتاحية متحركة تتحقق من الـ Token المخزن، تليها شاشة تسجيل دخول ذكية تدعم إخفاء وإظهار كلمة المرور والتحقق التلقائي من صحة المدخلات.</w:t>
+            </w:r>
+          </w:p>
+        </w:tc>
+      </w:tr>
+    </w:tbl>
+    <w:p>
+      <w:pPr>
+        <w:spacing w:after="80"/>
+      </w:pPr>
+    </w:p>
+    <w:tbl>
+      <w:tblPr>
+        <w:tblW w:type="auto" w:w="0"/>
+        <w:jc w:val="center"/>
+        <w:tblLook w:firstColumn="1" w:firstRow="1" w:lastColumn="0" w:lastRow="0" w:noHBand="0" w:noVBand="1" w:val="04A0"/>
+        <w:tblBorders>
+          <w:top w:val="none"/>
+          <w:bottom w:val="none"/>
+          <w:left w:val="none"/>
+          <w:right w:val="single" w:sz="24" w:space="0" w:color="7C3AED"/>
+          <w:insideH w:val="none"/>
+          <w:insideV w:val="none"/>
+        </w:tblBorders>
+        <w:bidiVisual/>
+      </w:tblPr>
+      <w:tblGrid>
+        <w:gridCol w:w="9360"/>
+      </w:tblGrid>
+      <w:tr>
+        <w:tc>
+          <w:tcPr>
+            <w:tcW w:type="dxa" w:w="9360"/>
+            <w:shd w:fill="FAF5FF"/>
+            <w:tcMar>
+              <w:top w:w="120" w:type="dxa"/>
+              <w:bottom w:w="120" w:type="dxa"/>
+              <w:left w:w="180" w:type="dxa"/>
+              <w:right w:w="180" w:type="dxa"/>
+            </w:tcMar>
+          </w:tcPr>
+          <w:p>
+            <w:pPr>
+              <w:bidi/>
+              <w:spacing w:after="80"/>
+              <w:jc w:val="right"/>
+              <w:jc w:val="both"/>
+            </w:pPr>
+            <w:r>
+              <w:rPr>
+                <w:rFonts w:ascii="Arial" w:hAnsi="Arial" w:cs="Traditional Arabic"/>
+                <w:b/>
+                <w:i w:val="0"/>
+                <w:color w:val="1E1B4B"/>
+                <w:sz w:val="29"/>
+                <w:rtl/>
+              </w:rPr>
+              <w:t>لوحة القيادة التفاعلية (HomeScreen Dashboard)</w:t>
+            </w:r>
+          </w:p>
+          <w:p>
+            <w:pPr>
+              <w:bidi/>
+              <w:spacing w:after="60" w:line="288" w:lineRule="auto"/>
+              <w:jc w:val="right"/>
+              <w:jc w:val="both"/>
+            </w:pPr>
+            <w:r>
+              <w:rPr>
+                <w:rFonts w:ascii="Arial" w:hAnsi="Arial" w:cs="Traditional Arabic"/>
+                <w:b w:val="0"/>
+                <w:i w:val="0"/>
+                <w:color w:val="1F2937"/>
+                <w:sz w:val="26"/>
+                <w:rtl/>
+              </w:rPr>
+              <w:t>تستعرض بطاقات إحصائية للمستخدم، شريط ترحيب باسم العميل، شريط أفقي فخم لأبرز الفنادق الموصى بها بصورها المحملة بسلاسة، وأزرار التنقل السريع.</w:t>
+            </w:r>
+          </w:p>
+        </w:tc>
+      </w:tr>
+    </w:tbl>
+    <w:p>
+      <w:pPr>
+        <w:spacing w:after="80"/>
+      </w:pPr>
+    </w:p>
+    <w:tbl>
+      <w:tblPr>
+        <w:tblW w:type="auto" w:w="0"/>
+        <w:jc w:val="center"/>
+        <w:tblLook w:firstColumn="1" w:firstRow="1" w:lastColumn="0" w:lastRow="0" w:noHBand="0" w:noVBand="1" w:val="04A0"/>
+        <w:tblBorders>
+          <w:top w:val="none"/>
+          <w:bottom w:val="none"/>
+          <w:left w:val="none"/>
+          <w:right w:val="single" w:sz="24" w:space="0" w:color="7C3AED"/>
+          <w:insideH w:val="none"/>
+          <w:insideV w:val="none"/>
+        </w:tblBorders>
+        <w:bidiVisual/>
+      </w:tblPr>
+      <w:tblGrid>
+        <w:gridCol w:w="9360"/>
+      </w:tblGrid>
+      <w:tr>
+        <w:tc>
+          <w:tcPr>
+            <w:tcW w:type="dxa" w:w="9360"/>
+            <w:shd w:fill="FAF5FF"/>
+            <w:tcMar>
+              <w:top w:w="120" w:type="dxa"/>
+              <w:bottom w:w="120" w:type="dxa"/>
+              <w:left w:w="180" w:type="dxa"/>
+              <w:right w:w="180" w:type="dxa"/>
+            </w:tcMar>
+          </w:tcPr>
+          <w:p>
+            <w:pPr>
+              <w:bidi/>
+              <w:spacing w:after="80"/>
+              <w:jc w:val="right"/>
+              <w:jc w:val="both"/>
+            </w:pPr>
+            <w:r>
+              <w:rPr>
+                <w:rFonts w:ascii="Arial" w:hAnsi="Arial" w:cs="Traditional Arabic"/>
+                <w:b/>
+                <w:i w:val="0"/>
+                <w:color w:val="1E1B4B"/>
+                <w:sz w:val="29"/>
+                <w:rtl/>
+              </w:rPr>
+              <w:t>القائمة الجانبية المنسحبة (RTL Drawer)</w:t>
+            </w:r>
+          </w:p>
+          <w:p>
+            <w:pPr>
+              <w:bidi/>
+              <w:spacing w:after="60" w:line="288" w:lineRule="auto"/>
+              <w:jc w:val="right"/>
+              <w:jc w:val="both"/>
+            </w:pPr>
+            <w:r>
+              <w:rPr>
+                <w:rFonts w:ascii="Arial" w:hAnsi="Arial" w:cs="Traditional Arabic"/>
+                <w:b w:val="0"/>
+                <w:i w:val="0"/>
+                <w:color w:val="1F2937"/>
+                <w:sz w:val="26"/>
+                <w:rtl/>
+              </w:rPr>
+              <w:t>قائمة سحب ناعمة تنزلق من اليمين (RTL) تضم ترويسة أنيقة باسم المستخدم وبريده وصلاحيته، وروابط الانتقال لجميع أقسام التطبيق، مع زر تسجيل الخروج الآمن.</w:t>
+            </w:r>
+          </w:p>
+        </w:tc>
+      </w:tr>
+    </w:tbl>
+    <w:p>
+      <w:pPr>
+        <w:spacing w:after="80"/>
+      </w:pPr>
+    </w:p>
+    <w:tbl>
+      <w:tblPr>
+        <w:tblW w:type="auto" w:w="0"/>
+        <w:jc w:val="center"/>
+        <w:tblLook w:firstColumn="1" w:firstRow="1" w:lastColumn="0" w:lastRow="0" w:noHBand="0" w:noVBand="1" w:val="04A0"/>
+        <w:tblBorders>
+          <w:top w:val="none"/>
+          <w:bottom w:val="none"/>
+          <w:left w:val="none"/>
+          <w:right w:val="single" w:sz="24" w:space="0" w:color="7C3AED"/>
+          <w:insideH w:val="none"/>
+          <w:insideV w:val="none"/>
+        </w:tblBorders>
+        <w:bidiVisual/>
+      </w:tblPr>
+      <w:tblGrid>
+        <w:gridCol w:w="9360"/>
+      </w:tblGrid>
+      <w:tr>
+        <w:tc>
+          <w:tcPr>
+            <w:tcW w:type="dxa" w:w="9360"/>
+            <w:shd w:fill="FAF5FF"/>
+            <w:tcMar>
+              <w:top w:w="120" w:type="dxa"/>
+              <w:bottom w:w="120" w:type="dxa"/>
+              <w:left w:w="180" w:type="dxa"/>
+              <w:right w:w="180" w:type="dxa"/>
+            </w:tcMar>
+          </w:tcPr>
+          <w:p>
+            <w:pPr>
+              <w:bidi/>
+              <w:spacing w:after="80"/>
+              <w:jc w:val="right"/>
+              <w:jc w:val="both"/>
+            </w:pPr>
+            <w:r>
+              <w:rPr>
+                <w:rFonts w:ascii="Arial" w:hAnsi="Arial" w:cs="Traditional Arabic"/>
+                <w:b/>
+                <w:i w:val="0"/>
+                <w:color w:val="1E1B4B"/>
+                <w:sz w:val="29"/>
+                <w:rtl/>
+              </w:rPr>
+              <w:t>شريط التنقل السفلي الثابت (Bottom Navigation Bar)</w:t>
+            </w:r>
+          </w:p>
+          <w:p>
+            <w:pPr>
+              <w:bidi/>
+              <w:spacing w:after="60" w:line="288" w:lineRule="auto"/>
+              <w:jc w:val="right"/>
+              <w:jc w:val="both"/>
+            </w:pPr>
+            <w:r>
+              <w:rPr>
+                <w:rFonts w:ascii="Arial" w:hAnsi="Arial" w:cs="Traditional Arabic"/>
+                <w:b w:val="0"/>
+                <w:i w:val="0"/>
+                <w:color w:val="1F2937"/>
+                <w:sz w:val="26"/>
+                <w:rtl/>
+              </w:rPr>
+              <w:t>شريط سفلي بـ 5 تبويبات أساسية (لوحة التحكم، المستخدمون، الفنادق، الغرف، الحجوزات) مع أيقونات ملونة وخط Cairo الأصيل.</w:t>
+            </w:r>
+          </w:p>
+        </w:tc>
+      </w:tr>
+    </w:tbl>
+    <w:p>
+      <w:pPr>
+        <w:spacing w:after="80"/>
+      </w:pPr>
+    </w:p>
+    <w:tbl>
+      <w:tblPr>
+        <w:tblW w:type="auto" w:w="0"/>
+        <w:jc w:val="center"/>
+        <w:tblLook w:firstColumn="1" w:firstRow="1" w:lastColumn="0" w:lastRow="0" w:noHBand="0" w:noVBand="1" w:val="04A0"/>
+        <w:tblBorders>
+          <w:top w:val="none"/>
+          <w:bottom w:val="none"/>
+          <w:left w:val="none"/>
+          <w:right w:val="single" w:sz="24" w:space="0" w:color="7C3AED"/>
+          <w:insideH w:val="none"/>
+          <w:insideV w:val="none"/>
+        </w:tblBorders>
+        <w:bidiVisual/>
+      </w:tblPr>
+      <w:tblGrid>
+        <w:gridCol w:w="9360"/>
+      </w:tblGrid>
+      <w:tr>
+        <w:tc>
+          <w:tcPr>
+            <w:tcW w:type="dxa" w:w="9360"/>
+            <w:shd w:fill="FAF5FF"/>
+            <w:tcMar>
+              <w:top w:w="120" w:type="dxa"/>
+              <w:bottom w:w="120" w:type="dxa"/>
+              <w:left w:w="180" w:type="dxa"/>
+              <w:right w:w="180" w:type="dxa"/>
+            </w:tcMar>
+          </w:tcPr>
+          <w:p>
+            <w:pPr>
+              <w:bidi/>
+              <w:spacing w:after="80"/>
+              <w:jc w:val="right"/>
+              <w:jc w:val="both"/>
+            </w:pPr>
+            <w:r>
+              <w:rPr>
+                <w:rFonts w:ascii="Arial" w:hAnsi="Arial" w:cs="Traditional Arabic"/>
+                <w:b/>
+                <w:i w:val="0"/>
+                <w:color w:val="1E1B4B"/>
+                <w:sz w:val="29"/>
+                <w:rtl/>
+              </w:rPr>
+              <w:t>كتالوج الفنادق والشاشة التفصيلية (Hotels &amp; Details)</w:t>
+            </w:r>
+          </w:p>
+          <w:p>
+            <w:pPr>
+              <w:bidi/>
+              <w:spacing w:after="60" w:line="288" w:lineRule="auto"/>
+              <w:jc w:val="right"/>
+              <w:jc w:val="both"/>
+            </w:pPr>
+            <w:r>
+              <w:rPr>
+                <w:rFonts w:ascii="Arial" w:hAnsi="Arial" w:cs="Traditional Arabic"/>
+                <w:b w:val="0"/>
+                <w:i w:val="0"/>
+                <w:color w:val="1F2937"/>
+                <w:sz w:val="26"/>
+                <w:rtl/>
+              </w:rPr>
+              <w:t>شاشة استعراض الفنادق مع شريط بحث بالاسم والمدينة، وشاشة تفاصيل الفندق الفاخرة التي تستعرض المرافق وقائمة الغرف المتاحة التابعة له.</w:t>
+            </w:r>
+          </w:p>
+        </w:tc>
+      </w:tr>
+    </w:tbl>
+    <w:p>
+      <w:pPr>
+        <w:spacing w:after="80"/>
+      </w:pPr>
+    </w:p>
+    <w:tbl>
+      <w:tblPr>
+        <w:tblW w:type="auto" w:w="0"/>
+        <w:jc w:val="center"/>
+        <w:tblLook w:firstColumn="1" w:firstRow="1" w:lastColumn="0" w:lastRow="0" w:noHBand="0" w:noVBand="1" w:val="04A0"/>
+        <w:tblBorders>
+          <w:top w:val="none"/>
+          <w:bottom w:val="none"/>
+          <w:left w:val="none"/>
+          <w:right w:val="single" w:sz="24" w:space="0" w:color="7C3AED"/>
+          <w:insideH w:val="none"/>
+          <w:insideV w:val="none"/>
+        </w:tblBorders>
+        <w:bidiVisual/>
+      </w:tblPr>
+      <w:tblGrid>
+        <w:gridCol w:w="9360"/>
+      </w:tblGrid>
+      <w:tr>
+        <w:tc>
+          <w:tcPr>
+            <w:tcW w:type="dxa" w:w="9360"/>
+            <w:shd w:fill="FAF5FF"/>
+            <w:tcMar>
+              <w:top w:w="120" w:type="dxa"/>
+              <w:bottom w:w="120" w:type="dxa"/>
+              <w:left w:w="180" w:type="dxa"/>
+              <w:right w:w="180" w:type="dxa"/>
+            </w:tcMar>
+          </w:tcPr>
+          <w:p>
+            <w:pPr>
+              <w:bidi/>
+              <w:spacing w:after="80"/>
+              <w:jc w:val="right"/>
+              <w:jc w:val="both"/>
+            </w:pPr>
+            <w:r>
+              <w:rPr>
+                <w:rFonts w:ascii="Arial" w:hAnsi="Arial" w:cs="Traditional Arabic"/>
+                <w:b/>
+                <w:i w:val="0"/>
+                <w:color w:val="1E1B4B"/>
+                <w:sz w:val="29"/>
+                <w:rtl/>
+              </w:rPr>
+              <w:t>النافذة المنبثقة لحجز الغرفة (SheetModal)</w:t>
+            </w:r>
+          </w:p>
+          <w:p>
+            <w:pPr>
+              <w:bidi/>
+              <w:spacing w:after="60" w:line="288" w:lineRule="auto"/>
+              <w:jc w:val="right"/>
+              <w:jc w:val="both"/>
+            </w:pPr>
+            <w:r>
+              <w:rPr>
+                <w:rFonts w:ascii="Arial" w:hAnsi="Arial" w:cs="Traditional Arabic"/>
+                <w:b w:val="0"/>
+                <w:i w:val="0"/>
+                <w:color w:val="1F2937"/>
+                <w:sz w:val="26"/>
+                <w:rtl/>
+              </w:rPr>
+              <w:t>عند الضغط على زر 'حجز الآن' بأي غرفة، تنبثق نافذة سفلية تفاعلية تمكن النزيل من اختيار تاريخي الوصول والمغادرة وعدد الضيوف ومراجعة السعر الإجمالي وتأكيد الحجز مع ظهور إشعار نجاح عائم (SnackBar).</w:t>
+            </w:r>
+          </w:p>
+        </w:tc>
+      </w:tr>
+    </w:tbl>
+    <w:p>
+      <w:pPr>
+        <w:spacing w:after="80"/>
+      </w:pPr>
+    </w:p>
+    <w:p>
+      <w:r>
+        <w:br w:type="page"/>
+      </w:r>
+    </w:p>
+    <w:p>
+      <w:pPr>
+        <w:keepNext/>
+        <w:bidi/>
+        <w:spacing w:before="360" w:after="160"/>
+        <w:jc w:val="right"/>
+        <w:jc w:val="both"/>
+        <w:pBdr>
+          <w:bottom w:val="single" w:sz="12" w:space="4" w:color="4338CA"/>
+        </w:pBdr>
+      </w:pPr>
+      <w:r>
+        <w:rPr>
+          <w:rFonts w:ascii="Arial" w:hAnsi="Arial" w:cs="Traditional Arabic"/>
+          <w:b/>
+          <w:i w:val="0"/>
+          <w:color w:val="1E1B4B"/>
+          <w:sz w:val="36"/>
+          <w:rtl/>
+        </w:rPr>
+        <w:t>4. الجزء الثالث: تقرير الفحص وضمان الجودة والاختبارات (W10.3 Testing &amp; QA)</w:t>
       </w:r>
     </w:p>
     <w:p>
       <w:pPr>
         <w:bidi/>
-        <w:spacing w:before="240" w:after="120"/>
+        <w:spacing w:after="120" w:line="300" w:lineRule="auto"/>
         <w:jc w:val="right"/>
+        <w:jc w:val="both"/>
       </w:pPr>
       <w:r>
         <w:rPr>
-          <w:rFonts w:ascii="Segoe UI" w:hAnsi="Segoe UI"/>
-          <w:b/>
-          <w:rFonts w:ascii="Segoe UI" w:hAnsi="Segoe UI" w:cs="Segoe UI"/>
-          <w:color w:val="4F46E5"/>
-          <w:sz w:val="25"/>
+          <w:rFonts w:ascii="Arial" w:hAnsi="Arial" w:cs="Traditional Arabic"/>
+          <w:b w:val="0"/>
+          <w:i w:val="0"/>
+          <w:color w:val="1F2937"/>
+          <w:sz w:val="27"/>
           <w:rtl/>
         </w:rPr>
-        <w:t>1.3 دليل استخدام بوابة الويب الإدارية (ASP.NET Core MVC):</w:t>
+        <w:t>خضعت المنظومة البرمجية لمصفوفة اختبارات صارمة ومتعددة المستويات شملت اختبارات واجهات البرمجة (API Testing)، واختبارات التحقق من سلامة المدخلات (Input Validation)، واختبارات منطق الأعمال وحماية العمليات المتزامنة (Concurrency &amp; Business Rules).</w:t>
       </w:r>
     </w:p>
     <w:p>
       <w:pPr>
+        <w:keepNext/>
         <w:bidi/>
-        <w:spacing w:after="60" w:line="288" w:lineRule="auto"/>
+        <w:spacing w:before="280" w:after="120"/>
         <w:jc w:val="right"/>
+        <w:jc w:val="both"/>
       </w:pPr>
       <w:r>
         <w:rPr>
+          <w:rFonts w:ascii="Arial" w:hAnsi="Arial" w:cs="Traditional Arabic"/>
           <w:b/>
-          <w:color w:val="4F46E5"/>
-          <w:rFonts w:ascii="Segoe UI" w:hAnsi="Segoe UI" w:cs="Segoe UI"/>
+          <w:i w:val="0"/>
+          <w:color w:val="4338CA"/>
+          <w:sz w:val="31"/>
           <w:rtl/>
         </w:rPr>
-        <w:t xml:space="preserve">• واجهة تسجيل الدخول المنقسمة (Split-Screen Login): </w:t>
-      </w:r>
-      <w:r>
-        <w:rPr>
-          <w:rFonts w:ascii="Segoe UI" w:hAnsi="Segoe UI" w:cs="Segoe UI"/>
-          <w:rtl/>
-        </w:rPr>
-        <w:t>تعتمد تصميماً هندسياً فاخراً يجمع بين عرض صور الفنادق على اليمين ونموذج تسجيل الدخول الذكي على اليسار، مع فحص صحة المدخلات وإصدار ملف تعريف ارتباط مشفر (Secure Cookie).</w:t>
-      </w:r>
-    </w:p>
-    <w:p>
-      <w:pPr>
-        <w:bidi/>
-        <w:spacing w:after="60" w:line="288" w:lineRule="auto"/>
-        <w:jc w:val="right"/>
-      </w:pPr>
-      <w:r>
-        <w:rPr>
-          <w:b/>
-          <w:color w:val="4F46E5"/>
-          <w:rFonts w:ascii="Segoe UI" w:hAnsi="Segoe UI" w:cs="Segoe UI"/>
-          <w:rtl/>
-        </w:rPr>
-        <w:t xml:space="preserve">• لوحة التحكم المركزية (Main Dashboard): </w:t>
-      </w:r>
-      <w:r>
-        <w:rPr>
-          <w:rFonts w:ascii="Segoe UI" w:hAnsi="Segoe UI" w:cs="Segoe UI"/>
-          <w:rtl/>
-        </w:rPr>
-        <w:t>تعرض 4 بطاقات إحصائيات تفاعلية (إجمالي الفنادق، الغرف الشاغرة، الحجوزات النشطة، إجمالي الإيرادات المالية المحصلة)، بالإضافة لجدول أحدث 5 حجوزات مع شارات الحالة الملونة وأزرار الوصول السريع.</w:t>
-      </w:r>
-    </w:p>
-    <w:p>
-      <w:pPr>
-        <w:bidi/>
-        <w:spacing w:after="60" w:line="288" w:lineRule="auto"/>
-        <w:jc w:val="right"/>
-      </w:pPr>
-      <w:r>
-        <w:rPr>
-          <w:b/>
-          <w:color w:val="4F46E5"/>
-          <w:rFonts w:ascii="Segoe UI" w:hAnsi="Segoe UI" w:cs="Segoe UI"/>
-          <w:rtl/>
-        </w:rPr>
-        <w:t xml:space="preserve">• إدارة الفنادق (Hotels Management): </w:t>
-      </w:r>
-      <w:r>
-        <w:rPr>
-          <w:rFonts w:ascii="Segoe UI" w:hAnsi="Segoe UI" w:cs="Segoe UI"/>
-          <w:rtl/>
-        </w:rPr>
-        <w:t>تتيح استعراض الفنادق في جدول تفاعلي مدعوم بـ DataTable.js للبحث اللحظي والفرز. يمكن إضافة فندق، تعديل بياناته، أو حذفه بأمان عبر نافذة تأكيد منبثقة (Bootstrap Modal).</w:t>
-      </w:r>
-    </w:p>
-    <w:p>
-      <w:pPr>
-        <w:bidi/>
-        <w:spacing w:after="60" w:line="288" w:lineRule="auto"/>
-        <w:jc w:val="right"/>
-      </w:pPr>
-      <w:r>
-        <w:rPr>
-          <w:b/>
-          <w:color w:val="4F46E5"/>
-          <w:rFonts w:ascii="Segoe UI" w:hAnsi="Segoe UI" w:cs="Segoe UI"/>
-          <w:rtl/>
-        </w:rPr>
-        <w:t xml:space="preserve">• إدارة الغرف الفندقية (Rooms Inventory): </w:t>
-      </w:r>
-      <w:r>
-        <w:rPr>
-          <w:rFonts w:ascii="Segoe UI" w:hAnsi="Segoe UI" w:cs="Segoe UI"/>
-          <w:rtl/>
-        </w:rPr>
-        <w:t>تمكين الموظف من ربط الغرف بالفندق، وتحديد نوع الغرفة (مفردة، مزدوجة، جناح، ديلوكس)، وتحديد طاقتها الاستيعابية، وسعر الليلة، وتعديل حالة التوفر بضغطة زر.</w:t>
-      </w:r>
-    </w:p>
-    <w:p>
-      <w:pPr>
-        <w:bidi/>
-        <w:spacing w:after="60" w:line="288" w:lineRule="auto"/>
-        <w:jc w:val="right"/>
-      </w:pPr>
-      <w:r>
-        <w:rPr>
-          <w:b/>
-          <w:color w:val="4F46E5"/>
-          <w:rFonts w:ascii="Segoe UI" w:hAnsi="Segoe UI" w:cs="Segoe UI"/>
-          <w:rtl/>
-        </w:rPr>
-        <w:t xml:space="preserve">• إدارة دورة حياة الحجوزات (Bookings Management): </w:t>
-      </w:r>
-      <w:r>
-        <w:rPr>
-          <w:rFonts w:ascii="Segoe UI" w:hAnsi="Segoe UI" w:cs="Segoe UI"/>
-          <w:rtl/>
-        </w:rPr>
-        <w:t>إمكانية إنشاء حجز فندقي جديد مع احتساب السعر الإجمالي تلقائياً (عدد الليالي × سعر الليلة)، والتحقق من عدم وجود حجز سابق في نفس الفترة، مع خيارات تأكيد أو إلغاء الحجز.</w:t>
-      </w:r>
-    </w:p>
-    <w:p>
-      <w:pPr>
-        <w:bidi/>
-        <w:spacing w:after="60" w:line="288" w:lineRule="auto"/>
-        <w:jc w:val="right"/>
-      </w:pPr>
-      <w:r>
-        <w:rPr>
-          <w:b/>
-          <w:color w:val="4F46E5"/>
-          <w:rFonts w:ascii="Segoe UI" w:hAnsi="Segoe UI" w:cs="Segoe UI"/>
-          <w:rtl/>
-        </w:rPr>
-        <w:t xml:space="preserve">• دليل المستخدمين والصلاحيات (Users Management): </w:t>
-      </w:r>
-      <w:r>
-        <w:rPr>
-          <w:rFonts w:ascii="Segoe UI" w:hAnsi="Segoe UI" w:cs="Segoe UI"/>
-          <w:rtl/>
-        </w:rPr>
-        <w:t>استعراض قائمة المستخدمين والعملاء المسجلين، وأدوارهم وصلاحياتهم في النظام.</w:t>
-      </w:r>
-    </w:p>
-    <w:p>
-      <w:pPr>
-        <w:bidi/>
-        <w:spacing w:before="240" w:after="120"/>
-        <w:jc w:val="right"/>
-      </w:pPr>
-      <w:r>
-        <w:rPr>
-          <w:rFonts w:ascii="Segoe UI" w:hAnsi="Segoe UI"/>
-          <w:b/>
-          <w:rFonts w:ascii="Segoe UI" w:hAnsi="Segoe UI" w:cs="Segoe UI"/>
-          <w:color w:val="4F46E5"/>
-          <w:sz w:val="25"/>
-          <w:rtl/>
-        </w:rPr>
-        <w:t>2.3 دليل استخدام تطبيق الهاتف المحمول (Flutter Mobile App):</w:t>
-      </w:r>
-    </w:p>
-    <w:p>
-      <w:pPr>
-        <w:bidi/>
-        <w:spacing w:after="60" w:line="288" w:lineRule="auto"/>
-        <w:jc w:val="right"/>
-      </w:pPr>
-      <w:r>
-        <w:rPr>
-          <w:b/>
-          <w:color w:val="7C3AED"/>
-          <w:rFonts w:ascii="Segoe UI" w:hAnsi="Segoe UI" w:cs="Segoe UI"/>
-          <w:rtl/>
-        </w:rPr>
-        <w:t xml:space="preserve">• شاشة الترحيب والدخول (Splash &amp; Auth): </w:t>
-      </w:r>
-      <w:r>
-        <w:rPr>
-          <w:rFonts w:ascii="Segoe UI" w:hAnsi="Segoe UI" w:cs="Segoe UI"/>
-          <w:rtl/>
-        </w:rPr>
-        <w:t>عرض شعار النظام مع التحقق التلقائي من حالة تسجيل الدخول المخزنة، ونموذج دخول ذكي مع إمكانية إخفاء وإظهار كلمة المرور.</w:t>
-      </w:r>
-    </w:p>
-    <w:p>
-      <w:pPr>
-        <w:bidi/>
-        <w:spacing w:after="60" w:line="288" w:lineRule="auto"/>
-        <w:jc w:val="right"/>
-      </w:pPr>
-      <w:r>
-        <w:rPr>
-          <w:b/>
-          <w:color w:val="7C3AED"/>
-          <w:rFonts w:ascii="Segoe UI" w:hAnsi="Segoe UI" w:cs="Segoe UI"/>
-          <w:rtl/>
-        </w:rPr>
-        <w:t xml:space="preserve">• الشاشة الرئيسية (HomeScreen Dashboard): </w:t>
-      </w:r>
-      <w:r>
-        <w:rPr>
-          <w:rFonts w:ascii="Segoe UI" w:hAnsi="Segoe UI" w:cs="Segoe UI"/>
-          <w:rtl/>
-        </w:rPr>
-        <w:t>بطاقات إحصائية للمستخدم، شريط ترحيبي باسم المستخدم، شريط أفقي متحرك لأبرز الفنادق، وأزرار الانتقال المباشر.</w:t>
-      </w:r>
-    </w:p>
-    <w:p>
-      <w:pPr>
-        <w:bidi/>
-        <w:spacing w:after="60" w:line="288" w:lineRule="auto"/>
-        <w:jc w:val="right"/>
-      </w:pPr>
-      <w:r>
-        <w:rPr>
-          <w:b/>
-          <w:color w:val="7C3AED"/>
-          <w:rFonts w:ascii="Segoe UI" w:hAnsi="Segoe UI" w:cs="Segoe UI"/>
-          <w:rtl/>
-        </w:rPr>
-        <w:t xml:space="preserve">• القائمة الجانبية (Drawer): </w:t>
-      </w:r>
-      <w:r>
-        <w:rPr>
-          <w:rFonts w:ascii="Segoe UI" w:hAnsi="Segoe UI" w:cs="Segoe UI"/>
-          <w:rtl/>
-        </w:rPr>
-        <w:t>قائمة سحب من اليمين متوافقة مع الـ RTL تحتوي على صورة المستخدم، بريده، صلاحيته، وروابط الانتقال وزر تسجيل الخروج.</w:t>
-      </w:r>
-    </w:p>
-    <w:p>
-      <w:pPr>
-        <w:bidi/>
-        <w:spacing w:after="60" w:line="288" w:lineRule="auto"/>
-        <w:jc w:val="right"/>
-      </w:pPr>
-      <w:r>
-        <w:rPr>
-          <w:b/>
-          <w:color w:val="7C3AED"/>
-          <w:rFonts w:ascii="Segoe UI" w:hAnsi="Segoe UI" w:cs="Segoe UI"/>
-          <w:rtl/>
-        </w:rPr>
-        <w:t xml:space="preserve">• شريط التنقل السفلي (Bottom Navigation Bar): </w:t>
-      </w:r>
-      <w:r>
-        <w:rPr>
-          <w:rFonts w:ascii="Segoe UI" w:hAnsi="Segoe UI" w:cs="Segoe UI"/>
-          <w:rtl/>
-        </w:rPr>
-        <w:t>شريط ثابت يضم 5 تبويبات أساسية (لوحة التحكم، المستخدمون، الفنادق، الغرف، الحجوزات) مع تمييز التبويب النشط بخط Cairo.</w:t>
-      </w:r>
-    </w:p>
-    <w:p>
-      <w:pPr>
-        <w:bidi/>
-        <w:spacing w:after="60" w:line="288" w:lineRule="auto"/>
-        <w:jc w:val="right"/>
-      </w:pPr>
-      <w:r>
-        <w:rPr>
-          <w:b/>
-          <w:color w:val="7C3AED"/>
-          <w:rFonts w:ascii="Segoe UI" w:hAnsi="Segoe UI" w:cs="Segoe UI"/>
-          <w:rtl/>
-        </w:rPr>
-        <w:t xml:space="preserve">• استعراض الفنادق وتفاصيلها (Hotels &amp; Details): </w:t>
-      </w:r>
-      <w:r>
-        <w:rPr>
-          <w:rFonts w:ascii="Segoe UI" w:hAnsi="Segoe UI" w:cs="Segoe UI"/>
-          <w:rtl/>
-        </w:rPr>
-        <w:t>شاشة كتالوج الفنادق مع شريط بحث بالاسم والمدينة، وشاشة تفاصيل الفندق الفاخرة التي تستعرض المرافق وقائمة الغرف التابعة له.</w:t>
-      </w:r>
-    </w:p>
-    <w:p>
-      <w:pPr>
-        <w:bidi/>
-        <w:spacing w:after="60" w:line="288" w:lineRule="auto"/>
-        <w:jc w:val="right"/>
-      </w:pPr>
-      <w:r>
-        <w:rPr>
-          <w:b/>
-          <w:color w:val="7C3AED"/>
-          <w:rFonts w:ascii="Segoe UI" w:hAnsi="Segoe UI" w:cs="Segoe UI"/>
-          <w:rtl/>
-        </w:rPr>
-        <w:t xml:space="preserve">• النافذة المنبثقة لحجز الغرفة (SheetModal): </w:t>
-      </w:r>
-      <w:r>
-        <w:rPr>
-          <w:rFonts w:ascii="Segoe UI" w:hAnsi="Segoe UI" w:cs="Segoe UI"/>
-          <w:rtl/>
-        </w:rPr>
-        <w:t>عند الضغط على 'حجز الآن' على أي غرفة، تنبثق نافذة سفلية تفاعلية تمكن المستخدم من تحديد تواريخ الوصول والمغادرة وعدد الضيوف ومراجعة السعر الإجمالي وتأكيد الحجز مع إشعار نجاح فوري.</w:t>
-      </w:r>
-    </w:p>
-    <w:p>
-      <w:pPr>
-        <w:bidi/>
-        <w:spacing w:before="240" w:after="120"/>
-        <w:jc w:val="right"/>
-      </w:pPr>
-      <w:r>
-        <w:rPr>
-          <w:rFonts w:ascii="Segoe UI" w:hAnsi="Segoe UI"/>
-          <w:b/>
-          <w:rFonts w:ascii="Segoe UI" w:hAnsi="Segoe UI" w:cs="Segoe UI"/>
-          <w:color w:val="1E1B4B"/>
-          <w:sz w:val="30"/>
-          <w:rtl/>
-        </w:rPr>
-        <w:t>4. الجزء الثالث: تقرير الفحص والاختبارات وضمان الجودة (W10.3 Testing &amp; QA)</w:t>
-      </w:r>
-    </w:p>
-    <w:p>
-      <w:pPr>
-        <w:bidi/>
-        <w:spacing w:after="80" w:line="288" w:lineRule="auto"/>
-        <w:jc w:val="right"/>
-      </w:pPr>
-      <w:r>
-        <w:rPr>
-          <w:rFonts w:ascii="Segoe UI" w:hAnsi="Segoe UI"/>
-          <w:b w:val="0"/>
-          <w:color w:val="1F2937"/>
-          <w:sz w:val="21"/>
-          <w:rFonts w:ascii="Segoe UI" w:hAnsi="Segoe UI" w:cs="Segoe UI"/>
-          <w:rtl/>
-        </w:rPr>
-        <w:t>خضع النظام لمصفوفة اختبارات برمجية شاملة شملت واجهات الـ RESTful APIs، التحقق من صحة المدخلات، وقواعد منطق الأعمال (Business Invariants).</w:t>
-      </w:r>
-    </w:p>
-    <w:p>
-      <w:pPr>
-        <w:bidi/>
-        <w:spacing w:before="240" w:after="120"/>
-        <w:jc w:val="right"/>
-      </w:pPr>
-      <w:r>
-        <w:rPr>
-          <w:rFonts w:ascii="Segoe UI" w:hAnsi="Segoe UI"/>
-          <w:b/>
-          <w:rFonts w:ascii="Segoe UI" w:hAnsi="Segoe UI" w:cs="Segoe UI"/>
-          <w:color w:val="4F46E5"/>
-          <w:sz w:val="25"/>
-          <w:rtl/>
-        </w:rPr>
-        <w:t>1.4 نتائج اختبارات واجهات الـ Web API عبر Postman و Swagger:</w:t>
+        <w:t>1.4 نتائج اختبارات واجهات الـ RESTful Web API عبر Postman و Swagger:</w:t>
       </w:r>
     </w:p>
     <w:tbl>
@@ -1841,14 +3579,15 @@
             <w:pPr>
               <w:bidi/>
               <w:jc w:val="right"/>
+              <w:jc w:val="both"/>
             </w:pPr>
             <w:r>
               <w:rPr>
-                <w:rFonts w:ascii="Segoe UI" w:hAnsi="Segoe UI"/>
+                <w:rFonts w:ascii="Arial" w:hAnsi="Arial" w:cs="Traditional Arabic"/>
                 <w:b/>
+                <w:i w:val="0"/>
                 <w:color w:val="FFFFFF"/>
-                <w:sz w:val="18"/>
-                <w:rFonts w:ascii="Segoe UI" w:hAnsi="Segoe UI" w:cs="Segoe UI"/>
+                <w:sz w:val="25"/>
                 <w:rtl/>
               </w:rPr>
               <w:t>نقطة النهاية (Endpoint)</w:t>
@@ -1864,14 +3603,15 @@
             <w:pPr>
               <w:bidi/>
               <w:jc w:val="right"/>
+              <w:jc w:val="both"/>
             </w:pPr>
             <w:r>
               <w:rPr>
-                <w:rFonts w:ascii="Segoe UI" w:hAnsi="Segoe UI"/>
+                <w:rFonts w:ascii="Arial" w:hAnsi="Arial" w:cs="Traditional Arabic"/>
                 <w:b/>
+                <w:i w:val="0"/>
                 <w:color w:val="FFFFFF"/>
-                <w:sz w:val="18"/>
-                <w:rFonts w:ascii="Segoe UI" w:hAnsi="Segoe UI" w:cs="Segoe UI"/>
+                <w:sz w:val="25"/>
                 <w:rtl/>
               </w:rPr>
               <w:t>نوع الطلب</w:t>
@@ -1887,17 +3627,18 @@
             <w:pPr>
               <w:bidi/>
               <w:jc w:val="right"/>
+              <w:jc w:val="both"/>
             </w:pPr>
             <w:r>
               <w:rPr>
-                <w:rFonts w:ascii="Segoe UI" w:hAnsi="Segoe UI"/>
+                <w:rFonts w:ascii="Arial" w:hAnsi="Arial" w:cs="Traditional Arabic"/>
                 <w:b/>
+                <w:i w:val="0"/>
                 <w:color w:val="FFFFFF"/>
-                <w:sz w:val="18"/>
-                <w:rFonts w:ascii="Segoe UI" w:hAnsi="Segoe UI" w:cs="Segoe UI"/>
+                <w:sz w:val="25"/>
                 <w:rtl/>
               </w:rPr>
-              <w:t>سيناريو الاختبار</w:t>
+              <w:t>سيناريو الاختبار والفحص</w:t>
             </w:r>
           </w:p>
         </w:tc>
@@ -1910,14 +3651,15 @@
             <w:pPr>
               <w:bidi/>
               <w:jc w:val="right"/>
+              <w:jc w:val="both"/>
             </w:pPr>
             <w:r>
               <w:rPr>
-                <w:rFonts w:ascii="Segoe UI" w:hAnsi="Segoe UI"/>
+                <w:rFonts w:ascii="Arial" w:hAnsi="Arial" w:cs="Traditional Arabic"/>
                 <w:b/>
+                <w:i w:val="0"/>
                 <w:color w:val="FFFFFF"/>
-                <w:sz w:val="18"/>
-                <w:rFonts w:ascii="Segoe UI" w:hAnsi="Segoe UI" w:cs="Segoe UI"/>
+                <w:sz w:val="25"/>
                 <w:rtl/>
               </w:rPr>
               <w:t>رمز الاستجابة المتوقع</w:t>
@@ -1933,14 +3675,15 @@
             <w:pPr>
               <w:bidi/>
               <w:jc w:val="right"/>
+              <w:jc w:val="both"/>
             </w:pPr>
             <w:r>
               <w:rPr>
-                <w:rFonts w:ascii="Segoe UI" w:hAnsi="Segoe UI"/>
+                <w:rFonts w:ascii="Arial" w:hAnsi="Arial" w:cs="Traditional Arabic"/>
                 <w:b/>
+                <w:i w:val="0"/>
                 <w:color w:val="FFFFFF"/>
-                <w:sz w:val="18"/>
-                <w:rFonts w:ascii="Segoe UI" w:hAnsi="Segoe UI" w:cs="Segoe UI"/>
+                <w:sz w:val="25"/>
                 <w:rtl/>
               </w:rPr>
               <w:t>النتيجة الفعلية</w:t>
@@ -1954,22 +3697,25 @@
             <w:tcW w:type="dxa" w:w="1872"/>
             <w:shd w:fill="F9FAFB"/>
             <w:tcMar>
-              <w:top w:w="50" w:type="dxa"/>
-              <w:bottom w:w="50" w:type="dxa"/>
-              <w:left w:w="80" w:type="dxa"/>
-              <w:right w:w="80" w:type="dxa"/>
+              <w:top w:w="70" w:type="dxa"/>
+              <w:bottom w:w="70" w:type="dxa"/>
+              <w:left w:w="90" w:type="dxa"/>
+              <w:right w:w="90" w:type="dxa"/>
             </w:tcMar>
           </w:tcPr>
           <w:p>
             <w:pPr>
               <w:bidi/>
               <w:jc w:val="right"/>
+              <w:jc w:val="both"/>
             </w:pPr>
             <w:r>
               <w:rPr>
-                <w:rFonts w:ascii="Segoe UI" w:hAnsi="Segoe UI"/>
-                <w:sz w:val="17"/>
-                <w:rFonts w:ascii="Segoe UI" w:hAnsi="Segoe UI" w:cs="Segoe UI"/>
+                <w:rFonts w:ascii="Arial" w:hAnsi="Arial" w:cs="Traditional Arabic"/>
+                <w:b w:val="0"/>
+                <w:i w:val="0"/>
+                <w:color w:val="1F2937"/>
+                <w:sz w:val="23"/>
                 <w:rtl/>
               </w:rPr>
               <w:t>/api/auth/login</w:t>
@@ -1981,22 +3727,25 @@
             <w:tcW w:type="dxa" w:w="1872"/>
             <w:shd w:fill="F9FAFB"/>
             <w:tcMar>
-              <w:top w:w="50" w:type="dxa"/>
-              <w:bottom w:w="50" w:type="dxa"/>
-              <w:left w:w="80" w:type="dxa"/>
-              <w:right w:w="80" w:type="dxa"/>
+              <w:top w:w="70" w:type="dxa"/>
+              <w:bottom w:w="70" w:type="dxa"/>
+              <w:left w:w="90" w:type="dxa"/>
+              <w:right w:w="90" w:type="dxa"/>
             </w:tcMar>
           </w:tcPr>
           <w:p>
             <w:pPr>
               <w:bidi/>
               <w:jc w:val="right"/>
+              <w:jc w:val="both"/>
             </w:pPr>
             <w:r>
               <w:rPr>
-                <w:rFonts w:ascii="Segoe UI" w:hAnsi="Segoe UI"/>
-                <w:sz w:val="17"/>
-                <w:rFonts w:ascii="Segoe UI" w:hAnsi="Segoe UI" w:cs="Segoe UI"/>
+                <w:rFonts w:ascii="Arial" w:hAnsi="Arial" w:cs="Traditional Arabic"/>
+                <w:b w:val="0"/>
+                <w:i w:val="0"/>
+                <w:color w:val="1F2937"/>
+                <w:sz w:val="23"/>
                 <w:rtl/>
               </w:rPr>
               <w:t>POST</w:t>
@@ -2008,25 +3757,28 @@
             <w:tcW w:type="dxa" w:w="1872"/>
             <w:shd w:fill="F9FAFB"/>
             <w:tcMar>
-              <w:top w:w="50" w:type="dxa"/>
-              <w:bottom w:w="50" w:type="dxa"/>
-              <w:left w:w="80" w:type="dxa"/>
-              <w:right w:w="80" w:type="dxa"/>
+              <w:top w:w="70" w:type="dxa"/>
+              <w:bottom w:w="70" w:type="dxa"/>
+              <w:left w:w="90" w:type="dxa"/>
+              <w:right w:w="90" w:type="dxa"/>
             </w:tcMar>
           </w:tcPr>
           <w:p>
             <w:pPr>
               <w:bidi/>
               <w:jc w:val="right"/>
+              <w:jc w:val="both"/>
             </w:pPr>
             <w:r>
               <w:rPr>
-                <w:rFonts w:ascii="Segoe UI" w:hAnsi="Segoe UI"/>
-                <w:sz w:val="17"/>
-                <w:rFonts w:ascii="Segoe UI" w:hAnsi="Segoe UI" w:cs="Segoe UI"/>
+                <w:rFonts w:ascii="Arial" w:hAnsi="Arial" w:cs="Traditional Arabic"/>
+                <w:b w:val="0"/>
+                <w:i w:val="0"/>
+                <w:color w:val="1F2937"/>
+                <w:sz w:val="23"/>
                 <w:rtl/>
               </w:rPr>
-              <w:t>تسجيل دخول صحيح للمدير</w:t>
+              <w:t>تسجيل دخول صحيح لمدير النظام</w:t>
             </w:r>
           </w:p>
         </w:tc>
@@ -2035,22 +3787,25 @@
             <w:tcW w:type="dxa" w:w="1872"/>
             <w:shd w:fill="F9FAFB"/>
             <w:tcMar>
-              <w:top w:w="50" w:type="dxa"/>
-              <w:bottom w:w="50" w:type="dxa"/>
-              <w:left w:w="80" w:type="dxa"/>
-              <w:right w:w="80" w:type="dxa"/>
+              <w:top w:w="70" w:type="dxa"/>
+              <w:bottom w:w="70" w:type="dxa"/>
+              <w:left w:w="90" w:type="dxa"/>
+              <w:right w:w="90" w:type="dxa"/>
             </w:tcMar>
           </w:tcPr>
           <w:p>
             <w:pPr>
               <w:bidi/>
               <w:jc w:val="right"/>
+              <w:jc w:val="both"/>
             </w:pPr>
             <w:r>
               <w:rPr>
-                <w:rFonts w:ascii="Segoe UI" w:hAnsi="Segoe UI"/>
-                <w:sz w:val="17"/>
-                <w:rFonts w:ascii="Segoe UI" w:hAnsi="Segoe UI" w:cs="Segoe UI"/>
+                <w:rFonts w:ascii="Arial" w:hAnsi="Arial" w:cs="Traditional Arabic"/>
+                <w:b w:val="0"/>
+                <w:i w:val="0"/>
+                <w:color w:val="1F2937"/>
+                <w:sz w:val="23"/>
                 <w:rtl/>
               </w:rPr>
               <w:t>200 OK</w:t>
@@ -2062,24 +3817,25 @@
             <w:tcW w:type="dxa" w:w="1872"/>
             <w:shd w:fill="F9FAFB"/>
             <w:tcMar>
-              <w:top w:w="50" w:type="dxa"/>
-              <w:bottom w:w="50" w:type="dxa"/>
-              <w:left w:w="80" w:type="dxa"/>
-              <w:right w:w="80" w:type="dxa"/>
+              <w:top w:w="70" w:type="dxa"/>
+              <w:bottom w:w="70" w:type="dxa"/>
+              <w:left w:w="90" w:type="dxa"/>
+              <w:right w:w="90" w:type="dxa"/>
             </w:tcMar>
           </w:tcPr>
           <w:p>
             <w:pPr>
               <w:bidi/>
               <w:jc w:val="right"/>
+              <w:jc w:val="both"/>
             </w:pPr>
             <w:r>
               <w:rPr>
-                <w:rFonts w:ascii="Segoe UI" w:hAnsi="Segoe UI"/>
+                <w:rFonts w:ascii="Arial" w:hAnsi="Arial" w:cs="Traditional Arabic"/>
                 <w:b/>
-                <w:color w:val="059669"/>
-                <w:sz w:val="17"/>
-                <w:rFonts w:ascii="Segoe UI" w:hAnsi="Segoe UI" w:cs="Segoe UI"/>
+                <w:i w:val="0"/>
+                <w:color w:val="065F46"/>
+                <w:sz w:val="23"/>
                 <w:rtl/>
               </w:rPr>
               <w:t>ناجح (استلام JWT Token)</w:t>
@@ -2093,22 +3849,25 @@
             <w:tcW w:type="dxa" w:w="1872"/>
             <w:shd w:fill="FFFFFF"/>
             <w:tcMar>
-              <w:top w:w="50" w:type="dxa"/>
-              <w:bottom w:w="50" w:type="dxa"/>
-              <w:left w:w="80" w:type="dxa"/>
-              <w:right w:w="80" w:type="dxa"/>
+              <w:top w:w="70" w:type="dxa"/>
+              <w:bottom w:w="70" w:type="dxa"/>
+              <w:left w:w="90" w:type="dxa"/>
+              <w:right w:w="90" w:type="dxa"/>
             </w:tcMar>
           </w:tcPr>
           <w:p>
             <w:pPr>
               <w:bidi/>
               <w:jc w:val="right"/>
+              <w:jc w:val="both"/>
             </w:pPr>
             <w:r>
               <w:rPr>
-                <w:rFonts w:ascii="Segoe UI" w:hAnsi="Segoe UI"/>
-                <w:sz w:val="17"/>
-                <w:rFonts w:ascii="Segoe UI" w:hAnsi="Segoe UI" w:cs="Segoe UI"/>
+                <w:rFonts w:ascii="Arial" w:hAnsi="Arial" w:cs="Traditional Arabic"/>
+                <w:b w:val="0"/>
+                <w:i w:val="0"/>
+                <w:color w:val="1F2937"/>
+                <w:sz w:val="23"/>
                 <w:rtl/>
               </w:rPr>
               <w:t>/api/auth/login</w:t>
@@ -2120,22 +3879,25 @@
             <w:tcW w:type="dxa" w:w="1872"/>
             <w:shd w:fill="FFFFFF"/>
             <w:tcMar>
-              <w:top w:w="50" w:type="dxa"/>
-              <w:bottom w:w="50" w:type="dxa"/>
-              <w:left w:w="80" w:type="dxa"/>
-              <w:right w:w="80" w:type="dxa"/>
+              <w:top w:w="70" w:type="dxa"/>
+              <w:bottom w:w="70" w:type="dxa"/>
+              <w:left w:w="90" w:type="dxa"/>
+              <w:right w:w="90" w:type="dxa"/>
             </w:tcMar>
           </w:tcPr>
           <w:p>
             <w:pPr>
               <w:bidi/>
               <w:jc w:val="right"/>
+              <w:jc w:val="both"/>
             </w:pPr>
             <w:r>
               <w:rPr>
-                <w:rFonts w:ascii="Segoe UI" w:hAnsi="Segoe UI"/>
-                <w:sz w:val="17"/>
-                <w:rFonts w:ascii="Segoe UI" w:hAnsi="Segoe UI" w:cs="Segoe UI"/>
+                <w:rFonts w:ascii="Arial" w:hAnsi="Arial" w:cs="Traditional Arabic"/>
+                <w:b w:val="0"/>
+                <w:i w:val="0"/>
+                <w:color w:val="1F2937"/>
+                <w:sz w:val="23"/>
                 <w:rtl/>
               </w:rPr>
               <w:t>POST</w:t>
@@ -2147,22 +3909,25 @@
             <w:tcW w:type="dxa" w:w="1872"/>
             <w:shd w:fill="FFFFFF"/>
             <w:tcMar>
-              <w:top w:w="50" w:type="dxa"/>
-              <w:bottom w:w="50" w:type="dxa"/>
-              <w:left w:w="80" w:type="dxa"/>
-              <w:right w:w="80" w:type="dxa"/>
+              <w:top w:w="70" w:type="dxa"/>
+              <w:bottom w:w="70" w:type="dxa"/>
+              <w:left w:w="90" w:type="dxa"/>
+              <w:right w:w="90" w:type="dxa"/>
             </w:tcMar>
           </w:tcPr>
           <w:p>
             <w:pPr>
               <w:bidi/>
               <w:jc w:val="right"/>
+              <w:jc w:val="both"/>
             </w:pPr>
             <w:r>
               <w:rPr>
-                <w:rFonts w:ascii="Segoe UI" w:hAnsi="Segoe UI"/>
-                <w:sz w:val="17"/>
-                <w:rFonts w:ascii="Segoe UI" w:hAnsi="Segoe UI" w:cs="Segoe UI"/>
+                <w:rFonts w:ascii="Arial" w:hAnsi="Arial" w:cs="Traditional Arabic"/>
+                <w:b w:val="0"/>
+                <w:i w:val="0"/>
+                <w:color w:val="1F2937"/>
+                <w:sz w:val="23"/>
                 <w:rtl/>
               </w:rPr>
               <w:t>محاولة دخول بكلمة مرور خاطئة</w:t>
@@ -2174,22 +3939,25 @@
             <w:tcW w:type="dxa" w:w="1872"/>
             <w:shd w:fill="FFFFFF"/>
             <w:tcMar>
-              <w:top w:w="50" w:type="dxa"/>
-              <w:bottom w:w="50" w:type="dxa"/>
-              <w:left w:w="80" w:type="dxa"/>
-              <w:right w:w="80" w:type="dxa"/>
+              <w:top w:w="70" w:type="dxa"/>
+              <w:bottom w:w="70" w:type="dxa"/>
+              <w:left w:w="90" w:type="dxa"/>
+              <w:right w:w="90" w:type="dxa"/>
             </w:tcMar>
           </w:tcPr>
           <w:p>
             <w:pPr>
               <w:bidi/>
               <w:jc w:val="right"/>
+              <w:jc w:val="both"/>
             </w:pPr>
             <w:r>
               <w:rPr>
-                <w:rFonts w:ascii="Segoe UI" w:hAnsi="Segoe UI"/>
-                <w:sz w:val="17"/>
-                <w:rFonts w:ascii="Segoe UI" w:hAnsi="Segoe UI" w:cs="Segoe UI"/>
+                <w:rFonts w:ascii="Arial" w:hAnsi="Arial" w:cs="Traditional Arabic"/>
+                <w:b w:val="0"/>
+                <w:i w:val="0"/>
+                <w:color w:val="1F2937"/>
+                <w:sz w:val="23"/>
                 <w:rtl/>
               </w:rPr>
               <w:t>401 Unauthorized</w:t>
@@ -2201,24 +3969,25 @@
             <w:tcW w:type="dxa" w:w="1872"/>
             <w:shd w:fill="FFFFFF"/>
             <w:tcMar>
-              <w:top w:w="50" w:type="dxa"/>
-              <w:bottom w:w="50" w:type="dxa"/>
-              <w:left w:w="80" w:type="dxa"/>
-              <w:right w:w="80" w:type="dxa"/>
+              <w:top w:w="70" w:type="dxa"/>
+              <w:bottom w:w="70" w:type="dxa"/>
+              <w:left w:w="90" w:type="dxa"/>
+              <w:right w:w="90" w:type="dxa"/>
             </w:tcMar>
           </w:tcPr>
           <w:p>
             <w:pPr>
               <w:bidi/>
               <w:jc w:val="right"/>
+              <w:jc w:val="both"/>
             </w:pPr>
             <w:r>
               <w:rPr>
-                <w:rFonts w:ascii="Segoe UI" w:hAnsi="Segoe UI"/>
+                <w:rFonts w:ascii="Arial" w:hAnsi="Arial" w:cs="Traditional Arabic"/>
                 <w:b/>
-                <w:color w:val="059669"/>
-                <w:sz w:val="17"/>
-                <w:rFonts w:ascii="Segoe UI" w:hAnsi="Segoe UI" w:cs="Segoe UI"/>
+                <w:i w:val="0"/>
+                <w:color w:val="065F46"/>
+                <w:sz w:val="23"/>
                 <w:rtl/>
               </w:rPr>
               <w:t>ناجح (رفض وتنبيه بالخطأ)</w:t>
@@ -2232,22 +4001,25 @@
             <w:tcW w:type="dxa" w:w="1872"/>
             <w:shd w:fill="F9FAFB"/>
             <w:tcMar>
-              <w:top w:w="50" w:type="dxa"/>
-              <w:bottom w:w="50" w:type="dxa"/>
-              <w:left w:w="80" w:type="dxa"/>
-              <w:right w:w="80" w:type="dxa"/>
+              <w:top w:w="70" w:type="dxa"/>
+              <w:bottom w:w="70" w:type="dxa"/>
+              <w:left w:w="90" w:type="dxa"/>
+              <w:right w:w="90" w:type="dxa"/>
             </w:tcMar>
           </w:tcPr>
           <w:p>
             <w:pPr>
               <w:bidi/>
               <w:jc w:val="right"/>
+              <w:jc w:val="both"/>
             </w:pPr>
             <w:r>
               <w:rPr>
-                <w:rFonts w:ascii="Segoe UI" w:hAnsi="Segoe UI"/>
-                <w:sz w:val="17"/>
-                <w:rFonts w:ascii="Segoe UI" w:hAnsi="Segoe UI" w:cs="Segoe UI"/>
+                <w:rFonts w:ascii="Arial" w:hAnsi="Arial" w:cs="Traditional Arabic"/>
+                <w:b w:val="0"/>
+                <w:i w:val="0"/>
+                <w:color w:val="1F2937"/>
+                <w:sz w:val="23"/>
                 <w:rtl/>
               </w:rPr>
               <w:t>/api/hotels</w:t>
@@ -2259,22 +4031,25 @@
             <w:tcW w:type="dxa" w:w="1872"/>
             <w:shd w:fill="F9FAFB"/>
             <w:tcMar>
-              <w:top w:w="50" w:type="dxa"/>
-              <w:bottom w:w="50" w:type="dxa"/>
-              <w:left w:w="80" w:type="dxa"/>
-              <w:right w:w="80" w:type="dxa"/>
+              <w:top w:w="70" w:type="dxa"/>
+              <w:bottom w:w="70" w:type="dxa"/>
+              <w:left w:w="90" w:type="dxa"/>
+              <w:right w:w="90" w:type="dxa"/>
             </w:tcMar>
           </w:tcPr>
           <w:p>
             <w:pPr>
               <w:bidi/>
               <w:jc w:val="right"/>
+              <w:jc w:val="both"/>
             </w:pPr>
             <w:r>
               <w:rPr>
-                <w:rFonts w:ascii="Segoe UI" w:hAnsi="Segoe UI"/>
-                <w:sz w:val="17"/>
-                <w:rFonts w:ascii="Segoe UI" w:hAnsi="Segoe UI" w:cs="Segoe UI"/>
+                <w:rFonts w:ascii="Arial" w:hAnsi="Arial" w:cs="Traditional Arabic"/>
+                <w:b w:val="0"/>
+                <w:i w:val="0"/>
+                <w:color w:val="1F2937"/>
+                <w:sz w:val="23"/>
                 <w:rtl/>
               </w:rPr>
               <w:t>GET</w:t>
@@ -2286,22 +4061,25 @@
             <w:tcW w:type="dxa" w:w="1872"/>
             <w:shd w:fill="F9FAFB"/>
             <w:tcMar>
-              <w:top w:w="50" w:type="dxa"/>
-              <w:bottom w:w="50" w:type="dxa"/>
-              <w:left w:w="80" w:type="dxa"/>
-              <w:right w:w="80" w:type="dxa"/>
+              <w:top w:w="70" w:type="dxa"/>
+              <w:bottom w:w="70" w:type="dxa"/>
+              <w:left w:w="90" w:type="dxa"/>
+              <w:right w:w="90" w:type="dxa"/>
             </w:tcMar>
           </w:tcPr>
           <w:p>
             <w:pPr>
               <w:bidi/>
               <w:jc w:val="right"/>
+              <w:jc w:val="both"/>
             </w:pPr>
             <w:r>
               <w:rPr>
-                <w:rFonts w:ascii="Segoe UI" w:hAnsi="Segoe UI"/>
-                <w:sz w:val="17"/>
-                <w:rFonts w:ascii="Segoe UI" w:hAnsi="Segoe UI" w:cs="Segoe UI"/>
+                <w:rFonts w:ascii="Arial" w:hAnsi="Arial" w:cs="Traditional Arabic"/>
+                <w:b w:val="0"/>
+                <w:i w:val="0"/>
+                <w:color w:val="1F2937"/>
+                <w:sz w:val="23"/>
                 <w:rtl/>
               </w:rPr>
               <w:t>استرجاع قائمة الفنادق كاملة</w:t>
@@ -2313,22 +4091,25 @@
             <w:tcW w:type="dxa" w:w="1872"/>
             <w:shd w:fill="F9FAFB"/>
             <w:tcMar>
-              <w:top w:w="50" w:type="dxa"/>
-              <w:bottom w:w="50" w:type="dxa"/>
-              <w:left w:w="80" w:type="dxa"/>
-              <w:right w:w="80" w:type="dxa"/>
+              <w:top w:w="70" w:type="dxa"/>
+              <w:bottom w:w="70" w:type="dxa"/>
+              <w:left w:w="90" w:type="dxa"/>
+              <w:right w:w="90" w:type="dxa"/>
             </w:tcMar>
           </w:tcPr>
           <w:p>
             <w:pPr>
               <w:bidi/>
               <w:jc w:val="right"/>
+              <w:jc w:val="both"/>
             </w:pPr>
             <w:r>
               <w:rPr>
-                <w:rFonts w:ascii="Segoe UI" w:hAnsi="Segoe UI"/>
-                <w:sz w:val="17"/>
-                <w:rFonts w:ascii="Segoe UI" w:hAnsi="Segoe UI" w:cs="Segoe UI"/>
+                <w:rFonts w:ascii="Arial" w:hAnsi="Arial" w:cs="Traditional Arabic"/>
+                <w:b w:val="0"/>
+                <w:i w:val="0"/>
+                <w:color w:val="1F2937"/>
+                <w:sz w:val="23"/>
                 <w:rtl/>
               </w:rPr>
               <w:t>200 OK</w:t>
@@ -2340,24 +4121,25 @@
             <w:tcW w:type="dxa" w:w="1872"/>
             <w:shd w:fill="F9FAFB"/>
             <w:tcMar>
-              <w:top w:w="50" w:type="dxa"/>
-              <w:bottom w:w="50" w:type="dxa"/>
-              <w:left w:w="80" w:type="dxa"/>
-              <w:right w:w="80" w:type="dxa"/>
+              <w:top w:w="70" w:type="dxa"/>
+              <w:bottom w:w="70" w:type="dxa"/>
+              <w:left w:w="90" w:type="dxa"/>
+              <w:right w:w="90" w:type="dxa"/>
             </w:tcMar>
           </w:tcPr>
           <w:p>
             <w:pPr>
               <w:bidi/>
               <w:jc w:val="right"/>
+              <w:jc w:val="both"/>
             </w:pPr>
             <w:r>
               <w:rPr>
-                <w:rFonts w:ascii="Segoe UI" w:hAnsi="Segoe UI"/>
+                <w:rFonts w:ascii="Arial" w:hAnsi="Arial" w:cs="Traditional Arabic"/>
                 <w:b/>
-                <w:color w:val="059669"/>
-                <w:sz w:val="17"/>
-                <w:rFonts w:ascii="Segoe UI" w:hAnsi="Segoe UI" w:cs="Segoe UI"/>
+                <w:i w:val="0"/>
+                <w:color w:val="065F46"/>
+                <w:sz w:val="23"/>
                 <w:rtl/>
               </w:rPr>
               <w:t>ناجح (استرجاع 12 فندقاً)</w:t>
@@ -2371,25 +4153,28 @@
             <w:tcW w:type="dxa" w:w="1872"/>
             <w:shd w:fill="FFFFFF"/>
             <w:tcMar>
-              <w:top w:w="50" w:type="dxa"/>
-              <w:bottom w:w="50" w:type="dxa"/>
-              <w:left w:w="80" w:type="dxa"/>
-              <w:right w:w="80" w:type="dxa"/>
+              <w:top w:w="70" w:type="dxa"/>
+              <w:bottom w:w="70" w:type="dxa"/>
+              <w:left w:w="90" w:type="dxa"/>
+              <w:right w:w="90" w:type="dxa"/>
             </w:tcMar>
           </w:tcPr>
           <w:p>
             <w:pPr>
               <w:bidi/>
               <w:jc w:val="right"/>
+              <w:jc w:val="both"/>
             </w:pPr>
             <w:r>
               <w:rPr>
-                <w:rFonts w:ascii="Segoe UI" w:hAnsi="Segoe UI"/>
-                <w:sz w:val="17"/>
-                <w:rFonts w:ascii="Segoe UI" w:hAnsi="Segoe UI" w:cs="Segoe UI"/>
+                <w:rFonts w:ascii="Arial" w:hAnsi="Arial" w:cs="Traditional Arabic"/>
+                <w:b w:val="0"/>
+                <w:i w:val="0"/>
+                <w:color w:val="1F2937"/>
+                <w:sz w:val="23"/>
                 <w:rtl/>
               </w:rPr>
-              <w:t>/api/hotels/99999</w:t>
+              <w:t>/api/hotels/{id}</w:t>
             </w:r>
           </w:p>
         </w:tc>
@@ -2398,22 +4183,25 @@
             <w:tcW w:type="dxa" w:w="1872"/>
             <w:shd w:fill="FFFFFF"/>
             <w:tcMar>
-              <w:top w:w="50" w:type="dxa"/>
-              <w:bottom w:w="50" w:type="dxa"/>
-              <w:left w:w="80" w:type="dxa"/>
-              <w:right w:w="80" w:type="dxa"/>
+              <w:top w:w="70" w:type="dxa"/>
+              <w:bottom w:w="70" w:type="dxa"/>
+              <w:left w:w="90" w:type="dxa"/>
+              <w:right w:w="90" w:type="dxa"/>
             </w:tcMar>
           </w:tcPr>
           <w:p>
             <w:pPr>
               <w:bidi/>
               <w:jc w:val="right"/>
+              <w:jc w:val="both"/>
             </w:pPr>
             <w:r>
               <w:rPr>
-                <w:rFonts w:ascii="Segoe UI" w:hAnsi="Segoe UI"/>
-                <w:sz w:val="17"/>
-                <w:rFonts w:ascii="Segoe UI" w:hAnsi="Segoe UI" w:cs="Segoe UI"/>
+                <w:rFonts w:ascii="Arial" w:hAnsi="Arial" w:cs="Traditional Arabic"/>
+                <w:b w:val="0"/>
+                <w:i w:val="0"/>
+                <w:color w:val="1F2937"/>
+                <w:sz w:val="23"/>
                 <w:rtl/>
               </w:rPr>
               <w:t>GET</w:t>
@@ -2425,25 +4213,28 @@
             <w:tcW w:type="dxa" w:w="1872"/>
             <w:shd w:fill="FFFFFF"/>
             <w:tcMar>
-              <w:top w:w="50" w:type="dxa"/>
-              <w:bottom w:w="50" w:type="dxa"/>
-              <w:left w:w="80" w:type="dxa"/>
-              <w:right w:w="80" w:type="dxa"/>
+              <w:top w:w="70" w:type="dxa"/>
+              <w:bottom w:w="70" w:type="dxa"/>
+              <w:left w:w="90" w:type="dxa"/>
+              <w:right w:w="90" w:type="dxa"/>
             </w:tcMar>
           </w:tcPr>
           <w:p>
             <w:pPr>
               <w:bidi/>
               <w:jc w:val="right"/>
+              <w:jc w:val="both"/>
             </w:pPr>
             <w:r>
               <w:rPr>
-                <w:rFonts w:ascii="Segoe UI" w:hAnsi="Segoe UI"/>
-                <w:sz w:val="17"/>
-                <w:rFonts w:ascii="Segoe UI" w:hAnsi="Segoe UI" w:cs="Segoe UI"/>
+                <w:rFonts w:ascii="Arial" w:hAnsi="Arial" w:cs="Traditional Arabic"/>
+                <w:b w:val="0"/>
+                <w:i w:val="0"/>
+                <w:color w:val="1F2937"/>
+                <w:sz w:val="23"/>
                 <w:rtl/>
               </w:rPr>
-              <w:t>طلب فندق برقم غير موجود</w:t>
+              <w:t>استرجاع فندق برقم المعرف 1</w:t>
             </w:r>
           </w:p>
         </w:tc>
@@ -2452,22 +4243,177 @@
             <w:tcW w:type="dxa" w:w="1872"/>
             <w:shd w:fill="FFFFFF"/>
             <w:tcMar>
-              <w:top w:w="50" w:type="dxa"/>
-              <w:bottom w:w="50" w:type="dxa"/>
-              <w:left w:w="80" w:type="dxa"/>
-              <w:right w:w="80" w:type="dxa"/>
+              <w:top w:w="70" w:type="dxa"/>
+              <w:bottom w:w="70" w:type="dxa"/>
+              <w:left w:w="90" w:type="dxa"/>
+              <w:right w:w="90" w:type="dxa"/>
             </w:tcMar>
           </w:tcPr>
           <w:p>
             <w:pPr>
               <w:bidi/>
               <w:jc w:val="right"/>
+              <w:jc w:val="both"/>
             </w:pPr>
             <w:r>
               <w:rPr>
-                <w:rFonts w:ascii="Segoe UI" w:hAnsi="Segoe UI"/>
-                <w:sz w:val="17"/>
-                <w:rFonts w:ascii="Segoe UI" w:hAnsi="Segoe UI" w:cs="Segoe UI"/>
+                <w:rFonts w:ascii="Arial" w:hAnsi="Arial" w:cs="Traditional Arabic"/>
+                <w:b w:val="0"/>
+                <w:i w:val="0"/>
+                <w:color w:val="1F2937"/>
+                <w:sz w:val="23"/>
+                <w:rtl/>
+              </w:rPr>
+              <w:t>200 OK</w:t>
+            </w:r>
+          </w:p>
+        </w:tc>
+        <w:tc>
+          <w:tcPr>
+            <w:tcW w:type="dxa" w:w="1872"/>
+            <w:shd w:fill="FFFFFF"/>
+            <w:tcMar>
+              <w:top w:w="70" w:type="dxa"/>
+              <w:bottom w:w="70" w:type="dxa"/>
+              <w:left w:w="90" w:type="dxa"/>
+              <w:right w:w="90" w:type="dxa"/>
+            </w:tcMar>
+          </w:tcPr>
+          <w:p>
+            <w:pPr>
+              <w:bidi/>
+              <w:jc w:val="right"/>
+              <w:jc w:val="both"/>
+            </w:pPr>
+            <w:r>
+              <w:rPr>
+                <w:rFonts w:ascii="Arial" w:hAnsi="Arial" w:cs="Traditional Arabic"/>
+                <w:b/>
+                <w:i w:val="0"/>
+                <w:color w:val="065F46"/>
+                <w:sz w:val="23"/>
+                <w:rtl/>
+              </w:rPr>
+              <w:t>ناجح (استرجاع بيانات الفندق)</w:t>
+            </w:r>
+          </w:p>
+        </w:tc>
+      </w:tr>
+      <w:tr>
+        <w:tc>
+          <w:tcPr>
+            <w:tcW w:type="dxa" w:w="1872"/>
+            <w:shd w:fill="F9FAFB"/>
+            <w:tcMar>
+              <w:top w:w="70" w:type="dxa"/>
+              <w:bottom w:w="70" w:type="dxa"/>
+              <w:left w:w="90" w:type="dxa"/>
+              <w:right w:w="90" w:type="dxa"/>
+            </w:tcMar>
+          </w:tcPr>
+          <w:p>
+            <w:pPr>
+              <w:bidi/>
+              <w:jc w:val="right"/>
+              <w:jc w:val="both"/>
+            </w:pPr>
+            <w:r>
+              <w:rPr>
+                <w:rFonts w:ascii="Arial" w:hAnsi="Arial" w:cs="Traditional Arabic"/>
+                <w:b w:val="0"/>
+                <w:i w:val="0"/>
+                <w:color w:val="1F2937"/>
+                <w:sz w:val="23"/>
+                <w:rtl/>
+              </w:rPr>
+              <w:t>/api/hotels/99999</w:t>
+            </w:r>
+          </w:p>
+        </w:tc>
+        <w:tc>
+          <w:tcPr>
+            <w:tcW w:type="dxa" w:w="1872"/>
+            <w:shd w:fill="F9FAFB"/>
+            <w:tcMar>
+              <w:top w:w="70" w:type="dxa"/>
+              <w:bottom w:w="70" w:type="dxa"/>
+              <w:left w:w="90" w:type="dxa"/>
+              <w:right w:w="90" w:type="dxa"/>
+            </w:tcMar>
+          </w:tcPr>
+          <w:p>
+            <w:pPr>
+              <w:bidi/>
+              <w:jc w:val="right"/>
+              <w:jc w:val="both"/>
+            </w:pPr>
+            <w:r>
+              <w:rPr>
+                <w:rFonts w:ascii="Arial" w:hAnsi="Arial" w:cs="Traditional Arabic"/>
+                <w:b w:val="0"/>
+                <w:i w:val="0"/>
+                <w:color w:val="1F2937"/>
+                <w:sz w:val="23"/>
+                <w:rtl/>
+              </w:rPr>
+              <w:t>GET</w:t>
+            </w:r>
+          </w:p>
+        </w:tc>
+        <w:tc>
+          <w:tcPr>
+            <w:tcW w:type="dxa" w:w="1872"/>
+            <w:shd w:fill="F9FAFB"/>
+            <w:tcMar>
+              <w:top w:w="70" w:type="dxa"/>
+              <w:bottom w:w="70" w:type="dxa"/>
+              <w:left w:w="90" w:type="dxa"/>
+              <w:right w:w="90" w:type="dxa"/>
+            </w:tcMar>
+          </w:tcPr>
+          <w:p>
+            <w:pPr>
+              <w:bidi/>
+              <w:jc w:val="right"/>
+              <w:jc w:val="both"/>
+            </w:pPr>
+            <w:r>
+              <w:rPr>
+                <w:rFonts w:ascii="Arial" w:hAnsi="Arial" w:cs="Traditional Arabic"/>
+                <w:b w:val="0"/>
+                <w:i w:val="0"/>
+                <w:color w:val="1F2937"/>
+                <w:sz w:val="23"/>
+                <w:rtl/>
+              </w:rPr>
+              <w:t>طلب فندق برقم غير موجود في النظام</w:t>
+            </w:r>
+          </w:p>
+        </w:tc>
+        <w:tc>
+          <w:tcPr>
+            <w:tcW w:type="dxa" w:w="1872"/>
+            <w:shd w:fill="F9FAFB"/>
+            <w:tcMar>
+              <w:top w:w="70" w:type="dxa"/>
+              <w:bottom w:w="70" w:type="dxa"/>
+              <w:left w:w="90" w:type="dxa"/>
+              <w:right w:w="90" w:type="dxa"/>
+            </w:tcMar>
+          </w:tcPr>
+          <w:p>
+            <w:pPr>
+              <w:bidi/>
+              <w:jc w:val="right"/>
+              <w:jc w:val="both"/>
+            </w:pPr>
+            <w:r>
+              <w:rPr>
+                <w:rFonts w:ascii="Arial" w:hAnsi="Arial" w:cs="Traditional Arabic"/>
+                <w:b w:val="0"/>
+                <w:i w:val="0"/>
+                <w:color w:val="1F2937"/>
+                <w:sz w:val="23"/>
                 <w:rtl/>
               </w:rPr>
               <w:t>404 Not Found</w:t>
@@ -2477,26 +4423,27 @@
         <w:tc>
           <w:tcPr>
             <w:tcW w:type="dxa" w:w="1872"/>
-            <w:shd w:fill="FFFFFF"/>
+            <w:shd w:fill="F9FAFB"/>
             <w:tcMar>
-              <w:top w:w="50" w:type="dxa"/>
-              <w:bottom w:w="50" w:type="dxa"/>
-              <w:left w:w="80" w:type="dxa"/>
-              <w:right w:w="80" w:type="dxa"/>
+              <w:top w:w="70" w:type="dxa"/>
+              <w:bottom w:w="70" w:type="dxa"/>
+              <w:left w:w="90" w:type="dxa"/>
+              <w:right w:w="90" w:type="dxa"/>
             </w:tcMar>
           </w:tcPr>
           <w:p>
             <w:pPr>
               <w:bidi/>
               <w:jc w:val="right"/>
+              <w:jc w:val="both"/>
             </w:pPr>
             <w:r>
               <w:rPr>
-                <w:rFonts w:ascii="Segoe UI" w:hAnsi="Segoe UI"/>
+                <w:rFonts w:ascii="Arial" w:hAnsi="Arial" w:cs="Traditional Arabic"/>
                 <w:b/>
-                <w:color w:val="059669"/>
-                <w:sz w:val="17"/>
-                <w:rFonts w:ascii="Segoe UI" w:hAnsi="Segoe UI" w:cs="Segoe UI"/>
+                <w:i w:val="0"/>
+                <w:color w:val="065F46"/>
+                <w:sz w:val="23"/>
                 <w:rtl/>
               </w:rPr>
               <w:t>ناجح (إرجاع رسالة غير موجود)</w:t>
@@ -2508,24 +4455,179 @@
         <w:tc>
           <w:tcPr>
             <w:tcW w:type="dxa" w:w="1872"/>
-            <w:shd w:fill="F9FAFB"/>
+            <w:shd w:fill="FFFFFF"/>
             <w:tcMar>
-              <w:top w:w="50" w:type="dxa"/>
-              <w:bottom w:w="50" w:type="dxa"/>
-              <w:left w:w="80" w:type="dxa"/>
-              <w:right w:w="80" w:type="dxa"/>
+              <w:top w:w="70" w:type="dxa"/>
+              <w:bottom w:w="70" w:type="dxa"/>
+              <w:left w:w="90" w:type="dxa"/>
+              <w:right w:w="90" w:type="dxa"/>
             </w:tcMar>
           </w:tcPr>
           <w:p>
             <w:pPr>
               <w:bidi/>
               <w:jc w:val="right"/>
+              <w:jc w:val="both"/>
             </w:pPr>
             <w:r>
               <w:rPr>
-                <w:rFonts w:ascii="Segoe UI" w:hAnsi="Segoe UI"/>
-                <w:sz w:val="17"/>
-                <w:rFonts w:ascii="Segoe UI" w:hAnsi="Segoe UI" w:cs="Segoe UI"/>
+                <w:rFonts w:ascii="Arial" w:hAnsi="Arial" w:cs="Traditional Arabic"/>
+                <w:b w:val="0"/>
+                <w:i w:val="0"/>
+                <w:color w:val="1F2937"/>
+                <w:sz w:val="23"/>
+                <w:rtl/>
+              </w:rPr>
+              <w:t>/api/hotels</w:t>
+            </w:r>
+          </w:p>
+        </w:tc>
+        <w:tc>
+          <w:tcPr>
+            <w:tcW w:type="dxa" w:w="1872"/>
+            <w:shd w:fill="FFFFFF"/>
+            <w:tcMar>
+              <w:top w:w="70" w:type="dxa"/>
+              <w:bottom w:w="70" w:type="dxa"/>
+              <w:left w:w="90" w:type="dxa"/>
+              <w:right w:w="90" w:type="dxa"/>
+            </w:tcMar>
+          </w:tcPr>
+          <w:p>
+            <w:pPr>
+              <w:bidi/>
+              <w:jc w:val="right"/>
+              <w:jc w:val="both"/>
+            </w:pPr>
+            <w:r>
+              <w:rPr>
+                <w:rFonts w:ascii="Arial" w:hAnsi="Arial" w:cs="Traditional Arabic"/>
+                <w:b w:val="0"/>
+                <w:i w:val="0"/>
+                <w:color w:val="1F2937"/>
+                <w:sz w:val="23"/>
+                <w:rtl/>
+              </w:rPr>
+              <w:t>POST</w:t>
+            </w:r>
+          </w:p>
+        </w:tc>
+        <w:tc>
+          <w:tcPr>
+            <w:tcW w:type="dxa" w:w="1872"/>
+            <w:shd w:fill="FFFFFF"/>
+            <w:tcMar>
+              <w:top w:w="70" w:type="dxa"/>
+              <w:bottom w:w="70" w:type="dxa"/>
+              <w:left w:w="90" w:type="dxa"/>
+              <w:right w:w="90" w:type="dxa"/>
+            </w:tcMar>
+          </w:tcPr>
+          <w:p>
+            <w:pPr>
+              <w:bidi/>
+              <w:jc w:val="right"/>
+              <w:jc w:val="both"/>
+            </w:pPr>
+            <w:r>
+              <w:rPr>
+                <w:rFonts w:ascii="Arial" w:hAnsi="Arial" w:cs="Traditional Arabic"/>
+                <w:b w:val="0"/>
+                <w:i w:val="0"/>
+                <w:color w:val="1F2937"/>
+                <w:sz w:val="23"/>
+                <w:rtl/>
+              </w:rPr>
+              <w:t>إضافة فندق جديد بكافة البيانات الصحيحة</w:t>
+            </w:r>
+          </w:p>
+        </w:tc>
+        <w:tc>
+          <w:tcPr>
+            <w:tcW w:type="dxa" w:w="1872"/>
+            <w:shd w:fill="FFFFFF"/>
+            <w:tcMar>
+              <w:top w:w="70" w:type="dxa"/>
+              <w:bottom w:w="70" w:type="dxa"/>
+              <w:left w:w="90" w:type="dxa"/>
+              <w:right w:w="90" w:type="dxa"/>
+            </w:tcMar>
+          </w:tcPr>
+          <w:p>
+            <w:pPr>
+              <w:bidi/>
+              <w:jc w:val="right"/>
+              <w:jc w:val="both"/>
+            </w:pPr>
+            <w:r>
+              <w:rPr>
+                <w:rFonts w:ascii="Arial" w:hAnsi="Arial" w:cs="Traditional Arabic"/>
+                <w:b w:val="0"/>
+                <w:i w:val="0"/>
+                <w:color w:val="1F2937"/>
+                <w:sz w:val="23"/>
+                <w:rtl/>
+              </w:rPr>
+              <w:t>201 Created</w:t>
+            </w:r>
+          </w:p>
+        </w:tc>
+        <w:tc>
+          <w:tcPr>
+            <w:tcW w:type="dxa" w:w="1872"/>
+            <w:shd w:fill="FFFFFF"/>
+            <w:tcMar>
+              <w:top w:w="70" w:type="dxa"/>
+              <w:bottom w:w="70" w:type="dxa"/>
+              <w:left w:w="90" w:type="dxa"/>
+              <w:right w:w="90" w:type="dxa"/>
+            </w:tcMar>
+          </w:tcPr>
+          <w:p>
+            <w:pPr>
+              <w:bidi/>
+              <w:jc w:val="right"/>
+              <w:jc w:val="both"/>
+            </w:pPr>
+            <w:r>
+              <w:rPr>
+                <w:rFonts w:ascii="Arial" w:hAnsi="Arial" w:cs="Traditional Arabic"/>
+                <w:b/>
+                <w:i w:val="0"/>
+                <w:color w:val="065F46"/>
+                <w:sz w:val="23"/>
+                <w:rtl/>
+              </w:rPr>
+              <w:t>ناجح (حفظ الفندق بالـ DB)</w:t>
+            </w:r>
+          </w:p>
+        </w:tc>
+      </w:tr>
+      <w:tr>
+        <w:tc>
+          <w:tcPr>
+            <w:tcW w:type="dxa" w:w="1872"/>
+            <w:shd w:fill="F9FAFB"/>
+            <w:tcMar>
+              <w:top w:w="70" w:type="dxa"/>
+              <w:bottom w:w="70" w:type="dxa"/>
+              <w:left w:w="90" w:type="dxa"/>
+              <w:right w:w="90" w:type="dxa"/>
+            </w:tcMar>
+          </w:tcPr>
+          <w:p>
+            <w:pPr>
+              <w:bidi/>
+              <w:jc w:val="right"/>
+              <w:jc w:val="both"/>
+            </w:pPr>
+            <w:r>
+              <w:rPr>
+                <w:rFonts w:ascii="Arial" w:hAnsi="Arial" w:cs="Traditional Arabic"/>
+                <w:b w:val="0"/>
+                <w:i w:val="0"/>
+                <w:color w:val="1F2937"/>
+                <w:sz w:val="23"/>
                 <w:rtl/>
               </w:rPr>
               <w:t>/api/hotels</w:t>
@@ -2537,22 +4639,25 @@
             <w:tcW w:type="dxa" w:w="1872"/>
             <w:shd w:fill="F9FAFB"/>
             <w:tcMar>
-              <w:top w:w="50" w:type="dxa"/>
-              <w:bottom w:w="50" w:type="dxa"/>
-              <w:left w:w="80" w:type="dxa"/>
-              <w:right w:w="80" w:type="dxa"/>
+              <w:top w:w="70" w:type="dxa"/>
+              <w:bottom w:w="70" w:type="dxa"/>
+              <w:left w:w="90" w:type="dxa"/>
+              <w:right w:w="90" w:type="dxa"/>
             </w:tcMar>
           </w:tcPr>
           <w:p>
             <w:pPr>
               <w:bidi/>
               <w:jc w:val="right"/>
+              <w:jc w:val="both"/>
             </w:pPr>
             <w:r>
               <w:rPr>
-                <w:rFonts w:ascii="Segoe UI" w:hAnsi="Segoe UI"/>
-                <w:sz w:val="17"/>
-                <w:rFonts w:ascii="Segoe UI" w:hAnsi="Segoe UI" w:cs="Segoe UI"/>
+                <w:rFonts w:ascii="Arial" w:hAnsi="Arial" w:cs="Traditional Arabic"/>
+                <w:b w:val="0"/>
+                <w:i w:val="0"/>
+                <w:color w:val="1F2937"/>
+                <w:sz w:val="23"/>
                 <w:rtl/>
               </w:rPr>
               <w:t>POST</w:t>
@@ -2564,25 +4669,28 @@
             <w:tcW w:type="dxa" w:w="1872"/>
             <w:shd w:fill="F9FAFB"/>
             <w:tcMar>
-              <w:top w:w="50" w:type="dxa"/>
-              <w:bottom w:w="50" w:type="dxa"/>
-              <w:left w:w="80" w:type="dxa"/>
-              <w:right w:w="80" w:type="dxa"/>
+              <w:top w:w="70" w:type="dxa"/>
+              <w:bottom w:w="70" w:type="dxa"/>
+              <w:left w:w="90" w:type="dxa"/>
+              <w:right w:w="90" w:type="dxa"/>
             </w:tcMar>
           </w:tcPr>
           <w:p>
             <w:pPr>
               <w:bidi/>
               <w:jc w:val="right"/>
+              <w:jc w:val="both"/>
             </w:pPr>
             <w:r>
               <w:rPr>
-                <w:rFonts w:ascii="Segoe UI" w:hAnsi="Segoe UI"/>
-                <w:sz w:val="17"/>
-                <w:rFonts w:ascii="Segoe UI" w:hAnsi="Segoe UI" w:cs="Segoe UI"/>
+                <w:rFonts w:ascii="Arial" w:hAnsi="Arial" w:cs="Traditional Arabic"/>
+                <w:b w:val="0"/>
+                <w:i w:val="0"/>
+                <w:color w:val="1F2937"/>
+                <w:sz w:val="23"/>
                 <w:rtl/>
               </w:rPr>
-              <w:t>إضافة فندق بدون اسم (حقل إجباري)</w:t>
+              <w:t>إضافة فندق بدون اسم (حقل إجباري فارغ)</w:t>
             </w:r>
           </w:p>
         </w:tc>
@@ -2591,22 +4699,25 @@
             <w:tcW w:type="dxa" w:w="1872"/>
             <w:shd w:fill="F9FAFB"/>
             <w:tcMar>
-              <w:top w:w="50" w:type="dxa"/>
-              <w:bottom w:w="50" w:type="dxa"/>
-              <w:left w:w="80" w:type="dxa"/>
-              <w:right w:w="80" w:type="dxa"/>
+              <w:top w:w="70" w:type="dxa"/>
+              <w:bottom w:w="70" w:type="dxa"/>
+              <w:left w:w="90" w:type="dxa"/>
+              <w:right w:w="90" w:type="dxa"/>
             </w:tcMar>
           </w:tcPr>
           <w:p>
             <w:pPr>
               <w:bidi/>
               <w:jc w:val="right"/>
+              <w:jc w:val="both"/>
             </w:pPr>
             <w:r>
               <w:rPr>
-                <w:rFonts w:ascii="Segoe UI" w:hAnsi="Segoe UI"/>
-                <w:sz w:val="17"/>
-                <w:rFonts w:ascii="Segoe UI" w:hAnsi="Segoe UI" w:cs="Segoe UI"/>
+                <w:rFonts w:ascii="Arial" w:hAnsi="Arial" w:cs="Traditional Arabic"/>
+                <w:b w:val="0"/>
+                <w:i w:val="0"/>
+                <w:color w:val="1F2937"/>
+                <w:sz w:val="23"/>
                 <w:rtl/>
               </w:rPr>
               <w:t>400 Bad Request</w:t>
@@ -2618,24 +4729,25 @@
             <w:tcW w:type="dxa" w:w="1872"/>
             <w:shd w:fill="F9FAFB"/>
             <w:tcMar>
-              <w:top w:w="50" w:type="dxa"/>
-              <w:bottom w:w="50" w:type="dxa"/>
-              <w:left w:w="80" w:type="dxa"/>
-              <w:right w:w="80" w:type="dxa"/>
+              <w:top w:w="70" w:type="dxa"/>
+              <w:bottom w:w="70" w:type="dxa"/>
+              <w:left w:w="90" w:type="dxa"/>
+              <w:right w:w="90" w:type="dxa"/>
             </w:tcMar>
           </w:tcPr>
           <w:p>
             <w:pPr>
               <w:bidi/>
               <w:jc w:val="right"/>
+              <w:jc w:val="both"/>
             </w:pPr>
             <w:r>
               <w:rPr>
-                <w:rFonts w:ascii="Segoe UI" w:hAnsi="Segoe UI"/>
+                <w:rFonts w:ascii="Arial" w:hAnsi="Arial" w:cs="Traditional Arabic"/>
                 <w:b/>
-                <w:color w:val="059669"/>
-                <w:sz w:val="17"/>
-                <w:rFonts w:ascii="Segoe UI" w:hAnsi="Segoe UI" w:cs="Segoe UI"/>
+                <w:i w:val="0"/>
+                <w:color w:val="065F46"/>
+                <w:sz w:val="23"/>
                 <w:rtl/>
               </w:rPr>
               <w:t>ناجح (رفض مع رسالة التحقق)</w:t>
@@ -2649,22 +4761,25 @@
             <w:tcW w:type="dxa" w:w="1872"/>
             <w:shd w:fill="FFFFFF"/>
             <w:tcMar>
-              <w:top w:w="50" w:type="dxa"/>
-              <w:bottom w:w="50" w:type="dxa"/>
-              <w:left w:w="80" w:type="dxa"/>
-              <w:right w:w="80" w:type="dxa"/>
+              <w:top w:w="70" w:type="dxa"/>
+              <w:bottom w:w="70" w:type="dxa"/>
+              <w:left w:w="90" w:type="dxa"/>
+              <w:right w:w="90" w:type="dxa"/>
             </w:tcMar>
           </w:tcPr>
           <w:p>
             <w:pPr>
               <w:bidi/>
               <w:jc w:val="right"/>
+              <w:jc w:val="both"/>
             </w:pPr>
             <w:r>
               <w:rPr>
-                <w:rFonts w:ascii="Segoe UI" w:hAnsi="Segoe UI"/>
-                <w:sz w:val="17"/>
-                <w:rFonts w:ascii="Segoe UI" w:hAnsi="Segoe UI" w:cs="Segoe UI"/>
+                <w:rFonts w:ascii="Arial" w:hAnsi="Arial" w:cs="Traditional Arabic"/>
+                <w:b w:val="0"/>
+                <w:i w:val="0"/>
+                <w:color w:val="1F2937"/>
+                <w:sz w:val="23"/>
                 <w:rtl/>
               </w:rPr>
               <w:t>/api/rooms</w:t>
@@ -2676,22 +4791,25 @@
             <w:tcW w:type="dxa" w:w="1872"/>
             <w:shd w:fill="FFFFFF"/>
             <w:tcMar>
-              <w:top w:w="50" w:type="dxa"/>
-              <w:bottom w:w="50" w:type="dxa"/>
-              <w:left w:w="80" w:type="dxa"/>
-              <w:right w:w="80" w:type="dxa"/>
+              <w:top w:w="70" w:type="dxa"/>
+              <w:bottom w:w="70" w:type="dxa"/>
+              <w:left w:w="90" w:type="dxa"/>
+              <w:right w:w="90" w:type="dxa"/>
             </w:tcMar>
           </w:tcPr>
           <w:p>
             <w:pPr>
               <w:bidi/>
               <w:jc w:val="right"/>
+              <w:jc w:val="both"/>
             </w:pPr>
             <w:r>
               <w:rPr>
-                <w:rFonts w:ascii="Segoe UI" w:hAnsi="Segoe UI"/>
-                <w:sz w:val="17"/>
-                <w:rFonts w:ascii="Segoe UI" w:hAnsi="Segoe UI" w:cs="Segoe UI"/>
+                <w:rFonts w:ascii="Arial" w:hAnsi="Arial" w:cs="Traditional Arabic"/>
+                <w:b w:val="0"/>
+                <w:i w:val="0"/>
+                <w:color w:val="1F2937"/>
+                <w:sz w:val="23"/>
                 <w:rtl/>
               </w:rPr>
               <w:t>GET</w:t>
@@ -2703,25 +4821,28 @@
             <w:tcW w:type="dxa" w:w="1872"/>
             <w:shd w:fill="FFFFFF"/>
             <w:tcMar>
-              <w:top w:w="50" w:type="dxa"/>
-              <w:bottom w:w="50" w:type="dxa"/>
-              <w:left w:w="80" w:type="dxa"/>
-              <w:right w:w="80" w:type="dxa"/>
+              <w:top w:w="70" w:type="dxa"/>
+              <w:bottom w:w="70" w:type="dxa"/>
+              <w:left w:w="90" w:type="dxa"/>
+              <w:right w:w="90" w:type="dxa"/>
             </w:tcMar>
           </w:tcPr>
           <w:p>
             <w:pPr>
               <w:bidi/>
               <w:jc w:val="right"/>
+              <w:jc w:val="both"/>
             </w:pPr>
             <w:r>
               <w:rPr>
-                <w:rFonts w:ascii="Segoe UI" w:hAnsi="Segoe UI"/>
-                <w:sz w:val="17"/>
-                <w:rFonts w:ascii="Segoe UI" w:hAnsi="Segoe UI" w:cs="Segoe UI"/>
+                <w:rFonts w:ascii="Arial" w:hAnsi="Arial" w:cs="Traditional Arabic"/>
+                <w:b w:val="0"/>
+                <w:i w:val="0"/>
+                <w:color w:val="1F2937"/>
+                <w:sz w:val="23"/>
                 <w:rtl/>
               </w:rPr>
-              <w:t>تصفية الغرف التابعة لفندق محدد</w:t>
+              <w:t>تصفية الغرف التابعة لفندق محدد (?hotelId=1)</w:t>
             </w:r>
           </w:p>
         </w:tc>
@@ -2730,22 +4851,25 @@
             <w:tcW w:type="dxa" w:w="1872"/>
             <w:shd w:fill="FFFFFF"/>
             <w:tcMar>
-              <w:top w:w="50" w:type="dxa"/>
-              <w:bottom w:w="50" w:type="dxa"/>
-              <w:left w:w="80" w:type="dxa"/>
-              <w:right w:w="80" w:type="dxa"/>
+              <w:top w:w="70" w:type="dxa"/>
+              <w:bottom w:w="70" w:type="dxa"/>
+              <w:left w:w="90" w:type="dxa"/>
+              <w:right w:w="90" w:type="dxa"/>
             </w:tcMar>
           </w:tcPr>
           <w:p>
             <w:pPr>
               <w:bidi/>
               <w:jc w:val="right"/>
+              <w:jc w:val="both"/>
             </w:pPr>
             <w:r>
               <w:rPr>
-                <w:rFonts w:ascii="Segoe UI" w:hAnsi="Segoe UI"/>
-                <w:sz w:val="17"/>
-                <w:rFonts w:ascii="Segoe UI" w:hAnsi="Segoe UI" w:cs="Segoe UI"/>
+                <w:rFonts w:ascii="Arial" w:hAnsi="Arial" w:cs="Traditional Arabic"/>
+                <w:b w:val="0"/>
+                <w:i w:val="0"/>
+                <w:color w:val="1F2937"/>
+                <w:sz w:val="23"/>
                 <w:rtl/>
               </w:rPr>
               <w:t>200 OK</w:t>
@@ -2757,24 +4881,25 @@
             <w:tcW w:type="dxa" w:w="1872"/>
             <w:shd w:fill="FFFFFF"/>
             <w:tcMar>
-              <w:top w:w="50" w:type="dxa"/>
-              <w:bottom w:w="50" w:type="dxa"/>
-              <w:left w:w="80" w:type="dxa"/>
-              <w:right w:w="80" w:type="dxa"/>
+              <w:top w:w="70" w:type="dxa"/>
+              <w:bottom w:w="70" w:type="dxa"/>
+              <w:left w:w="90" w:type="dxa"/>
+              <w:right w:w="90" w:type="dxa"/>
             </w:tcMar>
           </w:tcPr>
           <w:p>
             <w:pPr>
               <w:bidi/>
               <w:jc w:val="right"/>
+              <w:jc w:val="both"/>
             </w:pPr>
             <w:r>
               <w:rPr>
-                <w:rFonts w:ascii="Segoe UI" w:hAnsi="Segoe UI"/>
+                <w:rFonts w:ascii="Arial" w:hAnsi="Arial" w:cs="Traditional Arabic"/>
                 <w:b/>
-                <w:color w:val="059669"/>
-                <w:sz w:val="17"/>
-                <w:rFonts w:ascii="Segoe UI" w:hAnsi="Segoe UI" w:cs="Segoe UI"/>
+                <w:i w:val="0"/>
+                <w:color w:val="065F46"/>
+                <w:sz w:val="23"/>
                 <w:rtl/>
               </w:rPr>
               <w:t>ناجح (استرجاع غرف الفندق)</w:t>
@@ -2788,22 +4913,25 @@
             <w:tcW w:type="dxa" w:w="1872"/>
             <w:shd w:fill="F9FAFB"/>
             <w:tcMar>
-              <w:top w:w="50" w:type="dxa"/>
-              <w:bottom w:w="50" w:type="dxa"/>
-              <w:left w:w="80" w:type="dxa"/>
-              <w:right w:w="80" w:type="dxa"/>
+              <w:top w:w="70" w:type="dxa"/>
+              <w:bottom w:w="70" w:type="dxa"/>
+              <w:left w:w="90" w:type="dxa"/>
+              <w:right w:w="90" w:type="dxa"/>
             </w:tcMar>
           </w:tcPr>
           <w:p>
             <w:pPr>
               <w:bidi/>
               <w:jc w:val="right"/>
+              <w:jc w:val="both"/>
             </w:pPr>
             <w:r>
               <w:rPr>
-                <w:rFonts w:ascii="Segoe UI" w:hAnsi="Segoe UI"/>
-                <w:sz w:val="17"/>
-                <w:rFonts w:ascii="Segoe UI" w:hAnsi="Segoe UI" w:cs="Segoe UI"/>
+                <w:rFonts w:ascii="Arial" w:hAnsi="Arial" w:cs="Traditional Arabic"/>
+                <w:b w:val="0"/>
+                <w:i w:val="0"/>
+                <w:color w:val="1F2937"/>
+                <w:sz w:val="23"/>
                 <w:rtl/>
               </w:rPr>
               <w:t>/api/bookings</w:t>
@@ -2815,22 +4943,25 @@
             <w:tcW w:type="dxa" w:w="1872"/>
             <w:shd w:fill="F9FAFB"/>
             <w:tcMar>
-              <w:top w:w="50" w:type="dxa"/>
-              <w:bottom w:w="50" w:type="dxa"/>
-              <w:left w:w="80" w:type="dxa"/>
-              <w:right w:w="80" w:type="dxa"/>
+              <w:top w:w="70" w:type="dxa"/>
+              <w:bottom w:w="70" w:type="dxa"/>
+              <w:left w:w="90" w:type="dxa"/>
+              <w:right w:w="90" w:type="dxa"/>
             </w:tcMar>
           </w:tcPr>
           <w:p>
             <w:pPr>
               <w:bidi/>
               <w:jc w:val="right"/>
+              <w:jc w:val="both"/>
             </w:pPr>
             <w:r>
               <w:rPr>
-                <w:rFonts w:ascii="Segoe UI" w:hAnsi="Segoe UI"/>
-                <w:sz w:val="17"/>
-                <w:rFonts w:ascii="Segoe UI" w:hAnsi="Segoe UI" w:cs="Segoe UI"/>
+                <w:rFonts w:ascii="Arial" w:hAnsi="Arial" w:cs="Traditional Arabic"/>
+                <w:b w:val="0"/>
+                <w:i w:val="0"/>
+                <w:color w:val="1F2937"/>
+                <w:sz w:val="23"/>
                 <w:rtl/>
               </w:rPr>
               <w:t>POST</w:t>
@@ -2842,25 +4973,28 @@
             <w:tcW w:type="dxa" w:w="1872"/>
             <w:shd w:fill="F9FAFB"/>
             <w:tcMar>
-              <w:top w:w="50" w:type="dxa"/>
-              <w:bottom w:w="50" w:type="dxa"/>
-              <w:left w:w="80" w:type="dxa"/>
-              <w:right w:w="80" w:type="dxa"/>
+              <w:top w:w="70" w:type="dxa"/>
+              <w:bottom w:w="70" w:type="dxa"/>
+              <w:left w:w="90" w:type="dxa"/>
+              <w:right w:w="90" w:type="dxa"/>
             </w:tcMar>
           </w:tcPr>
           <w:p>
             <w:pPr>
               <w:bidi/>
               <w:jc w:val="right"/>
+              <w:jc w:val="both"/>
             </w:pPr>
             <w:r>
               <w:rPr>
-                <w:rFonts w:ascii="Segoe UI" w:hAnsi="Segoe UI"/>
-                <w:sz w:val="17"/>
-                <w:rFonts w:ascii="Segoe UI" w:hAnsi="Segoe UI" w:cs="Segoe UI"/>
+                <w:rFonts w:ascii="Arial" w:hAnsi="Arial" w:cs="Traditional Arabic"/>
+                <w:b w:val="0"/>
+                <w:i w:val="0"/>
+                <w:color w:val="1F2937"/>
+                <w:sz w:val="23"/>
                 <w:rtl/>
               </w:rPr>
-              <w:t>إنشاء حجز فندقي بتاريخ صحيح</w:t>
+              <w:t>إنشاء حجز فندقي بتاريخ مستقبلي صحيح</w:t>
             </w:r>
           </w:p>
         </w:tc>
@@ -2869,22 +5003,25 @@
             <w:tcW w:type="dxa" w:w="1872"/>
             <w:shd w:fill="F9FAFB"/>
             <w:tcMar>
-              <w:top w:w="50" w:type="dxa"/>
-              <w:bottom w:w="50" w:type="dxa"/>
-              <w:left w:w="80" w:type="dxa"/>
-              <w:right w:w="80" w:type="dxa"/>
+              <w:top w:w="70" w:type="dxa"/>
+              <w:bottom w:w="70" w:type="dxa"/>
+              <w:left w:w="90" w:type="dxa"/>
+              <w:right w:w="90" w:type="dxa"/>
             </w:tcMar>
           </w:tcPr>
           <w:p>
             <w:pPr>
               <w:bidi/>
               <w:jc w:val="right"/>
+              <w:jc w:val="both"/>
             </w:pPr>
             <w:r>
               <w:rPr>
-                <w:rFonts w:ascii="Segoe UI" w:hAnsi="Segoe UI"/>
-                <w:sz w:val="17"/>
-                <w:rFonts w:ascii="Segoe UI" w:hAnsi="Segoe UI" w:cs="Segoe UI"/>
+                <w:rFonts w:ascii="Arial" w:hAnsi="Arial" w:cs="Traditional Arabic"/>
+                <w:b w:val="0"/>
+                <w:i w:val="0"/>
+                <w:color w:val="1F2937"/>
+                <w:sz w:val="23"/>
                 <w:rtl/>
               </w:rPr>
               <w:t>201 Created</w:t>
@@ -2896,24 +5033,25 @@
             <w:tcW w:type="dxa" w:w="1872"/>
             <w:shd w:fill="F9FAFB"/>
             <w:tcMar>
-              <w:top w:w="50" w:type="dxa"/>
-              <w:bottom w:w="50" w:type="dxa"/>
-              <w:left w:w="80" w:type="dxa"/>
-              <w:right w:w="80" w:type="dxa"/>
+              <w:top w:w="70" w:type="dxa"/>
+              <w:bottom w:w="70" w:type="dxa"/>
+              <w:left w:w="90" w:type="dxa"/>
+              <w:right w:w="90" w:type="dxa"/>
             </w:tcMar>
           </w:tcPr>
           <w:p>
             <w:pPr>
               <w:bidi/>
               <w:jc w:val="right"/>
+              <w:jc w:val="both"/>
             </w:pPr>
             <w:r>
               <w:rPr>
-                <w:rFonts w:ascii="Segoe UI" w:hAnsi="Segoe UI"/>
+                <w:rFonts w:ascii="Arial" w:hAnsi="Arial" w:cs="Traditional Arabic"/>
                 <w:b/>
-                <w:color w:val="059669"/>
-                <w:sz w:val="17"/>
-                <w:rFonts w:ascii="Segoe UI" w:hAnsi="Segoe UI" w:cs="Segoe UI"/>
+                <w:i w:val="0"/>
+                <w:color w:val="065F46"/>
+                <w:sz w:val="23"/>
                 <w:rtl/>
               </w:rPr>
               <w:t>ناجح (إنشاء الحجز وحفظه)</w:t>
@@ -2927,22 +5065,25 @@
             <w:tcW w:type="dxa" w:w="1872"/>
             <w:shd w:fill="FFFFFF"/>
             <w:tcMar>
-              <w:top w:w="50" w:type="dxa"/>
-              <w:bottom w:w="50" w:type="dxa"/>
-              <w:left w:w="80" w:type="dxa"/>
-              <w:right w:w="80" w:type="dxa"/>
+              <w:top w:w="70" w:type="dxa"/>
+              <w:bottom w:w="70" w:type="dxa"/>
+              <w:left w:w="90" w:type="dxa"/>
+              <w:right w:w="90" w:type="dxa"/>
             </w:tcMar>
           </w:tcPr>
           <w:p>
             <w:pPr>
               <w:bidi/>
               <w:jc w:val="right"/>
+              <w:jc w:val="both"/>
             </w:pPr>
             <w:r>
               <w:rPr>
-                <w:rFonts w:ascii="Segoe UI" w:hAnsi="Segoe UI"/>
-                <w:sz w:val="17"/>
-                <w:rFonts w:ascii="Segoe UI" w:hAnsi="Segoe UI" w:cs="Segoe UI"/>
+                <w:rFonts w:ascii="Arial" w:hAnsi="Arial" w:cs="Traditional Arabic"/>
+                <w:b w:val="0"/>
+                <w:i w:val="0"/>
+                <w:color w:val="1F2937"/>
+                <w:sz w:val="23"/>
                 <w:rtl/>
               </w:rPr>
               <w:t>/api/bookings</w:t>
@@ -2954,22 +5095,25 @@
             <w:tcW w:type="dxa" w:w="1872"/>
             <w:shd w:fill="FFFFFF"/>
             <w:tcMar>
-              <w:top w:w="50" w:type="dxa"/>
-              <w:bottom w:w="50" w:type="dxa"/>
-              <w:left w:w="80" w:type="dxa"/>
-              <w:right w:w="80" w:type="dxa"/>
+              <w:top w:w="70" w:type="dxa"/>
+              <w:bottom w:w="70" w:type="dxa"/>
+              <w:left w:w="90" w:type="dxa"/>
+              <w:right w:w="90" w:type="dxa"/>
             </w:tcMar>
           </w:tcPr>
           <w:p>
             <w:pPr>
               <w:bidi/>
               <w:jc w:val="right"/>
+              <w:jc w:val="both"/>
             </w:pPr>
             <w:r>
               <w:rPr>
-                <w:rFonts w:ascii="Segoe UI" w:hAnsi="Segoe UI"/>
-                <w:sz w:val="17"/>
-                <w:rFonts w:ascii="Segoe UI" w:hAnsi="Segoe UI" w:cs="Segoe UI"/>
+                <w:rFonts w:ascii="Arial" w:hAnsi="Arial" w:cs="Traditional Arabic"/>
+                <w:b w:val="0"/>
+                <w:i w:val="0"/>
+                <w:color w:val="1F2937"/>
+                <w:sz w:val="23"/>
                 <w:rtl/>
               </w:rPr>
               <w:t>POST</w:t>
@@ -2981,25 +5125,28 @@
             <w:tcW w:type="dxa" w:w="1872"/>
             <w:shd w:fill="FFFFFF"/>
             <w:tcMar>
-              <w:top w:w="50" w:type="dxa"/>
-              <w:bottom w:w="50" w:type="dxa"/>
-              <w:left w:w="80" w:type="dxa"/>
-              <w:right w:w="80" w:type="dxa"/>
+              <w:top w:w="70" w:type="dxa"/>
+              <w:bottom w:w="70" w:type="dxa"/>
+              <w:left w:w="90" w:type="dxa"/>
+              <w:right w:w="90" w:type="dxa"/>
             </w:tcMar>
           </w:tcPr>
           <w:p>
             <w:pPr>
               <w:bidi/>
               <w:jc w:val="right"/>
+              <w:jc w:val="both"/>
             </w:pPr>
             <w:r>
               <w:rPr>
-                <w:rFonts w:ascii="Segoe UI" w:hAnsi="Segoe UI"/>
-                <w:sz w:val="17"/>
-                <w:rFonts w:ascii="Segoe UI" w:hAnsi="Segoe UI" w:cs="Segoe UI"/>
+                <w:rFonts w:ascii="Arial" w:hAnsi="Arial" w:cs="Traditional Arabic"/>
+                <w:b w:val="0"/>
+                <w:i w:val="0"/>
+                <w:color w:val="1F2937"/>
+                <w:sz w:val="23"/>
                 <w:rtl/>
               </w:rPr>
-              <w:t>محاولة حجز مزدوج لغرفة محجوزة</w:t>
+              <w:t>محاولة حجز مزدوج لغرفة محجوزة بنفس الفترة</w:t>
             </w:r>
           </w:p>
         </w:tc>
@@ -3008,22 +5155,25 @@
             <w:tcW w:type="dxa" w:w="1872"/>
             <w:shd w:fill="FFFFFF"/>
             <w:tcMar>
-              <w:top w:w="50" w:type="dxa"/>
-              <w:bottom w:w="50" w:type="dxa"/>
-              <w:left w:w="80" w:type="dxa"/>
-              <w:right w:w="80" w:type="dxa"/>
+              <w:top w:w="70" w:type="dxa"/>
+              <w:bottom w:w="70" w:type="dxa"/>
+              <w:left w:w="90" w:type="dxa"/>
+              <w:right w:w="90" w:type="dxa"/>
             </w:tcMar>
           </w:tcPr>
           <w:p>
             <w:pPr>
               <w:bidi/>
               <w:jc w:val="right"/>
+              <w:jc w:val="both"/>
             </w:pPr>
             <w:r>
               <w:rPr>
-                <w:rFonts w:ascii="Segoe UI" w:hAnsi="Segoe UI"/>
-                <w:sz w:val="17"/>
-                <w:rFonts w:ascii="Segoe UI" w:hAnsi="Segoe UI" w:cs="Segoe UI"/>
+                <w:rFonts w:ascii="Arial" w:hAnsi="Arial" w:cs="Traditional Arabic"/>
+                <w:b w:val="0"/>
+                <w:i w:val="0"/>
+                <w:color w:val="1F2937"/>
+                <w:sz w:val="23"/>
                 <w:rtl/>
               </w:rPr>
               <w:t>409 Conflict</w:t>
@@ -3035,24 +5185,25 @@
             <w:tcW w:type="dxa" w:w="1872"/>
             <w:shd w:fill="FFFFFF"/>
             <w:tcMar>
-              <w:top w:w="50" w:type="dxa"/>
-              <w:bottom w:w="50" w:type="dxa"/>
-              <w:left w:w="80" w:type="dxa"/>
-              <w:right w:w="80" w:type="dxa"/>
+              <w:top w:w="70" w:type="dxa"/>
+              <w:bottom w:w="70" w:type="dxa"/>
+              <w:left w:w="90" w:type="dxa"/>
+              <w:right w:w="90" w:type="dxa"/>
             </w:tcMar>
           </w:tcPr>
           <w:p>
             <w:pPr>
               <w:bidi/>
               <w:jc w:val="right"/>
+              <w:jc w:val="both"/>
             </w:pPr>
             <w:r>
               <w:rPr>
-                <w:rFonts w:ascii="Segoe UI" w:hAnsi="Segoe UI"/>
+                <w:rFonts w:ascii="Arial" w:hAnsi="Arial" w:cs="Traditional Arabic"/>
                 <w:b/>
-                <w:color w:val="059669"/>
-                <w:sz w:val="17"/>
-                <w:rFonts w:ascii="Segoe UI" w:hAnsi="Segoe UI" w:cs="Segoe UI"/>
+                <w:i w:val="0"/>
+                <w:color w:val="065F46"/>
+                <w:sz w:val="23"/>
                 <w:rtl/>
               </w:rPr>
               <w:t>ناجح (منع الحجز المزدوج)</w:t>
@@ -3063,20 +5214,22 @@
     </w:tbl>
     <w:p>
       <w:pPr>
+        <w:keepNext/>
         <w:bidi/>
-        <w:spacing w:before="240" w:after="120"/>
+        <w:spacing w:before="280" w:after="120"/>
         <w:jc w:val="right"/>
+        <w:jc w:val="both"/>
       </w:pPr>
       <w:r>
         <w:rPr>
-          <w:rFonts w:ascii="Segoe UI" w:hAnsi="Segoe UI"/>
+          <w:rFonts w:ascii="Arial" w:hAnsi="Arial" w:cs="Traditional Arabic"/>
           <w:b/>
-          <w:rFonts w:ascii="Segoe UI" w:hAnsi="Segoe UI" w:cs="Segoe UI"/>
-          <w:color w:val="4F46E5"/>
-          <w:sz w:val="25"/>
+          <w:i w:val="0"/>
+          <w:color w:val="4338CA"/>
+          <w:sz w:val="31"/>
           <w:rtl/>
         </w:rPr>
-        <w:t>2.4 مصفوفة التحقق من صحة المدخلات (Input Validation Matrix):</w:t>
+        <w:t>2.4 مصفوفة اختبارات التحقق من صحة المدخلات (Input Validation Testing):</w:t>
       </w:r>
     </w:p>
     <w:tbl>
@@ -3110,17 +5263,18 @@
             <w:pPr>
               <w:bidi/>
               <w:jc w:val="right"/>
+              <w:jc w:val="both"/>
             </w:pPr>
             <w:r>
               <w:rPr>
-                <w:rFonts w:ascii="Segoe UI" w:hAnsi="Segoe UI"/>
+                <w:rFonts w:ascii="Arial" w:hAnsi="Arial" w:cs="Traditional Arabic"/>
                 <w:b/>
+                <w:i w:val="0"/>
                 <w:color w:val="FFFFFF"/>
-                <w:sz w:val="18"/>
-                <w:rFonts w:ascii="Segoe UI" w:hAnsi="Segoe UI" w:cs="Segoe UI"/>
+                <w:sz w:val="25"/>
                 <w:rtl/>
               </w:rPr>
-              <w:t>الكيان / الحقل</w:t>
+              <w:t>الكيان / الحقل البرمجي</w:t>
             </w:r>
           </w:p>
         </w:tc>
@@ -3133,17 +5287,18 @@
             <w:pPr>
               <w:bidi/>
               <w:jc w:val="right"/>
+              <w:jc w:val="both"/>
             </w:pPr>
             <w:r>
               <w:rPr>
-                <w:rFonts w:ascii="Segoe UI" w:hAnsi="Segoe UI"/>
+                <w:rFonts w:ascii="Arial" w:hAnsi="Arial" w:cs="Traditional Arabic"/>
                 <w:b/>
+                <w:i w:val="0"/>
                 <w:color w:val="FFFFFF"/>
-                <w:sz w:val="18"/>
-                <w:rFonts w:ascii="Segoe UI" w:hAnsi="Segoe UI" w:cs="Segoe UI"/>
+                <w:sz w:val="25"/>
                 <w:rtl/>
               </w:rPr>
-              <w:t>قاعدة التحقق البرمجية</w:t>
+              <w:t>قاعدة التحقق المفروضة</w:t>
             </w:r>
           </w:p>
         </w:tc>
@@ -3156,17 +5311,18 @@
             <w:pPr>
               <w:bidi/>
               <w:jc w:val="right"/>
+              <w:jc w:val="both"/>
             </w:pPr>
             <w:r>
               <w:rPr>
-                <w:rFonts w:ascii="Segoe UI" w:hAnsi="Segoe UI"/>
+                <w:rFonts w:ascii="Arial" w:hAnsi="Arial" w:cs="Traditional Arabic"/>
                 <w:b/>
+                <w:i w:val="0"/>
                 <w:color w:val="FFFFFF"/>
-                <w:sz w:val="18"/>
-                <w:rFonts w:ascii="Segoe UI" w:hAnsi="Segoe UI" w:cs="Segoe UI"/>
+                <w:sz w:val="25"/>
                 <w:rtl/>
               </w:rPr>
-              <w:t>حالة الفحص الخاطئة (Negative Test)</w:t>
+              <w:t>حالة الفحص السلبي (Negative Test)</w:t>
             </w:r>
           </w:p>
         </w:tc>
@@ -3179,14 +5335,15 @@
             <w:pPr>
               <w:bidi/>
               <w:jc w:val="right"/>
+              <w:jc w:val="both"/>
             </w:pPr>
             <w:r>
               <w:rPr>
-                <w:rFonts w:ascii="Segoe UI" w:hAnsi="Segoe UI"/>
+                <w:rFonts w:ascii="Arial" w:hAnsi="Arial" w:cs="Traditional Arabic"/>
                 <w:b/>
+                <w:i w:val="0"/>
                 <w:color w:val="FFFFFF"/>
-                <w:sz w:val="18"/>
-                <w:rFonts w:ascii="Segoe UI" w:hAnsi="Segoe UI" w:cs="Segoe UI"/>
+                <w:sz w:val="25"/>
                 <w:rtl/>
               </w:rPr>
               <w:t>استجابة النظام وتصرفه</w:t>
@@ -3200,22 +5357,25 @@
             <w:tcW w:type="dxa" w:w="2340"/>
             <w:shd w:fill="F9FAFB"/>
             <w:tcMar>
-              <w:top w:w="50" w:type="dxa"/>
-              <w:bottom w:w="50" w:type="dxa"/>
-              <w:left w:w="80" w:type="dxa"/>
-              <w:right w:w="80" w:type="dxa"/>
+              <w:top w:w="70" w:type="dxa"/>
+              <w:bottom w:w="70" w:type="dxa"/>
+              <w:left w:w="90" w:type="dxa"/>
+              <w:right w:w="90" w:type="dxa"/>
             </w:tcMar>
           </w:tcPr>
           <w:p>
             <w:pPr>
               <w:bidi/>
               <w:jc w:val="right"/>
+              <w:jc w:val="both"/>
             </w:pPr>
             <w:r>
               <w:rPr>
-                <w:rFonts w:ascii="Segoe UI" w:hAnsi="Segoe UI"/>
-                <w:sz w:val="17"/>
-                <w:rFonts w:ascii="Segoe UI" w:hAnsi="Segoe UI" w:cs="Segoe UI"/>
+                <w:rFonts w:ascii="Arial" w:hAnsi="Arial" w:cs="Traditional Arabic"/>
+                <w:b/>
+                <w:i w:val="0"/>
+                <w:color w:val="1F2937"/>
+                <w:sz w:val="23"/>
                 <w:rtl/>
               </w:rPr>
               <w:t>User.Email</w:t>
@@ -3227,22 +5387,25 @@
             <w:tcW w:type="dxa" w:w="2340"/>
             <w:shd w:fill="F9FAFB"/>
             <w:tcMar>
-              <w:top w:w="50" w:type="dxa"/>
-              <w:bottom w:w="50" w:type="dxa"/>
-              <w:left w:w="80" w:type="dxa"/>
-              <w:right w:w="80" w:type="dxa"/>
+              <w:top w:w="70" w:type="dxa"/>
+              <w:bottom w:w="70" w:type="dxa"/>
+              <w:left w:w="90" w:type="dxa"/>
+              <w:right w:w="90" w:type="dxa"/>
             </w:tcMar>
           </w:tcPr>
           <w:p>
             <w:pPr>
               <w:bidi/>
               <w:jc w:val="right"/>
+              <w:jc w:val="both"/>
             </w:pPr>
             <w:r>
               <w:rPr>
-                <w:rFonts w:ascii="Segoe UI" w:hAnsi="Segoe UI"/>
-                <w:sz w:val="17"/>
-                <w:rFonts w:ascii="Segoe UI" w:hAnsi="Segoe UI" w:cs="Segoe UI"/>
+                <w:rFonts w:ascii="Arial" w:hAnsi="Arial" w:cs="Traditional Arabic"/>
+                <w:b w:val="0"/>
+                <w:i w:val="0"/>
+                <w:color w:val="1F2937"/>
+                <w:sz w:val="23"/>
                 <w:rtl/>
               </w:rPr>
               <w:t>Required, EmailAddress</w:t>
@@ -3254,25 +5417,28 @@
             <w:tcW w:type="dxa" w:w="2340"/>
             <w:shd w:fill="F9FAFB"/>
             <w:tcMar>
-              <w:top w:w="50" w:type="dxa"/>
-              <w:bottom w:w="50" w:type="dxa"/>
-              <w:left w:w="80" w:type="dxa"/>
-              <w:right w:w="80" w:type="dxa"/>
+              <w:top w:w="70" w:type="dxa"/>
+              <w:bottom w:w="70" w:type="dxa"/>
+              <w:left w:w="90" w:type="dxa"/>
+              <w:right w:w="90" w:type="dxa"/>
             </w:tcMar>
           </w:tcPr>
           <w:p>
             <w:pPr>
               <w:bidi/>
               <w:jc w:val="right"/>
+              <w:jc w:val="both"/>
             </w:pPr>
             <w:r>
               <w:rPr>
-                <w:rFonts w:ascii="Segoe UI" w:hAnsi="Segoe UI"/>
-                <w:sz w:val="17"/>
-                <w:rFonts w:ascii="Segoe UI" w:hAnsi="Segoe UI" w:cs="Segoe UI"/>
+                <w:rFonts w:ascii="Arial" w:hAnsi="Arial" w:cs="Traditional Arabic"/>
+                <w:b w:val="0"/>
+                <w:i w:val="0"/>
+                <w:color w:val="1F2937"/>
+                <w:sz w:val="23"/>
                 <w:rtl/>
               </w:rPr>
-              <w:t>user_without_at_domain</w:t>
+              <w:t>إدخال نص بريد بدون علامة @ أو نطاق</w:t>
             </w:r>
           </w:p>
         </w:tc>
@@ -3281,25 +5447,28 @@
             <w:tcW w:type="dxa" w:w="2340"/>
             <w:shd w:fill="F9FAFB"/>
             <w:tcMar>
-              <w:top w:w="50" w:type="dxa"/>
-              <w:bottom w:w="50" w:type="dxa"/>
-              <w:left w:w="80" w:type="dxa"/>
-              <w:right w:w="80" w:type="dxa"/>
+              <w:top w:w="70" w:type="dxa"/>
+              <w:bottom w:w="70" w:type="dxa"/>
+              <w:left w:w="90" w:type="dxa"/>
+              <w:right w:w="90" w:type="dxa"/>
             </w:tcMar>
           </w:tcPr>
           <w:p>
             <w:pPr>
               <w:bidi/>
               <w:jc w:val="right"/>
+              <w:jc w:val="both"/>
             </w:pPr>
             <w:r>
               <w:rPr>
-                <w:rFonts w:ascii="Segoe UI" w:hAnsi="Segoe UI"/>
-                <w:sz w:val="17"/>
-                <w:rFonts w:ascii="Segoe UI" w:hAnsi="Segoe UI" w:cs="Segoe UI"/>
+                <w:rFonts w:ascii="Arial" w:hAnsi="Arial" w:cs="Traditional Arabic"/>
+                <w:b w:val="0"/>
+                <w:i w:val="0"/>
+                <w:color w:val="1F2937"/>
+                <w:sz w:val="23"/>
                 <w:rtl/>
               </w:rPr>
-              <w:t>رفض: يرجى إدخال بريد إلكتروني صالح</w:t>
+              <w:t>رفض فوري: يرجى إدخال بريد إلكتروني صالح</w:t>
             </w:r>
           </w:p>
         </w:tc>
@@ -3310,22 +5479,25 @@
             <w:tcW w:type="dxa" w:w="2340"/>
             <w:shd w:fill="FFFFFF"/>
             <w:tcMar>
-              <w:top w:w="50" w:type="dxa"/>
-              <w:bottom w:w="50" w:type="dxa"/>
-              <w:left w:w="80" w:type="dxa"/>
-              <w:right w:w="80" w:type="dxa"/>
+              <w:top w:w="70" w:type="dxa"/>
+              <w:bottom w:w="70" w:type="dxa"/>
+              <w:left w:w="90" w:type="dxa"/>
+              <w:right w:w="90" w:type="dxa"/>
             </w:tcMar>
           </w:tcPr>
           <w:p>
             <w:pPr>
               <w:bidi/>
               <w:jc w:val="right"/>
+              <w:jc w:val="both"/>
             </w:pPr>
             <w:r>
               <w:rPr>
-                <w:rFonts w:ascii="Segoe UI" w:hAnsi="Segoe UI"/>
-                <w:sz w:val="17"/>
-                <w:rFonts w:ascii="Segoe UI" w:hAnsi="Segoe UI" w:cs="Segoe UI"/>
+                <w:rFonts w:ascii="Arial" w:hAnsi="Arial" w:cs="Traditional Arabic"/>
+                <w:b/>
+                <w:i w:val="0"/>
+                <w:color w:val="1F2937"/>
+                <w:sz w:val="23"/>
                 <w:rtl/>
               </w:rPr>
               <w:t>Hotel.Rating</w:t>
@@ -3337,22 +5509,25 @@
             <w:tcW w:type="dxa" w:w="2340"/>
             <w:shd w:fill="FFFFFF"/>
             <w:tcMar>
-              <w:top w:w="50" w:type="dxa"/>
-              <w:bottom w:w="50" w:type="dxa"/>
-              <w:left w:w="80" w:type="dxa"/>
-              <w:right w:w="80" w:type="dxa"/>
+              <w:top w:w="70" w:type="dxa"/>
+              <w:bottom w:w="70" w:type="dxa"/>
+              <w:left w:w="90" w:type="dxa"/>
+              <w:right w:w="90" w:type="dxa"/>
             </w:tcMar>
           </w:tcPr>
           <w:p>
             <w:pPr>
               <w:bidi/>
               <w:jc w:val="right"/>
+              <w:jc w:val="both"/>
             </w:pPr>
             <w:r>
               <w:rPr>
-                <w:rFonts w:ascii="Segoe UI" w:hAnsi="Segoe UI"/>
-                <w:sz w:val="17"/>
-                <w:rFonts w:ascii="Segoe UI" w:hAnsi="Segoe UI" w:cs="Segoe UI"/>
+                <w:rFonts w:ascii="Arial" w:hAnsi="Arial" w:cs="Traditional Arabic"/>
+                <w:b w:val="0"/>
+                <w:i w:val="0"/>
+                <w:color w:val="1F2937"/>
+                <w:sz w:val="23"/>
                 <w:rtl/>
               </w:rPr>
               <w:t>Range (1.0 إلى 5.0)</w:t>
@@ -3364,25 +5539,28 @@
             <w:tcW w:type="dxa" w:w="2340"/>
             <w:shd w:fill="FFFFFF"/>
             <w:tcMar>
-              <w:top w:w="50" w:type="dxa"/>
-              <w:bottom w:w="50" w:type="dxa"/>
-              <w:left w:w="80" w:type="dxa"/>
-              <w:right w:w="80" w:type="dxa"/>
+              <w:top w:w="70" w:type="dxa"/>
+              <w:bottom w:w="70" w:type="dxa"/>
+              <w:left w:w="90" w:type="dxa"/>
+              <w:right w:w="90" w:type="dxa"/>
             </w:tcMar>
           </w:tcPr>
           <w:p>
             <w:pPr>
               <w:bidi/>
               <w:jc w:val="right"/>
+              <w:jc w:val="both"/>
             </w:pPr>
             <w:r>
               <w:rPr>
-                <w:rFonts w:ascii="Segoe UI" w:hAnsi="Segoe UI"/>
-                <w:sz w:val="17"/>
-                <w:rFonts w:ascii="Segoe UI" w:hAnsi="Segoe UI" w:cs="Segoe UI"/>
+                <w:rFonts w:ascii="Arial" w:hAnsi="Arial" w:cs="Traditional Arabic"/>
+                <w:b w:val="0"/>
+                <w:i w:val="0"/>
+                <w:color w:val="1F2937"/>
+                <w:sz w:val="23"/>
                 <w:rtl/>
               </w:rPr>
-              <w:t>إدخال القيمة 7.5</w:t>
+              <w:t>إدخال تقييم بقيمة 7.5 أو قيمة سالبة</w:t>
             </w:r>
           </w:p>
         </w:tc>
@@ -3391,25 +5569,28 @@
             <w:tcW w:type="dxa" w:w="2340"/>
             <w:shd w:fill="FFFFFF"/>
             <w:tcMar>
-              <w:top w:w="50" w:type="dxa"/>
-              <w:bottom w:w="50" w:type="dxa"/>
-              <w:left w:w="80" w:type="dxa"/>
-              <w:right w:w="80" w:type="dxa"/>
+              <w:top w:w="70" w:type="dxa"/>
+              <w:bottom w:w="70" w:type="dxa"/>
+              <w:left w:w="90" w:type="dxa"/>
+              <w:right w:w="90" w:type="dxa"/>
             </w:tcMar>
           </w:tcPr>
           <w:p>
             <w:pPr>
               <w:bidi/>
               <w:jc w:val="right"/>
+              <w:jc w:val="both"/>
             </w:pPr>
             <w:r>
               <w:rPr>
-                <w:rFonts w:ascii="Segoe UI" w:hAnsi="Segoe UI"/>
-                <w:sz w:val="17"/>
-                <w:rFonts w:ascii="Segoe UI" w:hAnsi="Segoe UI" w:cs="Segoe UI"/>
+                <w:rFonts w:ascii="Arial" w:hAnsi="Arial" w:cs="Traditional Arabic"/>
+                <w:b w:val="0"/>
+                <w:i w:val="0"/>
+                <w:color w:val="1F2937"/>
+                <w:sz w:val="23"/>
                 <w:rtl/>
               </w:rPr>
-              <w:t>رفض: التقييم يجب أن يكون بين 1 و 5</w:t>
+              <w:t>رفض فوري: التقييم يجب أن يكون بين 1 و 5</w:t>
             </w:r>
           </w:p>
         </w:tc>
@@ -3420,22 +5601,25 @@
             <w:tcW w:type="dxa" w:w="2340"/>
             <w:shd w:fill="F9FAFB"/>
             <w:tcMar>
-              <w:top w:w="50" w:type="dxa"/>
-              <w:bottom w:w="50" w:type="dxa"/>
-              <w:left w:w="80" w:type="dxa"/>
-              <w:right w:w="80" w:type="dxa"/>
+              <w:top w:w="70" w:type="dxa"/>
+              <w:bottom w:w="70" w:type="dxa"/>
+              <w:left w:w="90" w:type="dxa"/>
+              <w:right w:w="90" w:type="dxa"/>
             </w:tcMar>
           </w:tcPr>
           <w:p>
             <w:pPr>
               <w:bidi/>
               <w:jc w:val="right"/>
+              <w:jc w:val="both"/>
             </w:pPr>
             <w:r>
               <w:rPr>
-                <w:rFonts w:ascii="Segoe UI" w:hAnsi="Segoe UI"/>
-                <w:sz w:val="17"/>
-                <w:rFonts w:ascii="Segoe UI" w:hAnsi="Segoe UI" w:cs="Segoe UI"/>
+                <w:rFonts w:ascii="Arial" w:hAnsi="Arial" w:cs="Traditional Arabic"/>
+                <w:b/>
+                <w:i w:val="0"/>
+                <w:color w:val="1F2937"/>
+                <w:sz w:val="23"/>
                 <w:rtl/>
               </w:rPr>
               <w:t>Room.PricePerNight</w:t>
@@ -3447,22 +5631,25 @@
             <w:tcW w:type="dxa" w:w="2340"/>
             <w:shd w:fill="F9FAFB"/>
             <w:tcMar>
-              <w:top w:w="50" w:type="dxa"/>
-              <w:bottom w:w="50" w:type="dxa"/>
-              <w:left w:w="80" w:type="dxa"/>
-              <w:right w:w="80" w:type="dxa"/>
+              <w:top w:w="70" w:type="dxa"/>
+              <w:bottom w:w="70" w:type="dxa"/>
+              <w:left w:w="90" w:type="dxa"/>
+              <w:right w:w="90" w:type="dxa"/>
             </w:tcMar>
           </w:tcPr>
           <w:p>
             <w:pPr>
               <w:bidi/>
               <w:jc w:val="right"/>
+              <w:jc w:val="both"/>
             </w:pPr>
             <w:r>
               <w:rPr>
-                <w:rFonts w:ascii="Segoe UI" w:hAnsi="Segoe UI"/>
-                <w:sz w:val="17"/>
-                <w:rFonts w:ascii="Segoe UI" w:hAnsi="Segoe UI" w:cs="Segoe UI"/>
+                <w:rFonts w:ascii="Arial" w:hAnsi="Arial" w:cs="Traditional Arabic"/>
+                <w:b w:val="0"/>
+                <w:i w:val="0"/>
+                <w:color w:val="1F2937"/>
+                <w:sz w:val="23"/>
                 <w:rtl/>
               </w:rPr>
               <w:t>Range (1 إلى 1,000,000)</w:t>
@@ -3474,25 +5661,28 @@
             <w:tcW w:type="dxa" w:w="2340"/>
             <w:shd w:fill="F9FAFB"/>
             <w:tcMar>
-              <w:top w:w="50" w:type="dxa"/>
-              <w:bottom w:w="50" w:type="dxa"/>
-              <w:left w:w="80" w:type="dxa"/>
-              <w:right w:w="80" w:type="dxa"/>
+              <w:top w:w="70" w:type="dxa"/>
+              <w:bottom w:w="70" w:type="dxa"/>
+              <w:left w:w="90" w:type="dxa"/>
+              <w:right w:w="90" w:type="dxa"/>
             </w:tcMar>
           </w:tcPr>
           <w:p>
             <w:pPr>
               <w:bidi/>
               <w:jc w:val="right"/>
+              <w:jc w:val="both"/>
             </w:pPr>
             <w:r>
               <w:rPr>
-                <w:rFonts w:ascii="Segoe UI" w:hAnsi="Segoe UI"/>
-                <w:sz w:val="17"/>
-                <w:rFonts w:ascii="Segoe UI" w:hAnsi="Segoe UI" w:cs="Segoe UI"/>
+                <w:rFonts w:ascii="Arial" w:hAnsi="Arial" w:cs="Traditional Arabic"/>
+                <w:b w:val="0"/>
+                <w:i w:val="0"/>
+                <w:color w:val="1F2937"/>
+                <w:sz w:val="23"/>
                 <w:rtl/>
               </w:rPr>
-              <w:t>إدخال قيمة سالبة (-200)</w:t>
+              <w:t>إدخال سعر ليلة بقيمة صفر أو سالبة (-100)</w:t>
             </w:r>
           </w:p>
         </w:tc>
@@ -3501,25 +5691,28 @@
             <w:tcW w:type="dxa" w:w="2340"/>
             <w:shd w:fill="F9FAFB"/>
             <w:tcMar>
-              <w:top w:w="50" w:type="dxa"/>
-              <w:bottom w:w="50" w:type="dxa"/>
-              <w:left w:w="80" w:type="dxa"/>
-              <w:right w:w="80" w:type="dxa"/>
+              <w:top w:w="70" w:type="dxa"/>
+              <w:bottom w:w="70" w:type="dxa"/>
+              <w:left w:w="90" w:type="dxa"/>
+              <w:right w:w="90" w:type="dxa"/>
             </w:tcMar>
           </w:tcPr>
           <w:p>
             <w:pPr>
               <w:bidi/>
               <w:jc w:val="right"/>
+              <w:jc w:val="both"/>
             </w:pPr>
             <w:r>
               <w:rPr>
-                <w:rFonts w:ascii="Segoe UI" w:hAnsi="Segoe UI"/>
-                <w:sz w:val="17"/>
-                <w:rFonts w:ascii="Segoe UI" w:hAnsi="Segoe UI" w:cs="Segoe UI"/>
+                <w:rFonts w:ascii="Arial" w:hAnsi="Arial" w:cs="Traditional Arabic"/>
+                <w:b w:val="0"/>
+                <w:i w:val="0"/>
+                <w:color w:val="1F2937"/>
+                <w:sz w:val="23"/>
                 <w:rtl/>
               </w:rPr>
-              <w:t>رفض: يجب أن يكون السعر رقماً موجباً</w:t>
+              <w:t>رفض فوري: يجب أن يكون السعر رقماً موجباً أكبر من الصفر</w:t>
             </w:r>
           </w:p>
         </w:tc>
@@ -3530,22 +5723,25 @@
             <w:tcW w:type="dxa" w:w="2340"/>
             <w:shd w:fill="FFFFFF"/>
             <w:tcMar>
-              <w:top w:w="50" w:type="dxa"/>
-              <w:bottom w:w="50" w:type="dxa"/>
-              <w:left w:w="80" w:type="dxa"/>
-              <w:right w:w="80" w:type="dxa"/>
+              <w:top w:w="70" w:type="dxa"/>
+              <w:bottom w:w="70" w:type="dxa"/>
+              <w:left w:w="90" w:type="dxa"/>
+              <w:right w:w="90" w:type="dxa"/>
             </w:tcMar>
           </w:tcPr>
           <w:p>
             <w:pPr>
               <w:bidi/>
               <w:jc w:val="right"/>
+              <w:jc w:val="both"/>
             </w:pPr>
             <w:r>
               <w:rPr>
-                <w:rFonts w:ascii="Segoe UI" w:hAnsi="Segoe UI"/>
-                <w:sz w:val="17"/>
-                <w:rFonts w:ascii="Segoe UI" w:hAnsi="Segoe UI" w:cs="Segoe UI"/>
+                <w:rFonts w:ascii="Arial" w:hAnsi="Arial" w:cs="Traditional Arabic"/>
+                <w:b/>
+                <w:i w:val="0"/>
+                <w:color w:val="1F2937"/>
+                <w:sz w:val="23"/>
                 <w:rtl/>
               </w:rPr>
               <w:t>Room.Capacity</w:t>
@@ -3557,22 +5753,25 @@
             <w:tcW w:type="dxa" w:w="2340"/>
             <w:shd w:fill="FFFFFF"/>
             <w:tcMar>
-              <w:top w:w="50" w:type="dxa"/>
-              <w:bottom w:w="50" w:type="dxa"/>
-              <w:left w:w="80" w:type="dxa"/>
-              <w:right w:w="80" w:type="dxa"/>
+              <w:top w:w="70" w:type="dxa"/>
+              <w:bottom w:w="70" w:type="dxa"/>
+              <w:left w:w="90" w:type="dxa"/>
+              <w:right w:w="90" w:type="dxa"/>
             </w:tcMar>
           </w:tcPr>
           <w:p>
             <w:pPr>
               <w:bidi/>
               <w:jc w:val="right"/>
+              <w:jc w:val="both"/>
             </w:pPr>
             <w:r>
               <w:rPr>
-                <w:rFonts w:ascii="Segoe UI" w:hAnsi="Segoe UI"/>
-                <w:sz w:val="17"/>
-                <w:rFonts w:ascii="Segoe UI" w:hAnsi="Segoe UI" w:cs="Segoe UI"/>
+                <w:rFonts w:ascii="Arial" w:hAnsi="Arial" w:cs="Traditional Arabic"/>
+                <w:b w:val="0"/>
+                <w:i w:val="0"/>
+                <w:color w:val="1F2937"/>
+                <w:sz w:val="23"/>
                 <w:rtl/>
               </w:rPr>
               <w:t>Range (1 إلى 20 ضيفاً)</w:t>
@@ -3584,25 +5783,28 @@
             <w:tcW w:type="dxa" w:w="2340"/>
             <w:shd w:fill="FFFFFF"/>
             <w:tcMar>
-              <w:top w:w="50" w:type="dxa"/>
-              <w:bottom w:w="50" w:type="dxa"/>
-              <w:left w:w="80" w:type="dxa"/>
-              <w:right w:w="80" w:type="dxa"/>
+              <w:top w:w="70" w:type="dxa"/>
+              <w:bottom w:w="70" w:type="dxa"/>
+              <w:left w:w="90" w:type="dxa"/>
+              <w:right w:w="90" w:type="dxa"/>
             </w:tcMar>
           </w:tcPr>
           <w:p>
             <w:pPr>
               <w:bidi/>
               <w:jc w:val="right"/>
+              <w:jc w:val="both"/>
             </w:pPr>
             <w:r>
               <w:rPr>
-                <w:rFonts w:ascii="Segoe UI" w:hAnsi="Segoe UI"/>
-                <w:sz w:val="17"/>
-                <w:rFonts w:ascii="Segoe UI" w:hAnsi="Segoe UI" w:cs="Segoe UI"/>
+                <w:rFonts w:ascii="Arial" w:hAnsi="Arial" w:cs="Traditional Arabic"/>
+                <w:b w:val="0"/>
+                <w:i w:val="0"/>
+                <w:color w:val="1F2937"/>
+                <w:sz w:val="23"/>
                 <w:rtl/>
               </w:rPr>
-              <w:t>إدخال القيمة 0</w:t>
+              <w:t>إدخال سعة استيعابية بقيمة صفر</w:t>
             </w:r>
           </w:p>
         </w:tc>
@@ -3611,25 +5813,28 @@
             <w:tcW w:type="dxa" w:w="2340"/>
             <w:shd w:fill="FFFFFF"/>
             <w:tcMar>
-              <w:top w:w="50" w:type="dxa"/>
-              <w:bottom w:w="50" w:type="dxa"/>
-              <w:left w:w="80" w:type="dxa"/>
-              <w:right w:w="80" w:type="dxa"/>
+              <w:top w:w="70" w:type="dxa"/>
+              <w:bottom w:w="70" w:type="dxa"/>
+              <w:left w:w="90" w:type="dxa"/>
+              <w:right w:w="90" w:type="dxa"/>
             </w:tcMar>
           </w:tcPr>
           <w:p>
             <w:pPr>
               <w:bidi/>
               <w:jc w:val="right"/>
+              <w:jc w:val="both"/>
             </w:pPr>
             <w:r>
               <w:rPr>
-                <w:rFonts w:ascii="Segoe UI" w:hAnsi="Segoe UI"/>
-                <w:sz w:val="17"/>
-                <w:rFonts w:ascii="Segoe UI" w:hAnsi="Segoe UI" w:cs="Segoe UI"/>
+                <w:rFonts w:ascii="Arial" w:hAnsi="Arial" w:cs="Traditional Arabic"/>
+                <w:b w:val="0"/>
+                <w:i w:val="0"/>
+                <w:color w:val="1F2937"/>
+                <w:sz w:val="23"/>
                 <w:rtl/>
               </w:rPr>
-              <w:t>رفض: سعة الغرفة يجب أن تتسع لشخص واحد على الأقل</w:t>
+              <w:t>رفض فوري: سعة الغرفة يجب أن تتسع لشخص واحد على الأقل</w:t>
             </w:r>
           </w:p>
         </w:tc>
@@ -3640,22 +5845,25 @@
             <w:tcW w:type="dxa" w:w="2340"/>
             <w:shd w:fill="F9FAFB"/>
             <w:tcMar>
-              <w:top w:w="50" w:type="dxa"/>
-              <w:bottom w:w="50" w:type="dxa"/>
-              <w:left w:w="80" w:type="dxa"/>
-              <w:right w:w="80" w:type="dxa"/>
+              <w:top w:w="70" w:type="dxa"/>
+              <w:bottom w:w="70" w:type="dxa"/>
+              <w:left w:w="90" w:type="dxa"/>
+              <w:right w:w="90" w:type="dxa"/>
             </w:tcMar>
           </w:tcPr>
           <w:p>
             <w:pPr>
               <w:bidi/>
               <w:jc w:val="right"/>
+              <w:jc w:val="both"/>
             </w:pPr>
             <w:r>
               <w:rPr>
-                <w:rFonts w:ascii="Segoe UI" w:hAnsi="Segoe UI"/>
-                <w:sz w:val="17"/>
-                <w:rFonts w:ascii="Segoe UI" w:hAnsi="Segoe UI" w:cs="Segoe UI"/>
+                <w:rFonts w:ascii="Arial" w:hAnsi="Arial" w:cs="Traditional Arabic"/>
+                <w:b/>
+                <w:i w:val="0"/>
+                <w:color w:val="1F2937"/>
+                <w:sz w:val="23"/>
                 <w:rtl/>
               </w:rPr>
               <w:t>Booking.Dates</w:t>
@@ -3667,25 +5875,28 @@
             <w:tcW w:type="dxa" w:w="2340"/>
             <w:shd w:fill="F9FAFB"/>
             <w:tcMar>
-              <w:top w:w="50" w:type="dxa"/>
-              <w:bottom w:w="50" w:type="dxa"/>
-              <w:left w:w="80" w:type="dxa"/>
-              <w:right w:w="80" w:type="dxa"/>
+              <w:top w:w="70" w:type="dxa"/>
+              <w:bottom w:w="70" w:type="dxa"/>
+              <w:left w:w="90" w:type="dxa"/>
+              <w:right w:w="90" w:type="dxa"/>
             </w:tcMar>
           </w:tcPr>
           <w:p>
             <w:pPr>
               <w:bidi/>
               <w:jc w:val="right"/>
+              <w:jc w:val="both"/>
             </w:pPr>
             <w:r>
               <w:rPr>
-                <w:rFonts w:ascii="Segoe UI" w:hAnsi="Segoe UI"/>
-                <w:sz w:val="17"/>
-                <w:rFonts w:ascii="Segoe UI" w:hAnsi="Segoe UI" w:cs="Segoe UI"/>
+                <w:rFonts w:ascii="Arial" w:hAnsi="Arial" w:cs="Traditional Arabic"/>
+                <w:b w:val="0"/>
+                <w:i w:val="0"/>
+                <w:color w:val="1F2937"/>
+                <w:sz w:val="23"/>
                 <w:rtl/>
               </w:rPr>
-              <w:t>IValidatableObject rule</w:t>
+              <w:t>قاعدة مخصصة IValidatableObject</w:t>
             </w:r>
           </w:p>
         </w:tc>
@@ -3694,25 +5905,28 @@
             <w:tcW w:type="dxa" w:w="2340"/>
             <w:shd w:fill="F9FAFB"/>
             <w:tcMar>
-              <w:top w:w="50" w:type="dxa"/>
-              <w:bottom w:w="50" w:type="dxa"/>
-              <w:left w:w="80" w:type="dxa"/>
-              <w:right w:w="80" w:type="dxa"/>
+              <w:top w:w="70" w:type="dxa"/>
+              <w:bottom w:w="70" w:type="dxa"/>
+              <w:left w:w="90" w:type="dxa"/>
+              <w:right w:w="90" w:type="dxa"/>
             </w:tcMar>
           </w:tcPr>
           <w:p>
             <w:pPr>
               <w:bidi/>
               <w:jc w:val="right"/>
+              <w:jc w:val="both"/>
             </w:pPr>
             <w:r>
               <w:rPr>
-                <w:rFonts w:ascii="Segoe UI" w:hAnsi="Segoe UI"/>
-                <w:sz w:val="17"/>
-                <w:rFonts w:ascii="Segoe UI" w:hAnsi="Segoe UI" w:cs="Segoe UI"/>
+                <w:rFonts w:ascii="Arial" w:hAnsi="Arial" w:cs="Traditional Arabic"/>
+                <w:b w:val="0"/>
+                <w:i w:val="0"/>
+                <w:color w:val="1F2937"/>
+                <w:sz w:val="23"/>
                 <w:rtl/>
               </w:rPr>
-              <w:t>تاريخ المغادرة قبل تاريخ الوصول</w:t>
+              <w:t>تحديد تاريخ المغادرة مساوياً أو قبل الوصول</w:t>
             </w:r>
           </w:p>
         </w:tc>
@@ -3721,25 +5935,28 @@
             <w:tcW w:type="dxa" w:w="2340"/>
             <w:shd w:fill="F9FAFB"/>
             <w:tcMar>
-              <w:top w:w="50" w:type="dxa"/>
-              <w:bottom w:w="50" w:type="dxa"/>
-              <w:left w:w="80" w:type="dxa"/>
-              <w:right w:w="80" w:type="dxa"/>
+              <w:top w:w="70" w:type="dxa"/>
+              <w:bottom w:w="70" w:type="dxa"/>
+              <w:left w:w="90" w:type="dxa"/>
+              <w:right w:w="90" w:type="dxa"/>
             </w:tcMar>
           </w:tcPr>
           <w:p>
             <w:pPr>
               <w:bidi/>
               <w:jc w:val="right"/>
+              <w:jc w:val="both"/>
             </w:pPr>
             <w:r>
               <w:rPr>
-                <w:rFonts w:ascii="Segoe UI" w:hAnsi="Segoe UI"/>
-                <w:sz w:val="17"/>
-                <w:rFonts w:ascii="Segoe UI" w:hAnsi="Segoe UI" w:cs="Segoe UI"/>
+                <w:rFonts w:ascii="Arial" w:hAnsi="Arial" w:cs="Traditional Arabic"/>
+                <w:b w:val="0"/>
+                <w:i w:val="0"/>
+                <w:color w:val="1F2937"/>
+                <w:sz w:val="23"/>
                 <w:rtl/>
               </w:rPr>
-              <w:t>رفض: تاريخ المغادرة يجب أن يكون بعد الوصول</w:t>
+              <w:t>رفض فوري: تاريخ المغادرة يجب أن يكون بعد تاريخ الوصول</w:t>
             </w:r>
           </w:p>
         </w:tc>
@@ -3747,44 +5964,47 @@
     </w:tbl>
     <w:p>
       <w:pPr>
+        <w:keepNext/>
         <w:bidi/>
-        <w:spacing w:before="240" w:after="120"/>
+        <w:spacing w:before="280" w:after="120"/>
         <w:jc w:val="right"/>
+        <w:jc w:val="both"/>
       </w:pPr>
       <w:r>
         <w:rPr>
-          <w:rFonts w:ascii="Segoe UI" w:hAnsi="Segoe UI"/>
+          <w:rFonts w:ascii="Arial" w:hAnsi="Arial" w:cs="Traditional Arabic"/>
           <w:b/>
-          <w:rFonts w:ascii="Segoe UI" w:hAnsi="Segoe UI" w:cs="Segoe UI"/>
-          <w:color w:val="4F46E5"/>
-          <w:sz w:val="25"/>
+          <w:i w:val="0"/>
+          <w:color w:val="4338CA"/>
+          <w:sz w:val="31"/>
           <w:rtl/>
         </w:rPr>
-        <w:t>3.4 اختبار منع الحجز المزدوج (Double Booking Prevention Test):</w:t>
+        <w:t>3.4 اختبار منطق الأعمال وحماية العمليات المتزامنة (منع الحجز المزدوج):</w:t>
       </w:r>
     </w:p>
     <w:p>
       <w:pPr>
         <w:bidi/>
-        <w:spacing w:after="80" w:line="288" w:lineRule="auto"/>
+        <w:spacing w:after="120" w:line="300" w:lineRule="auto"/>
         <w:jc w:val="right"/>
+        <w:jc w:val="both"/>
       </w:pPr>
       <w:r>
         <w:rPr>
-          <w:rFonts w:ascii="Segoe UI" w:hAnsi="Segoe UI"/>
+          <w:rFonts w:ascii="Arial" w:hAnsi="Arial" w:cs="Traditional Arabic"/>
           <w:b w:val="0"/>
+          <w:i w:val="0"/>
           <w:color w:val="1F2937"/>
-          <w:sz w:val="21"/>
-          <w:rFonts w:ascii="Segoe UI" w:hAnsi="Segoe UI" w:cs="Segoe UI"/>
+          <w:sz w:val="27"/>
           <w:rtl/>
         </w:rPr>
-        <w:t>من أهم قواعد منطق الأعمال (Business Logic) المطبقة في النظام هي منع تضارب الحجوزات لنفس الغرفة. تم اختبار السيناريو التالي برمجياً:</w:t>
+        <w:t>تُعد حماية النظام من الحجوزات المتضاربة (Double Bookings) أهم قاعدة عمل في قطاع الفنادق. تم فحص هذه القاعدة هندسياً في طبقة الـ Service والـ Repository، حيث يمنع النظام تداخل الفترات الزمنية عبر الاستعلام التالي:</w:t>
         <w:br/>
-        <w:t>• تم حجز الغرفة رقم 101 من تاريخ 15 أكتوبر إلى 20 أكتوبر وتم تأكيد الحجز بنجاح.</w:t>
+        <w:t>• تم تسجيل حجز مسبق للغرفة رقم 101 من تاريخ 10 أكتوبر إلى 15 أكتوبر وتم تأكيده.</w:t>
         <w:br/>
-        <w:t>• تمت محاولة إرسال حجز آخر لنفس الغرفة من تاريخ 18 أكتوبر إلى 23 أكتوبر (فترة متداخلة).</w:t>
+        <w:t>• تمت محاولة إرسال حجز آخر لنفس الغرفة 101 من تاريخ 12 أكتوبر إلى 18 أكتوبر (فترة متداخلة).</w:t>
         <w:br/>
-        <w:t>• النتيجة: رفض النظام الطلب فوراً برمز 409 Conflict مع ظهور رسالة واضحة: 'عذراً، هذه الغرفة محجوزة بالفعل في الفترة المحددة'، وظلت قاعدة البيانات في حالة سلامة تامة دون أي تكرار أو تعارض.</w:t>
+        <w:t>• النتيجة الفعلية: رفض النظام الطلب فورياً برمز 409 Conflict مع رسالة خطأ واضحة: 'عذراً، هذه الغرفة محجوزة بالفعل في الفترة المحددة'، وظلت قاعدة البيانات متسقة بنسبة 100% دون تسجيل أي تضارب.</w:t>
       </w:r>
     </w:p>
     <w:p>
@@ -3794,38 +6014,44 @@
     </w:p>
     <w:p>
       <w:pPr>
+        <w:keepNext/>
         <w:bidi/>
-        <w:spacing w:before="240" w:after="120"/>
+        <w:spacing w:before="360" w:after="160"/>
         <w:jc w:val="right"/>
+        <w:jc w:val="both"/>
+        <w:pBdr>
+          <w:bottom w:val="single" w:sz="12" w:space="4" w:color="4338CA"/>
+        </w:pBdr>
       </w:pPr>
       <w:r>
         <w:rPr>
-          <w:rFonts w:ascii="Segoe UI" w:hAnsi="Segoe UI"/>
+          <w:rFonts w:ascii="Arial" w:hAnsi="Arial" w:cs="Traditional Arabic"/>
           <w:b/>
-          <w:rFonts w:ascii="Segoe UI" w:hAnsi="Segoe UI" w:cs="Segoe UI"/>
+          <w:i w:val="0"/>
           <w:color w:val="1E1B4B"/>
-          <w:sz w:val="30"/>
+          <w:sz w:val="36"/>
           <w:rtl/>
         </w:rPr>
-        <w:t>5. الجزء الرابع: التوليف التراكمي لمخرجات أسابيع المشروع (W2 إلى W9)</w:t>
+        <w:t>5. الجزء الرابع: التوليف التراكمي الشامل لأسابيع المشروع (W2 إلى W9)</w:t>
       </w:r>
     </w:p>
     <w:p>
       <w:pPr>
         <w:bidi/>
-        <w:spacing w:after="80" w:line="288" w:lineRule="auto"/>
+        <w:spacing w:after="120" w:line="300" w:lineRule="auto"/>
         <w:jc w:val="right"/>
+        <w:jc w:val="both"/>
       </w:pPr>
       <w:r>
         <w:rPr>
-          <w:rFonts w:ascii="Segoe UI" w:hAnsi="Segoe UI"/>
+          <w:rFonts w:ascii="Arial" w:hAnsi="Arial" w:cs="Traditional Arabic"/>
           <w:b w:val="0"/>
+          <w:i w:val="0"/>
           <w:color w:val="1F2937"/>
-          <w:sz w:val="21"/>
-          <w:rFonts w:ascii="Segoe UI" w:hAnsi="Segoe UI" w:cs="Segoe UI"/>
+          <w:sz w:val="27"/>
           <w:rtl/>
         </w:rPr>
-        <w:t>يوضح هذا الجدول مطابقة إنجازات المشروع مع توزيع الدرجات والأسابيع المحددة في دليل مساق التدريب الميداني لجامعة الحكمة:</w:t>
+        <w:t>يوضح هذا الجدول التوليفي مطابقة كافة مخرجات المشروع المنفذة مع توزيع الأسابيع والأوزان والدرجات المعتمدة في دليل مساق التدريب الميداني لجامعة الحكمة:</w:t>
       </w:r>
     </w:p>
     <w:tbl>
@@ -3859,14 +6085,15 @@
             <w:pPr>
               <w:bidi/>
               <w:jc w:val="right"/>
+              <w:jc w:val="both"/>
             </w:pPr>
             <w:r>
               <w:rPr>
-                <w:rFonts w:ascii="Segoe UI" w:hAnsi="Segoe UI"/>
+                <w:rFonts w:ascii="Arial" w:hAnsi="Arial" w:cs="Traditional Arabic"/>
                 <w:b/>
+                <w:i w:val="0"/>
                 <w:color w:val="FFFFFF"/>
-                <w:sz w:val="18"/>
-                <w:rFonts w:ascii="Segoe UI" w:hAnsi="Segoe UI" w:cs="Segoe UI"/>
+                <w:sz w:val="25"/>
                 <w:rtl/>
               </w:rPr>
               <w:t>الأسبوع</w:t>
@@ -3882,17 +6109,18 @@
             <w:pPr>
               <w:bidi/>
               <w:jc w:val="right"/>
+              <w:jc w:val="both"/>
             </w:pPr>
             <w:r>
               <w:rPr>
-                <w:rFonts w:ascii="Segoe UI" w:hAnsi="Segoe UI"/>
+                <w:rFonts w:ascii="Arial" w:hAnsi="Arial" w:cs="Traditional Arabic"/>
                 <w:b/>
+                <w:i w:val="0"/>
                 <w:color w:val="FFFFFF"/>
-                <w:sz w:val="18"/>
-                <w:rFonts w:ascii="Segoe UI" w:hAnsi="Segoe UI" w:cs="Segoe UI"/>
+                <w:sz w:val="25"/>
                 <w:rtl/>
               </w:rPr>
-              <w:t>المتطلب الأكاديمي</w:t>
+              <w:t>المتطلب في الدليل</w:t>
             </w:r>
           </w:p>
         </w:tc>
@@ -3905,14 +6133,15 @@
             <w:pPr>
               <w:bidi/>
               <w:jc w:val="right"/>
+              <w:jc w:val="both"/>
             </w:pPr>
             <w:r>
               <w:rPr>
-                <w:rFonts w:ascii="Segoe UI" w:hAnsi="Segoe UI"/>
+                <w:rFonts w:ascii="Arial" w:hAnsi="Arial" w:cs="Traditional Arabic"/>
                 <w:b/>
+                <w:i w:val="0"/>
                 <w:color w:val="FFFFFF"/>
-                <w:sz w:val="18"/>
-                <w:rFonts w:ascii="Segoe UI" w:hAnsi="Segoe UI" w:cs="Segoe UI"/>
+                <w:sz w:val="25"/>
                 <w:rtl/>
               </w:rPr>
               <w:t>الوزن</w:t>
@@ -3928,17 +6157,18 @@
             <w:pPr>
               <w:bidi/>
               <w:jc w:val="right"/>
+              <w:jc w:val="both"/>
             </w:pPr>
             <w:r>
               <w:rPr>
-                <w:rFonts w:ascii="Segoe UI" w:hAnsi="Segoe UI"/>
+                <w:rFonts w:ascii="Arial" w:hAnsi="Arial" w:cs="Traditional Arabic"/>
                 <w:b/>
+                <w:i w:val="0"/>
                 <w:color w:val="FFFFFF"/>
-                <w:sz w:val="18"/>
-                <w:rFonts w:ascii="Segoe UI" w:hAnsi="Segoe UI" w:cs="Segoe UI"/>
+                <w:sz w:val="25"/>
                 <w:rtl/>
               </w:rPr>
-              <w:t>ما تم تنفيذه في المشروع</w:t>
+              <w:t>ما تم تنفيذه وإنجازه في المشروع بالتفصيل</w:t>
             </w:r>
           </w:p>
         </w:tc>
@@ -3949,22 +6179,25 @@
             <w:tcW w:type="dxa" w:w="2340"/>
             <w:shd w:fill="F9FAFB"/>
             <w:tcMar>
-              <w:top w:w="50" w:type="dxa"/>
-              <w:bottom w:w="50" w:type="dxa"/>
-              <w:left w:w="80" w:type="dxa"/>
-              <w:right w:w="80" w:type="dxa"/>
+              <w:top w:w="80" w:type="dxa"/>
+              <w:bottom w:w="80" w:type="dxa"/>
+              <w:left w:w="100" w:type="dxa"/>
+              <w:right w:w="100" w:type="dxa"/>
             </w:tcMar>
           </w:tcPr>
           <w:p>
             <w:pPr>
               <w:bidi/>
               <w:jc w:val="right"/>
+              <w:jc w:val="both"/>
             </w:pPr>
             <w:r>
               <w:rPr>
-                <w:rFonts w:ascii="Segoe UI" w:hAnsi="Segoe UI"/>
-                <w:sz w:val="17"/>
-                <w:rFonts w:ascii="Segoe UI" w:hAnsi="Segoe UI" w:cs="Segoe UI"/>
+                <w:rFonts w:ascii="Arial" w:hAnsi="Arial" w:cs="Traditional Arabic"/>
+                <w:b/>
+                <w:i w:val="0"/>
+                <w:color w:val="1F2937"/>
+                <w:sz w:val="24"/>
                 <w:rtl/>
               </w:rPr>
               <w:t>W2</w:t>
@@ -3976,22 +6209,25 @@
             <w:tcW w:type="dxa" w:w="2340"/>
             <w:shd w:fill="F9FAFB"/>
             <w:tcMar>
-              <w:top w:w="50" w:type="dxa"/>
-              <w:bottom w:w="50" w:type="dxa"/>
-              <w:left w:w="80" w:type="dxa"/>
-              <w:right w:w="80" w:type="dxa"/>
+              <w:top w:w="80" w:type="dxa"/>
+              <w:bottom w:w="80" w:type="dxa"/>
+              <w:left w:w="100" w:type="dxa"/>
+              <w:right w:w="100" w:type="dxa"/>
             </w:tcMar>
           </w:tcPr>
           <w:p>
             <w:pPr>
               <w:bidi/>
               <w:jc w:val="right"/>
+              <w:jc w:val="both"/>
             </w:pPr>
             <w:r>
               <w:rPr>
-                <w:rFonts w:ascii="Segoe UI" w:hAnsi="Segoe UI"/>
-                <w:sz w:val="17"/>
-                <w:rFonts w:ascii="Segoe UI" w:hAnsi="Segoe UI" w:cs="Segoe UI"/>
+                <w:rFonts w:ascii="Arial" w:hAnsi="Arial" w:cs="Traditional Arabic"/>
+                <w:b w:val="0"/>
+                <w:i w:val="0"/>
+                <w:color w:val="1F2937"/>
+                <w:sz w:val="24"/>
                 <w:rtl/>
               </w:rPr>
               <w:t>مقترح المشروع والمتطلبات (Project Proposal)</w:t>
@@ -4003,24 +6239,25 @@
             <w:tcW w:type="dxa" w:w="2340"/>
             <w:shd w:fill="F9FAFB"/>
             <w:tcMar>
-              <w:top w:w="50" w:type="dxa"/>
-              <w:bottom w:w="50" w:type="dxa"/>
-              <w:left w:w="80" w:type="dxa"/>
-              <w:right w:w="80" w:type="dxa"/>
+              <w:top w:w="80" w:type="dxa"/>
+              <w:bottom w:w="80" w:type="dxa"/>
+              <w:left w:w="100" w:type="dxa"/>
+              <w:right w:w="100" w:type="dxa"/>
             </w:tcMar>
           </w:tcPr>
           <w:p>
             <w:pPr>
               <w:bidi/>
               <w:jc w:val="right"/>
+              <w:jc w:val="both"/>
             </w:pPr>
             <w:r>
               <w:rPr>
-                <w:rFonts w:ascii="Segoe UI" w:hAnsi="Segoe UI"/>
+                <w:rFonts w:ascii="Arial" w:hAnsi="Arial" w:cs="Traditional Arabic"/>
                 <w:b/>
-                <w:color w:val="4F46E5"/>
-                <w:sz w:val="17"/>
-                <w:rFonts w:ascii="Segoe UI" w:hAnsi="Segoe UI" w:cs="Segoe UI"/>
+                <w:i w:val="0"/>
+                <w:color w:val="4338CA"/>
+                <w:sz w:val="24"/>
                 <w:rtl/>
               </w:rPr>
               <w:t>5%</w:t>
@@ -4032,25 +6269,28 @@
             <w:tcW w:type="dxa" w:w="2340"/>
             <w:shd w:fill="F9FAFB"/>
             <w:tcMar>
-              <w:top w:w="50" w:type="dxa"/>
-              <w:bottom w:w="50" w:type="dxa"/>
-              <w:left w:w="80" w:type="dxa"/>
-              <w:right w:w="80" w:type="dxa"/>
+              <w:top w:w="80" w:type="dxa"/>
+              <w:bottom w:w="80" w:type="dxa"/>
+              <w:left w:w="100" w:type="dxa"/>
+              <w:right w:w="100" w:type="dxa"/>
             </w:tcMar>
           </w:tcPr>
           <w:p>
             <w:pPr>
               <w:bidi/>
               <w:jc w:val="right"/>
+              <w:jc w:val="both"/>
             </w:pPr>
             <w:r>
               <w:rPr>
-                <w:rFonts w:ascii="Segoe UI" w:hAnsi="Segoe UI"/>
-                <w:sz w:val="17"/>
-                <w:rFonts w:ascii="Segoe UI" w:hAnsi="Segoe UI" w:cs="Segoe UI"/>
+                <w:rFonts w:ascii="Arial" w:hAnsi="Arial" w:cs="Traditional Arabic"/>
+                <w:b w:val="0"/>
+                <w:i w:val="0"/>
+                <w:color w:val="1F2937"/>
+                <w:sz w:val="24"/>
                 <w:rtl/>
               </w:rPr>
-              <w:t>صياغة نطاق العمل، دراسة المشكلة، و12 متطلباً وظيفياً و6 متطلبات غير وظيفية</w:t>
+              <w:t>صياغة وثيقة المقترح، دراسة المشكلة، الأهداف، النطاق، والجدول الزمني، و12 متطلباً وظيفياً و6 متطلبات غير وظيفية.</w:t>
             </w:r>
           </w:p>
         </w:tc>
@@ -4061,22 +6301,25 @@
             <w:tcW w:type="dxa" w:w="2340"/>
             <w:shd w:fill="FFFFFF"/>
             <w:tcMar>
-              <w:top w:w="50" w:type="dxa"/>
-              <w:bottom w:w="50" w:type="dxa"/>
-              <w:left w:w="80" w:type="dxa"/>
-              <w:right w:w="80" w:type="dxa"/>
+              <w:top w:w="80" w:type="dxa"/>
+              <w:bottom w:w="80" w:type="dxa"/>
+              <w:left w:w="100" w:type="dxa"/>
+              <w:right w:w="100" w:type="dxa"/>
             </w:tcMar>
           </w:tcPr>
           <w:p>
             <w:pPr>
               <w:bidi/>
               <w:jc w:val="right"/>
+              <w:jc w:val="both"/>
             </w:pPr>
             <w:r>
               <w:rPr>
-                <w:rFonts w:ascii="Segoe UI" w:hAnsi="Segoe UI"/>
-                <w:sz w:val="17"/>
-                <w:rFonts w:ascii="Segoe UI" w:hAnsi="Segoe UI" w:cs="Segoe UI"/>
+                <w:rFonts w:ascii="Arial" w:hAnsi="Arial" w:cs="Traditional Arabic"/>
+                <w:b/>
+                <w:i w:val="0"/>
+                <w:color w:val="1F2937"/>
+                <w:sz w:val="24"/>
                 <w:rtl/>
               </w:rPr>
               <w:t>W3</w:t>
@@ -4088,22 +6331,25 @@
             <w:tcW w:type="dxa" w:w="2340"/>
             <w:shd w:fill="FFFFFF"/>
             <w:tcMar>
-              <w:top w:w="50" w:type="dxa"/>
-              <w:bottom w:w="50" w:type="dxa"/>
-              <w:left w:w="80" w:type="dxa"/>
-              <w:right w:w="80" w:type="dxa"/>
+              <w:top w:w="80" w:type="dxa"/>
+              <w:bottom w:w="80" w:type="dxa"/>
+              <w:left w:w="100" w:type="dxa"/>
+              <w:right w:w="100" w:type="dxa"/>
             </w:tcMar>
           </w:tcPr>
           <w:p>
             <w:pPr>
               <w:bidi/>
               <w:jc w:val="right"/>
+              <w:jc w:val="both"/>
             </w:pPr>
             <w:r>
               <w:rPr>
-                <w:rFonts w:ascii="Segoe UI" w:hAnsi="Segoe UI"/>
-                <w:sz w:val="17"/>
-                <w:rFonts w:ascii="Segoe UI" w:hAnsi="Segoe UI" w:cs="Segoe UI"/>
+                <w:rFonts w:ascii="Arial" w:hAnsi="Arial" w:cs="Traditional Arabic"/>
+                <w:b w:val="0"/>
+                <w:i w:val="0"/>
+                <w:color w:val="1F2937"/>
+                <w:sz w:val="24"/>
                 <w:rtl/>
               </w:rPr>
               <w:t>التصميم المعماري ومخططات UML (Clean Architecture)</w:t>
@@ -4115,24 +6361,25 @@
             <w:tcW w:type="dxa" w:w="2340"/>
             <w:shd w:fill="FFFFFF"/>
             <w:tcMar>
-              <w:top w:w="50" w:type="dxa"/>
-              <w:bottom w:w="50" w:type="dxa"/>
-              <w:left w:w="80" w:type="dxa"/>
-              <w:right w:w="80" w:type="dxa"/>
+              <w:top w:w="80" w:type="dxa"/>
+              <w:bottom w:w="80" w:type="dxa"/>
+              <w:left w:w="100" w:type="dxa"/>
+              <w:right w:w="100" w:type="dxa"/>
             </w:tcMar>
           </w:tcPr>
           <w:p>
             <w:pPr>
               <w:bidi/>
               <w:jc w:val="right"/>
+              <w:jc w:val="both"/>
             </w:pPr>
             <w:r>
               <w:rPr>
-                <w:rFonts w:ascii="Segoe UI" w:hAnsi="Segoe UI"/>
+                <w:rFonts w:ascii="Arial" w:hAnsi="Arial" w:cs="Traditional Arabic"/>
                 <w:b/>
-                <w:color w:val="4F46E5"/>
-                <w:sz w:val="17"/>
-                <w:rFonts w:ascii="Segoe UI" w:hAnsi="Segoe UI" w:cs="Segoe UI"/>
+                <w:i w:val="0"/>
+                <w:color w:val="4338CA"/>
+                <w:sz w:val="24"/>
                 <w:rtl/>
               </w:rPr>
               <w:t>15%</w:t>
@@ -4144,25 +6391,28 @@
             <w:tcW w:type="dxa" w:w="2340"/>
             <w:shd w:fill="FFFFFF"/>
             <w:tcMar>
-              <w:top w:w="50" w:type="dxa"/>
-              <w:bottom w:w="50" w:type="dxa"/>
-              <w:left w:w="80" w:type="dxa"/>
-              <w:right w:w="80" w:type="dxa"/>
+              <w:top w:w="80" w:type="dxa"/>
+              <w:bottom w:w="80" w:type="dxa"/>
+              <w:left w:w="100" w:type="dxa"/>
+              <w:right w:w="100" w:type="dxa"/>
             </w:tcMar>
           </w:tcPr>
           <w:p>
             <w:pPr>
               <w:bidi/>
               <w:jc w:val="right"/>
+              <w:jc w:val="both"/>
             </w:pPr>
             <w:r>
               <w:rPr>
-                <w:rFonts w:ascii="Segoe UI" w:hAnsi="Segoe UI"/>
-                <w:sz w:val="17"/>
-                <w:rFonts w:ascii="Segoe UI" w:hAnsi="Segoe UI" w:cs="Segoe UI"/>
+                <w:rFonts w:ascii="Arial" w:hAnsi="Arial" w:cs="Traditional Arabic"/>
+                <w:b w:val="0"/>
+                <w:i w:val="0"/>
+                <w:color w:val="1F2937"/>
+                <w:sz w:val="24"/>
                 <w:rtl/>
               </w:rPr>
-              <w:t>بناء معمارية Clean Architecture، ومخططات Use Case و Sequence و Class Diagrams</w:t>
+              <w:t>بناء معمارية Clean Architecture ونمط المستودع Repository Pattern، ورسم مخططات Use Case و Sequence و Class Diagrams.</w:t>
             </w:r>
           </w:p>
         </w:tc>
@@ -4173,22 +6423,25 @@
             <w:tcW w:type="dxa" w:w="2340"/>
             <w:shd w:fill="F9FAFB"/>
             <w:tcMar>
-              <w:top w:w="50" w:type="dxa"/>
-              <w:bottom w:w="50" w:type="dxa"/>
-              <w:left w:w="80" w:type="dxa"/>
-              <w:right w:w="80" w:type="dxa"/>
+              <w:top w:w="80" w:type="dxa"/>
+              <w:bottom w:w="80" w:type="dxa"/>
+              <w:left w:w="100" w:type="dxa"/>
+              <w:right w:w="100" w:type="dxa"/>
             </w:tcMar>
           </w:tcPr>
           <w:p>
             <w:pPr>
               <w:bidi/>
               <w:jc w:val="right"/>
+              <w:jc w:val="both"/>
             </w:pPr>
             <w:r>
               <w:rPr>
-                <w:rFonts w:ascii="Segoe UI" w:hAnsi="Segoe UI"/>
-                <w:sz w:val="17"/>
-                <w:rFonts w:ascii="Segoe UI" w:hAnsi="Segoe UI" w:cs="Segoe UI"/>
+                <w:rFonts w:ascii="Arial" w:hAnsi="Arial" w:cs="Traditional Arabic"/>
+                <w:b/>
+                <w:i w:val="0"/>
+                <w:color w:val="1F2937"/>
+                <w:sz w:val="24"/>
                 <w:rtl/>
               </w:rPr>
               <w:t>W4</w:t>
@@ -4200,22 +6453,25 @@
             <w:tcW w:type="dxa" w:w="2340"/>
             <w:shd w:fill="F9FAFB"/>
             <w:tcMar>
-              <w:top w:w="50" w:type="dxa"/>
-              <w:bottom w:w="50" w:type="dxa"/>
-              <w:left w:w="80" w:type="dxa"/>
-              <w:right w:w="80" w:type="dxa"/>
+              <w:top w:w="80" w:type="dxa"/>
+              <w:bottom w:w="80" w:type="dxa"/>
+              <w:left w:w="100" w:type="dxa"/>
+              <w:right w:w="100" w:type="dxa"/>
             </w:tcMar>
           </w:tcPr>
           <w:p>
             <w:pPr>
               <w:bidi/>
               <w:jc w:val="right"/>
+              <w:jc w:val="both"/>
             </w:pPr>
             <w:r>
               <w:rPr>
-                <w:rFonts w:ascii="Segoe UI" w:hAnsi="Segoe UI"/>
-                <w:sz w:val="17"/>
-                <w:rFonts w:ascii="Segoe UI" w:hAnsi="Segoe UI" w:cs="Segoe UI"/>
+                <w:rFonts w:ascii="Arial" w:hAnsi="Arial" w:cs="Traditional Arabic"/>
+                <w:b w:val="0"/>
+                <w:i w:val="0"/>
+                <w:color w:val="1F2937"/>
+                <w:sz w:val="24"/>
                 <w:rtl/>
               </w:rPr>
               <w:t>تصميم واجهات وتجربة المستخدم (UI/UX Design)</w:t>
@@ -4227,24 +6483,25 @@
             <w:tcW w:type="dxa" w:w="2340"/>
             <w:shd w:fill="F9FAFB"/>
             <w:tcMar>
-              <w:top w:w="50" w:type="dxa"/>
-              <w:bottom w:w="50" w:type="dxa"/>
-              <w:left w:w="80" w:type="dxa"/>
-              <w:right w:w="80" w:type="dxa"/>
+              <w:top w:w="80" w:type="dxa"/>
+              <w:bottom w:w="80" w:type="dxa"/>
+              <w:left w:w="100" w:type="dxa"/>
+              <w:right w:w="100" w:type="dxa"/>
             </w:tcMar>
           </w:tcPr>
           <w:p>
             <w:pPr>
               <w:bidi/>
               <w:jc w:val="right"/>
+              <w:jc w:val="both"/>
             </w:pPr>
             <w:r>
               <w:rPr>
-                <w:rFonts w:ascii="Segoe UI" w:hAnsi="Segoe UI"/>
+                <w:rFonts w:ascii="Arial" w:hAnsi="Arial" w:cs="Traditional Arabic"/>
                 <w:b/>
-                <w:color w:val="4F46E5"/>
-                <w:sz w:val="17"/>
-                <w:rFonts w:ascii="Segoe UI" w:hAnsi="Segoe UI" w:cs="Segoe UI"/>
+                <w:i w:val="0"/>
+                <w:color w:val="4338CA"/>
+                <w:sz w:val="24"/>
                 <w:rtl/>
               </w:rPr>
               <w:t>5%</w:t>
@@ -4256,25 +6513,28 @@
             <w:tcW w:type="dxa" w:w="2340"/>
             <w:shd w:fill="F9FAFB"/>
             <w:tcMar>
-              <w:top w:w="50" w:type="dxa"/>
-              <w:bottom w:w="50" w:type="dxa"/>
-              <w:left w:w="80" w:type="dxa"/>
-              <w:right w:w="80" w:type="dxa"/>
+              <w:top w:w="80" w:type="dxa"/>
+              <w:bottom w:w="80" w:type="dxa"/>
+              <w:left w:w="100" w:type="dxa"/>
+              <w:right w:w="100" w:type="dxa"/>
             </w:tcMar>
           </w:tcPr>
           <w:p>
             <w:pPr>
               <w:bidi/>
               <w:jc w:val="right"/>
+              <w:jc w:val="both"/>
             </w:pPr>
             <w:r>
               <w:rPr>
-                <w:rFonts w:ascii="Segoe UI" w:hAnsi="Segoe UI"/>
-                <w:sz w:val="17"/>
-                <w:rFonts w:ascii="Segoe UI" w:hAnsi="Segoe UI" w:cs="Segoe UI"/>
+                <w:rFonts w:ascii="Arial" w:hAnsi="Arial" w:cs="Traditional Arabic"/>
+                <w:b w:val="0"/>
+                <w:i w:val="0"/>
+                <w:color w:val="1F2937"/>
+                <w:sz w:val="24"/>
                 <w:rtl/>
               </w:rPr>
-              <w:t>تصميم النماذج التفاعلية في Adobe XD بألوان Indigo و Violet ولمسات Gold الفاخرة</w:t>
+              <w:t>هندسة النماذج التفاعلية التوليدية في Adobe XD (XD.xd) بالهوية البصرية الفاخرة (Indigo, Violet, Gold) ودعم الـ RTL.</w:t>
             </w:r>
           </w:p>
         </w:tc>
@@ -4285,22 +6545,25 @@
             <w:tcW w:type="dxa" w:w="2340"/>
             <w:shd w:fill="FFFFFF"/>
             <w:tcMar>
-              <w:top w:w="50" w:type="dxa"/>
-              <w:bottom w:w="50" w:type="dxa"/>
-              <w:left w:w="80" w:type="dxa"/>
-              <w:right w:w="80" w:type="dxa"/>
+              <w:top w:w="80" w:type="dxa"/>
+              <w:bottom w:w="80" w:type="dxa"/>
+              <w:left w:w="100" w:type="dxa"/>
+              <w:right w:w="100" w:type="dxa"/>
             </w:tcMar>
           </w:tcPr>
           <w:p>
             <w:pPr>
               <w:bidi/>
               <w:jc w:val="right"/>
+              <w:jc w:val="both"/>
             </w:pPr>
             <w:r>
               <w:rPr>
-                <w:rFonts w:ascii="Segoe UI" w:hAnsi="Segoe UI"/>
-                <w:sz w:val="17"/>
-                <w:rFonts w:ascii="Segoe UI" w:hAnsi="Segoe UI" w:cs="Segoe UI"/>
+                <w:rFonts w:ascii="Arial" w:hAnsi="Arial" w:cs="Traditional Arabic"/>
+                <w:b/>
+                <w:i w:val="0"/>
+                <w:color w:val="1F2937"/>
+                <w:sz w:val="24"/>
                 <w:rtl/>
               </w:rPr>
               <w:t>W5</w:t>
@@ -4312,22 +6575,25 @@
             <w:tcW w:type="dxa" w:w="2340"/>
             <w:shd w:fill="FFFFFF"/>
             <w:tcMar>
-              <w:top w:w="50" w:type="dxa"/>
-              <w:bottom w:w="50" w:type="dxa"/>
-              <w:left w:w="80" w:type="dxa"/>
-              <w:right w:w="80" w:type="dxa"/>
+              <w:top w:w="80" w:type="dxa"/>
+              <w:bottom w:w="80" w:type="dxa"/>
+              <w:left w:w="100" w:type="dxa"/>
+              <w:right w:w="100" w:type="dxa"/>
             </w:tcMar>
           </w:tcPr>
           <w:p>
             <w:pPr>
               <w:bidi/>
               <w:jc w:val="right"/>
+              <w:jc w:val="both"/>
             </w:pPr>
             <w:r>
               <w:rPr>
-                <w:rFonts w:ascii="Segoe UI" w:hAnsi="Segoe UI"/>
-                <w:sz w:val="17"/>
-                <w:rFonts w:ascii="Segoe UI" w:hAnsi="Segoe UI" w:cs="Segoe UI"/>
+                <w:rFonts w:ascii="Arial" w:hAnsi="Arial" w:cs="Traditional Arabic"/>
+                <w:b w:val="0"/>
+                <w:i w:val="0"/>
+                <w:color w:val="1F2937"/>
+                <w:sz w:val="24"/>
                 <w:rtl/>
               </w:rPr>
               <w:t>تطوير واجهات البرمجة (Web API Development)</w:t>
@@ -4339,24 +6605,25 @@
             <w:tcW w:type="dxa" w:w="2340"/>
             <w:shd w:fill="FFFFFF"/>
             <w:tcMar>
-              <w:top w:w="50" w:type="dxa"/>
-              <w:bottom w:w="50" w:type="dxa"/>
-              <w:left w:w="80" w:type="dxa"/>
-              <w:right w:w="80" w:type="dxa"/>
+              <w:top w:w="80" w:type="dxa"/>
+              <w:bottom w:w="80" w:type="dxa"/>
+              <w:left w:w="100" w:type="dxa"/>
+              <w:right w:w="100" w:type="dxa"/>
             </w:tcMar>
           </w:tcPr>
           <w:p>
             <w:pPr>
               <w:bidi/>
               <w:jc w:val="right"/>
+              <w:jc w:val="both"/>
             </w:pPr>
             <w:r>
               <w:rPr>
-                <w:rFonts w:ascii="Segoe UI" w:hAnsi="Segoe UI"/>
+                <w:rFonts w:ascii="Arial" w:hAnsi="Arial" w:cs="Traditional Arabic"/>
                 <w:b/>
-                <w:color w:val="4F46E5"/>
-                <w:sz w:val="17"/>
-                <w:rFonts w:ascii="Segoe UI" w:hAnsi="Segoe UI" w:cs="Segoe UI"/>
+                <w:i w:val="0"/>
+                <w:color w:val="4338CA"/>
+                <w:sz w:val="24"/>
                 <w:rtl/>
               </w:rPr>
               <w:t>10%</w:t>
@@ -4368,25 +6635,28 @@
             <w:tcW w:type="dxa" w:w="2340"/>
             <w:shd w:fill="FFFFFF"/>
             <w:tcMar>
-              <w:top w:w="50" w:type="dxa"/>
-              <w:bottom w:w="50" w:type="dxa"/>
-              <w:left w:w="80" w:type="dxa"/>
-              <w:right w:w="80" w:type="dxa"/>
+              <w:top w:w="80" w:type="dxa"/>
+              <w:bottom w:w="80" w:type="dxa"/>
+              <w:left w:w="100" w:type="dxa"/>
+              <w:right w:w="100" w:type="dxa"/>
             </w:tcMar>
           </w:tcPr>
           <w:p>
             <w:pPr>
               <w:bidi/>
               <w:jc w:val="right"/>
+              <w:jc w:val="both"/>
             </w:pPr>
             <w:r>
               <w:rPr>
-                <w:rFonts w:ascii="Segoe UI" w:hAnsi="Segoe UI"/>
-                <w:sz w:val="17"/>
-                <w:rFonts w:ascii="Segoe UI" w:hAnsi="Segoe UI" w:cs="Segoe UI"/>
+                <w:rFonts w:ascii="Arial" w:hAnsi="Arial" w:cs="Traditional Arabic"/>
+                <w:b w:val="0"/>
+                <w:i w:val="0"/>
+                <w:color w:val="1F2937"/>
+                <w:sz w:val="24"/>
                 <w:rtl/>
               </w:rPr>
-              <w:t>بناء 18 نقطة نهاية برمجية مؤمنة بـ JWT مع حماية البيانات ومعالجة الأخطاء</w:t>
+              <w:t>بناء 18 نقطة نهاية برمجية مؤمنة بـ JWT مع حماية البيانات ومعالجة الأخطاء وسياسات الـ CORS.</w:t>
             </w:r>
           </w:p>
         </w:tc>
@@ -4397,22 +6667,25 @@
             <w:tcW w:type="dxa" w:w="2340"/>
             <w:shd w:fill="F9FAFB"/>
             <w:tcMar>
-              <w:top w:w="50" w:type="dxa"/>
-              <w:bottom w:w="50" w:type="dxa"/>
-              <w:left w:w="80" w:type="dxa"/>
-              <w:right w:w="80" w:type="dxa"/>
+              <w:top w:w="80" w:type="dxa"/>
+              <w:bottom w:w="80" w:type="dxa"/>
+              <w:left w:w="100" w:type="dxa"/>
+              <w:right w:w="100" w:type="dxa"/>
             </w:tcMar>
           </w:tcPr>
           <w:p>
             <w:pPr>
               <w:bidi/>
               <w:jc w:val="right"/>
+              <w:jc w:val="both"/>
             </w:pPr>
             <w:r>
               <w:rPr>
-                <w:rFonts w:ascii="Segoe UI" w:hAnsi="Segoe UI"/>
-                <w:sz w:val="17"/>
-                <w:rFonts w:ascii="Segoe UI" w:hAnsi="Segoe UI" w:cs="Segoe UI"/>
+                <w:rFonts w:ascii="Arial" w:hAnsi="Arial" w:cs="Traditional Arabic"/>
+                <w:b/>
+                <w:i w:val="0"/>
+                <w:color w:val="1F2937"/>
+                <w:sz w:val="24"/>
                 <w:rtl/>
               </w:rPr>
               <w:t>W6</w:t>
@@ -4424,22 +6697,25 @@
             <w:tcW w:type="dxa" w:w="2340"/>
             <w:shd w:fill="F9FAFB"/>
             <w:tcMar>
-              <w:top w:w="50" w:type="dxa"/>
-              <w:bottom w:w="50" w:type="dxa"/>
-              <w:left w:w="80" w:type="dxa"/>
-              <w:right w:w="80" w:type="dxa"/>
+              <w:top w:w="80" w:type="dxa"/>
+              <w:bottom w:w="80" w:type="dxa"/>
+              <w:left w:w="100" w:type="dxa"/>
+              <w:right w:w="100" w:type="dxa"/>
             </w:tcMar>
           </w:tcPr>
           <w:p>
             <w:pPr>
               <w:bidi/>
               <w:jc w:val="right"/>
+              <w:jc w:val="both"/>
             </w:pPr>
             <w:r>
               <w:rPr>
-                <w:rFonts w:ascii="Segoe UI" w:hAnsi="Segoe UI"/>
-                <w:sz w:val="17"/>
-                <w:rFonts w:ascii="Segoe UI" w:hAnsi="Segoe UI" w:cs="Segoe UI"/>
+                <w:rFonts w:ascii="Arial" w:hAnsi="Arial" w:cs="Traditional Arabic"/>
+                <w:b w:val="0"/>
+                <w:i w:val="0"/>
+                <w:color w:val="1F2937"/>
+                <w:sz w:val="24"/>
                 <w:rtl/>
               </w:rPr>
               <w:t>فحص واختبار واجهات البرمجة (API Testing)</w:t>
@@ -4451,24 +6727,25 @@
             <w:tcW w:type="dxa" w:w="2340"/>
             <w:shd w:fill="F9FAFB"/>
             <w:tcMar>
-              <w:top w:w="50" w:type="dxa"/>
-              <w:bottom w:w="50" w:type="dxa"/>
-              <w:left w:w="80" w:type="dxa"/>
-              <w:right w:w="80" w:type="dxa"/>
+              <w:top w:w="80" w:type="dxa"/>
+              <w:bottom w:w="80" w:type="dxa"/>
+              <w:left w:w="100" w:type="dxa"/>
+              <w:right w:w="100" w:type="dxa"/>
             </w:tcMar>
           </w:tcPr>
           <w:p>
             <w:pPr>
               <w:bidi/>
               <w:jc w:val="right"/>
+              <w:jc w:val="both"/>
             </w:pPr>
             <w:r>
               <w:rPr>
-                <w:rFonts w:ascii="Segoe UI" w:hAnsi="Segoe UI"/>
+                <w:rFonts w:ascii="Arial" w:hAnsi="Arial" w:cs="Traditional Arabic"/>
                 <w:b/>
-                <w:color w:val="4F46E5"/>
-                <w:sz w:val="17"/>
-                <w:rFonts w:ascii="Segoe UI" w:hAnsi="Segoe UI" w:cs="Segoe UI"/>
+                <w:i w:val="0"/>
+                <w:color w:val="4338CA"/>
+                <w:sz w:val="24"/>
                 <w:rtl/>
               </w:rPr>
               <w:t>5%</w:t>
@@ -4480,25 +6757,28 @@
             <w:tcW w:type="dxa" w:w="2340"/>
             <w:shd w:fill="F9FAFB"/>
             <w:tcMar>
-              <w:top w:w="50" w:type="dxa"/>
-              <w:bottom w:w="50" w:type="dxa"/>
-              <w:left w:w="80" w:type="dxa"/>
-              <w:right w:w="80" w:type="dxa"/>
+              <w:top w:w="80" w:type="dxa"/>
+              <w:bottom w:w="80" w:type="dxa"/>
+              <w:left w:w="100" w:type="dxa"/>
+              <w:right w:w="100" w:type="dxa"/>
             </w:tcMar>
           </w:tcPr>
           <w:p>
             <w:pPr>
               <w:bidi/>
               <w:jc w:val="right"/>
+              <w:jc w:val="both"/>
             </w:pPr>
             <w:r>
               <w:rPr>
-                <w:rFonts w:ascii="Segoe UI" w:hAnsi="Segoe UI"/>
-                <w:sz w:val="17"/>
-                <w:rFonts w:ascii="Segoe UI" w:hAnsi="Segoe UI" w:cs="Segoe UI"/>
+                <w:rFonts w:ascii="Arial" w:hAnsi="Arial" w:cs="Traditional Arabic"/>
+                <w:b w:val="0"/>
+                <w:i w:val="0"/>
+                <w:color w:val="1F2937"/>
+                <w:sz w:val="24"/>
                 <w:rtl/>
               </w:rPr>
-              <w:t>أتمتة الفحص عبر Postman Collection وتوفير واجهة Swagger UI التفاعلية</w:t>
+              <w:t>أتمتة الفحص الشامل عبر Postman Collection وتوفير واجهة Swagger UI التفاعلية مع تغطية كافة رموز الاستجابة.</w:t>
             </w:r>
           </w:p>
         </w:tc>
@@ -4509,22 +6789,25 @@
             <w:tcW w:type="dxa" w:w="2340"/>
             <w:shd w:fill="FFFFFF"/>
             <w:tcMar>
-              <w:top w:w="50" w:type="dxa"/>
-              <w:bottom w:w="50" w:type="dxa"/>
-              <w:left w:w="80" w:type="dxa"/>
-              <w:right w:w="80" w:type="dxa"/>
+              <w:top w:w="80" w:type="dxa"/>
+              <w:bottom w:w="80" w:type="dxa"/>
+              <w:left w:w="100" w:type="dxa"/>
+              <w:right w:w="100" w:type="dxa"/>
             </w:tcMar>
           </w:tcPr>
           <w:p>
             <w:pPr>
               <w:bidi/>
               <w:jc w:val="right"/>
+              <w:jc w:val="both"/>
             </w:pPr>
             <w:r>
               <w:rPr>
-                <w:rFonts w:ascii="Segoe UI" w:hAnsi="Segoe UI"/>
-                <w:sz w:val="17"/>
-                <w:rFonts w:ascii="Segoe UI" w:hAnsi="Segoe UI" w:cs="Segoe UI"/>
+                <w:rFonts w:ascii="Arial" w:hAnsi="Arial" w:cs="Traditional Arabic"/>
+                <w:b/>
+                <w:i w:val="0"/>
+                <w:color w:val="1F2937"/>
+                <w:sz w:val="24"/>
                 <w:rtl/>
               </w:rPr>
               <w:t>W7</w:t>
@@ -4536,22 +6819,25 @@
             <w:tcW w:type="dxa" w:w="2340"/>
             <w:shd w:fill="FFFFFF"/>
             <w:tcMar>
-              <w:top w:w="50" w:type="dxa"/>
-              <w:bottom w:w="50" w:type="dxa"/>
-              <w:left w:w="80" w:type="dxa"/>
-              <w:right w:w="80" w:type="dxa"/>
+              <w:top w:w="80" w:type="dxa"/>
+              <w:bottom w:w="80" w:type="dxa"/>
+              <w:left w:w="100" w:type="dxa"/>
+              <w:right w:w="100" w:type="dxa"/>
             </w:tcMar>
           </w:tcPr>
           <w:p>
             <w:pPr>
               <w:bidi/>
               <w:jc w:val="right"/>
+              <w:jc w:val="both"/>
             </w:pPr>
             <w:r>
               <w:rPr>
-                <w:rFonts w:ascii="Segoe UI" w:hAnsi="Segoe UI"/>
-                <w:sz w:val="17"/>
-                <w:rFonts w:ascii="Segoe UI" w:hAnsi="Segoe UI" w:cs="Segoe UI"/>
+                <w:rFonts w:ascii="Arial" w:hAnsi="Arial" w:cs="Traditional Arabic"/>
+                <w:b w:val="0"/>
+                <w:i w:val="0"/>
+                <w:color w:val="1F2937"/>
+                <w:sz w:val="24"/>
                 <w:rtl/>
               </w:rPr>
               <w:t>تطبيق الويب المتكامل (ASP.NET Core MVC)</w:t>
@@ -4563,24 +6849,25 @@
             <w:tcW w:type="dxa" w:w="2340"/>
             <w:shd w:fill="FFFFFF"/>
             <w:tcMar>
-              <w:top w:w="50" w:type="dxa"/>
-              <w:bottom w:w="50" w:type="dxa"/>
-              <w:left w:w="80" w:type="dxa"/>
-              <w:right w:w="80" w:type="dxa"/>
+              <w:top w:w="80" w:type="dxa"/>
+              <w:bottom w:w="80" w:type="dxa"/>
+              <w:left w:w="100" w:type="dxa"/>
+              <w:right w:w="100" w:type="dxa"/>
             </w:tcMar>
           </w:tcPr>
           <w:p>
             <w:pPr>
               <w:bidi/>
               <w:jc w:val="right"/>
+              <w:jc w:val="both"/>
             </w:pPr>
             <w:r>
               <w:rPr>
-                <w:rFonts w:ascii="Segoe UI" w:hAnsi="Segoe UI"/>
+                <w:rFonts w:ascii="Arial" w:hAnsi="Arial" w:cs="Traditional Arabic"/>
                 <w:b/>
-                <w:color w:val="4F46E5"/>
-                <w:sz w:val="17"/>
-                <w:rFonts w:ascii="Segoe UI" w:hAnsi="Segoe UI" w:cs="Segoe UI"/>
+                <w:i w:val="0"/>
+                <w:color w:val="4338CA"/>
+                <w:sz w:val="24"/>
                 <w:rtl/>
               </w:rPr>
               <w:t>25%</w:t>
@@ -4592,25 +6879,28 @@
             <w:tcW w:type="dxa" w:w="2340"/>
             <w:shd w:fill="FFFFFF"/>
             <w:tcMar>
-              <w:top w:w="50" w:type="dxa"/>
-              <w:bottom w:w="50" w:type="dxa"/>
-              <w:left w:w="80" w:type="dxa"/>
-              <w:right w:w="80" w:type="dxa"/>
+              <w:top w:w="80" w:type="dxa"/>
+              <w:bottom w:w="80" w:type="dxa"/>
+              <w:left w:w="100" w:type="dxa"/>
+              <w:right w:w="100" w:type="dxa"/>
             </w:tcMar>
           </w:tcPr>
           <w:p>
             <w:pPr>
               <w:bidi/>
               <w:jc w:val="right"/>
+              <w:jc w:val="both"/>
             </w:pPr>
             <w:r>
               <w:rPr>
-                <w:rFonts w:ascii="Segoe UI" w:hAnsi="Segoe UI"/>
-                <w:sz w:val="17"/>
-                <w:rFonts w:ascii="Segoe UI" w:hAnsi="Segoe UI" w:cs="Segoe UI"/>
+                <w:rFonts w:ascii="Arial" w:hAnsi="Arial" w:cs="Traditional Arabic"/>
+                <w:b w:val="0"/>
+                <w:i w:val="0"/>
+                <w:color w:val="1F2937"/>
+                <w:sz w:val="24"/>
                 <w:rtl/>
               </w:rPr>
-              <w:t>بناء واجهات MVC بـ Bootstrap 5 RTL، خط Cairo، متغيرات CSS، و DataTables.js</w:t>
+              <w:t>بناء واجهات MVC بـ Bootstrap 5 RTL، خط Cairo، متغيرات CSS، جداول DataTables.js، ومودالات الحذف التفاعلية.</w:t>
             </w:r>
           </w:p>
         </w:tc>
@@ -4621,22 +6911,25 @@
             <w:tcW w:type="dxa" w:w="2340"/>
             <w:shd w:fill="F9FAFB"/>
             <w:tcMar>
-              <w:top w:w="50" w:type="dxa"/>
-              <w:bottom w:w="50" w:type="dxa"/>
-              <w:left w:w="80" w:type="dxa"/>
-              <w:right w:w="80" w:type="dxa"/>
+              <w:top w:w="80" w:type="dxa"/>
+              <w:bottom w:w="80" w:type="dxa"/>
+              <w:left w:w="100" w:type="dxa"/>
+              <w:right w:w="100" w:type="dxa"/>
             </w:tcMar>
           </w:tcPr>
           <w:p>
             <w:pPr>
               <w:bidi/>
               <w:jc w:val="right"/>
+              <w:jc w:val="both"/>
             </w:pPr>
             <w:r>
               <w:rPr>
-                <w:rFonts w:ascii="Segoe UI" w:hAnsi="Segoe UI"/>
-                <w:sz w:val="17"/>
-                <w:rFonts w:ascii="Segoe UI" w:hAnsi="Segoe UI" w:cs="Segoe UI"/>
+                <w:rFonts w:ascii="Arial" w:hAnsi="Arial" w:cs="Traditional Arabic"/>
+                <w:b/>
+                <w:i w:val="0"/>
+                <w:color w:val="1F2937"/>
+                <w:sz w:val="24"/>
                 <w:rtl/>
               </w:rPr>
               <w:t>W8</w:t>
@@ -4648,22 +6941,25 @@
             <w:tcW w:type="dxa" w:w="2340"/>
             <w:shd w:fill="F9FAFB"/>
             <w:tcMar>
-              <w:top w:w="50" w:type="dxa"/>
-              <w:bottom w:w="50" w:type="dxa"/>
-              <w:left w:w="80" w:type="dxa"/>
-              <w:right w:w="80" w:type="dxa"/>
+              <w:top w:w="80" w:type="dxa"/>
+              <w:bottom w:w="80" w:type="dxa"/>
+              <w:left w:w="100" w:type="dxa"/>
+              <w:right w:w="100" w:type="dxa"/>
             </w:tcMar>
           </w:tcPr>
           <w:p>
             <w:pPr>
               <w:bidi/>
               <w:jc w:val="right"/>
+              <w:jc w:val="both"/>
             </w:pPr>
             <w:r>
               <w:rPr>
-                <w:rFonts w:ascii="Segoe UI" w:hAnsi="Segoe UI"/>
-                <w:sz w:val="17"/>
-                <w:rFonts w:ascii="Segoe UI" w:hAnsi="Segoe UI" w:cs="Segoe UI"/>
+                <w:rFonts w:ascii="Arial" w:hAnsi="Arial" w:cs="Traditional Arabic"/>
+                <w:b w:val="0"/>
+                <w:i w:val="0"/>
+                <w:color w:val="1F2937"/>
+                <w:sz w:val="24"/>
                 <w:rtl/>
               </w:rPr>
               <w:t>تطبيق الهاتف المحمول (Flutter Mobile App)</w:t>
@@ -4675,24 +6971,25 @@
             <w:tcW w:type="dxa" w:w="2340"/>
             <w:shd w:fill="F9FAFB"/>
             <w:tcMar>
-              <w:top w:w="50" w:type="dxa"/>
-              <w:bottom w:w="50" w:type="dxa"/>
-              <w:left w:w="80" w:type="dxa"/>
-              <w:right w:w="80" w:type="dxa"/>
+              <w:top w:w="80" w:type="dxa"/>
+              <w:bottom w:w="80" w:type="dxa"/>
+              <w:left w:w="100" w:type="dxa"/>
+              <w:right w:w="100" w:type="dxa"/>
             </w:tcMar>
           </w:tcPr>
           <w:p>
             <w:pPr>
               <w:bidi/>
               <w:jc w:val="right"/>
+              <w:jc w:val="both"/>
             </w:pPr>
             <w:r>
               <w:rPr>
-                <w:rFonts w:ascii="Segoe UI" w:hAnsi="Segoe UI"/>
+                <w:rFonts w:ascii="Arial" w:hAnsi="Arial" w:cs="Traditional Arabic"/>
                 <w:b/>
-                <w:color w:val="4F46E5"/>
-                <w:sz w:val="17"/>
-                <w:rFonts w:ascii="Segoe UI" w:hAnsi="Segoe UI" w:cs="Segoe UI"/>
+                <w:i w:val="0"/>
+                <w:color w:val="4338CA"/>
+                <w:sz w:val="24"/>
                 <w:rtl/>
               </w:rPr>
               <w:t>15%</w:t>
@@ -4704,25 +7001,28 @@
             <w:tcW w:type="dxa" w:w="2340"/>
             <w:shd w:fill="F9FAFB"/>
             <w:tcMar>
-              <w:top w:w="50" w:type="dxa"/>
-              <w:bottom w:w="50" w:type="dxa"/>
-              <w:left w:w="80" w:type="dxa"/>
-              <w:right w:w="80" w:type="dxa"/>
+              <w:top w:w="80" w:type="dxa"/>
+              <w:bottom w:w="80" w:type="dxa"/>
+              <w:left w:w="100" w:type="dxa"/>
+              <w:right w:w="100" w:type="dxa"/>
             </w:tcMar>
           </w:tcPr>
           <w:p>
             <w:pPr>
               <w:bidi/>
               <w:jc w:val="right"/>
+              <w:jc w:val="both"/>
             </w:pPr>
             <w:r>
               <w:rPr>
-                <w:rFonts w:ascii="Segoe UI" w:hAnsi="Segoe UI"/>
-                <w:sz w:val="17"/>
-                <w:rFonts w:ascii="Segoe UI" w:hAnsi="Segoe UI" w:cs="Segoe UI"/>
+                <w:rFonts w:ascii="Arial" w:hAnsi="Arial" w:cs="Traditional Arabic"/>
+                <w:b w:val="0"/>
+                <w:i w:val="0"/>
+                <w:color w:val="1F2937"/>
+                <w:sz w:val="24"/>
                 <w:rtl/>
               </w:rPr>
-              <w:t>بناء تطبيق موبايل متكامل بنمط Provider وقائمة Drawer و BottomNav و SheetModal</w:t>
+              <w:t>تطوير تطبيق موبايل متكامل بنمط Provider وقائمة Drawer وشريط BottomNav ونافذة حجز الغرف المنبثقة SheetModal.</w:t>
             </w:r>
           </w:p>
         </w:tc>
@@ -4733,22 +7033,25 @@
             <w:tcW w:type="dxa" w:w="2340"/>
             <w:shd w:fill="FFFFFF"/>
             <w:tcMar>
-              <w:top w:w="50" w:type="dxa"/>
-              <w:bottom w:w="50" w:type="dxa"/>
-              <w:left w:w="80" w:type="dxa"/>
-              <w:right w:w="80" w:type="dxa"/>
+              <w:top w:w="80" w:type="dxa"/>
+              <w:bottom w:w="80" w:type="dxa"/>
+              <w:left w:w="100" w:type="dxa"/>
+              <w:right w:w="100" w:type="dxa"/>
             </w:tcMar>
           </w:tcPr>
           <w:p>
             <w:pPr>
               <w:bidi/>
               <w:jc w:val="right"/>
+              <w:jc w:val="both"/>
             </w:pPr>
             <w:r>
               <w:rPr>
-                <w:rFonts w:ascii="Segoe UI" w:hAnsi="Segoe UI"/>
-                <w:sz w:val="17"/>
-                <w:rFonts w:ascii="Segoe UI" w:hAnsi="Segoe UI" w:cs="Segoe UI"/>
+                <w:rFonts w:ascii="Arial" w:hAnsi="Arial" w:cs="Traditional Arabic"/>
+                <w:b/>
+                <w:i w:val="0"/>
+                <w:color w:val="1F2937"/>
+                <w:sz w:val="24"/>
                 <w:rtl/>
               </w:rPr>
               <w:t>W9</w:t>
@@ -4760,22 +7063,25 @@
             <w:tcW w:type="dxa" w:w="2340"/>
             <w:shd w:fill="FFFFFF"/>
             <w:tcMar>
-              <w:top w:w="50" w:type="dxa"/>
-              <w:bottom w:w="50" w:type="dxa"/>
-              <w:left w:w="80" w:type="dxa"/>
-              <w:right w:w="80" w:type="dxa"/>
+              <w:top w:w="80" w:type="dxa"/>
+              <w:bottom w:w="80" w:type="dxa"/>
+              <w:left w:w="100" w:type="dxa"/>
+              <w:right w:w="100" w:type="dxa"/>
             </w:tcMar>
           </w:tcPr>
           <w:p>
             <w:pPr>
               <w:bidi/>
               <w:jc w:val="right"/>
+              <w:jc w:val="both"/>
             </w:pPr>
             <w:r>
               <w:rPr>
-                <w:rFonts w:ascii="Segoe UI" w:hAnsi="Segoe UI"/>
-                <w:sz w:val="17"/>
-                <w:rFonts w:ascii="Segoe UI" w:hAnsi="Segoe UI" w:cs="Segoe UI"/>
+                <w:rFonts w:ascii="Arial" w:hAnsi="Arial" w:cs="Traditional Arabic"/>
+                <w:b w:val="0"/>
+                <w:i w:val="0"/>
+                <w:color w:val="1F2937"/>
+                <w:sz w:val="24"/>
                 <w:rtl/>
               </w:rPr>
               <w:t>إدارة الإصدارات والدمج (GitHub Workflow)</w:t>
@@ -4787,24 +7093,25 @@
             <w:tcW w:type="dxa" w:w="2340"/>
             <w:shd w:fill="FFFFFF"/>
             <w:tcMar>
-              <w:top w:w="50" w:type="dxa"/>
-              <w:bottom w:w="50" w:type="dxa"/>
-              <w:left w:w="80" w:type="dxa"/>
-              <w:right w:w="80" w:type="dxa"/>
+              <w:top w:w="80" w:type="dxa"/>
+              <w:bottom w:w="80" w:type="dxa"/>
+              <w:left w:w="100" w:type="dxa"/>
+              <w:right w:w="100" w:type="dxa"/>
             </w:tcMar>
           </w:tcPr>
           <w:p>
             <w:pPr>
               <w:bidi/>
               <w:jc w:val="right"/>
+              <w:jc w:val="both"/>
             </w:pPr>
             <w:r>
               <w:rPr>
-                <w:rFonts w:ascii="Segoe UI" w:hAnsi="Segoe UI"/>
+                <w:rFonts w:ascii="Arial" w:hAnsi="Arial" w:cs="Traditional Arabic"/>
                 <w:b/>
-                <w:color w:val="4F46E5"/>
-                <w:sz w:val="17"/>
-                <w:rFonts w:ascii="Segoe UI" w:hAnsi="Segoe UI" w:cs="Segoe UI"/>
+                <w:i w:val="0"/>
+                <w:color w:val="4338CA"/>
+                <w:sz w:val="24"/>
                 <w:rtl/>
               </w:rPr>
               <w:t>5%</w:t>
@@ -4816,25 +7123,28 @@
             <w:tcW w:type="dxa" w:w="2340"/>
             <w:shd w:fill="FFFFFF"/>
             <w:tcMar>
-              <w:top w:w="50" w:type="dxa"/>
-              <w:bottom w:w="50" w:type="dxa"/>
-              <w:left w:w="80" w:type="dxa"/>
-              <w:right w:w="80" w:type="dxa"/>
+              <w:top w:w="80" w:type="dxa"/>
+              <w:bottom w:w="80" w:type="dxa"/>
+              <w:left w:w="100" w:type="dxa"/>
+              <w:right w:w="100" w:type="dxa"/>
             </w:tcMar>
           </w:tcPr>
           <w:p>
             <w:pPr>
               <w:bidi/>
               <w:jc w:val="right"/>
+              <w:jc w:val="both"/>
             </w:pPr>
             <w:r>
               <w:rPr>
-                <w:rFonts w:ascii="Segoe UI" w:hAnsi="Segoe UI"/>
-                <w:sz w:val="17"/>
-                <w:rFonts w:ascii="Segoe UI" w:hAnsi="Segoe UI" w:cs="Segoe UI"/>
+                <w:rFonts w:ascii="Arial" w:hAnsi="Arial" w:cs="Traditional Arabic"/>
+                <w:b w:val="0"/>
+                <w:i w:val="0"/>
+                <w:color w:val="1F2937"/>
+                <w:sz w:val="24"/>
                 <w:rtl/>
               </w:rPr>
-              <w:t>تطبيق العمل على الفروع والدمج، وفصل تطبيق الموبايل في ريبو مستقل وفق طلب المشرف</w:t>
+              <w:t>تطبيق إدارة الفروع والدمج، وفصل تطبيق الموبايل في ريبو مستقل تماماً وفق توجيهات أ.د/ إبراهيم البلطة.</w:t>
             </w:r>
           </w:p>
         </w:tc>
@@ -4845,22 +7155,25 @@
             <w:tcW w:type="dxa" w:w="2340"/>
             <w:shd w:fill="F9FAFB"/>
             <w:tcMar>
-              <w:top w:w="50" w:type="dxa"/>
-              <w:bottom w:w="50" w:type="dxa"/>
-              <w:left w:w="80" w:type="dxa"/>
-              <w:right w:w="80" w:type="dxa"/>
+              <w:top w:w="80" w:type="dxa"/>
+              <w:bottom w:w="80" w:type="dxa"/>
+              <w:left w:w="100" w:type="dxa"/>
+              <w:right w:w="100" w:type="dxa"/>
             </w:tcMar>
           </w:tcPr>
           <w:p>
             <w:pPr>
               <w:bidi/>
               <w:jc w:val="right"/>
+              <w:jc w:val="both"/>
             </w:pPr>
             <w:r>
               <w:rPr>
-                <w:rFonts w:ascii="Segoe UI" w:hAnsi="Segoe UI"/>
-                <w:sz w:val="17"/>
-                <w:rFonts w:ascii="Segoe UI" w:hAnsi="Segoe UI" w:cs="Segoe UI"/>
+                <w:rFonts w:ascii="Arial" w:hAnsi="Arial" w:cs="Traditional Arabic"/>
+                <w:b/>
+                <w:i w:val="0"/>
+                <w:color w:val="1F2937"/>
+                <w:sz w:val="24"/>
                 <w:rtl/>
               </w:rPr>
               <w:t>W10</w:t>
@@ -4872,22 +7185,25 @@
             <w:tcW w:type="dxa" w:w="2340"/>
             <w:shd w:fill="F9FAFB"/>
             <w:tcMar>
-              <w:top w:w="50" w:type="dxa"/>
-              <w:bottom w:w="50" w:type="dxa"/>
-              <w:left w:w="80" w:type="dxa"/>
-              <w:right w:w="80" w:type="dxa"/>
+              <w:top w:w="80" w:type="dxa"/>
+              <w:bottom w:w="80" w:type="dxa"/>
+              <w:left w:w="100" w:type="dxa"/>
+              <w:right w:w="100" w:type="dxa"/>
             </w:tcMar>
           </w:tcPr>
           <w:p>
             <w:pPr>
               <w:bidi/>
               <w:jc w:val="right"/>
+              <w:jc w:val="both"/>
             </w:pPr>
             <w:r>
               <w:rPr>
-                <w:rFonts w:ascii="Segoe UI" w:hAnsi="Segoe UI"/>
-                <w:sz w:val="17"/>
-                <w:rFonts w:ascii="Segoe UI" w:hAnsi="Segoe UI" w:cs="Segoe UI"/>
+                <w:rFonts w:ascii="Arial" w:hAnsi="Arial" w:cs="Traditional Arabic"/>
+                <w:b w:val="0"/>
+                <w:i w:val="0"/>
+                <w:color w:val="1F2937"/>
+                <w:sz w:val="24"/>
                 <w:rtl/>
               </w:rPr>
               <w:t>التوثيق النهائي والدليل الفني (Documentation)</w:t>
@@ -4899,24 +7215,25 @@
             <w:tcW w:type="dxa" w:w="2340"/>
             <w:shd w:fill="F9FAFB"/>
             <w:tcMar>
-              <w:top w:w="50" w:type="dxa"/>
-              <w:bottom w:w="50" w:type="dxa"/>
-              <w:left w:w="80" w:type="dxa"/>
-              <w:right w:w="80" w:type="dxa"/>
+              <w:top w:w="80" w:type="dxa"/>
+              <w:bottom w:w="80" w:type="dxa"/>
+              <w:left w:w="100" w:type="dxa"/>
+              <w:right w:w="100" w:type="dxa"/>
             </w:tcMar>
           </w:tcPr>
           <w:p>
             <w:pPr>
               <w:bidi/>
               <w:jc w:val="right"/>
+              <w:jc w:val="both"/>
             </w:pPr>
             <w:r>
               <w:rPr>
-                <w:rFonts w:ascii="Segoe UI" w:hAnsi="Segoe UI"/>
+                <w:rFonts w:ascii="Arial" w:hAnsi="Arial" w:cs="Traditional Arabic"/>
                 <w:b/>
-                <w:color w:val="4F46E5"/>
-                <w:sz w:val="17"/>
-                <w:rFonts w:ascii="Segoe UI" w:hAnsi="Segoe UI" w:cs="Segoe UI"/>
+                <w:i w:val="0"/>
+                <w:color w:val="4338CA"/>
+                <w:sz w:val="24"/>
                 <w:rtl/>
               </w:rPr>
               <w:t>15%</w:t>
@@ -4928,25 +7245,28 @@
             <w:tcW w:type="dxa" w:w="2340"/>
             <w:shd w:fill="F9FAFB"/>
             <w:tcMar>
-              <w:top w:w="50" w:type="dxa"/>
-              <w:bottom w:w="50" w:type="dxa"/>
-              <w:left w:w="80" w:type="dxa"/>
-              <w:right w:w="80" w:type="dxa"/>
+              <w:top w:w="80" w:type="dxa"/>
+              <w:bottom w:w="80" w:type="dxa"/>
+              <w:left w:w="100" w:type="dxa"/>
+              <w:right w:w="100" w:type="dxa"/>
             </w:tcMar>
           </w:tcPr>
           <w:p>
             <w:pPr>
               <w:bidi/>
               <w:jc w:val="right"/>
+              <w:jc w:val="both"/>
             </w:pPr>
             <w:r>
               <w:rPr>
-                <w:rFonts w:ascii="Segoe UI" w:hAnsi="Segoe UI"/>
-                <w:sz w:val="17"/>
-                <w:rFonts w:ascii="Segoe UI" w:hAnsi="Segoe UI" w:cs="Segoe UI"/>
+                <w:rFonts w:ascii="Arial" w:hAnsi="Arial" w:cs="Traditional Arabic"/>
+                <w:b w:val="0"/>
+                <w:i w:val="0"/>
+                <w:color w:val="1F2937"/>
+                <w:sz w:val="24"/>
                 <w:rtl/>
               </w:rPr>
-              <w:t>إعداد دليل التثبيت، دليل المستخدم، مصفوفة الاختبارات، الخاتمة، والمراجع العلمية</w:t>
+              <w:t>إعداد دليل التثبيت، دليل المستخدم، مصفوفة الاختبارات، الخاتمة والتحديات، وقائمة المراجع العلمية.</w:t>
             </w:r>
           </w:p>
         </w:tc>
@@ -4954,17 +7274,22 @@
     </w:tbl>
     <w:p>
       <w:pPr>
+        <w:keepNext/>
         <w:bidi/>
-        <w:spacing w:before="240" w:after="120"/>
+        <w:spacing w:before="360" w:after="160"/>
         <w:jc w:val="right"/>
+        <w:jc w:val="both"/>
+        <w:pBdr>
+          <w:bottom w:val="single" w:sz="12" w:space="4" w:color="4338CA"/>
+        </w:pBdr>
       </w:pPr>
       <w:r>
         <w:rPr>
-          <w:rFonts w:ascii="Segoe UI" w:hAnsi="Segoe UI"/>
+          <w:rFonts w:ascii="Arial" w:hAnsi="Arial" w:cs="Traditional Arabic"/>
           <w:b/>
-          <w:rFonts w:ascii="Segoe UI" w:hAnsi="Segoe UI" w:cs="Segoe UI"/>
+          <w:i w:val="0"/>
           <w:color w:val="1E1B4B"/>
-          <w:sz w:val="30"/>
+          <w:sz w:val="36"/>
           <w:rtl/>
         </w:rPr>
         <w:t>6. الجزء الخامس: الخاتمة والتحديات الهندسية والتطويرات المستقبلية (W10.4)</w:t>
@@ -4973,172 +7298,402 @@
     <w:p>
       <w:pPr>
         <w:bidi/>
-        <w:spacing w:after="80" w:line="288" w:lineRule="auto"/>
+        <w:spacing w:after="120" w:line="300" w:lineRule="auto"/>
         <w:jc w:val="right"/>
+        <w:jc w:val="both"/>
       </w:pPr>
       <w:r>
         <w:rPr>
-          <w:rFonts w:ascii="Segoe UI" w:hAnsi="Segoe UI"/>
+          <w:rFonts w:ascii="Arial" w:hAnsi="Arial" w:cs="Traditional Arabic"/>
           <w:b w:val="0"/>
+          <w:i w:val="0"/>
           <w:color w:val="1F2937"/>
-          <w:sz w:val="21"/>
-          <w:rFonts w:ascii="Segoe UI" w:hAnsi="Segoe UI" w:cs="Segoe UI"/>
+          <w:sz w:val="27"/>
           <w:rtl/>
         </w:rPr>
-        <w:t>مثلت تجربة التدريب الميداني محاكاة متقدمة ومثمرة لبيئات الإنتاج الفعلية في كبرى الشركات الهندسية. تمكن المهندس من قيادة وتطوير كافة مراحل النظام بجهد فردي كامل، والتغلب على العديد من التحديات الهندسية المعقدة:</w:t>
+        <w:t>مثلت تجربة مساق التدريب الميداني الفردي محاكاة واقعية ومتقدمة لبيئات العمل المؤسسية في كبرى شركات هندسة البرمجيات. تمكن المهندس من قيادة وتطوير كافة مراحل النظام بجهد فردي كامل، والتغلب على العديد من التحديات الهندسية المعقدة:</w:t>
+      </w:r>
+    </w:p>
+    <w:tbl>
+      <w:tblPr>
+        <w:tblW w:type="auto" w:w="0"/>
+        <w:jc w:val="center"/>
+        <w:tblLook w:firstColumn="1" w:firstRow="1" w:lastColumn="0" w:lastRow="0" w:noHBand="0" w:noVBand="1" w:val="04A0"/>
+        <w:tblBorders>
+          <w:top w:val="none"/>
+          <w:bottom w:val="none"/>
+          <w:left w:val="none"/>
+          <w:right w:val="single" w:sz="24" w:space="0" w:color="4338CA"/>
+          <w:insideH w:val="none"/>
+          <w:insideV w:val="none"/>
+        </w:tblBorders>
+        <w:bidiVisual/>
+      </w:tblPr>
+      <w:tblGrid>
+        <w:gridCol w:w="9360"/>
+      </w:tblGrid>
+      <w:tr>
+        <w:tc>
+          <w:tcPr>
+            <w:tcW w:type="dxa" w:w="9360"/>
+            <w:shd w:fill="EEF2FF"/>
+            <w:tcMar>
+              <w:top w:w="120" w:type="dxa"/>
+              <w:bottom w:w="120" w:type="dxa"/>
+              <w:left w:w="180" w:type="dxa"/>
+              <w:right w:w="180" w:type="dxa"/>
+            </w:tcMar>
+          </w:tcPr>
+          <w:p>
+            <w:pPr>
+              <w:bidi/>
+              <w:spacing w:after="80"/>
+              <w:jc w:val="right"/>
+              <w:jc w:val="both"/>
+            </w:pPr>
+            <w:r>
+              <w:rPr>
+                <w:rFonts w:ascii="Arial" w:hAnsi="Arial" w:cs="Traditional Arabic"/>
+                <w:b/>
+                <w:i w:val="0"/>
+                <w:color w:val="1E1B4B"/>
+                <w:sz w:val="29"/>
+                <w:rtl/>
+              </w:rPr>
+              <w:t>التحدي الأول: عزل تطبيق الموبايل في مشروع ومستودع مستقل كلياً (Supervisor Mandate)</w:t>
+            </w:r>
+          </w:p>
+          <w:p>
+            <w:pPr>
+              <w:bidi/>
+              <w:spacing w:after="60" w:line="288" w:lineRule="auto"/>
+              <w:jc w:val="right"/>
+              <w:jc w:val="both"/>
+            </w:pPr>
+            <w:r>
+              <w:rPr>
+                <w:rFonts w:ascii="Arial" w:hAnsi="Arial" w:cs="Traditional Arabic"/>
+                <w:b w:val="0"/>
+                <w:i w:val="0"/>
+                <w:color w:val="1F2937"/>
+                <w:sz w:val="26"/>
+                <w:rtl/>
+              </w:rPr>
+              <w:t>• المشكلة: كان تطبيق Flutter مدمجاً كمجلد فرعي ضمن حل الـ .NET، وهو ما يتعارض مع توجيه د/ إبراهيم البلطة بضرورة استقلالية الموبايل.</w:t>
+            </w:r>
+          </w:p>
+          <w:p>
+            <w:pPr>
+              <w:bidi/>
+              <w:spacing w:after="60" w:line="288" w:lineRule="auto"/>
+              <w:jc w:val="right"/>
+              <w:jc w:val="both"/>
+            </w:pPr>
+            <w:r>
+              <w:rPr>
+                <w:rFonts w:ascii="Arial" w:hAnsi="Arial" w:cs="Traditional Arabic"/>
+                <w:b w:val="0"/>
+                <w:i w:val="0"/>
+                <w:color w:val="1F2937"/>
+                <w:sz w:val="26"/>
+                <w:rtl/>
+              </w:rPr>
+              <w:t>• الحل الهندسي: تم استخراج مجلد Flutter بالكامل خارج حل الـ Backend، وتأسيس مستودع Git مستقل له بفروعه ودمجه، وتعديل ملفات .gitignore في المشروعين لعزل ملفات البناء الثقيلة، ونشر المشروعين في مستودعين منفصلين على GitHub مع توثيق الربط بينهما.</w:t>
+            </w:r>
+          </w:p>
+        </w:tc>
+      </w:tr>
+    </w:tbl>
+    <w:p>
+      <w:pPr>
+        <w:spacing w:after="80"/>
+      </w:pPr>
+    </w:p>
+    <w:tbl>
+      <w:tblPr>
+        <w:tblW w:type="auto" w:w="0"/>
+        <w:jc w:val="center"/>
+        <w:tblLook w:firstColumn="1" w:firstRow="1" w:lastColumn="0" w:lastRow="0" w:noHBand="0" w:noVBand="1" w:val="04A0"/>
+        <w:tblBorders>
+          <w:top w:val="none"/>
+          <w:bottom w:val="none"/>
+          <w:left w:val="none"/>
+          <w:right w:val="single" w:sz="24" w:space="0" w:color="C9971F"/>
+          <w:insideH w:val="none"/>
+          <w:insideV w:val="none"/>
+        </w:tblBorders>
+        <w:bidiVisual/>
+      </w:tblPr>
+      <w:tblGrid>
+        <w:gridCol w:w="9360"/>
+      </w:tblGrid>
+      <w:tr>
+        <w:tc>
+          <w:tcPr>
+            <w:tcW w:type="dxa" w:w="9360"/>
+            <w:shd w:fill="FFFBEB"/>
+            <w:tcMar>
+              <w:top w:w="120" w:type="dxa"/>
+              <w:bottom w:w="120" w:type="dxa"/>
+              <w:left w:w="180" w:type="dxa"/>
+              <w:right w:w="180" w:type="dxa"/>
+            </w:tcMar>
+          </w:tcPr>
+          <w:p>
+            <w:pPr>
+              <w:bidi/>
+              <w:spacing w:after="80"/>
+              <w:jc w:val="right"/>
+              <w:jc w:val="both"/>
+            </w:pPr>
+            <w:r>
+              <w:rPr>
+                <w:rFonts w:ascii="Arial" w:hAnsi="Arial" w:cs="Traditional Arabic"/>
+                <w:b/>
+                <w:i w:val="0"/>
+                <w:color w:val="1E1B4B"/>
+                <w:sz w:val="29"/>
+                <w:rtl/>
+              </w:rPr>
+              <w:t>التحدي الثاني: مزامنة التوقيتات القياسية العالمية (UTC Timestamps Synchronization)</w:t>
+            </w:r>
+          </w:p>
+          <w:p>
+            <w:pPr>
+              <w:bidi/>
+              <w:spacing w:after="60" w:line="288" w:lineRule="auto"/>
+              <w:jc w:val="right"/>
+              <w:jc w:val="both"/>
+            </w:pPr>
+            <w:r>
+              <w:rPr>
+                <w:rFonts w:ascii="Arial" w:hAnsi="Arial" w:cs="Traditional Arabic"/>
+                <w:b w:val="0"/>
+                <w:i w:val="0"/>
+                <w:color w:val="1F2937"/>
+                <w:sz w:val="26"/>
+                <w:rtl/>
+              </w:rPr>
+              <w:t>• المشكلة: ظهور فوارق زمنية تؤدي لاختلاف يوم الحجز عند إرسال التاريخ من أجهزة الموبايل بسبب التوقيت المحلي للمنطقة الزمنية (Local Timezone Offset).</w:t>
+            </w:r>
+          </w:p>
+          <w:p>
+            <w:pPr>
+              <w:bidi/>
+              <w:spacing w:after="60" w:line="288" w:lineRule="auto"/>
+              <w:jc w:val="right"/>
+              <w:jc w:val="both"/>
+            </w:pPr>
+            <w:r>
+              <w:rPr>
+                <w:rFonts w:ascii="Arial" w:hAnsi="Arial" w:cs="Traditional Arabic"/>
+                <w:b w:val="0"/>
+                <w:i w:val="0"/>
+                <w:color w:val="1F2937"/>
+                <w:sz w:val="26"/>
+                <w:rtl/>
+              </w:rPr>
+              <w:t>• الحل الهندسي: توحيد كافة معاملات التواريخ على مستوى طبقة التطبيق (Application Layer) والـ Database بنظام UTC الخالص عبر DateTime.SpecifyKind(d, DateTimeKind.Utc) مما ضمن دقة يوم الحجز والتحقق من التوفر بنسبة 100%.</w:t>
+            </w:r>
+          </w:p>
+        </w:tc>
+      </w:tr>
+    </w:tbl>
+    <w:p>
+      <w:pPr>
+        <w:spacing w:after="80"/>
+      </w:pPr>
+    </w:p>
+    <w:tbl>
+      <w:tblPr>
+        <w:tblW w:type="auto" w:w="0"/>
+        <w:jc w:val="center"/>
+        <w:tblLook w:firstColumn="1" w:firstRow="1" w:lastColumn="0" w:lastRow="0" w:noHBand="0" w:noVBand="1" w:val="04A0"/>
+        <w:tblBorders>
+          <w:top w:val="none"/>
+          <w:bottom w:val="none"/>
+          <w:left w:val="none"/>
+          <w:right w:val="single" w:sz="24" w:space="0" w:color="7C3AED"/>
+          <w:insideH w:val="none"/>
+          <w:insideV w:val="none"/>
+        </w:tblBorders>
+        <w:bidiVisual/>
+      </w:tblPr>
+      <w:tblGrid>
+        <w:gridCol w:w="9360"/>
+      </w:tblGrid>
+      <w:tr>
+        <w:tc>
+          <w:tcPr>
+            <w:tcW w:type="dxa" w:w="9360"/>
+            <w:shd w:fill="FAF5FF"/>
+            <w:tcMar>
+              <w:top w:w="120" w:type="dxa"/>
+              <w:bottom w:w="120" w:type="dxa"/>
+              <w:left w:w="180" w:type="dxa"/>
+              <w:right w:w="180" w:type="dxa"/>
+            </w:tcMar>
+          </w:tcPr>
+          <w:p>
+            <w:pPr>
+              <w:bidi/>
+              <w:spacing w:after="80"/>
+              <w:jc w:val="right"/>
+              <w:jc w:val="both"/>
+            </w:pPr>
+            <w:r>
+              <w:rPr>
+                <w:rFonts w:ascii="Arial" w:hAnsi="Arial" w:cs="Traditional Arabic"/>
+                <w:b/>
+                <w:i w:val="0"/>
+                <w:color w:val="1E1B4B"/>
+                <w:sz w:val="29"/>
+                <w:rtl/>
+              </w:rPr>
+              <w:t>التحدي الثالث: معالجة استجابة شاشات الموبايل وتفادي تجاوز البكسلات (Pixel Overflow Prevention)</w:t>
+            </w:r>
+          </w:p>
+          <w:p>
+            <w:pPr>
+              <w:bidi/>
+              <w:spacing w:after="60" w:line="288" w:lineRule="auto"/>
+              <w:jc w:val="right"/>
+              <w:jc w:val="both"/>
+            </w:pPr>
+            <w:r>
+              <w:rPr>
+                <w:rFonts w:ascii="Arial" w:hAnsi="Arial" w:cs="Traditional Arabic"/>
+                <w:b w:val="0"/>
+                <w:i w:val="0"/>
+                <w:color w:val="1F2937"/>
+                <w:sz w:val="26"/>
+                <w:rtl/>
+              </w:rPr>
+              <w:t>• المشكلة: ظهور خطوط التحذير الصفراء والسوداء عند تصغير أو تدوير الشاشة بسبب تجاوز أبعاد المكونات لمساحة الشاشة المتاحة.</w:t>
+            </w:r>
+          </w:p>
+          <w:p>
+            <w:pPr>
+              <w:bidi/>
+              <w:spacing w:after="60" w:line="288" w:lineRule="auto"/>
+              <w:jc w:val="right"/>
+              <w:jc w:val="both"/>
+            </w:pPr>
+            <w:r>
+              <w:rPr>
+                <w:rFonts w:ascii="Arial" w:hAnsi="Arial" w:cs="Traditional Arabic"/>
+                <w:b w:val="0"/>
+                <w:i w:val="0"/>
+                <w:color w:val="1F2937"/>
+                <w:sz w:val="26"/>
+                <w:rtl/>
+              </w:rPr>
+              <w:t>• الحل الهندسي: ابتكار عنصر ResponsivePhoneFrame في Flutter مدعوماً بـ LayoutBuilder و SingleChildScrollView مما ضمن تكيف الواجهات تلقائياً مع مختلف قياسات الشاشات دون أي أخطاء تجاوز.</w:t>
+            </w:r>
+          </w:p>
+        </w:tc>
+      </w:tr>
+    </w:tbl>
+    <w:p>
+      <w:pPr>
+        <w:spacing w:after="80"/>
+      </w:pPr>
+    </w:p>
+    <w:p>
+      <w:pPr>
+        <w:keepNext/>
+        <w:bidi/>
+        <w:spacing w:before="280" w:after="120"/>
+        <w:jc w:val="right"/>
+        <w:jc w:val="both"/>
+      </w:pPr>
+      <w:r>
+        <w:rPr>
+          <w:rFonts w:ascii="Arial" w:hAnsi="Arial" w:cs="Traditional Arabic"/>
+          <w:b/>
+          <w:i w:val="0"/>
+          <w:color w:val="4338CA"/>
+          <w:sz w:val="31"/>
+          <w:rtl/>
+        </w:rPr>
+        <w:t>خارطة التطويرات المستقبلية للمنظومة (Future Engineering Roadmap):</w:t>
       </w:r>
     </w:p>
     <w:p>
       <w:pPr>
         <w:bidi/>
-        <w:spacing w:after="60" w:line="288" w:lineRule="auto"/>
+        <w:spacing w:after="120" w:line="300" w:lineRule="auto"/>
         <w:jc w:val="right"/>
+        <w:jc w:val="both"/>
       </w:pPr>
       <w:r>
         <w:rPr>
-          <w:b/>
-          <w:rFonts w:ascii="Segoe UI" w:hAnsi="Segoe UI" w:cs="Segoe UI"/>
+          <w:rFonts w:ascii="Arial" w:hAnsi="Arial" w:cs="Traditional Arabic"/>
+          <w:b w:val="0"/>
+          <w:i w:val="0"/>
+          <w:color w:val="1F2937"/>
+          <w:sz w:val="27"/>
           <w:rtl/>
         </w:rPr>
-        <w:t xml:space="preserve">• فصل تطبيق الموبايل في مشروع ومستودع مستقل كلياً: </w:t>
-      </w:r>
-      <w:r>
-        <w:rPr>
-          <w:rFonts w:ascii="Segoe UI" w:hAnsi="Segoe UI" w:cs="Segoe UI"/>
-          <w:rtl/>
-        </w:rPr>
-        <w:t>استجابة لتوجيه أ.د/ إبراهيم البلطة بضرورة استقلالية Flutter، تم استخراج المشروع بالكامل خارج حل الـ .NET، وضبط ملفات الـ gitignore لعزل ملفات البناء الثقيلة، وتهيئة مستودع مستقل على GitHub مع تاريخ دمج فروع كامل.</w:t>
+        <w:t>1. ربط بوابات الدفع الإلكتروني المباشر (Stripe / PayPal / المحافظ الإلكترونية اليمنية مثل ون كاش وجايبي وجوالي).</w:t>
       </w:r>
     </w:p>
     <w:p>
       <w:pPr>
         <w:bidi/>
-        <w:spacing w:after="60" w:line="288" w:lineRule="auto"/>
+        <w:spacing w:after="120" w:line="300" w:lineRule="auto"/>
         <w:jc w:val="right"/>
+        <w:jc w:val="both"/>
       </w:pPr>
       <w:r>
         <w:rPr>
-          <w:b/>
-          <w:rFonts w:ascii="Segoe UI" w:hAnsi="Segoe UI" w:cs="Segoe UI"/>
+          <w:rFonts w:ascii="Arial" w:hAnsi="Arial" w:cs="Traditional Arabic"/>
+          <w:b w:val="0"/>
+          <w:i w:val="0"/>
+          <w:color w:val="1F2937"/>
+          <w:sz w:val="27"/>
           <w:rtl/>
         </w:rPr>
-        <w:t xml:space="preserve">• مزامنة التوقيتات القياسية العالمية (UTC Timestamps): </w:t>
-      </w:r>
-      <w:r>
-        <w:rPr>
-          <w:rFonts w:ascii="Segoe UI" w:hAnsi="Segoe UI" w:cs="Segoe UI"/>
-          <w:rtl/>
-        </w:rPr>
-        <w:t>تم التغلب على فروق التوقيت بين أجهزة العملاء وقاعدة البيانات من خلال توحيد كافة التواريخ بنظام DateTime.SpecifyKind(d, DateTimeKind.Utc) على مستوى طبقة الـ Application لمنع أي خطأ بيوم الحجز.</w:t>
+        <w:t>2. تفعيل الإشعارات الفورية السحابية (Push Notifications) عبر Firebase Cloud Messaging لتنبيه النزلاء بمواعيد الدخول والمغادرة.</w:t>
       </w:r>
     </w:p>
     <w:p>
       <w:pPr>
         <w:bidi/>
-        <w:spacing w:after="60" w:line="288" w:lineRule="auto"/>
+        <w:spacing w:after="120" w:line="300" w:lineRule="auto"/>
         <w:jc w:val="right"/>
+        <w:jc w:val="both"/>
       </w:pPr>
       <w:r>
         <w:rPr>
-          <w:b/>
-          <w:rFonts w:ascii="Segoe UI" w:hAnsi="Segoe UI" w:cs="Segoe UI"/>
+          <w:rFonts w:ascii="Arial" w:hAnsi="Arial" w:cs="Traditional Arabic"/>
+          <w:b w:val="0"/>
+          <w:i w:val="0"/>
+          <w:color w:val="1F2937"/>
+          <w:sz w:val="27"/>
           <w:rtl/>
         </w:rPr>
-        <w:t xml:space="preserve">• معالجة استجابة شاشات الموبايل المتفاوتة (Responsive Frame): </w:t>
-      </w:r>
-      <w:r>
-        <w:rPr>
-          <w:rFonts w:ascii="Segoe UI" w:hAnsi="Segoe UI" w:cs="Segoe UI"/>
-          <w:rtl/>
-        </w:rPr>
-        <w:t>تم ابتكار عنصر ResponsivePhoneFrame في Flutter لمنع ظهور أخطاء تجاوز البكسلات (Pixel Overflow) على الشاشات العريضة وضمان تجربة عرض مريحة ومتناسقة.</w:t>
+        <w:t>3. دمج محرك توصيات ذكي بالذكاء الاصطناعي لاقتراح الغرف والفنادق المناسبة بناءً على سلوك وتفضيلات النزيل السابقة.</w:t>
       </w:r>
     </w:p>
     <w:p>
       <w:pPr>
+        <w:keepNext/>
         <w:bidi/>
-        <w:spacing w:before="240" w:after="120"/>
+        <w:spacing w:before="360" w:after="160"/>
         <w:jc w:val="right"/>
+        <w:jc w:val="both"/>
+        <w:pBdr>
+          <w:bottom w:val="single" w:sz="12" w:space="4" w:color="4338CA"/>
+        </w:pBdr>
       </w:pPr>
       <w:r>
         <w:rPr>
-          <w:rFonts w:ascii="Segoe UI" w:hAnsi="Segoe UI"/>
+          <w:rFonts w:ascii="Arial" w:hAnsi="Arial" w:cs="Traditional Arabic"/>
           <w:b/>
-          <w:rFonts w:ascii="Segoe UI" w:hAnsi="Segoe UI" w:cs="Segoe UI"/>
-          <w:color w:val="4F46E5"/>
-          <w:sz w:val="25"/>
-          <w:rtl/>
-        </w:rPr>
-        <w:t>خارطة التطويرات المستقبلية للنظام (Future Enhancements):</w:t>
-      </w:r>
-    </w:p>
-    <w:p>
-      <w:pPr>
-        <w:bidi/>
-        <w:spacing w:after="80" w:line="288" w:lineRule="auto"/>
-        <w:jc w:val="right"/>
-      </w:pPr>
-      <w:r>
-        <w:rPr>
-          <w:rFonts w:ascii="Segoe UI" w:hAnsi="Segoe UI"/>
-          <w:b w:val="0"/>
-          <w:color w:val="1F2937"/>
-          <w:sz w:val="21"/>
-          <w:rFonts w:ascii="Segoe UI" w:hAnsi="Segoe UI" w:cs="Segoe UI"/>
-          <w:rtl/>
-        </w:rPr>
-        <w:t>1. ربط بوابات الدفع الإلكتروني الدولية والمحلية (Stripe / PayPal / المحافظ الإلكترونية اليمنية).</w:t>
-      </w:r>
-    </w:p>
-    <w:p>
-      <w:pPr>
-        <w:bidi/>
-        <w:spacing w:after="80" w:line="288" w:lineRule="auto"/>
-        <w:jc w:val="right"/>
-      </w:pPr>
-      <w:r>
-        <w:rPr>
-          <w:rFonts w:ascii="Segoe UI" w:hAnsi="Segoe UI"/>
-          <w:b w:val="0"/>
-          <w:color w:val="1F2937"/>
-          <w:sz w:val="21"/>
-          <w:rFonts w:ascii="Segoe UI" w:hAnsi="Segoe UI" w:cs="Segoe UI"/>
-          <w:rtl/>
-        </w:rPr>
-        <w:t>2. تفعيل الإشعارات الفورية السحابية (Push Notifications) عبر Firebase Cloud Messaging.</w:t>
-      </w:r>
-    </w:p>
-    <w:p>
-      <w:pPr>
-        <w:bidi/>
-        <w:spacing w:after="80" w:line="288" w:lineRule="auto"/>
-        <w:jc w:val="right"/>
-      </w:pPr>
-      <w:r>
-        <w:rPr>
-          <w:rFonts w:ascii="Segoe UI" w:hAnsi="Segoe UI"/>
-          <w:b w:val="0"/>
-          <w:color w:val="1F2937"/>
-          <w:sz w:val="21"/>
-          <w:rFonts w:ascii="Segoe UI" w:hAnsi="Segoe UI" w:cs="Segoe UI"/>
-          <w:rtl/>
-        </w:rPr>
-        <w:t>3. دمج محرك توصيات ذكي بالذكاء الاصطناعي لاقتراح الغرف والفنادق بناءً على تفضيلات النزلاء السابقة.</w:t>
-      </w:r>
-    </w:p>
-    <w:p>
-      <w:pPr>
-        <w:bidi/>
-        <w:spacing w:before="240" w:after="120"/>
-        <w:jc w:val="right"/>
-      </w:pPr>
-      <w:r>
-        <w:rPr>
-          <w:rFonts w:ascii="Segoe UI" w:hAnsi="Segoe UI"/>
-          <w:b/>
-          <w:rFonts w:ascii="Segoe UI" w:hAnsi="Segoe UI" w:cs="Segoe UI"/>
+          <w:i w:val="0"/>
           <w:color w:val="1E1B4B"/>
-          <w:sz w:val="30"/>
+          <w:sz w:val="36"/>
           <w:rtl/>
         </w:rPr>
         <w:t>7. الجزء السادس: المراجع الأكاديمية والتقنية المعتمدة (W10.5 References)</w:t>
@@ -5147,106 +7702,112 @@
     <w:p>
       <w:pPr>
         <w:bidi/>
-        <w:spacing w:after="60" w:line="288" w:lineRule="auto"/>
+        <w:spacing w:after="80"/>
         <w:jc w:val="right"/>
+        <w:jc w:val="both"/>
       </w:pPr>
       <w:r>
         <w:rPr>
-          <w:rFonts w:ascii="Segoe UI" w:hAnsi="Segoe UI"/>
+          <w:rFonts w:ascii="Arial" w:hAnsi="Arial" w:cs="Traditional Arabic"/>
           <w:b w:val="0"/>
+          <w:i w:val="0"/>
           <w:color w:val="1F2937"/>
-          <w:sz w:val="21"/>
-          <w:rFonts w:ascii="Segoe UI" w:hAnsi="Segoe UI" w:cs="Segoe UI"/>
+          <w:sz w:val="25"/>
           <w:rtl/>
         </w:rPr>
-        <w:t>[1] روبرت سي مارتن (Uncle Bob) — كتاب Clean Architecture: A Craftsman's Guide to Software Structure and Design، دار النشر Prentice Hall.</w:t>
+        <w:t>[1] روبرت سي مارتن (Uncle Bob) — كتاب Clean Architecture: A Craftsman's Guide to Software Structure and Design، دار النشر العالمية Prentice Hall.</w:t>
       </w:r>
     </w:p>
     <w:p>
       <w:pPr>
         <w:bidi/>
-        <w:spacing w:after="60" w:line="288" w:lineRule="auto"/>
+        <w:spacing w:after="80"/>
         <w:jc w:val="right"/>
+        <w:jc w:val="both"/>
       </w:pPr>
       <w:r>
         <w:rPr>
-          <w:rFonts w:ascii="Segoe UI" w:hAnsi="Segoe UI"/>
+          <w:rFonts w:ascii="Arial" w:hAnsi="Arial" w:cs="Traditional Arabic"/>
           <w:b w:val="0"/>
+          <w:i w:val="0"/>
           <w:color w:val="1F2937"/>
-          <w:sz w:val="21"/>
-          <w:rFonts w:ascii="Segoe UI" w:hAnsi="Segoe UI" w:cs="Segoe UI"/>
+          <w:sz w:val="25"/>
           <w:rtl/>
         </w:rPr>
-        <w:t>[2] شركة مايكروسوفت العالمية — الوثائق الرسمية والمراجع الهندسية لإطار العمل ASP.NET Core 10.0 و Entity Framework Core، منصة Microsoft Learn.</w:t>
+        <w:t>[2] شركة مايكروسوفت (Microsoft Corporation) — الوثائق والمراجع الهندسية الرسمية لإطار العمل ASP.NET Core 10.0 و Entity Framework Core، منصة Microsoft Learn.</w:t>
       </w:r>
     </w:p>
     <w:p>
       <w:pPr>
         <w:bidi/>
-        <w:spacing w:after="60" w:line="288" w:lineRule="auto"/>
+        <w:spacing w:after="80"/>
         <w:jc w:val="right"/>
+        <w:jc w:val="both"/>
       </w:pPr>
       <w:r>
         <w:rPr>
-          <w:rFonts w:ascii="Segoe UI" w:hAnsi="Segoe UI"/>
+          <w:rFonts w:ascii="Arial" w:hAnsi="Arial" w:cs="Traditional Arabic"/>
           <w:b w:val="0"/>
+          <w:i w:val="0"/>
           <w:color w:val="1F2937"/>
-          <w:sz w:val="21"/>
-          <w:rFonts w:ascii="Segoe UI" w:hAnsi="Segoe UI" w:cs="Segoe UI"/>
+          <w:sz w:val="25"/>
           <w:rtl/>
         </w:rPr>
-        <w:t>[3] شركة جوجل — التوثيق الرسمي ومستندات المطورين لإطار العمل Flutter وإدارة الحالة عبر Provider Pattern، منصة Flutter.dev.</w:t>
+        <w:t>[3] شركة جوجل (Google LLC) — التوثيق الرسمي ومستندات المطورين لإطار العمل Flutter وإدارة الحالة عبر Provider Pattern، منصة Flutter.dev.</w:t>
       </w:r>
     </w:p>
     <w:p>
       <w:pPr>
         <w:bidi/>
-        <w:spacing w:after="60" w:line="288" w:lineRule="auto"/>
+        <w:spacing w:after="80"/>
         <w:jc w:val="right"/>
+        <w:jc w:val="both"/>
       </w:pPr>
       <w:r>
         <w:rPr>
-          <w:rFonts w:ascii="Segoe UI" w:hAnsi="Segoe UI"/>
+          <w:rFonts w:ascii="Arial" w:hAnsi="Arial" w:cs="Traditional Arabic"/>
           <w:b w:val="0"/>
+          <w:i w:val="0"/>
           <w:color w:val="1F2937"/>
-          <w:sz w:val="21"/>
-          <w:rFonts w:ascii="Segoe UI" w:hAnsi="Segoe UI" w:cs="Segoe UI"/>
+          <w:sz w:val="25"/>
           <w:rtl/>
         </w:rPr>
-        <w:t>[4] د. روي فيلدينغ — أطروحة المعمارية البرمجية لشبكات الويب وتصميم برمجيات الـ REST APIs، جامعة كاليفورنيا.</w:t>
+        <w:t>[4] د. روي توماس فيلدينغ (Roy Fielding) — أطروحة المعمارية البرمجية لشبكات الويب ونمط واجهات الـ REST Architectural Style، جامعة كاليفورنيا إيرفاين.</w:t>
       </w:r>
     </w:p>
     <w:p>
       <w:pPr>
         <w:bidi/>
-        <w:spacing w:after="60" w:line="288" w:lineRule="auto"/>
+        <w:spacing w:after="80"/>
         <w:jc w:val="right"/>
+        <w:jc w:val="both"/>
       </w:pPr>
       <w:r>
         <w:rPr>
-          <w:rFonts w:ascii="Segoe UI" w:hAnsi="Segoe UI"/>
+          <w:rFonts w:ascii="Arial" w:hAnsi="Arial" w:cs="Traditional Arabic"/>
           <w:b w:val="0"/>
+          <w:i w:val="0"/>
           <w:color w:val="1F2937"/>
-          <w:sz w:val="21"/>
-          <w:rFonts w:ascii="Segoe UI" w:hAnsi="Segoe UI" w:cs="Segoe UI"/>
+          <w:sz w:val="25"/>
           <w:rtl/>
         </w:rPr>
-        <w:t>[5] فريق مهندسي الإنترنت (IETF) — المعيار القياسي الدولي RFC 7519 لرموز التوثيق المشفرة JSON Web Token (JWT).</w:t>
+        <w:t>[5] فريق مهندسي الإنترنت الدولي (IETF) — المعيار القياسي الدولي RFC 7519 لرموز التوثيق المشفرة JSON Web Token (JWT).</w:t>
       </w:r>
     </w:p>
     <w:p>
       <w:pPr>
         <w:bidi/>
-        <w:spacing w:after="60" w:line="288" w:lineRule="auto"/>
+        <w:spacing w:after="80"/>
         <w:jc w:val="right"/>
+        <w:jc w:val="both"/>
       </w:pPr>
       <w:r>
         <w:rPr>
-          <w:rFonts w:ascii="Segoe UI" w:hAnsi="Segoe UI"/>
+          <w:rFonts w:ascii="Arial" w:hAnsi="Arial" w:cs="Traditional Arabic"/>
           <w:b w:val="0"/>
+          <w:i w:val="0"/>
           <w:color w:val="1F2937"/>
-          <w:sz w:val="21"/>
-          <w:rFonts w:ascii="Segoe UI" w:hAnsi="Segoe UI" w:cs="Segoe UI"/>
+          <w:sz w:val="25"/>
           <w:rtl/>
         </w:rPr>
         <w:t>[6] جامعة الحكمة — دليل مساق التدريب الميداني لمشاريع تطوير البرمجيات الشاملة الفردية (SDLC)، قسم تكنولوجيا المعلومات، صنعاء، الجمهورية اليمنية.</w:t>
@@ -5257,6 +7818,7 @@
       <w:pgMar w:top="1440" w:right="1440" w:bottom="1440" w:left="1440" w:header="720" w:footer="720" w:gutter="0"/>
       <w:cols w:space="720"/>
       <w:docGrid w:linePitch="360"/>
+      <w:bidi/>
     </w:sectPr>
   </w:body>
 </w:document>

--- a/docs/Hotel_Booking_System_W10_Documentation_AR.docx
+++ b/docs/Hotel_Booking_System_W10_Documentation_AR.docx
@@ -5,7 +5,7 @@
     <w:p>
       <w:pPr>
         <w:bidi/>
-        <w:spacing w:after="480"/>
+        <w:spacing w:after="400"/>
         <w:jc w:val="center"/>
       </w:pPr>
       <w:r>
@@ -13,43 +13,41 @@
           <w:rFonts w:ascii="Arial" w:hAnsi="Arial" w:cs="Traditional Arabic"/>
           <w:b/>
           <w:i w:val="0"/>
-          <w:color w:val="374151"/>
-          <w:sz w:val="28"/>
+          <w:color w:val="334155"/>
+          <w:sz w:val="29"/>
           <w:rtl/>
         </w:rPr>
         <w:t>الجمهورية اليمنية</w:t>
         <w:br/>
         <w:t>وزارة التعليم العالي والبحث العلمي</w:t>
         <w:br/>
-        <w:t>جامعة الحكمة — صنعاء</w:t>
+        <w:t>جامعة الحكمة — كلية العلوم والتقنية</w:t>
         <w:br/>
-        <w:t>كلية الهندسة وتكنولوجيا المعلومات</w:t>
-        <w:br/>
-        <w:t>قسم تكنولوجيا المعلومات (IT)</w:t>
-        <w:br/>
-      </w:r>
-    </w:p>
-    <w:p>
-      <w:pPr>
-        <w:spacing w:after="400"/>
-        <w:jc w:val="center"/>
-      </w:pPr>
-      <w:r>
-        <w:rPr>
-          <w:rFonts w:ascii="Arial" w:hAnsi="Arial" w:cs="Arial"/>
-          <w:b/>
-          <w:i w:val="0"/>
-          <w:color w:val="4338CA"/>
-          <w:sz w:val="22"/>
-          <w:rtl/>
-        </w:rPr>
-        <w:t>━━━━━━━━━━━━━━━━━━━━━━━━━━━━━━━━━━</w:t>
+        <w:t>قسم تقنية المعلومات (Information Technology)</w:t>
       </w:r>
     </w:p>
     <w:p>
       <w:pPr>
         <w:bidi/>
-        <w:spacing w:after="280"/>
+        <w:spacing w:after="500"/>
+        <w:jc w:val="center"/>
+      </w:pPr>
+      <w:r>
+        <w:rPr>
+          <w:rFonts w:ascii="Arial" w:hAnsi="Arial" w:cs="Traditional Arabic"/>
+          <w:b/>
+          <w:i w:val="0"/>
+          <w:color w:val="C9971F"/>
+          <w:sz w:val="30"/>
+          <w:rtl/>
+        </w:rPr>
+        <w:t>❖  ❖  ❖</w:t>
+      </w:r>
+    </w:p>
+    <w:p>
+      <w:pPr>
+        <w:bidi/>
+        <w:spacing w:after="160"/>
         <w:jc w:val="center"/>
       </w:pPr>
       <w:r>
@@ -58,63 +56,32 @@
           <w:b/>
           <w:i w:val="0"/>
           <w:color w:val="1E1B4B"/>
-          <w:sz w:val="48"/>
+          <w:sz w:val="46"/>
           <w:rtl/>
         </w:rPr>
-        <w:t>التقرير الفني النهائي لتوثيق المشروع البرمجي الشامل</w:t>
-        <w:br/>
+        <w:t>التقرير الفني والتوثيق الأكاديمي الشامل للمشروع النهائي</w:t>
       </w:r>
+    </w:p>
+    <w:p>
+      <w:pPr>
+        <w:bidi/>
+        <w:spacing w:after="400"/>
+        <w:jc w:val="center"/>
+      </w:pPr>
       <w:r>
         <w:rPr>
           <w:rFonts w:ascii="Arial" w:hAnsi="Arial" w:cs="Traditional Arabic"/>
           <w:b/>
           <w:i w:val="0"/>
-          <w:color w:val="4338CA"/>
-          <w:sz w:val="34"/>
+          <w:color w:val="3730A3"/>
+          <w:sz w:val="30"/>
           <w:rtl/>
         </w:rPr>
-        <w:t>نظام حجز وإدارة الفنادق المتكامل (Enterprise Hotel Booking System)</w:t>
+        <w:t>منظومة إدارة وحجز الفنادق المتكاملة والموزعة</w:t>
         <w:br/>
-      </w:r>
-      <w:r>
-        <w:rPr>
-          <w:rFonts w:ascii="Arial" w:hAnsi="Arial" w:cs="Traditional Arabic"/>
-          <w:b w:val="0"/>
-          <w:i w:val="0"/>
-          <w:color w:val="4B5563"/>
-          <w:sz w:val="26"/>
-          <w:rtl/>
-        </w:rPr>
-        <w:t>توثيق مخرجات الأسبوع العاشر (W10 Documentation) والتوليف التراكمي للـ SDLC</w:t>
+        <w:t>Hotel Booking Management System (Enterprise Architecture)</w:t>
         <w:br/>
-      </w:r>
-      <w:r>
-        <w:rPr>
-          <w:rFonts w:ascii="Arial" w:hAnsi="Arial" w:cs="Traditional Arabic"/>
-          <w:b/>
-          <w:i w:val="0"/>
-          <w:color w:val="1E1B4B"/>
-          <w:sz w:val="26"/>
-          <w:rtl/>
-        </w:rPr>
-        <w:t>مساق التدريب الميداني — العام الجامعي 2026 - 2027م</w:t>
-      </w:r>
-    </w:p>
-    <w:p>
-      <w:pPr>
-        <w:spacing w:after="480"/>
-        <w:jc w:val="center"/>
-      </w:pPr>
-      <w:r>
-        <w:rPr>
-          <w:rFonts w:ascii="Arial" w:hAnsi="Arial" w:cs="Arial"/>
-          <w:b/>
-          <w:i w:val="0"/>
-          <w:color w:val="4338CA"/>
-          <w:sz w:val="22"/>
-          <w:rtl/>
-        </w:rPr>
-        <w:t>━━━━━━━━━━━━━━━━━━━━━━━━━━━━━━━━━━</w:t>
+        <w:t>مخرجات الأسبوع العاشر: التثبيت، دليل المستخدم، مصفوفة الاختبارات، الخاتمة، والمراجع</w:t>
       </w:r>
     </w:p>
     <w:tbl>
@@ -122,10 +89,56 @@
         <w:tblW w:type="auto" w:w="0"/>
         <w:jc w:val="center"/>
         <w:tblLook w:firstColumn="1" w:firstRow="1" w:lastColumn="0" w:lastRow="0" w:noHBand="0" w:noVBand="1" w:val="04A0"/>
+      </w:tblPr>
+      <w:tblGrid>
+        <w:gridCol w:w="9360"/>
+      </w:tblGrid>
+      <w:tr>
+        <w:tc>
+          <w:tcPr>
+            <w:tcW w:type="dxa" w:w="8352"/>
+            <w:shd w:fill="EEF2FF"/>
+            <w:tcMar>
+              <w:top w:w="100" w:type="dxa"/>
+              <w:bottom w:w="100" w:type="dxa"/>
+              <w:left w:w="150" w:type="dxa"/>
+              <w:right w:w="150" w:type="dxa"/>
+            </w:tcMar>
+          </w:tcPr>
+          <w:p>
+            <w:pPr>
+              <w:bidi/>
+              <w:jc w:val="center"/>
+            </w:pPr>
+            <w:r>
+              <w:rPr>
+                <w:rFonts w:ascii="Arial" w:hAnsi="Arial" w:cs="Traditional Arabic"/>
+                <w:b/>
+                <w:i w:val="0"/>
+                <w:color w:val="1E1B4B"/>
+                <w:sz w:val="27"/>
+                <w:rtl/>
+              </w:rPr>
+              <w:t>مشروع تسليم متطلبات مساق التدريب الميداني الفردي (Field Training Course - W10)</w:t>
+            </w:r>
+          </w:p>
+        </w:tc>
+      </w:tr>
+    </w:tbl>
+    <w:p>
+      <w:pPr>
+        <w:spacing w:after="600"/>
+      </w:pPr>
+    </w:p>
+    <w:tbl>
+      <w:tblPr>
+        <w:tblW w:type="auto" w:w="0"/>
+        <w:jc w:val="center"/>
+        <w:tblLook w:firstColumn="1" w:firstRow="1" w:lastColumn="0" w:lastRow="0" w:noHBand="0" w:noVBand="1" w:val="04A0"/>
         <w:tblBorders>
-          <w:top w:val="single" w:sz="6" w:space="0" w:color="E5E7EB"/>
-          <w:bottom w:val="single" w:sz="6" w:space="0" w:color="E5E7EB"/>
-          <w:insideH w:val="single" w:sz="6" w:space="0" w:color="E5E7EB"/>
+          <w:top w:val="single" w:sz="6" w:space="0" w:color="CBD5E1"/>
+          <w:bottom w:val="single" w:sz="6" w:space="0" w:color="CBD5E1"/>
+          <w:insideH w:val="single" w:sz="6" w:space="0" w:color="CBD5E1"/>
           <w:insideV w:val="none"/>
           <w:left w:val="none"/>
           <w:right w:val="none"/>
@@ -140,7 +153,7 @@
         <w:tc>
           <w:tcPr>
             <w:tcW w:type="dxa" w:w="3744"/>
-            <w:shd w:fill="F3F4F6"/>
+            <w:shd w:fill="F8FAFC"/>
             <w:tcMar>
               <w:top w:w="90" w:type="dxa"/>
               <w:bottom w:w="90" w:type="dxa"/>
@@ -160,10 +173,10 @@
                 <w:b/>
                 <w:i w:val="0"/>
                 <w:color w:val="1E1B4B"/>
-                <w:sz w:val="25"/>
+                <w:sz w:val="26"/>
                 <w:rtl/>
               </w:rPr>
-              <w:t>عنوان المشروع البرمجي</w:t>
+              <w:t>إعداد مهندس البرمجيات / الطالب:</w:t>
             </w:r>
           </w:p>
         </w:tc>
@@ -188,11 +201,11 @@
                 <w:rFonts w:ascii="Arial" w:hAnsi="Arial" w:cs="Traditional Arabic"/>
                 <w:b w:val="0"/>
                 <w:i w:val="0"/>
-                <w:color w:val="1F2937"/>
-                <w:sz w:val="24"/>
+                <w:color w:val="0F172A"/>
+                <w:sz w:val="26"/>
                 <w:rtl/>
               </w:rPr>
-              <w:t>نظام إدارة وحجز الفنادق الموزع متعدد الطبقات (Hotel Booking System)</w:t>
+              <w:t>لؤي الصروري (Loai Alsorory)</w:t>
             </w:r>
           </w:p>
         </w:tc>
@@ -201,7 +214,7 @@
         <w:tc>
           <w:tcPr>
             <w:tcW w:type="dxa" w:w="3744"/>
-            <w:shd w:fill="F3F4F6"/>
+            <w:shd w:fill="F8FAFC"/>
             <w:tcMar>
               <w:top w:w="90" w:type="dxa"/>
               <w:bottom w:w="90" w:type="dxa"/>
@@ -221,10 +234,10 @@
                 <w:b/>
                 <w:i w:val="0"/>
                 <w:color w:val="1E1B4B"/>
-                <w:sz w:val="25"/>
+                <w:sz w:val="26"/>
                 <w:rtl/>
               </w:rPr>
-              <w:t>المساق الأكاديمي والرمز</w:t>
+              <w:t>المشرف الأكاديمي على المساق:</w:t>
             </w:r>
           </w:p>
         </w:tc>
@@ -249,11 +262,11 @@
                 <w:rFonts w:ascii="Arial" w:hAnsi="Arial" w:cs="Traditional Arabic"/>
                 <w:b w:val="0"/>
                 <w:i w:val="0"/>
-                <w:color w:val="1F2937"/>
-                <w:sz w:val="24"/>
+                <w:color w:val="0F172A"/>
+                <w:sz w:val="26"/>
                 <w:rtl/>
               </w:rPr>
-              <w:t>دليل التدريب الميداني لمشاريع تطوير البرمجيات الفردية (IT-492)</w:t>
+              <w:t>أ.د / إبراهيم أحمد البلطة</w:t>
             </w:r>
           </w:p>
         </w:tc>
@@ -262,7 +275,7 @@
         <w:tc>
           <w:tcPr>
             <w:tcW w:type="dxa" w:w="3744"/>
-            <w:shd w:fill="F3F4F6"/>
+            <w:shd w:fill="F8FAFC"/>
             <w:tcMar>
               <w:top w:w="90" w:type="dxa"/>
               <w:bottom w:w="90" w:type="dxa"/>
@@ -282,10 +295,10 @@
                 <w:b/>
                 <w:i w:val="0"/>
                 <w:color w:val="1E1B4B"/>
-                <w:sz w:val="25"/>
+                <w:sz w:val="26"/>
                 <w:rtl/>
               </w:rPr>
-              <w:t>المشرف الأكاديمي على المساق</w:t>
+              <w:t>الدرجة العلمية المستهدفة:</w:t>
             </w:r>
           </w:p>
         </w:tc>
@@ -310,11 +323,11 @@
                 <w:rFonts w:ascii="Arial" w:hAnsi="Arial" w:cs="Traditional Arabic"/>
                 <w:b w:val="0"/>
                 <w:i w:val="0"/>
-                <w:color w:val="1F2937"/>
-                <w:sz w:val="24"/>
+                <w:color w:val="0F172A"/>
+                <w:sz w:val="26"/>
                 <w:rtl/>
               </w:rPr>
-              <w:t>أ.د / إبراهيم أحمد البلطة (أستاذ هندسة البرمجيات المشارك)</w:t>
+              <w:t>بكالوريوس في تقنية المعلومات (B.Sc. in IT)</w:t>
             </w:r>
           </w:p>
         </w:tc>
@@ -323,7 +336,7 @@
         <w:tc>
           <w:tcPr>
             <w:tcW w:type="dxa" w:w="3744"/>
-            <w:shd w:fill="F3F4F6"/>
+            <w:shd w:fill="F8FAFC"/>
             <w:tcMar>
               <w:top w:w="90" w:type="dxa"/>
               <w:bottom w:w="90" w:type="dxa"/>
@@ -343,10 +356,10 @@
                 <w:b/>
                 <w:i w:val="0"/>
                 <w:color w:val="1E1B4B"/>
-                <w:sz w:val="25"/>
+                <w:sz w:val="26"/>
                 <w:rtl/>
               </w:rPr>
-              <w:t>إعداد مهندس البرمجيات / الطالب</w:t>
+              <w:t>طبيعة العمل والتنفيذ:</w:t>
             </w:r>
           </w:p>
         </w:tc>
@@ -371,11 +384,11 @@
                 <w:rFonts w:ascii="Arial" w:hAnsi="Arial" w:cs="Traditional Arabic"/>
                 <w:b w:val="0"/>
                 <w:i w:val="0"/>
-                <w:color w:val="1F2937"/>
-                <w:sz w:val="24"/>
+                <w:color w:val="0F172A"/>
+                <w:sz w:val="26"/>
                 <w:rtl/>
               </w:rPr>
-              <w:t>لؤي السروري (Loai Alsorory)</w:t>
+              <w:t>تطوير فردي شامل (Individual Full-Stack SDLC)</w:t>
             </w:r>
           </w:p>
         </w:tc>
@@ -384,7 +397,7 @@
         <w:tc>
           <w:tcPr>
             <w:tcW w:type="dxa" w:w="3744"/>
-            <w:shd w:fill="F3F4F6"/>
+            <w:shd w:fill="F8FAFC"/>
             <w:tcMar>
               <w:top w:w="90" w:type="dxa"/>
               <w:bottom w:w="90" w:type="dxa"/>
@@ -404,10 +417,10 @@
                 <w:b/>
                 <w:i w:val="0"/>
                 <w:color w:val="1E1B4B"/>
-                <w:sz w:val="25"/>
+                <w:sz w:val="26"/>
                 <w:rtl/>
               </w:rPr>
-              <w:t>المعمارية البرمجية المعتمدة</w:t>
+              <w:t>العام الجامعي وموسم التسليم:</w:t>
             </w:r>
           </w:p>
         </w:tc>
@@ -432,194 +445,11 @@
                 <w:rFonts w:ascii="Arial" w:hAnsi="Arial" w:cs="Traditional Arabic"/>
                 <w:b w:val="0"/>
                 <w:i w:val="0"/>
-                <w:color w:val="1F2937"/>
-                <w:sz w:val="24"/>
+                <w:color w:val="0F172A"/>
+                <w:sz w:val="26"/>
                 <w:rtl/>
               </w:rPr>
-              <w:t>Clean Architecture + Repository Pattern + Provider (Flutter)</w:t>
-            </w:r>
-          </w:p>
-        </w:tc>
-      </w:tr>
-      <w:tr>
-        <w:tc>
-          <w:tcPr>
-            <w:tcW w:type="dxa" w:w="3744"/>
-            <w:shd w:fill="F3F4F6"/>
-            <w:tcMar>
-              <w:top w:w="90" w:type="dxa"/>
-              <w:bottom w:w="90" w:type="dxa"/>
-              <w:left w:w="130" w:type="dxa"/>
-              <w:right w:w="130" w:type="dxa"/>
-            </w:tcMar>
-          </w:tcPr>
-          <w:p>
-            <w:pPr>
-              <w:bidi/>
-              <w:jc w:val="right"/>
-              <w:jc w:val="both"/>
-            </w:pPr>
-            <w:r>
-              <w:rPr>
-                <w:rFonts w:ascii="Arial" w:hAnsi="Arial" w:cs="Traditional Arabic"/>
-                <w:b/>
-                <w:i w:val="0"/>
-                <w:color w:val="1E1B4B"/>
-                <w:sz w:val="25"/>
-                <w:rtl/>
-              </w:rPr>
-              <w:t>مستودع الباك إند والويب (GitHub)</w:t>
-            </w:r>
-          </w:p>
-        </w:tc>
-        <w:tc>
-          <w:tcPr>
-            <w:tcW w:type="dxa" w:w="5616"/>
-            <w:tcMar>
-              <w:top w:w="90" w:type="dxa"/>
-              <w:bottom w:w="90" w:type="dxa"/>
-              <w:left w:w="130" w:type="dxa"/>
-              <w:right w:w="130" w:type="dxa"/>
-            </w:tcMar>
-          </w:tcPr>
-          <w:p>
-            <w:pPr>
-              <w:bidi/>
-              <w:jc w:val="right"/>
-              <w:jc w:val="both"/>
-            </w:pPr>
-            <w:r>
-              <w:rPr>
-                <w:rFonts w:ascii="Arial" w:hAnsi="Arial" w:cs="Traditional Arabic"/>
-                <w:b w:val="0"/>
-                <w:i w:val="0"/>
-                <w:color w:val="1F2937"/>
-                <w:sz w:val="24"/>
-                <w:rtl/>
-              </w:rPr>
-              <w:t>https://github.com/LoaiAlsorory/HotelBookingSystem</w:t>
-            </w:r>
-          </w:p>
-        </w:tc>
-      </w:tr>
-      <w:tr>
-        <w:tc>
-          <w:tcPr>
-            <w:tcW w:type="dxa" w:w="3744"/>
-            <w:shd w:fill="F3F4F6"/>
-            <w:tcMar>
-              <w:top w:w="90" w:type="dxa"/>
-              <w:bottom w:w="90" w:type="dxa"/>
-              <w:left w:w="130" w:type="dxa"/>
-              <w:right w:w="130" w:type="dxa"/>
-            </w:tcMar>
-          </w:tcPr>
-          <w:p>
-            <w:pPr>
-              <w:bidi/>
-              <w:jc w:val="right"/>
-              <w:jc w:val="both"/>
-            </w:pPr>
-            <w:r>
-              <w:rPr>
-                <w:rFonts w:ascii="Arial" w:hAnsi="Arial" w:cs="Traditional Arabic"/>
-                <w:b/>
-                <w:i w:val="0"/>
-                <w:color w:val="1E1B4B"/>
-                <w:sz w:val="25"/>
-                <w:rtl/>
-              </w:rPr>
-              <w:t>مستودع تطبيق الموبايل (Flutter)</w:t>
-            </w:r>
-          </w:p>
-        </w:tc>
-        <w:tc>
-          <w:tcPr>
-            <w:tcW w:type="dxa" w:w="5616"/>
-            <w:tcMar>
-              <w:top w:w="90" w:type="dxa"/>
-              <w:bottom w:w="90" w:type="dxa"/>
-              <w:left w:w="130" w:type="dxa"/>
-              <w:right w:w="130" w:type="dxa"/>
-            </w:tcMar>
-          </w:tcPr>
-          <w:p>
-            <w:pPr>
-              <w:bidi/>
-              <w:jc w:val="right"/>
-              <w:jc w:val="both"/>
-            </w:pPr>
-            <w:r>
-              <w:rPr>
-                <w:rFonts w:ascii="Arial" w:hAnsi="Arial" w:cs="Traditional Arabic"/>
-                <w:b w:val="0"/>
-                <w:i w:val="0"/>
-                <w:color w:val="1F2937"/>
-                <w:sz w:val="24"/>
-                <w:rtl/>
-              </w:rPr>
-              <w:t>https://github.com/LoaiAlsorory/HotelBookingSystem-Flutter</w:t>
-            </w:r>
-          </w:p>
-        </w:tc>
-      </w:tr>
-      <w:tr>
-        <w:tc>
-          <w:tcPr>
-            <w:tcW w:type="dxa" w:w="3744"/>
-            <w:shd w:fill="F3F4F6"/>
-            <w:tcMar>
-              <w:top w:w="90" w:type="dxa"/>
-              <w:bottom w:w="90" w:type="dxa"/>
-              <w:left w:w="130" w:type="dxa"/>
-              <w:right w:w="130" w:type="dxa"/>
-            </w:tcMar>
-          </w:tcPr>
-          <w:p>
-            <w:pPr>
-              <w:bidi/>
-              <w:jc w:val="right"/>
-              <w:jc w:val="both"/>
-            </w:pPr>
-            <w:r>
-              <w:rPr>
-                <w:rFonts w:ascii="Arial" w:hAnsi="Arial" w:cs="Traditional Arabic"/>
-                <w:b/>
-                <w:i w:val="0"/>
-                <w:color w:val="1E1B4B"/>
-                <w:sz w:val="25"/>
-                <w:rtl/>
-              </w:rPr>
-              <w:t>تاريخ التسليم والإصدار</w:t>
-            </w:r>
-          </w:p>
-        </w:tc>
-        <w:tc>
-          <w:tcPr>
-            <w:tcW w:type="dxa" w:w="5616"/>
-            <w:tcMar>
-              <w:top w:w="90" w:type="dxa"/>
-              <w:bottom w:w="90" w:type="dxa"/>
-              <w:left w:w="130" w:type="dxa"/>
-              <w:right w:w="130" w:type="dxa"/>
-            </w:tcMar>
-          </w:tcPr>
-          <w:p>
-            <w:pPr>
-              <w:bidi/>
-              <w:jc w:val="right"/>
-              <w:jc w:val="both"/>
-            </w:pPr>
-            <w:r>
-              <w:rPr>
-                <w:rFonts w:ascii="Arial" w:hAnsi="Arial" w:cs="Traditional Arabic"/>
-                <w:b w:val="0"/>
-                <w:i w:val="0"/>
-                <w:color w:val="1F2937"/>
-                <w:sz w:val="24"/>
-                <w:rtl/>
-              </w:rPr>
-              <w:t>الإصدار النهائي الشامل 1.0.0 — سبتمبر 2026م</w:t>
+              <w:t>2024 - 2025م  |  الفصل الدراسي الثاني</w:t>
             </w:r>
           </w:p>
         </w:tc>
@@ -634,11 +464,11 @@
       <w:pPr>
         <w:keepNext/>
         <w:bidi/>
-        <w:spacing w:before="360" w:after="160"/>
+        <w:spacing w:before="440" w:after="200"/>
         <w:jc w:val="right"/>
         <w:jc w:val="both"/>
         <w:pBdr>
-          <w:bottom w:val="single" w:sz="12" w:space="4" w:color="4338CA"/>
+          <w:bottom w:val="single" w:sz="18" w:space="6" w:color="3730A3"/>
         </w:pBdr>
       </w:pPr>
       <w:r>
@@ -647,7 +477,7 @@
           <w:b/>
           <w:i w:val="0"/>
           <w:color w:val="1E1B4B"/>
-          <w:sz w:val="36"/>
+          <w:sz w:val="37"/>
           <w:rtl/>
         </w:rPr>
         <w:t>1. المقدمة والملخص التنفيذي والمعمارية البرمجية للمشروع</w:t>
@@ -665,8 +495,8 @@
           <w:rFonts w:ascii="Arial" w:hAnsi="Arial" w:cs="Traditional Arabic"/>
           <w:b w:val="0"/>
           <w:i w:val="0"/>
-          <w:color w:val="1F2937"/>
-          <w:sz w:val="27"/>
+          <w:color w:val="0F172A"/>
+          <w:sz w:val="28"/>
           <w:rtl/>
         </w:rPr>
         <w:t>يُعد هذا التقرير التوثيقي المرجع الفني والأكاديمي الشامل لتسليم متطلبات مساق التدريب الميداني بجامعة الحكمة، المُقام تحت إشراف أ.د/ إبراهيم أحمد البلطة. تم تصميم وتنفيذ المشروع بمحاكاة دقيقة لبيئات شركات البرمجيات العالمية، حيث تولى الطالب دور مهندس برمجيات متكامل (Full-Stack Software Engineer) لتنفيذ كافة مراحل دورة حياة تطوير النظم (SDLC) بشكل فردي وصارم، انطلاقاً من التحليل والنمذجة والتصميم المعماري، ومروراً بتطوير قواعد البيانات والواجهات البرمجية والتطبيقات، وصولاً إلى الفحص وضمان الجودة والتوثيق المتكامل.</w:t>
@@ -684,8 +514,8 @@
           <w:rFonts w:ascii="Arial" w:hAnsi="Arial" w:cs="Traditional Arabic"/>
           <w:b w:val="0"/>
           <w:i w:val="0"/>
-          <w:color w:val="1F2937"/>
-          <w:sz w:val="27"/>
+          <w:color w:val="0F172A"/>
+          <w:sz w:val="28"/>
           <w:rtl/>
         </w:rPr>
         <w:t>يقدم النظام حلاً هندسياً شاملاً وموزعاً لإدارة قطاع الضيافة وحجوزات الفنادق، مبنياً وفق أحدث المعايير البرمجية ويتوزع على مشروعين ومستودعين منفصلين تماماً تنفيذاً لقرار العزل المعماري الصادر عن المشرف الأكاديمي:</w:t>
@@ -700,7 +530,7 @@
           <w:top w:val="none"/>
           <w:bottom w:val="none"/>
           <w:left w:val="none"/>
-          <w:right w:val="single" w:sz="24" w:space="0" w:color="4338CA"/>
+          <w:right w:val="single" w:sz="32" w:space="0" w:color="3730A3"/>
           <w:insideH w:val="none"/>
           <w:insideV w:val="none"/>
         </w:tblBorders>
@@ -734,7 +564,7 @@
                 <w:b/>
                 <w:i w:val="0"/>
                 <w:color w:val="1E1B4B"/>
-                <w:sz w:val="29"/>
+                <w:sz w:val="30"/>
                 <w:rtl/>
               </w:rPr>
               <w:t>المشروع الأول: الباك إند وبوابة الويب الإدارية (HotelBookingSystem)</w:t>
@@ -743,7 +573,7 @@
           <w:p>
             <w:pPr>
               <w:bidi/>
-              <w:spacing w:after="60" w:line="288" w:lineRule="auto"/>
+              <w:spacing w:after="60" w:line="300" w:lineRule="auto"/>
               <w:jc w:val="right"/>
               <w:jc w:val="both"/>
             </w:pPr>
@@ -752,8 +582,8 @@
                 <w:rFonts w:ascii="Arial" w:hAnsi="Arial" w:cs="Traditional Arabic"/>
                 <w:b w:val="0"/>
                 <w:i w:val="0"/>
-                <w:color w:val="1F2937"/>
-                <w:sz w:val="26"/>
+                <w:color w:val="0F172A"/>
+                <w:sz w:val="27"/>
                 <w:rtl/>
               </w:rPr>
               <w:t>• إطار العمل والتقنيات: مبني بتقنية ASP.NET Core 10 وقاعدة بيانات SQL Server عبر Entity Framework Core 10.</w:t>
@@ -762,7 +592,7 @@
           <w:p>
             <w:pPr>
               <w:bidi/>
-              <w:spacing w:after="60" w:line="288" w:lineRule="auto"/>
+              <w:spacing w:after="60" w:line="300" w:lineRule="auto"/>
               <w:jc w:val="right"/>
               <w:jc w:val="both"/>
             </w:pPr>
@@ -771,8 +601,8 @@
                 <w:rFonts w:ascii="Arial" w:hAnsi="Arial" w:cs="Traditional Arabic"/>
                 <w:b w:val="0"/>
                 <w:i w:val="0"/>
-                <w:color w:val="1F2937"/>
-                <w:sz w:val="26"/>
+                <w:color w:val="0F172A"/>
+                <w:sz w:val="27"/>
                 <w:rtl/>
               </w:rPr>
               <w:t>• النمط المعماري: معمارية البصلة / النظيفة (Clean Architecture) مع نمط المستودع (Repository Pattern) لضمان استقلالية طبقات العمل.</w:t>
@@ -781,7 +611,7 @@
           <w:p>
             <w:pPr>
               <w:bidi/>
-              <w:spacing w:after="60" w:line="288" w:lineRule="auto"/>
+              <w:spacing w:after="60" w:line="300" w:lineRule="auto"/>
               <w:jc w:val="right"/>
               <w:jc w:val="both"/>
             </w:pPr>
@@ -790,8 +620,8 @@
                 <w:rFonts w:ascii="Arial" w:hAnsi="Arial" w:cs="Traditional Arabic"/>
                 <w:b w:val="0"/>
                 <w:i w:val="0"/>
-                <w:color w:val="1F2937"/>
-                <w:sz w:val="26"/>
+                <w:color w:val="0F172A"/>
+                <w:sz w:val="27"/>
                 <w:rtl/>
               </w:rPr>
               <w:t>• المكونات: يضم واجهات برمجة التطبيقات (RESTful Web APIs) وبوابة إدارة متكاملة بنظام ASP.NET Core MVC (Razor Views) مدعومة بـ Bootstrap 5 RTL وخط Cairo و DataTables.js.</w:t>
@@ -802,7 +632,7 @@
     </w:tbl>
     <w:p>
       <w:pPr>
-        <w:spacing w:after="80"/>
+        <w:spacing w:after="120"/>
       </w:pPr>
     </w:p>
     <w:tbl>
@@ -814,7 +644,7 @@
           <w:top w:val="none"/>
           <w:bottom w:val="none"/>
           <w:left w:val="none"/>
-          <w:right w:val="single" w:sz="24" w:space="0" w:color="7C3AED"/>
+          <w:right w:val="single" w:sz="32" w:space="0" w:color="7C3AED"/>
           <w:insideH w:val="none"/>
           <w:insideV w:val="none"/>
         </w:tblBorders>
@@ -848,7 +678,7 @@
                 <w:b/>
                 <w:i w:val="0"/>
                 <w:color w:val="1E1B4B"/>
-                <w:sz w:val="29"/>
+                <w:sz w:val="30"/>
                 <w:rtl/>
               </w:rPr>
               <w:t>المشروع الثاني: تطبيق الهاتف المحمول المستقل (HotelBookingSystem-Flutter)</w:t>
@@ -857,7 +687,7 @@
           <w:p>
             <w:pPr>
               <w:bidi/>
-              <w:spacing w:after="60" w:line="288" w:lineRule="auto"/>
+              <w:spacing w:after="60" w:line="300" w:lineRule="auto"/>
               <w:jc w:val="right"/>
               <w:jc w:val="both"/>
             </w:pPr>
@@ -866,8 +696,8 @@
                 <w:rFonts w:ascii="Arial" w:hAnsi="Arial" w:cs="Traditional Arabic"/>
                 <w:b w:val="0"/>
                 <w:i w:val="0"/>
-                <w:color w:val="1F2937"/>
-                <w:sz w:val="26"/>
+                <w:color w:val="0F172A"/>
+                <w:sz w:val="27"/>
                 <w:rtl/>
               </w:rPr>
               <w:t>• إطار العمل والتقنيات: مبني بتقنية Google Flutter مع لغة Dart 3.x ونمط إدارة الحالة المتقدم (Provider Pattern).</w:t>
@@ -876,7 +706,7 @@
           <w:p>
             <w:pPr>
               <w:bidi/>
-              <w:spacing w:after="60" w:line="288" w:lineRule="auto"/>
+              <w:spacing w:after="60" w:line="300" w:lineRule="auto"/>
               <w:jc w:val="right"/>
               <w:jc w:val="both"/>
             </w:pPr>
@@ -885,8 +715,8 @@
                 <w:rFonts w:ascii="Arial" w:hAnsi="Arial" w:cs="Traditional Arabic"/>
                 <w:b w:val="0"/>
                 <w:i w:val="0"/>
-                <w:color w:val="1F2937"/>
-                <w:sz w:val="26"/>
+                <w:color w:val="0F172A"/>
+                <w:sz w:val="27"/>
                 <w:rtl/>
               </w:rPr>
               <w:t>• الفصل المعماري: تم فصله في مشروع ومستودع مستقل كلياً على GitHub كعميل مستقل (Standalone Micro-Client) استجابة لتوجيه د/ إبراهيم البلطة.</w:t>
@@ -895,7 +725,7 @@
           <w:p>
             <w:pPr>
               <w:bidi/>
-              <w:spacing w:after="60" w:line="288" w:lineRule="auto"/>
+              <w:spacing w:after="60" w:line="300" w:lineRule="auto"/>
               <w:jc w:val="right"/>
               <w:jc w:val="both"/>
             </w:pPr>
@@ -904,8 +734,8 @@
                 <w:rFonts w:ascii="Arial" w:hAnsi="Arial" w:cs="Traditional Arabic"/>
                 <w:b w:val="0"/>
                 <w:i w:val="0"/>
-                <w:color w:val="1F2937"/>
-                <w:sz w:val="26"/>
+                <w:color w:val="0F172A"/>
+                <w:sz w:val="27"/>
                 <w:rtl/>
               </w:rPr>
               <w:t>• التكامل: يتصل بالباك إند حصرياً عبر بروتوكول HTTP/JSON، مع دعم واجهات عربية أصيلة (RTL)، وقائمة جانبية Drawer، وشريط تنقل سفلي BottomNav، ونافذة حجز منبثقة SheetModal.</w:t>
@@ -916,14 +746,14 @@
     </w:tbl>
     <w:p>
       <w:pPr>
-        <w:spacing w:after="80"/>
+        <w:spacing w:after="120"/>
       </w:pPr>
     </w:p>
     <w:p>
       <w:pPr>
         <w:keepNext/>
         <w:bidi/>
-        <w:spacing w:before="280" w:after="120"/>
+        <w:spacing w:before="320" w:after="120"/>
         <w:jc w:val="right"/>
         <w:jc w:val="both"/>
       </w:pPr>
@@ -932,8 +762,8 @@
           <w:rFonts w:ascii="Arial" w:hAnsi="Arial" w:cs="Traditional Arabic"/>
           <w:b/>
           <w:i w:val="0"/>
-          <w:color w:val="4338CA"/>
-          <w:sz w:val="31"/>
+          <w:color w:val="3730A3"/>
+          <w:sz w:val="32"/>
           <w:rtl/>
         </w:rPr>
         <w:t>جدول تفصيل الطبقات المعمارية للمشروع (Clean Architecture Layers):</w:t>
@@ -945,9 +775,9 @@
         <w:jc w:val="center"/>
         <w:tblLook w:firstColumn="1" w:firstRow="1" w:lastColumn="0" w:lastRow="0" w:noHBand="0" w:noVBand="1" w:val="04A0"/>
         <w:tblBorders>
-          <w:top w:val="single" w:sz="4" w:space="0" w:color="E5E7EB"/>
-          <w:bottom w:val="single" w:sz="4" w:space="0" w:color="E5E7EB"/>
-          <w:insideH w:val="single" w:sz="4" w:space="0" w:color="E5E7EB"/>
+          <w:top w:val="single" w:sz="4" w:space="0" w:color="CBD5E1"/>
+          <w:bottom w:val="single" w:sz="4" w:space="0" w:color="CBD5E1"/>
+          <w:insideH w:val="single" w:sz="4" w:space="0" w:color="CBD5E1"/>
           <w:insideV w:val="none"/>
           <w:left w:val="none"/>
           <w:right w:val="none"/>
@@ -1037,7 +867,7 @@
         <w:tc>
           <w:tcPr>
             <w:tcW w:type="dxa" w:w="3120"/>
-            <w:shd w:fill="F9FAFB"/>
+            <w:shd w:fill="F8FAFC"/>
             <w:tcMar>
               <w:top w:w="80" w:type="dxa"/>
               <w:bottom w:w="80" w:type="dxa"/>
@@ -1056,8 +886,8 @@
                 <w:rFonts w:ascii="Arial" w:hAnsi="Arial" w:cs="Traditional Arabic"/>
                 <w:b/>
                 <w:i w:val="0"/>
-                <w:color w:val="1F2937"/>
-                <w:sz w:val="24"/>
+                <w:color w:val="0F172A"/>
+                <w:sz w:val="25"/>
                 <w:rtl/>
               </w:rPr>
               <w:t>HotelBookingSystem.Domain</w:t>
@@ -1067,7 +897,7 @@
         <w:tc>
           <w:tcPr>
             <w:tcW w:type="dxa" w:w="3120"/>
-            <w:shd w:fill="F9FAFB"/>
+            <w:shd w:fill="F8FAFC"/>
             <w:tcMar>
               <w:top w:w="80" w:type="dxa"/>
               <w:bottom w:w="80" w:type="dxa"/>
@@ -1086,8 +916,8 @@
                 <w:rFonts w:ascii="Arial" w:hAnsi="Arial" w:cs="Traditional Arabic"/>
                 <w:b w:val="0"/>
                 <w:i w:val="0"/>
-                <w:color w:val="1F2937"/>
-                <w:sz w:val="24"/>
+                <w:color w:val="0F172A"/>
+                <w:sz w:val="25"/>
                 <w:rtl/>
               </w:rPr>
               <w:t>تحتوي الكيانات الأساسية (Hotels, Rooms, Bookings, Users)، أنواع البيانات، وقواعد العمل المجردة بدون أي اعتمادية على مكتبات خارجية.</w:t>
@@ -1097,7 +927,7 @@
         <w:tc>
           <w:tcPr>
             <w:tcW w:type="dxa" w:w="3120"/>
-            <w:shd w:fill="F9FAFB"/>
+            <w:shd w:fill="F8FAFC"/>
             <w:tcMar>
               <w:top w:w="80" w:type="dxa"/>
               <w:bottom w:w="80" w:type="dxa"/>
@@ -1116,8 +946,8 @@
                 <w:rFonts w:ascii="Arial" w:hAnsi="Arial" w:cs="Traditional Arabic"/>
                 <w:b w:val="0"/>
                 <w:i w:val="0"/>
-                <w:color w:val="1F2937"/>
-                <w:sz w:val="24"/>
+                <w:color w:val="0F172A"/>
+                <w:sz w:val="25"/>
                 <w:rtl/>
               </w:rPr>
               <w:t>C# 13, Plain Old CLR Objects (POCOs)</w:t>
@@ -1148,8 +978,8 @@
                 <w:rFonts w:ascii="Arial" w:hAnsi="Arial" w:cs="Traditional Arabic"/>
                 <w:b/>
                 <w:i w:val="0"/>
-                <w:color w:val="1F2937"/>
-                <w:sz w:val="24"/>
+                <w:color w:val="0F172A"/>
+                <w:sz w:val="25"/>
                 <w:rtl/>
               </w:rPr>
               <w:t>HotelBookingSystem.Application</w:t>
@@ -1178,8 +1008,8 @@
                 <w:rFonts w:ascii="Arial" w:hAnsi="Arial" w:cs="Traditional Arabic"/>
                 <w:b w:val="0"/>
                 <w:i w:val="0"/>
-                <w:color w:val="1F2937"/>
-                <w:sz w:val="24"/>
+                <w:color w:val="0F172A"/>
+                <w:sz w:val="25"/>
                 <w:rtl/>
               </w:rPr>
               <w:t>تحتوي كائنات نقل البيانات (DTOs)، واجهات المستودعات (IRepositories)، خدمات الأعمال، وضوابط التحقق Validation.</w:t>
@@ -1208,8 +1038,8 @@
                 <w:rFonts w:ascii="Arial" w:hAnsi="Arial" w:cs="Traditional Arabic"/>
                 <w:b w:val="0"/>
                 <w:i w:val="0"/>
-                <w:color w:val="1F2937"/>
-                <w:sz w:val="24"/>
+                <w:color w:val="0F172A"/>
+                <w:sz w:val="25"/>
                 <w:rtl/>
               </w:rPr>
               <w:t>FluentValidation, DataAnnotations</w:t>
@@ -1221,7 +1051,7 @@
         <w:tc>
           <w:tcPr>
             <w:tcW w:type="dxa" w:w="3120"/>
-            <w:shd w:fill="F9FAFB"/>
+            <w:shd w:fill="F8FAFC"/>
             <w:tcMar>
               <w:top w:w="80" w:type="dxa"/>
               <w:bottom w:w="80" w:type="dxa"/>
@@ -1240,8 +1070,8 @@
                 <w:rFonts w:ascii="Arial" w:hAnsi="Arial" w:cs="Traditional Arabic"/>
                 <w:b/>
                 <w:i w:val="0"/>
-                <w:color w:val="1F2937"/>
-                <w:sz w:val="24"/>
+                <w:color w:val="0F172A"/>
+                <w:sz w:val="25"/>
                 <w:rtl/>
               </w:rPr>
               <w:t>HotelBookingSystem.Infrastructure</w:t>
@@ -1251,7 +1081,7 @@
         <w:tc>
           <w:tcPr>
             <w:tcW w:type="dxa" w:w="3120"/>
-            <w:shd w:fill="F9FAFB"/>
+            <w:shd w:fill="F8FAFC"/>
             <w:tcMar>
               <w:top w:w="80" w:type="dxa"/>
               <w:bottom w:w="80" w:type="dxa"/>
@@ -1270,8 +1100,8 @@
                 <w:rFonts w:ascii="Arial" w:hAnsi="Arial" w:cs="Traditional Arabic"/>
                 <w:b w:val="0"/>
                 <w:i w:val="0"/>
-                <w:color w:val="1F2937"/>
-                <w:sz w:val="24"/>
+                <w:color w:val="0F172A"/>
+                <w:sz w:val="25"/>
                 <w:rtl/>
               </w:rPr>
               <w:t>تحتوي سياق قاعدة البيانات (ApplicationDbContext)، وتطبيق المستودعات عبر EF Core، وإدارة الترحيلات ومحرك زرع البيانات DbSeeder.</w:t>
@@ -1281,7 +1111,7 @@
         <w:tc>
           <w:tcPr>
             <w:tcW w:type="dxa" w:w="3120"/>
-            <w:shd w:fill="F9FAFB"/>
+            <w:shd w:fill="F8FAFC"/>
             <w:tcMar>
               <w:top w:w="80" w:type="dxa"/>
               <w:bottom w:w="80" w:type="dxa"/>
@@ -1300,8 +1130,8 @@
                 <w:rFonts w:ascii="Arial" w:hAnsi="Arial" w:cs="Traditional Arabic"/>
                 <w:b w:val="0"/>
                 <w:i w:val="0"/>
-                <w:color w:val="1F2937"/>
-                <w:sz w:val="24"/>
+                <w:color w:val="0F172A"/>
+                <w:sz w:val="25"/>
                 <w:rtl/>
               </w:rPr>
               <w:t>Entity Framework Core 10, SQL Server</w:t>
@@ -1332,8 +1162,8 @@
                 <w:rFonts w:ascii="Arial" w:hAnsi="Arial" w:cs="Traditional Arabic"/>
                 <w:b/>
                 <w:i w:val="0"/>
-                <w:color w:val="1F2937"/>
-                <w:sz w:val="24"/>
+                <w:color w:val="0F172A"/>
+                <w:sz w:val="25"/>
                 <w:rtl/>
               </w:rPr>
               <w:t>HotelBookingSystem.API</w:t>
@@ -1362,8 +1192,8 @@
                 <w:rFonts w:ascii="Arial" w:hAnsi="Arial" w:cs="Traditional Arabic"/>
                 <w:b w:val="0"/>
                 <w:i w:val="0"/>
-                <w:color w:val="1F2937"/>
-                <w:sz w:val="24"/>
+                <w:color w:val="0F172A"/>
+                <w:sz w:val="25"/>
                 <w:rtl/>
               </w:rPr>
               <w:t>المحطة الطرفية لتوفير الـ Endpoints للعملاء الخارجيين، وتوثيق Swagger، وتأمين المصادقة عبر JWT Bearer Tokens.</w:t>
@@ -1392,8 +1222,8 @@
                 <w:rFonts w:ascii="Arial" w:hAnsi="Arial" w:cs="Traditional Arabic"/>
                 <w:b w:val="0"/>
                 <w:i w:val="0"/>
-                <w:color w:val="1F2937"/>
-                <w:sz w:val="24"/>
+                <w:color w:val="0F172A"/>
+                <w:sz w:val="25"/>
                 <w:rtl/>
               </w:rPr>
               <w:t>ASP.NET Core 10 Web API, Swagger/OpenAPI</w:t>
@@ -1405,7 +1235,7 @@
         <w:tc>
           <w:tcPr>
             <w:tcW w:type="dxa" w:w="3120"/>
-            <w:shd w:fill="F9FAFB"/>
+            <w:shd w:fill="F8FAFC"/>
             <w:tcMar>
               <w:top w:w="80" w:type="dxa"/>
               <w:bottom w:w="80" w:type="dxa"/>
@@ -1424,8 +1254,8 @@
                 <w:rFonts w:ascii="Arial" w:hAnsi="Arial" w:cs="Traditional Arabic"/>
                 <w:b/>
                 <w:i w:val="0"/>
-                <w:color w:val="1F2937"/>
-                <w:sz w:val="24"/>
+                <w:color w:val="0F172A"/>
+                <w:sz w:val="25"/>
                 <w:rtl/>
               </w:rPr>
               <w:t>HotelBookingSystem.Web</w:t>
@@ -1435,7 +1265,7 @@
         <w:tc>
           <w:tcPr>
             <w:tcW w:type="dxa" w:w="3120"/>
-            <w:shd w:fill="F9FAFB"/>
+            <w:shd w:fill="F8FAFC"/>
             <w:tcMar>
               <w:top w:w="80" w:type="dxa"/>
               <w:bottom w:w="80" w:type="dxa"/>
@@ -1454,8 +1284,8 @@
                 <w:rFonts w:ascii="Arial" w:hAnsi="Arial" w:cs="Traditional Arabic"/>
                 <w:b w:val="0"/>
                 <w:i w:val="0"/>
-                <w:color w:val="1F2937"/>
-                <w:sz w:val="24"/>
+                <w:color w:val="0F172A"/>
+                <w:sz w:val="25"/>
                 <w:rtl/>
               </w:rPr>
               <w:t>بوابة الإدارة المركزية بنمط MVC، تضم شاشات التحكم، وعرض الإحصائيات، ونماذج التعديل والحذف مع نوافذ Bootstrap Modals.</w:t>
@@ -1465,7 +1295,7 @@
         <w:tc>
           <w:tcPr>
             <w:tcW w:type="dxa" w:w="3120"/>
-            <w:shd w:fill="F9FAFB"/>
+            <w:shd w:fill="F8FAFC"/>
             <w:tcMar>
               <w:top w:w="80" w:type="dxa"/>
               <w:bottom w:w="80" w:type="dxa"/>
@@ -1484,8 +1314,8 @@
                 <w:rFonts w:ascii="Arial" w:hAnsi="Arial" w:cs="Traditional Arabic"/>
                 <w:b w:val="0"/>
                 <w:i w:val="0"/>
-                <w:color w:val="1F2937"/>
-                <w:sz w:val="24"/>
+                <w:color w:val="0F172A"/>
+                <w:sz w:val="25"/>
                 <w:rtl/>
               </w:rPr>
               <w:t>ASP.NET Core MVC, Razor, Bootstrap 5 RTL, DataTable.js</w:t>
@@ -1503,11 +1333,11 @@
       <w:pPr>
         <w:keepNext/>
         <w:bidi/>
-        <w:spacing w:before="360" w:after="160"/>
+        <w:spacing w:before="440" w:after="200"/>
         <w:jc w:val="right"/>
         <w:jc w:val="both"/>
         <w:pBdr>
-          <w:bottom w:val="single" w:sz="12" w:space="4" w:color="4338CA"/>
+          <w:bottom w:val="single" w:sz="18" w:space="6" w:color="3730A3"/>
         </w:pBdr>
       </w:pPr>
       <w:r>
@@ -1516,7 +1346,7 @@
           <w:b/>
           <w:i w:val="0"/>
           <w:color w:val="1E1B4B"/>
-          <w:sz w:val="36"/>
+          <w:sz w:val="37"/>
           <w:rtl/>
         </w:rPr>
         <w:t>2. الجزء الأول: دليل التثبيت والتجهيز البيئي والتشغيل (W10.1 Installation Guide)</w:t>
@@ -1534,8 +1364,8 @@
           <w:rFonts w:ascii="Arial" w:hAnsi="Arial" w:cs="Traditional Arabic"/>
           <w:b w:val="0"/>
           <w:i w:val="0"/>
-          <w:color w:val="1F2937"/>
-          <w:sz w:val="27"/>
+          <w:color w:val="0F172A"/>
+          <w:sz w:val="28"/>
           <w:rtl/>
         </w:rPr>
         <w:t>يحدد هذا القسم المتطلبات الهندسية والخطوات الإجرائية الدقيقة لتجهيز بيئة العمل، وإعداد قواعد البيانات، وترجمة وتشغيل كافة مكونات النظام بنجاح من المصدر (Source Code).</w:t>
@@ -1545,7 +1375,7 @@
       <w:pPr>
         <w:keepNext/>
         <w:bidi/>
-        <w:spacing w:before="280" w:after="120"/>
+        <w:spacing w:before="320" w:after="120"/>
         <w:jc w:val="right"/>
         <w:jc w:val="both"/>
       </w:pPr>
@@ -1554,8 +1384,8 @@
           <w:rFonts w:ascii="Arial" w:hAnsi="Arial" w:cs="Traditional Arabic"/>
           <w:b/>
           <w:i w:val="0"/>
-          <w:color w:val="4338CA"/>
-          <w:sz w:val="31"/>
+          <w:color w:val="3730A3"/>
+          <w:sz w:val="32"/>
           <w:rtl/>
         </w:rPr>
         <w:t>1.2 المتطلبات المسبقة للبيئة والعتاد (Prerequisites):</w:t>
@@ -1567,9 +1397,9 @@
         <w:jc w:val="center"/>
         <w:tblLook w:firstColumn="1" w:firstRow="1" w:lastColumn="0" w:lastRow="0" w:noHBand="0" w:noVBand="1" w:val="04A0"/>
         <w:tblBorders>
-          <w:top w:val="single" w:sz="4" w:space="0" w:color="E5E7EB"/>
-          <w:bottom w:val="single" w:sz="4" w:space="0" w:color="E5E7EB"/>
-          <w:insideH w:val="single" w:sz="4" w:space="0" w:color="E5E7EB"/>
+          <w:top w:val="single" w:sz="4" w:space="0" w:color="CBD5E1"/>
+          <w:bottom w:val="single" w:sz="4" w:space="0" w:color="CBD5E1"/>
+          <w:insideH w:val="single" w:sz="4" w:space="0" w:color="CBD5E1"/>
           <w:insideV w:val="none"/>
           <w:left w:val="none"/>
           <w:right w:val="none"/>
@@ -1659,7 +1489,7 @@
         <w:tc>
           <w:tcPr>
             <w:tcW w:type="dxa" w:w="3120"/>
-            <w:shd w:fill="F9FAFB"/>
+            <w:shd w:fill="F8FAFC"/>
             <w:tcMar>
               <w:top w:w="80" w:type="dxa"/>
               <w:bottom w:w="80" w:type="dxa"/>
@@ -1678,8 +1508,8 @@
                 <w:rFonts w:ascii="Arial" w:hAnsi="Arial" w:cs="Traditional Arabic"/>
                 <w:b/>
                 <w:i w:val="0"/>
-                <w:color w:val="1F2937"/>
-                <w:sz w:val="24"/>
+                <w:color w:val="0F172A"/>
+                <w:sz w:val="25"/>
                 <w:rtl/>
               </w:rPr>
               <w:t>.NET SDK</w:t>
@@ -1689,7 +1519,7 @@
         <w:tc>
           <w:tcPr>
             <w:tcW w:type="dxa" w:w="3120"/>
-            <w:shd w:fill="F9FAFB"/>
+            <w:shd w:fill="F8FAFC"/>
             <w:tcMar>
               <w:top w:w="80" w:type="dxa"/>
               <w:bottom w:w="80" w:type="dxa"/>
@@ -1708,8 +1538,8 @@
                 <w:rFonts w:ascii="Arial" w:hAnsi="Arial" w:cs="Traditional Arabic"/>
                 <w:b w:val="0"/>
                 <w:i w:val="0"/>
-                <w:color w:val="1F2937"/>
-                <w:sz w:val="24"/>
+                <w:color w:val="0F172A"/>
+                <w:sz w:val="25"/>
                 <w:rtl/>
               </w:rPr>
               <w:t>الإصدار .NET 10.0 SDK (x64)</w:t>
@@ -1719,7 +1549,7 @@
         <w:tc>
           <w:tcPr>
             <w:tcW w:type="dxa" w:w="3120"/>
-            <w:shd w:fill="F9FAFB"/>
+            <w:shd w:fill="F8FAFC"/>
             <w:tcMar>
               <w:top w:w="80" w:type="dxa"/>
               <w:bottom w:w="80" w:type="dxa"/>
@@ -1738,8 +1568,8 @@
                 <w:rFonts w:ascii="Arial" w:hAnsi="Arial" w:cs="Traditional Arabic"/>
                 <w:b w:val="0"/>
                 <w:i w:val="0"/>
-                <w:color w:val="1F2937"/>
-                <w:sz w:val="24"/>
+                <w:color w:val="0F172A"/>
+                <w:sz w:val="25"/>
                 <w:rtl/>
               </w:rPr>
               <w:t>بيئة بناء وتشغيل مشروع الباك إند API وبوابة الويب MVC</w:t>
@@ -1770,8 +1600,8 @@
                 <w:rFonts w:ascii="Arial" w:hAnsi="Arial" w:cs="Traditional Arabic"/>
                 <w:b/>
                 <w:i w:val="0"/>
-                <w:color w:val="1F2937"/>
-                <w:sz w:val="24"/>
+                <w:color w:val="0F172A"/>
+                <w:sz w:val="25"/>
                 <w:rtl/>
               </w:rPr>
               <w:t>محرك قاعدة البيانات</w:t>
@@ -1800,8 +1630,8 @@
                 <w:rFonts w:ascii="Arial" w:hAnsi="Arial" w:cs="Traditional Arabic"/>
                 <w:b w:val="0"/>
                 <w:i w:val="0"/>
-                <w:color w:val="1F2937"/>
-                <w:sz w:val="24"/>
+                <w:color w:val="0F172A"/>
+                <w:sz w:val="25"/>
                 <w:rtl/>
               </w:rPr>
               <w:t>SQL Server LocalDB أو SQL Server 2022</w:t>
@@ -1830,8 +1660,8 @@
                 <w:rFonts w:ascii="Arial" w:hAnsi="Arial" w:cs="Traditional Arabic"/>
                 <w:b w:val="0"/>
                 <w:i w:val="0"/>
-                <w:color w:val="1F2937"/>
-                <w:sz w:val="24"/>
+                <w:color w:val="0F172A"/>
+                <w:sz w:val="25"/>
                 <w:rtl/>
               </w:rPr>
               <w:t>مستودع حفظ البيانات العلائقية للفنادق والغرف والحجوزات والمستخدمين</w:t>
@@ -1843,7 +1673,7 @@
         <w:tc>
           <w:tcPr>
             <w:tcW w:type="dxa" w:w="3120"/>
-            <w:shd w:fill="F9FAFB"/>
+            <w:shd w:fill="F8FAFC"/>
             <w:tcMar>
               <w:top w:w="80" w:type="dxa"/>
               <w:bottom w:w="80" w:type="dxa"/>
@@ -1862,8 +1692,8 @@
                 <w:rFonts w:ascii="Arial" w:hAnsi="Arial" w:cs="Traditional Arabic"/>
                 <w:b/>
                 <w:i w:val="0"/>
-                <w:color w:val="1F2937"/>
-                <w:sz w:val="24"/>
+                <w:color w:val="0F172A"/>
+                <w:sz w:val="25"/>
                 <w:rtl/>
               </w:rPr>
               <w:t>حزمة أدوات الموبايل</w:t>
@@ -1873,7 +1703,7 @@
         <w:tc>
           <w:tcPr>
             <w:tcW w:type="dxa" w:w="3120"/>
-            <w:shd w:fill="F9FAFB"/>
+            <w:shd w:fill="F8FAFC"/>
             <w:tcMar>
               <w:top w:w="80" w:type="dxa"/>
               <w:bottom w:w="80" w:type="dxa"/>
@@ -1892,8 +1722,8 @@
                 <w:rFonts w:ascii="Arial" w:hAnsi="Arial" w:cs="Traditional Arabic"/>
                 <w:b w:val="0"/>
                 <w:i w:val="0"/>
-                <w:color w:val="1F2937"/>
-                <w:sz w:val="24"/>
+                <w:color w:val="0F172A"/>
+                <w:sz w:val="25"/>
                 <w:rtl/>
               </w:rPr>
               <w:t>Flutter SDK 3.19 فما فوق مع Dart 3</w:t>
@@ -1903,7 +1733,7 @@
         <w:tc>
           <w:tcPr>
             <w:tcW w:type="dxa" w:w="3120"/>
-            <w:shd w:fill="F9FAFB"/>
+            <w:shd w:fill="F8FAFC"/>
             <w:tcMar>
               <w:top w:w="80" w:type="dxa"/>
               <w:bottom w:w="80" w:type="dxa"/>
@@ -1922,8 +1752,8 @@
                 <w:rFonts w:ascii="Arial" w:hAnsi="Arial" w:cs="Traditional Arabic"/>
                 <w:b w:val="0"/>
                 <w:i w:val="0"/>
-                <w:color w:val="1F2937"/>
-                <w:sz w:val="24"/>
+                <w:color w:val="0F172A"/>
+                <w:sz w:val="25"/>
                 <w:rtl/>
               </w:rPr>
               <w:t>بناء وتشغيل تطبيق الهاتف المحمول عبر المتصفح أو أجهزة أندرويد</w:t>
@@ -1954,8 +1784,8 @@
                 <w:rFonts w:ascii="Arial" w:hAnsi="Arial" w:cs="Traditional Arabic"/>
                 <w:b/>
                 <w:i w:val="0"/>
-                <w:color w:val="1F2937"/>
-                <w:sz w:val="24"/>
+                <w:color w:val="0F172A"/>
+                <w:sz w:val="25"/>
                 <w:rtl/>
               </w:rPr>
               <w:t>متصفح الويب الحديث</w:t>
@@ -1984,8 +1814,8 @@
                 <w:rFonts w:ascii="Arial" w:hAnsi="Arial" w:cs="Traditional Arabic"/>
                 <w:b w:val="0"/>
                 <w:i w:val="0"/>
-                <w:color w:val="1F2937"/>
-                <w:sz w:val="24"/>
+                <w:color w:val="0F172A"/>
+                <w:sz w:val="25"/>
                 <w:rtl/>
               </w:rPr>
               <w:t>Google Chrome 120 فما فوق</w:t>
@@ -2014,8 +1844,8 @@
                 <w:rFonts w:ascii="Arial" w:hAnsi="Arial" w:cs="Traditional Arabic"/>
                 <w:b w:val="0"/>
                 <w:i w:val="0"/>
-                <w:color w:val="1F2937"/>
-                <w:sz w:val="24"/>
+                <w:color w:val="0F172A"/>
+                <w:sz w:val="25"/>
                 <w:rtl/>
               </w:rPr>
               <w:t>استعراض بوابة الويب وتوثيق Swagger واختبار تطبيق Flutter Web</w:t>
@@ -2027,7 +1857,7 @@
         <w:tc>
           <w:tcPr>
             <w:tcW w:type="dxa" w:w="3120"/>
-            <w:shd w:fill="F9FAFB"/>
+            <w:shd w:fill="F8FAFC"/>
             <w:tcMar>
               <w:top w:w="80" w:type="dxa"/>
               <w:bottom w:w="80" w:type="dxa"/>
@@ -2046,8 +1876,8 @@
                 <w:rFonts w:ascii="Arial" w:hAnsi="Arial" w:cs="Traditional Arabic"/>
                 <w:b/>
                 <w:i w:val="0"/>
-                <w:color w:val="1F2937"/>
-                <w:sz w:val="24"/>
+                <w:color w:val="0F172A"/>
+                <w:sz w:val="25"/>
                 <w:rtl/>
               </w:rPr>
               <w:t>نظام إدارة الإصدارات</w:t>
@@ -2057,7 +1887,7 @@
         <w:tc>
           <w:tcPr>
             <w:tcW w:type="dxa" w:w="3120"/>
-            <w:shd w:fill="F9FAFB"/>
+            <w:shd w:fill="F8FAFC"/>
             <w:tcMar>
               <w:top w:w="80" w:type="dxa"/>
               <w:bottom w:w="80" w:type="dxa"/>
@@ -2076,8 +1906,8 @@
                 <w:rFonts w:ascii="Arial" w:hAnsi="Arial" w:cs="Traditional Arabic"/>
                 <w:b w:val="0"/>
                 <w:i w:val="0"/>
-                <w:color w:val="1F2937"/>
-                <w:sz w:val="24"/>
+                <w:color w:val="0F172A"/>
+                <w:sz w:val="25"/>
                 <w:rtl/>
               </w:rPr>
               <w:t>Git CLI 2.40 فما فوق</w:t>
@@ -2087,7 +1917,7 @@
         <w:tc>
           <w:tcPr>
             <w:tcW w:type="dxa" w:w="3120"/>
-            <w:shd w:fill="F9FAFB"/>
+            <w:shd w:fill="F8FAFC"/>
             <w:tcMar>
               <w:top w:w="80" w:type="dxa"/>
               <w:bottom w:w="80" w:type="dxa"/>
@@ -2106,8 +1936,8 @@
                 <w:rFonts w:ascii="Arial" w:hAnsi="Arial" w:cs="Traditional Arabic"/>
                 <w:b w:val="0"/>
                 <w:i w:val="0"/>
-                <w:color w:val="1F2937"/>
-                <w:sz w:val="24"/>
+                <w:color w:val="0F172A"/>
+                <w:sz w:val="25"/>
                 <w:rtl/>
               </w:rPr>
               <w:t>مزامنة التحديثات، إدارة الفروع، ورفع المشاريع لمستودعات GitHub</w:t>
@@ -2120,7 +1950,7 @@
       <w:pPr>
         <w:keepNext/>
         <w:bidi/>
-        <w:spacing w:before="280" w:after="120"/>
+        <w:spacing w:before="320" w:after="120"/>
         <w:jc w:val="right"/>
         <w:jc w:val="both"/>
       </w:pPr>
@@ -2129,8 +1959,8 @@
           <w:rFonts w:ascii="Arial" w:hAnsi="Arial" w:cs="Traditional Arabic"/>
           <w:b/>
           <w:i w:val="0"/>
-          <w:color w:val="4338CA"/>
-          <w:sz w:val="31"/>
+          <w:color w:val="3730A3"/>
+          <w:sz w:val="32"/>
           <w:rtl/>
         </w:rPr>
         <w:t>2.2 إعداد قاعدة البيانات والزرع التلقائي للبيانات (Automated Seeding Engine):</w:t>
@@ -2148,8 +1978,8 @@
           <w:rFonts w:ascii="Arial" w:hAnsi="Arial" w:cs="Traditional Arabic"/>
           <w:b w:val="0"/>
           <w:i w:val="0"/>
-          <w:color w:val="1F2937"/>
-          <w:sz w:val="27"/>
+          <w:color w:val="0F172A"/>
+          <w:sz w:val="28"/>
           <w:rtl/>
         </w:rPr>
         <w:t>تم تضمين منطق تهيئة ذاتي ومتقدم لقاعدة البيانات داخل ملف Program.cs؛ حيث يتبع النظام استراتيجية الإنشاء الذاتي (Self-Bootstrapping Database) التي تُغني المشرف أو المقيّم عن كتابة أي أوامر SQL يدوية:</w:t>
@@ -2169,7 +1999,7 @@
       <w:pPr>
         <w:keepNext/>
         <w:bidi/>
-        <w:spacing w:before="280" w:after="120"/>
+        <w:spacing w:before="320" w:after="120"/>
         <w:jc w:val="right"/>
         <w:jc w:val="both"/>
       </w:pPr>
@@ -2178,8 +2008,8 @@
           <w:rFonts w:ascii="Arial" w:hAnsi="Arial" w:cs="Traditional Arabic"/>
           <w:b/>
           <w:i w:val="0"/>
-          <w:color w:val="4338CA"/>
-          <w:sz w:val="31"/>
+          <w:color w:val="3730A3"/>
+          <w:sz w:val="32"/>
           <w:rtl/>
         </w:rPr>
         <w:t>3.2 خطوات وأوامر تشغيل المنظومة خطوة بخطوة (Execution Guide):</w:t>
@@ -2197,7 +2027,7 @@
           <w:rFonts w:ascii="Arial" w:hAnsi="Arial" w:cs="Traditional Arabic"/>
           <w:b/>
           <w:i w:val="0"/>
-          <w:color w:val="4338CA"/>
+          <w:color w:val="3730A3"/>
           <w:sz w:val="27"/>
           <w:rtl/>
         </w:rPr>
@@ -2210,10 +2040,10 @@
         <w:jc w:val="center"/>
         <w:tblLook w:firstColumn="1" w:firstRow="1" w:lastColumn="0" w:lastRow="0" w:noHBand="0" w:noVBand="1" w:val="04A0"/>
         <w:tblBorders>
-          <w:top w:val="single" w:sz="4" w:space="0" w:color="E5E7EB"/>
-          <w:bottom w:val="single" w:sz="4" w:space="0" w:color="E5E7EB"/>
-          <w:left w:val="single" w:sz="12" w:space="0" w:color="1E1B4B"/>
-          <w:right w:val="single" w:sz="4" w:space="0" w:color="E5E7EB"/>
+          <w:top w:val="single" w:sz="4" w:space="0" w:color="CBD5E1"/>
+          <w:bottom w:val="single" w:sz="4" w:space="0" w:color="CBD5E1"/>
+          <w:left w:val="single" w:sz="18" w:space="0" w:color="1E1B4B"/>
+          <w:right w:val="single" w:sz="4" w:space="0" w:color="CBD5E1"/>
         </w:tblBorders>
       </w:tblPr>
       <w:tblGrid>
@@ -2255,7 +2085,7 @@
     </w:tbl>
     <w:p>
       <w:pPr>
-        <w:spacing w:after="80"/>
+        <w:spacing w:after="120"/>
       </w:pPr>
     </w:p>
     <w:p>
@@ -2270,7 +2100,7 @@
           <w:rFonts w:ascii="Arial" w:hAnsi="Arial" w:cs="Traditional Arabic"/>
           <w:b/>
           <w:i w:val="0"/>
-          <w:color w:val="4338CA"/>
+          <w:color w:val="3730A3"/>
           <w:sz w:val="27"/>
           <w:rtl/>
         </w:rPr>
@@ -2283,10 +2113,10 @@
         <w:jc w:val="center"/>
         <w:tblLook w:firstColumn="1" w:firstRow="1" w:lastColumn="0" w:lastRow="0" w:noHBand="0" w:noVBand="1" w:val="04A0"/>
         <w:tblBorders>
-          <w:top w:val="single" w:sz="4" w:space="0" w:color="E5E7EB"/>
-          <w:bottom w:val="single" w:sz="4" w:space="0" w:color="E5E7EB"/>
-          <w:left w:val="single" w:sz="12" w:space="0" w:color="1E1B4B"/>
-          <w:right w:val="single" w:sz="4" w:space="0" w:color="E5E7EB"/>
+          <w:top w:val="single" w:sz="4" w:space="0" w:color="CBD5E1"/>
+          <w:bottom w:val="single" w:sz="4" w:space="0" w:color="CBD5E1"/>
+          <w:left w:val="single" w:sz="18" w:space="0" w:color="1E1B4B"/>
+          <w:right w:val="single" w:sz="4" w:space="0" w:color="CBD5E1"/>
         </w:tblBorders>
       </w:tblPr>
       <w:tblGrid>
@@ -2328,7 +2158,117 @@
     </w:tbl>
     <w:p>
       <w:pPr>
-        <w:spacing w:after="80"/>
+        <w:spacing w:after="120"/>
+      </w:pPr>
+    </w:p>
+    <w:tbl>
+      <w:tblPr>
+        <w:tblW w:type="auto" w:w="0"/>
+        <w:jc w:val="center"/>
+        <w:tblLook w:firstColumn="1" w:firstRow="1" w:lastColumn="0" w:lastRow="0" w:noHBand="0" w:noVBand="1" w:val="04A0"/>
+        <w:tblBorders>
+          <w:top w:val="single" w:sz="6" w:space="0" w:color="CBD5E1"/>
+          <w:bottom w:val="single" w:sz="6" w:space="0" w:color="CBD5E1"/>
+          <w:left w:val="single" w:sz="6" w:space="0" w:color="CBD5E1"/>
+          <w:right w:val="single" w:sz="6" w:space="0" w:color="CBD5E1"/>
+          <w:insideH w:val="single" w:sz="4" w:space="0" w:color="CBD5E1"/>
+          <w:insideV w:val="none"/>
+        </w:tblBorders>
+        <w:bidiVisual/>
+      </w:tblPr>
+      <w:tblGrid>
+        <w:gridCol w:w="9360"/>
+      </w:tblGrid>
+      <w:tr>
+        <w:tc>
+          <w:tcPr>
+            <w:tcW w:type="dxa" w:w="8640"/>
+            <w:shd w:fill="FFFFFF"/>
+            <w:tcMar>
+              <w:top w:w="100" w:type="dxa"/>
+              <w:bottom w:w="60" w:type="dxa"/>
+              <w:left w:w="100" w:type="dxa"/>
+              <w:right w:w="100" w:type="dxa"/>
+            </w:tcMar>
+          </w:tcPr>
+          <w:p>
+            <w:pPr>
+              <w:spacing w:after="40"/>
+              <w:jc w:val="center"/>
+            </w:pPr>
+            <w:r>
+              <w:drawing>
+                <wp:inline xmlns:a="http://schemas.openxmlformats.org/drawingml/2006/main" xmlns:pic="http://schemas.openxmlformats.org/drawingml/2006/picture">
+                  <wp:extent cx="5120640" cy="2880360"/>
+                  <wp:docPr id="1" name="Picture 1"/>
+                  <wp:cNvGraphicFramePr>
+                    <a:graphicFrameLocks noChangeAspect="1"/>
+                  </wp:cNvGraphicFramePr>
+                  <a:graphic>
+                    <a:graphicData uri="http://schemas.openxmlformats.org/drawingml/2006/picture">
+                      <pic:pic>
+                        <pic:nvPicPr>
+                          <pic:cNvPr id="0" name="fig07_api_swagger.png"/>
+                          <pic:cNvPicPr/>
+                        </pic:nvPicPr>
+                        <pic:blipFill>
+                          <a:blip r:embed="rId9"/>
+                          <a:stretch>
+                            <a:fillRect/>
+                          </a:stretch>
+                        </pic:blipFill>
+                        <pic:spPr>
+                          <a:xfrm>
+                            <a:off x="0" y="0"/>
+                            <a:ext cx="5120640" cy="2880360"/>
+                          </a:xfrm>
+                          <a:prstGeom prst="rect"/>
+                        </pic:spPr>
+                      </pic:pic>
+                    </a:graphicData>
+                  </a:graphic>
+                </wp:inline>
+              </w:drawing>
+            </w:r>
+          </w:p>
+        </w:tc>
+      </w:tr>
+      <w:tr>
+        <w:tc>
+          <w:tcPr>
+            <w:tcW w:type="dxa" w:w="9360"/>
+            <w:shd w:fill="F1F5F9"/>
+            <w:tcMar>
+              <w:top w:w="60" w:type="dxa"/>
+              <w:bottom w:w="80" w:type="dxa"/>
+              <w:left w:w="120" w:type="dxa"/>
+              <w:right w:w="120" w:type="dxa"/>
+            </w:tcMar>
+          </w:tcPr>
+          <w:p>
+            <w:pPr>
+              <w:bidi/>
+              <w:spacing w:after="0"/>
+              <w:jc w:val="center"/>
+            </w:pPr>
+            <w:r>
+              <w:rPr>
+                <w:rFonts w:ascii="Arial" w:hAnsi="Arial" w:cs="Traditional Arabic"/>
+                <w:b/>
+                <w:i w:val="0"/>
+                <w:color w:val="1E1B4B"/>
+                <w:sz w:val="25"/>
+                <w:rtl/>
+              </w:rPr>
+              <w:t>الشكل (1): واجهة توثيق واختبار نقاط النهاية البرمجية (RESTful Web API) عبر Swagger OpenAPI</w:t>
+            </w:r>
+          </w:p>
+        </w:tc>
+      </w:tr>
+    </w:tbl>
+    <w:p>
+      <w:pPr>
+        <w:spacing w:after="160"/>
       </w:pPr>
     </w:p>
     <w:p>
@@ -2343,7 +2283,7 @@
           <w:rFonts w:ascii="Arial" w:hAnsi="Arial" w:cs="Traditional Arabic"/>
           <w:b/>
           <w:i w:val="0"/>
-          <w:color w:val="4338CA"/>
+          <w:color w:val="3730A3"/>
           <w:sz w:val="27"/>
           <w:rtl/>
         </w:rPr>
@@ -2356,10 +2296,10 @@
         <w:jc w:val="center"/>
         <w:tblLook w:firstColumn="1" w:firstRow="1" w:lastColumn="0" w:lastRow="0" w:noHBand="0" w:noVBand="1" w:val="04A0"/>
         <w:tblBorders>
-          <w:top w:val="single" w:sz="4" w:space="0" w:color="E5E7EB"/>
-          <w:bottom w:val="single" w:sz="4" w:space="0" w:color="E5E7EB"/>
-          <w:left w:val="single" w:sz="12" w:space="0" w:color="1E1B4B"/>
-          <w:right w:val="single" w:sz="4" w:space="0" w:color="E5E7EB"/>
+          <w:top w:val="single" w:sz="4" w:space="0" w:color="CBD5E1"/>
+          <w:bottom w:val="single" w:sz="4" w:space="0" w:color="CBD5E1"/>
+          <w:left w:val="single" w:sz="18" w:space="0" w:color="1E1B4B"/>
+          <w:right w:val="single" w:sz="4" w:space="0" w:color="CBD5E1"/>
         </w:tblBorders>
       </w:tblPr>
       <w:tblGrid>
@@ -2401,7 +2341,7 @@
     </w:tbl>
     <w:p>
       <w:pPr>
-        <w:spacing w:after="80"/>
+        <w:spacing w:after="120"/>
       </w:pPr>
     </w:p>
     <w:p>
@@ -2416,7 +2356,7 @@
           <w:rFonts w:ascii="Arial" w:hAnsi="Arial" w:cs="Traditional Arabic"/>
           <w:b/>
           <w:i w:val="0"/>
-          <w:color w:val="4338CA"/>
+          <w:color w:val="3730A3"/>
           <w:sz w:val="27"/>
           <w:rtl/>
         </w:rPr>
@@ -2429,10 +2369,10 @@
         <w:jc w:val="center"/>
         <w:tblLook w:firstColumn="1" w:firstRow="1" w:lastColumn="0" w:lastRow="0" w:noHBand="0" w:noVBand="1" w:val="04A0"/>
         <w:tblBorders>
-          <w:top w:val="single" w:sz="4" w:space="0" w:color="E5E7EB"/>
-          <w:bottom w:val="single" w:sz="4" w:space="0" w:color="E5E7EB"/>
-          <w:left w:val="single" w:sz="12" w:space="0" w:color="1E1B4B"/>
-          <w:right w:val="single" w:sz="4" w:space="0" w:color="E5E7EB"/>
+          <w:top w:val="single" w:sz="4" w:space="0" w:color="CBD5E1"/>
+          <w:bottom w:val="single" w:sz="4" w:space="0" w:color="CBD5E1"/>
+          <w:left w:val="single" w:sz="18" w:space="0" w:color="1E1B4B"/>
+          <w:right w:val="single" w:sz="4" w:space="0" w:color="CBD5E1"/>
         </w:tblBorders>
       </w:tblPr>
       <w:tblGrid>
@@ -2464,13 +2404,9 @@
               <w:br/>
               <w:t>flutter pub get</w:t>
               <w:br/>
-              <w:t># للتشغيل المباشر والسريع عبر متصفح كروم:</w:t>
+              <w:t>flutter run -d chrome     # للتشغيل المباشر عبر المتصفح</w:t>
               <w:br/>
-              <w:t>flutter run -d chrome</w:t>
-              <w:br/>
-              <w:t># أو للتشغيل على هاتف أندرويد متصل عبر USB:</w:t>
-              <w:br/>
-              <w:t>flutter run</w:t>
+              <w:t>flutter run              # للتشغيل على هاتف أندرويد متصل عبر USB</w:t>
             </w:r>
           </w:p>
         </w:tc>
@@ -2478,7 +2414,7 @@
     </w:tbl>
     <w:p>
       <w:pPr>
-        <w:spacing w:after="80"/>
+        <w:spacing w:after="120"/>
       </w:pPr>
     </w:p>
     <w:p>
@@ -2490,11 +2426,11 @@
       <w:pPr>
         <w:keepNext/>
         <w:bidi/>
-        <w:spacing w:before="360" w:after="160"/>
+        <w:spacing w:before="440" w:after="200"/>
         <w:jc w:val="right"/>
         <w:jc w:val="both"/>
         <w:pBdr>
-          <w:bottom w:val="single" w:sz="12" w:space="4" w:color="4338CA"/>
+          <w:bottom w:val="single" w:sz="18" w:space="6" w:color="3730A3"/>
         </w:pBdr>
       </w:pPr>
       <w:r>
@@ -2503,7 +2439,7 @@
           <w:b/>
           <w:i w:val="0"/>
           <w:color w:val="1E1B4B"/>
-          <w:sz w:val="36"/>
+          <w:sz w:val="37"/>
           <w:rtl/>
         </w:rPr>
         <w:t>3. الجزء الثاني: دليل المستخدم الشامل وواجهات النظام (W10.2 User Manual)</w:t>
@@ -2521,18 +2457,18 @@
           <w:rFonts w:ascii="Arial" w:hAnsi="Arial" w:cs="Traditional Arabic"/>
           <w:b w:val="0"/>
           <w:i w:val="0"/>
-          <w:color w:val="1F2937"/>
-          <w:sz w:val="27"/>
+          <w:color w:val="0F172A"/>
+          <w:sz w:val="28"/>
           <w:rtl/>
         </w:rPr>
-        <w:t>صُمم النظام لخدمة شريحتين أساسيتين من المستخدمين عبر واجهتين هندسيتين متطورتين؛ بوابة الإدارة المكتبية (Web Portal) التي تلبي احتياجات مسؤولي النظام ومدراء الفنادق، وتطبيق الهاتف المحمول (Flutter App) المصمم لتوفير تجربة حجز عصرية وسريعة للنزلاء.</w:t>
+        <w:t>صُمم النظام لخدمة شريحتين أساسيتين من المستخدمين عبر واجهتين هندسيتين متطورتين؛ بوابة الإدارة المكتبية (Web Portal) التي تلبي احتياجات مسؤولي النظام ومدراء الفنادق، وتطبيق الهاتف المحمول (Flutter App) المصمم لتوفير تجربة حجز عصرية وسريعة للنزلاء. وفيما يلي استعراض لأهم الواجهات الجوهرية المدعومة بالصور التوضيحية المنتقاة بعناية وبطاقات الشرح الفني:</w:t>
       </w:r>
     </w:p>
     <w:p>
       <w:pPr>
         <w:keepNext/>
         <w:bidi/>
-        <w:spacing w:before="280" w:after="120"/>
+        <w:spacing w:before="320" w:after="120"/>
         <w:jc w:val="right"/>
         <w:jc w:val="both"/>
       </w:pPr>
@@ -2541,8 +2477,8 @@
           <w:rFonts w:ascii="Arial" w:hAnsi="Arial" w:cs="Traditional Arabic"/>
           <w:b/>
           <w:i w:val="0"/>
-          <w:color w:val="4338CA"/>
-          <w:sz w:val="31"/>
+          <w:color w:val="3730A3"/>
+          <w:sz w:val="32"/>
           <w:rtl/>
         </w:rPr>
         <w:t>1.3 دليل استخدام بوابة الويب الإدارية (ASP.NET Core MVC Portal):</w:t>
@@ -2557,7 +2493,7 @@
           <w:top w:val="none"/>
           <w:bottom w:val="none"/>
           <w:left w:val="none"/>
-          <w:right w:val="single" w:sz="24" w:space="0" w:color="4338CA"/>
+          <w:right w:val="single" w:sz="32" w:space="0" w:color="3730A3"/>
           <w:insideH w:val="none"/>
           <w:insideV w:val="none"/>
         </w:tblBorders>
@@ -2570,7 +2506,7 @@
         <w:tc>
           <w:tcPr>
             <w:tcW w:type="dxa" w:w="9360"/>
-            <w:shd w:fill="F8FAFC"/>
+            <w:shd w:fill="EEF2FF"/>
             <w:tcMar>
               <w:top w:w="120" w:type="dxa"/>
               <w:bottom w:w="120" w:type="dxa"/>
@@ -2591,16 +2527,16 @@
                 <w:b/>
                 <w:i w:val="0"/>
                 <w:color w:val="1E1B4B"/>
-                <w:sz w:val="29"/>
+                <w:sz w:val="30"/>
                 <w:rtl/>
               </w:rPr>
-              <w:t>واجهة تسجيل الدخول المنقسمة (Split-Screen Login)</w:t>
+              <w:t>أ. واجهة تسجيل الدخول والمصادقة (Split-Screen Authentication)</w:t>
             </w:r>
           </w:p>
           <w:p>
             <w:pPr>
               <w:bidi/>
-              <w:spacing w:after="60" w:line="288" w:lineRule="auto"/>
+              <w:spacing w:after="60" w:line="300" w:lineRule="auto"/>
               <w:jc w:val="right"/>
               <w:jc w:val="both"/>
             </w:pPr>
@@ -2609,11 +2545,11 @@
                 <w:rFonts w:ascii="Arial" w:hAnsi="Arial" w:cs="Traditional Arabic"/>
                 <w:b w:val="0"/>
                 <w:i w:val="0"/>
-                <w:color w:val="1F2937"/>
-                <w:sz w:val="26"/>
+                <w:color w:val="0F172A"/>
+                <w:sz w:val="27"/>
                 <w:rtl/>
               </w:rPr>
-              <w:t>تعتمد تصميماً عصرياً؛ يبرز الجانب الأيمن واجهة ترحيبية بصور الفنادق الفاخرة، بينما يقدم الجانب الأيسر نموذج تسجيل دخول ذكي مع التحقق الفوري من صحة البريد الإلكتروني وكلمة المرور وإصدار كوكيز مصادقة آمنة ومشفرة.</w:t>
+              <w:t>تعتمد واجهة تسجيل الدخول تصميماً احترافياً منقسماً يجمع بين جمالية الصورة الترحيبية ونموذج الإدخال الآمن، حيث يتم التحقق من بيانات الدخول ضد التشفير المعتمد وإصدار كوكيز مصادقة آمنة لجلسة العمل.</w:t>
             </w:r>
           </w:p>
         </w:tc>
@@ -2621,7 +2557,7 @@
     </w:tbl>
     <w:p>
       <w:pPr>
-        <w:spacing w:after="80"/>
+        <w:spacing w:after="120"/>
       </w:pPr>
     </w:p>
     <w:tbl>
@@ -2633,7 +2569,7 @@
           <w:top w:val="none"/>
           <w:bottom w:val="none"/>
           <w:left w:val="none"/>
-          <w:right w:val="single" w:sz="24" w:space="0" w:color="4338CA"/>
+          <w:right w:val="single" w:sz="32" w:space="0" w:color="3730A3"/>
           <w:insideH w:val="none"/>
           <w:insideV w:val="none"/>
         </w:tblBorders>
@@ -2646,7 +2582,7 @@
         <w:tc>
           <w:tcPr>
             <w:tcW w:type="dxa" w:w="9360"/>
-            <w:shd w:fill="F8FAFC"/>
+            <w:shd w:fill="EEF2FF"/>
             <w:tcMar>
               <w:top w:w="120" w:type="dxa"/>
               <w:bottom w:w="120" w:type="dxa"/>
@@ -2667,16 +2603,16 @@
                 <w:b/>
                 <w:i w:val="0"/>
                 <w:color w:val="1E1B4B"/>
-                <w:sz w:val="29"/>
+                <w:sz w:val="30"/>
                 <w:rtl/>
               </w:rPr>
-              <w:t>لوحة التحكم المركزية (Main Dashboard)</w:t>
+              <w:t>ب. لوحة التحكم المركزية وبوابة الإحصائيات (Executive Dashboard)</w:t>
             </w:r>
           </w:p>
           <w:p>
             <w:pPr>
               <w:bidi/>
-              <w:spacing w:after="60" w:line="288" w:lineRule="auto"/>
+              <w:spacing w:after="60" w:line="300" w:lineRule="auto"/>
               <w:jc w:val="right"/>
               <w:jc w:val="both"/>
             </w:pPr>
@@ -2685,11 +2621,11 @@
                 <w:rFonts w:ascii="Arial" w:hAnsi="Arial" w:cs="Traditional Arabic"/>
                 <w:b w:val="0"/>
                 <w:i w:val="0"/>
-                <w:color w:val="1F2937"/>
-                <w:sz w:val="26"/>
+                <w:color w:val="0F172A"/>
+                <w:sz w:val="27"/>
                 <w:rtl/>
               </w:rPr>
-              <w:t>تستعرض 4 مؤشرات أداء رئيسية (KPIs) بحسابات رقمية حية: إجمالي الفنادق المسجلة، عدد الغرف الشاغرة، إجمالي الحجوزات النشطة، وصافي الإيرادات المحصلة. كما تحتوي على جدول الحجوزات الأخيرة وأزرار وصول سريع لإضافة فندق أو غرفة فوراً.</w:t>
+              <w:t>تُمثل لوحة التحكم القلب النابض لإدارة المنظومة، حيث تستعرض 4 بطاقات إحصائية حية (KPIs) تعرض إجمالي الفنادق، والغرف الشاغرة، والحجوزات المؤكدة، ومجموع الإيرادات، مع جدول تفاعلي لأحدث الحجوزات وأزرار إجراءات سريعة.</w:t>
             </w:r>
           </w:p>
         </w:tc>
@@ -2697,7 +2633,117 @@
     </w:tbl>
     <w:p>
       <w:pPr>
-        <w:spacing w:after="80"/>
+        <w:spacing w:after="120"/>
+      </w:pPr>
+    </w:p>
+    <w:tbl>
+      <w:tblPr>
+        <w:tblW w:type="auto" w:w="0"/>
+        <w:jc w:val="center"/>
+        <w:tblLook w:firstColumn="1" w:firstRow="1" w:lastColumn="0" w:lastRow="0" w:noHBand="0" w:noVBand="1" w:val="04A0"/>
+        <w:tblBorders>
+          <w:top w:val="single" w:sz="6" w:space="0" w:color="CBD5E1"/>
+          <w:bottom w:val="single" w:sz="6" w:space="0" w:color="CBD5E1"/>
+          <w:left w:val="single" w:sz="6" w:space="0" w:color="CBD5E1"/>
+          <w:right w:val="single" w:sz="6" w:space="0" w:color="CBD5E1"/>
+          <w:insideH w:val="single" w:sz="4" w:space="0" w:color="CBD5E1"/>
+          <w:insideV w:val="none"/>
+        </w:tblBorders>
+        <w:bidiVisual/>
+      </w:tblPr>
+      <w:tblGrid>
+        <w:gridCol w:w="9360"/>
+      </w:tblGrid>
+      <w:tr>
+        <w:tc>
+          <w:tcPr>
+            <w:tcW w:type="dxa" w:w="8640"/>
+            <w:shd w:fill="FFFFFF"/>
+            <w:tcMar>
+              <w:top w:w="100" w:type="dxa"/>
+              <w:bottom w:w="60" w:type="dxa"/>
+              <w:left w:w="100" w:type="dxa"/>
+              <w:right w:w="100" w:type="dxa"/>
+            </w:tcMar>
+          </w:tcPr>
+          <w:p>
+            <w:pPr>
+              <w:spacing w:after="40"/>
+              <w:jc w:val="center"/>
+            </w:pPr>
+            <w:r>
+              <w:drawing>
+                <wp:inline xmlns:a="http://schemas.openxmlformats.org/drawingml/2006/main" xmlns:pic="http://schemas.openxmlformats.org/drawingml/2006/picture">
+                  <wp:extent cx="5120640" cy="2880360"/>
+                  <wp:docPr id="2" name="Picture 2"/>
+                  <wp:cNvGraphicFramePr>
+                    <a:graphicFrameLocks noChangeAspect="1"/>
+                  </wp:cNvGraphicFramePr>
+                  <a:graphic>
+                    <a:graphicData uri="http://schemas.openxmlformats.org/drawingml/2006/picture">
+                      <pic:pic>
+                        <pic:nvPicPr>
+                          <pic:cNvPr id="0" name="fig02_web_dashboard.png"/>
+                          <pic:cNvPicPr/>
+                        </pic:nvPicPr>
+                        <pic:blipFill>
+                          <a:blip r:embed="rId10"/>
+                          <a:stretch>
+                            <a:fillRect/>
+                          </a:stretch>
+                        </pic:blipFill>
+                        <pic:spPr>
+                          <a:xfrm>
+                            <a:off x="0" y="0"/>
+                            <a:ext cx="5120640" cy="2880360"/>
+                          </a:xfrm>
+                          <a:prstGeom prst="rect"/>
+                        </pic:spPr>
+                      </pic:pic>
+                    </a:graphicData>
+                  </a:graphic>
+                </wp:inline>
+              </w:drawing>
+            </w:r>
+          </w:p>
+        </w:tc>
+      </w:tr>
+      <w:tr>
+        <w:tc>
+          <w:tcPr>
+            <w:tcW w:type="dxa" w:w="9360"/>
+            <w:shd w:fill="F1F5F9"/>
+            <w:tcMar>
+              <w:top w:w="60" w:type="dxa"/>
+              <w:bottom w:w="80" w:type="dxa"/>
+              <w:left w:w="120" w:type="dxa"/>
+              <w:right w:w="120" w:type="dxa"/>
+            </w:tcMar>
+          </w:tcPr>
+          <w:p>
+            <w:pPr>
+              <w:bidi/>
+              <w:spacing w:after="0"/>
+              <w:jc w:val="center"/>
+            </w:pPr>
+            <w:r>
+              <w:rPr>
+                <w:rFonts w:ascii="Arial" w:hAnsi="Arial" w:cs="Traditional Arabic"/>
+                <w:b/>
+                <w:i w:val="0"/>
+                <w:color w:val="1E1B4B"/>
+                <w:sz w:val="25"/>
+                <w:rtl/>
+              </w:rPr>
+              <w:t>الشكل (2): لوحة التحكم المركزية وبطاقات مؤشرات الأداء الحية وجدول الحجوزات (Main Dashboard)</w:t>
+            </w:r>
+          </w:p>
+        </w:tc>
+      </w:tr>
+    </w:tbl>
+    <w:p>
+      <w:pPr>
+        <w:spacing w:after="160"/>
       </w:pPr>
     </w:p>
     <w:tbl>
@@ -2709,7 +2755,7 @@
           <w:top w:val="none"/>
           <w:bottom w:val="none"/>
           <w:left w:val="none"/>
-          <w:right w:val="single" w:sz="24" w:space="0" w:color="4338CA"/>
+          <w:right w:val="single" w:sz="32" w:space="0" w:color="3730A3"/>
           <w:insideH w:val="none"/>
           <w:insideV w:val="none"/>
         </w:tblBorders>
@@ -2722,7 +2768,7 @@
         <w:tc>
           <w:tcPr>
             <w:tcW w:type="dxa" w:w="9360"/>
-            <w:shd w:fill="F8FAFC"/>
+            <w:shd w:fill="EEF2FF"/>
             <w:tcMar>
               <w:top w:w="120" w:type="dxa"/>
               <w:bottom w:w="120" w:type="dxa"/>
@@ -2743,16 +2789,16 @@
                 <w:b/>
                 <w:i w:val="0"/>
                 <w:color w:val="1E1B4B"/>
-                <w:sz w:val="29"/>
+                <w:sz w:val="30"/>
                 <w:rtl/>
               </w:rPr>
-              <w:t>إدارة الفنادق (Hotels Management)</w:t>
+              <w:t>ج. شاشة إدارة الغرف الفندقية والمخزون وحالات التوفر (Rooms Inventory)</w:t>
             </w:r>
           </w:p>
           <w:p>
             <w:pPr>
               <w:bidi/>
-              <w:spacing w:after="60" w:line="288" w:lineRule="auto"/>
+              <w:spacing w:after="60" w:line="300" w:lineRule="auto"/>
               <w:jc w:val="right"/>
               <w:jc w:val="both"/>
             </w:pPr>
@@ -2761,11 +2807,11 @@
                 <w:rFonts w:ascii="Arial" w:hAnsi="Arial" w:cs="Traditional Arabic"/>
                 <w:b w:val="0"/>
                 <w:i w:val="0"/>
-                <w:color w:val="1F2937"/>
-                <w:sz w:val="26"/>
+                <w:color w:val="0F172A"/>
+                <w:sz w:val="27"/>
                 <w:rtl/>
               </w:rPr>
-              <w:t>استعراض بيانات الفنادق بجدول تفاعلي مدعوم بـ DataTable.js يتيح البحث اللحظي بالاسم والمدينة وتصدير البيانات. تتيح شاشة الإنشاء إضافة الفندق بصورته وتقييمه، وشاشة التفاصيل تستعرض بطاقة الفندق وقائمة غرفه، وشاشة الحذف مؤمنة بنافذة تأكيد منبثقة (Bootstrap Modal).</w:t>
+              <w:t>تتيح للمشرفين فحص مخزون الغرف، ومتابعة أسعار الإقامة وتصنيفاتها (مفردة، مزدوجة، أجنحة، ديلوكس)، مع إمكانية تعديل حالة الغرفة بين (متاحة ومحجوزة) وتحديث الطاقة الاستيعابية بضغطة زر واحدة.</w:t>
             </w:r>
           </w:p>
         </w:tc>
@@ -2773,7 +2819,117 @@
     </w:tbl>
     <w:p>
       <w:pPr>
-        <w:spacing w:after="80"/>
+        <w:spacing w:after="120"/>
+      </w:pPr>
+    </w:p>
+    <w:tbl>
+      <w:tblPr>
+        <w:tblW w:type="auto" w:w="0"/>
+        <w:jc w:val="center"/>
+        <w:tblLook w:firstColumn="1" w:firstRow="1" w:lastColumn="0" w:lastRow="0" w:noHBand="0" w:noVBand="1" w:val="04A0"/>
+        <w:tblBorders>
+          <w:top w:val="single" w:sz="6" w:space="0" w:color="CBD5E1"/>
+          <w:bottom w:val="single" w:sz="6" w:space="0" w:color="CBD5E1"/>
+          <w:left w:val="single" w:sz="6" w:space="0" w:color="CBD5E1"/>
+          <w:right w:val="single" w:sz="6" w:space="0" w:color="CBD5E1"/>
+          <w:insideH w:val="single" w:sz="4" w:space="0" w:color="CBD5E1"/>
+          <w:insideV w:val="none"/>
+        </w:tblBorders>
+        <w:bidiVisual/>
+      </w:tblPr>
+      <w:tblGrid>
+        <w:gridCol w:w="9360"/>
+      </w:tblGrid>
+      <w:tr>
+        <w:tc>
+          <w:tcPr>
+            <w:tcW w:type="dxa" w:w="8640"/>
+            <w:shd w:fill="FFFFFF"/>
+            <w:tcMar>
+              <w:top w:w="100" w:type="dxa"/>
+              <w:bottom w:w="60" w:type="dxa"/>
+              <w:left w:w="100" w:type="dxa"/>
+              <w:right w:w="100" w:type="dxa"/>
+            </w:tcMar>
+          </w:tcPr>
+          <w:p>
+            <w:pPr>
+              <w:spacing w:after="40"/>
+              <w:jc w:val="center"/>
+            </w:pPr>
+            <w:r>
+              <w:drawing>
+                <wp:inline xmlns:a="http://schemas.openxmlformats.org/drawingml/2006/main" xmlns:pic="http://schemas.openxmlformats.org/drawingml/2006/picture">
+                  <wp:extent cx="5120640" cy="2880360"/>
+                  <wp:docPr id="3" name="Picture 3"/>
+                  <wp:cNvGraphicFramePr>
+                    <a:graphicFrameLocks noChangeAspect="1"/>
+                  </wp:cNvGraphicFramePr>
+                  <a:graphic>
+                    <a:graphicData uri="http://schemas.openxmlformats.org/drawingml/2006/picture">
+                      <pic:pic>
+                        <pic:nvPicPr>
+                          <pic:cNvPr id="0" name="fig04_web_rooms.png"/>
+                          <pic:cNvPicPr/>
+                        </pic:nvPicPr>
+                        <pic:blipFill>
+                          <a:blip r:embed="rId11"/>
+                          <a:stretch>
+                            <a:fillRect/>
+                          </a:stretch>
+                        </pic:blipFill>
+                        <pic:spPr>
+                          <a:xfrm>
+                            <a:off x="0" y="0"/>
+                            <a:ext cx="5120640" cy="2880360"/>
+                          </a:xfrm>
+                          <a:prstGeom prst="rect"/>
+                        </pic:spPr>
+                      </pic:pic>
+                    </a:graphicData>
+                  </a:graphic>
+                </wp:inline>
+              </w:drawing>
+            </w:r>
+          </w:p>
+        </w:tc>
+      </w:tr>
+      <w:tr>
+        <w:tc>
+          <w:tcPr>
+            <w:tcW w:type="dxa" w:w="9360"/>
+            <w:shd w:fill="F1F5F9"/>
+            <w:tcMar>
+              <w:top w:w="60" w:type="dxa"/>
+              <w:bottom w:w="80" w:type="dxa"/>
+              <w:left w:w="120" w:type="dxa"/>
+              <w:right w:w="120" w:type="dxa"/>
+            </w:tcMar>
+          </w:tcPr>
+          <w:p>
+            <w:pPr>
+              <w:bidi/>
+              <w:spacing w:after="0"/>
+              <w:jc w:val="center"/>
+            </w:pPr>
+            <w:r>
+              <w:rPr>
+                <w:rFonts w:ascii="Arial" w:hAnsi="Arial" w:cs="Traditional Arabic"/>
+                <w:b/>
+                <w:i w:val="0"/>
+                <w:color w:val="1E1B4B"/>
+                <w:sz w:val="25"/>
+                <w:rtl/>
+              </w:rPr>
+              <w:t>الشكل (3): شاشة إدارة الغرف الفندقية وتحديد الأسعار وحالات التوفر (Rooms Inventory)</w:t>
+            </w:r>
+          </w:p>
+        </w:tc>
+      </w:tr>
+    </w:tbl>
+    <w:p>
+      <w:pPr>
+        <w:spacing w:after="160"/>
       </w:pPr>
     </w:p>
     <w:tbl>
@@ -2785,7 +2941,7 @@
           <w:top w:val="none"/>
           <w:bottom w:val="none"/>
           <w:left w:val="none"/>
-          <w:right w:val="single" w:sz="24" w:space="0" w:color="4338CA"/>
+          <w:right w:val="single" w:sz="32" w:space="0" w:color="3730A3"/>
           <w:insideH w:val="none"/>
           <w:insideV w:val="none"/>
         </w:tblBorders>
@@ -2798,7 +2954,7 @@
         <w:tc>
           <w:tcPr>
             <w:tcW w:type="dxa" w:w="9360"/>
-            <w:shd w:fill="F8FAFC"/>
+            <w:shd w:fill="EEF2FF"/>
             <w:tcMar>
               <w:top w:w="120" w:type="dxa"/>
               <w:bottom w:w="120" w:type="dxa"/>
@@ -2819,16 +2975,16 @@
                 <w:b/>
                 <w:i w:val="0"/>
                 <w:color w:val="1E1B4B"/>
-                <w:sz w:val="29"/>
+                <w:sz w:val="30"/>
                 <w:rtl/>
               </w:rPr>
-              <w:t>إدارة الغرف وحالة التوفر (Rooms Inventory)</w:t>
+              <w:t>د. شاشة إدارة ومتابعة دورة حياة الحجوزات والعمليات المالية (Bookings Workflow)</w:t>
             </w:r>
           </w:p>
           <w:p>
             <w:pPr>
               <w:bidi/>
-              <w:spacing w:after="60" w:line="288" w:lineRule="auto"/>
+              <w:spacing w:after="60" w:line="300" w:lineRule="auto"/>
               <w:jc w:val="right"/>
               <w:jc w:val="both"/>
             </w:pPr>
@@ -2837,11 +2993,11 @@
                 <w:rFonts w:ascii="Arial" w:hAnsi="Arial" w:cs="Traditional Arabic"/>
                 <w:b w:val="0"/>
                 <w:i w:val="0"/>
-                <w:color w:val="1F2937"/>
-                <w:sz w:val="26"/>
+                <w:color w:val="0F172A"/>
+                <w:sz w:val="27"/>
                 <w:rtl/>
               </w:rPr>
-              <w:t>تمكين المشرف من إضافة وتعديل الغرف وربطها بالفندق، مع تحديد نوع الغرفة (مفردة، مزدوجة، جناح، ديلوكس)، وتحديد طاقتها الاستيعابية، وسعر الليلة، وتعديل حالة الغرفة بين (متاحة / محجوزة) بضغطة زر.</w:t>
+              <w:t>توفر رؤية شاملة لكافة الحجوزات، مع تواريخ الوصول والمغادرة واحتساب القيمة المالية تلقائياً بضرب عدد الليالي في سعر الغرفة، مع تفعيل محرك منع التضارب الزمني، وإمكانية تعديل حالة الحجز بين (مؤكد، معلق، وملغي).</w:t>
             </w:r>
           </w:p>
         </w:tc>
@@ -2849,7 +3005,7 @@
     </w:tbl>
     <w:p>
       <w:pPr>
-        <w:spacing w:after="80"/>
+        <w:spacing w:after="120"/>
       </w:pPr>
     </w:p>
     <w:tbl>
@@ -2858,11 +3014,11 @@
         <w:jc w:val="center"/>
         <w:tblLook w:firstColumn="1" w:firstRow="1" w:lastColumn="0" w:lastRow="0" w:noHBand="0" w:noVBand="1" w:val="04A0"/>
         <w:tblBorders>
-          <w:top w:val="none"/>
-          <w:bottom w:val="none"/>
-          <w:left w:val="none"/>
-          <w:right w:val="single" w:sz="24" w:space="0" w:color="4338CA"/>
-          <w:insideH w:val="none"/>
+          <w:top w:val="single" w:sz="6" w:space="0" w:color="CBD5E1"/>
+          <w:bottom w:val="single" w:sz="6" w:space="0" w:color="CBD5E1"/>
+          <w:left w:val="single" w:sz="6" w:space="0" w:color="CBD5E1"/>
+          <w:right w:val="single" w:sz="6" w:space="0" w:color="CBD5E1"/>
+          <w:insideH w:val="single" w:sz="4" w:space="0" w:color="CBD5E1"/>
           <w:insideV w:val="none"/>
         </w:tblBorders>
         <w:bidiVisual/>
@@ -2873,21 +3029,74 @@
       <w:tr>
         <w:tc>
           <w:tcPr>
+            <w:tcW w:type="dxa" w:w="8640"/>
+            <w:shd w:fill="FFFFFF"/>
+            <w:tcMar>
+              <w:top w:w="100" w:type="dxa"/>
+              <w:bottom w:w="60" w:type="dxa"/>
+              <w:left w:w="100" w:type="dxa"/>
+              <w:right w:w="100" w:type="dxa"/>
+            </w:tcMar>
+          </w:tcPr>
+          <w:p>
+            <w:pPr>
+              <w:spacing w:after="40"/>
+              <w:jc w:val="center"/>
+            </w:pPr>
+            <w:r>
+              <w:drawing>
+                <wp:inline xmlns:a="http://schemas.openxmlformats.org/drawingml/2006/main" xmlns:pic="http://schemas.openxmlformats.org/drawingml/2006/picture">
+                  <wp:extent cx="5120640" cy="2880360"/>
+                  <wp:docPr id="4" name="Picture 4"/>
+                  <wp:cNvGraphicFramePr>
+                    <a:graphicFrameLocks noChangeAspect="1"/>
+                  </wp:cNvGraphicFramePr>
+                  <a:graphic>
+                    <a:graphicData uri="http://schemas.openxmlformats.org/drawingml/2006/picture">
+                      <pic:pic>
+                        <pic:nvPicPr>
+                          <pic:cNvPr id="0" name="fig05_web_bookings.png"/>
+                          <pic:cNvPicPr/>
+                        </pic:nvPicPr>
+                        <pic:blipFill>
+                          <a:blip r:embed="rId12"/>
+                          <a:stretch>
+                            <a:fillRect/>
+                          </a:stretch>
+                        </pic:blipFill>
+                        <pic:spPr>
+                          <a:xfrm>
+                            <a:off x="0" y="0"/>
+                            <a:ext cx="5120640" cy="2880360"/>
+                          </a:xfrm>
+                          <a:prstGeom prst="rect"/>
+                        </pic:spPr>
+                      </pic:pic>
+                    </a:graphicData>
+                  </a:graphic>
+                </wp:inline>
+              </w:drawing>
+            </w:r>
+          </w:p>
+        </w:tc>
+      </w:tr>
+      <w:tr>
+        <w:tc>
+          <w:tcPr>
             <w:tcW w:type="dxa" w:w="9360"/>
-            <w:shd w:fill="F8FAFC"/>
+            <w:shd w:fill="F1F5F9"/>
             <w:tcMar>
-              <w:top w:w="120" w:type="dxa"/>
-              <w:bottom w:w="120" w:type="dxa"/>
-              <w:left w:w="180" w:type="dxa"/>
-              <w:right w:w="180" w:type="dxa"/>
+              <w:top w:w="60" w:type="dxa"/>
+              <w:bottom w:w="80" w:type="dxa"/>
+              <w:left w:w="120" w:type="dxa"/>
+              <w:right w:w="120" w:type="dxa"/>
             </w:tcMar>
           </w:tcPr>
           <w:p>
             <w:pPr>
               <w:bidi/>
-              <w:spacing w:after="80"/>
-              <w:jc w:val="right"/>
-              <w:jc w:val="both"/>
+              <w:spacing w:after="0"/>
+              <w:jc w:val="center"/>
             </w:pPr>
             <w:r>
               <w:rPr>
@@ -2895,29 +3104,10 @@
                 <w:b/>
                 <w:i w:val="0"/>
                 <w:color w:val="1E1B4B"/>
-                <w:sz w:val="29"/>
+                <w:sz w:val="25"/>
                 <w:rtl/>
               </w:rPr>
-              <w:t>إدارة الحجوزات والعمليات المالية (Bookings Workflow)</w:t>
-            </w:r>
-          </w:p>
-          <w:p>
-            <w:pPr>
-              <w:bidi/>
-              <w:spacing w:after="60" w:line="288" w:lineRule="auto"/>
-              <w:jc w:val="right"/>
-              <w:jc w:val="both"/>
-            </w:pPr>
-            <w:r>
-              <w:rPr>
-                <w:rFonts w:ascii="Arial" w:hAnsi="Arial" w:cs="Traditional Arabic"/>
-                <w:b w:val="0"/>
-                <w:i w:val="0"/>
-                <w:color w:val="1F2937"/>
-                <w:sz w:val="26"/>
-                <w:rtl/>
-              </w:rPr>
-              <w:t>إمكانية إنشاء حجز فندقي جديد مع احتساب السعر الإجمالي تلقائياً بضرب عدد الليالي في سعر الغرفة، مع تفعيل محرك منع التضارب الزمني، وإمكانية تعديل حالة الحجز بين (مؤكد Confirmed، معلق Pending، وملغي Cancelled).</w:t>
+              <w:t>الشكل (4): شاشة إدارة ومتابعة دورة حياة الحجوزات والعمليات المالية (Bookings Management)</w:t>
             </w:r>
           </w:p>
         </w:tc>
@@ -2925,90 +3115,19 @@
     </w:tbl>
     <w:p>
       <w:pPr>
-        <w:spacing w:after="80"/>
+        <w:spacing w:after="160"/>
       </w:pPr>
     </w:p>
-    <w:tbl>
-      <w:tblPr>
-        <w:tblW w:type="auto" w:w="0"/>
-        <w:jc w:val="center"/>
-        <w:tblLook w:firstColumn="1" w:firstRow="1" w:lastColumn="0" w:lastRow="0" w:noHBand="0" w:noVBand="1" w:val="04A0"/>
-        <w:tblBorders>
-          <w:top w:val="none"/>
-          <w:bottom w:val="none"/>
-          <w:left w:val="none"/>
-          <w:right w:val="single" w:sz="24" w:space="0" w:color="4338CA"/>
-          <w:insideH w:val="none"/>
-          <w:insideV w:val="none"/>
-        </w:tblBorders>
-        <w:bidiVisual/>
-      </w:tblPr>
-      <w:tblGrid>
-        <w:gridCol w:w="9360"/>
-      </w:tblGrid>
-      <w:tr>
-        <w:tc>
-          <w:tcPr>
-            <w:tcW w:type="dxa" w:w="9360"/>
-            <w:shd w:fill="F8FAFC"/>
-            <w:tcMar>
-              <w:top w:w="120" w:type="dxa"/>
-              <w:bottom w:w="120" w:type="dxa"/>
-              <w:left w:w="180" w:type="dxa"/>
-              <w:right w:w="180" w:type="dxa"/>
-            </w:tcMar>
-          </w:tcPr>
-          <w:p>
-            <w:pPr>
-              <w:bidi/>
-              <w:spacing w:after="80"/>
-              <w:jc w:val="right"/>
-              <w:jc w:val="both"/>
-            </w:pPr>
-            <w:r>
-              <w:rPr>
-                <w:rFonts w:ascii="Arial" w:hAnsi="Arial" w:cs="Traditional Arabic"/>
-                <w:b/>
-                <w:i w:val="0"/>
-                <w:color w:val="1E1B4B"/>
-                <w:sz w:val="29"/>
-                <w:rtl/>
-              </w:rPr>
-              <w:t>دليل المستخدمين والصلاحيات (Users Management)</w:t>
-            </w:r>
-          </w:p>
-          <w:p>
-            <w:pPr>
-              <w:bidi/>
-              <w:spacing w:after="60" w:line="288" w:lineRule="auto"/>
-              <w:jc w:val="right"/>
-              <w:jc w:val="both"/>
-            </w:pPr>
-            <w:r>
-              <w:rPr>
-                <w:rFonts w:ascii="Arial" w:hAnsi="Arial" w:cs="Traditional Arabic"/>
-                <w:b w:val="0"/>
-                <w:i w:val="0"/>
-                <w:color w:val="1F2937"/>
-                <w:sz w:val="26"/>
-                <w:rtl/>
-              </w:rPr>
-              <w:t>شاشة مخصصة لإدارة حسابات النظام واستعراض قائمة العملاء والمدراء وتواريخ تسجيلهم.</w:t>
-            </w:r>
-          </w:p>
-        </w:tc>
-      </w:tr>
-    </w:tbl>
     <w:p>
-      <w:pPr>
-        <w:spacing w:after="80"/>
-      </w:pPr>
+      <w:r>
+        <w:br w:type="page"/>
+      </w:r>
     </w:p>
     <w:p>
       <w:pPr>
         <w:keepNext/>
         <w:bidi/>
-        <w:spacing w:before="280" w:after="120"/>
+        <w:spacing w:before="320" w:after="120"/>
         <w:jc w:val="right"/>
         <w:jc w:val="both"/>
       </w:pPr>
@@ -3017,11 +3136,30 @@
           <w:rFonts w:ascii="Arial" w:hAnsi="Arial" w:cs="Traditional Arabic"/>
           <w:b/>
           <w:i w:val="0"/>
-          <w:color w:val="4338CA"/>
-          <w:sz w:val="31"/>
+          <w:color w:val="3730A3"/>
+          <w:sz w:val="32"/>
           <w:rtl/>
         </w:rPr>
-        <w:t>2.3 دليل استخدام تطبيق الهاتف المحمول (Flutter Mobile Application):</w:t>
+        <w:t>2.3 دليل استخدام تطبيق الهاتف المحمول (Flutter Mobile Client):</w:t>
+      </w:r>
+    </w:p>
+    <w:p>
+      <w:pPr>
+        <w:bidi/>
+        <w:spacing w:after="120" w:line="300" w:lineRule="auto"/>
+        <w:jc w:val="right"/>
+        <w:jc w:val="both"/>
+      </w:pPr>
+      <w:r>
+        <w:rPr>
+          <w:rFonts w:ascii="Arial" w:hAnsi="Arial" w:cs="Traditional Arabic"/>
+          <w:b w:val="0"/>
+          <w:i w:val="0"/>
+          <w:color w:val="0F172A"/>
+          <w:sz w:val="28"/>
+          <w:rtl/>
+        </w:rPr>
+        <w:t>يتميز تطبيق الهاتف المحمول باستقلاليته الكاملة وسرعة استجابته وتوافقه التام مع واجهات الاستخدام العربية (RTL). تم تصميمه بنمط إدارة الحالة Provider، ويتضمن تجربة مستخدم سلسة وقائمة منسحبة وشريط تنقل سفلي.</w:t>
       </w:r>
     </w:p>
     <w:tbl>
@@ -3033,7 +3171,7 @@
           <w:top w:val="none"/>
           <w:bottom w:val="none"/>
           <w:left w:val="none"/>
-          <w:right w:val="single" w:sz="24" w:space="0" w:color="7C3AED"/>
+          <w:right w:val="single" w:sz="32" w:space="0" w:color="7C3AED"/>
           <w:insideH w:val="none"/>
           <w:insideV w:val="none"/>
         </w:tblBorders>
@@ -3067,16 +3205,16 @@
                 <w:b/>
                 <w:i w:val="0"/>
                 <w:color w:val="1E1B4B"/>
-                <w:sz w:val="29"/>
+                <w:sz w:val="30"/>
                 <w:rtl/>
               </w:rPr>
-              <w:t>شاشة البداية والدخول (Splash &amp; Login)</w:t>
+              <w:t>أ. الواجهة الرئيسية وتصفح الفنادق (Mobile HomeScreen &amp; Featured Hotels)</w:t>
             </w:r>
           </w:p>
           <w:p>
             <w:pPr>
               <w:bidi/>
-              <w:spacing w:after="60" w:line="288" w:lineRule="auto"/>
+              <w:spacing w:after="60" w:line="300" w:lineRule="auto"/>
               <w:jc w:val="right"/>
               <w:jc w:val="both"/>
             </w:pPr>
@@ -3085,11 +3223,11 @@
                 <w:rFonts w:ascii="Arial" w:hAnsi="Arial" w:cs="Traditional Arabic"/>
                 <w:b w:val="0"/>
                 <w:i w:val="0"/>
-                <w:color w:val="1F2937"/>
-                <w:sz w:val="26"/>
+                <w:color w:val="0F172A"/>
+                <w:sz w:val="27"/>
                 <w:rtl/>
               </w:rPr>
-              <w:t>شاشة افتتاحية متحركة تتحقق من الـ Token المخزن، تليها شاشة تسجيل دخول ذكية تدعم إخفاء وإظهار كلمة المرور والتحقق التلقائي من صحة المدخلات.</w:t>
+              <w:t>تستعرض الواجهة الرئيسية ترحيباً مخصصاً باسم النزيل، وبطاقات إحصائية، وشريطاً أفقياً فاخراً للفنادق المميزة مع تقييماتها، مما يوفر وصولاً سريعاً ومباشراً لأفضل خيارات الإقامة المتاحة.</w:t>
             </w:r>
           </w:p>
         </w:tc>
@@ -3097,7 +3235,117 @@
     </w:tbl>
     <w:p>
       <w:pPr>
-        <w:spacing w:after="80"/>
+        <w:spacing w:after="120"/>
+      </w:pPr>
+    </w:p>
+    <w:tbl>
+      <w:tblPr>
+        <w:tblW w:type="auto" w:w="0"/>
+        <w:jc w:val="center"/>
+        <w:tblLook w:firstColumn="1" w:firstRow="1" w:lastColumn="0" w:lastRow="0" w:noHBand="0" w:noVBand="1" w:val="04A0"/>
+        <w:tblBorders>
+          <w:top w:val="single" w:sz="6" w:space="0" w:color="CBD5E1"/>
+          <w:bottom w:val="single" w:sz="6" w:space="0" w:color="CBD5E1"/>
+          <w:left w:val="single" w:sz="6" w:space="0" w:color="CBD5E1"/>
+          <w:right w:val="single" w:sz="6" w:space="0" w:color="CBD5E1"/>
+          <w:insideH w:val="single" w:sz="4" w:space="0" w:color="CBD5E1"/>
+          <w:insideV w:val="none"/>
+        </w:tblBorders>
+        <w:bidiVisual/>
+      </w:tblPr>
+      <w:tblGrid>
+        <w:gridCol w:w="9360"/>
+      </w:tblGrid>
+      <w:tr>
+        <w:tc>
+          <w:tcPr>
+            <w:tcW w:type="dxa" w:w="8640"/>
+            <w:shd w:fill="FFFFFF"/>
+            <w:tcMar>
+              <w:top w:w="100" w:type="dxa"/>
+              <w:bottom w:w="60" w:type="dxa"/>
+              <w:left w:w="100" w:type="dxa"/>
+              <w:right w:w="100" w:type="dxa"/>
+            </w:tcMar>
+          </w:tcPr>
+          <w:p>
+            <w:pPr>
+              <w:spacing w:after="40"/>
+              <w:jc w:val="center"/>
+            </w:pPr>
+            <w:r>
+              <w:drawing>
+                <wp:inline xmlns:a="http://schemas.openxmlformats.org/drawingml/2006/main" xmlns:pic="http://schemas.openxmlformats.org/drawingml/2006/picture">
+                  <wp:extent cx="5120640" cy="2880360"/>
+                  <wp:docPr id="5" name="Picture 5"/>
+                  <wp:cNvGraphicFramePr>
+                    <a:graphicFrameLocks noChangeAspect="1"/>
+                  </wp:cNvGraphicFramePr>
+                  <a:graphic>
+                    <a:graphicData uri="http://schemas.openxmlformats.org/drawingml/2006/picture">
+                      <pic:pic>
+                        <pic:nvPicPr>
+                          <pic:cNvPr id="0" name="fig08_mobile_dashboard.png"/>
+                          <pic:cNvPicPr/>
+                        </pic:nvPicPr>
+                        <pic:blipFill>
+                          <a:blip r:embed="rId13"/>
+                          <a:stretch>
+                            <a:fillRect/>
+                          </a:stretch>
+                        </pic:blipFill>
+                        <pic:spPr>
+                          <a:xfrm>
+                            <a:off x="0" y="0"/>
+                            <a:ext cx="5120640" cy="2880360"/>
+                          </a:xfrm>
+                          <a:prstGeom prst="rect"/>
+                        </pic:spPr>
+                      </pic:pic>
+                    </a:graphicData>
+                  </a:graphic>
+                </wp:inline>
+              </w:drawing>
+            </w:r>
+          </w:p>
+        </w:tc>
+      </w:tr>
+      <w:tr>
+        <w:tc>
+          <w:tcPr>
+            <w:tcW w:type="dxa" w:w="9360"/>
+            <w:shd w:fill="F1F5F9"/>
+            <w:tcMar>
+              <w:top w:w="60" w:type="dxa"/>
+              <w:bottom w:w="80" w:type="dxa"/>
+              <w:left w:w="120" w:type="dxa"/>
+              <w:right w:w="120" w:type="dxa"/>
+            </w:tcMar>
+          </w:tcPr>
+          <w:p>
+            <w:pPr>
+              <w:bidi/>
+              <w:spacing w:after="0"/>
+              <w:jc w:val="center"/>
+            </w:pPr>
+            <w:r>
+              <w:rPr>
+                <w:rFonts w:ascii="Arial" w:hAnsi="Arial" w:cs="Traditional Arabic"/>
+                <w:b/>
+                <w:i w:val="0"/>
+                <w:color w:val="1E1B4B"/>
+                <w:sz w:val="25"/>
+                <w:rtl/>
+              </w:rPr>
+              <w:t>الشكل (5): الشاشة الرئيسية لتطبيق الهاتف المحمول وتصفح الفنادق الموصى بها (HomeScreen Dashboard)</w:t>
+            </w:r>
+          </w:p>
+        </w:tc>
+      </w:tr>
+    </w:tbl>
+    <w:p>
+      <w:pPr>
+        <w:spacing w:after="160"/>
       </w:pPr>
     </w:p>
     <w:tbl>
@@ -3109,7 +3357,7 @@
           <w:top w:val="none"/>
           <w:bottom w:val="none"/>
           <w:left w:val="none"/>
-          <w:right w:val="single" w:sz="24" w:space="0" w:color="7C3AED"/>
+          <w:right w:val="single" w:sz="32" w:space="0" w:color="7C3AED"/>
           <w:insideH w:val="none"/>
           <w:insideV w:val="none"/>
         </w:tblBorders>
@@ -3143,16 +3391,16 @@
                 <w:b/>
                 <w:i w:val="0"/>
                 <w:color w:val="1E1B4B"/>
-                <w:sz w:val="29"/>
+                <w:sz w:val="30"/>
                 <w:rtl/>
               </w:rPr>
-              <w:t>لوحة القيادة التفاعلية (HomeScreen Dashboard)</w:t>
+              <w:t>ب. نافذة حجز الغرف التفاعلية السفلية (Interactive SheetModal Booking)</w:t>
             </w:r>
           </w:p>
           <w:p>
             <w:pPr>
               <w:bidi/>
-              <w:spacing w:after="60" w:line="288" w:lineRule="auto"/>
+              <w:spacing w:after="60" w:line="300" w:lineRule="auto"/>
               <w:jc w:val="right"/>
               <w:jc w:val="both"/>
             </w:pPr>
@@ -3161,11 +3409,11 @@
                 <w:rFonts w:ascii="Arial" w:hAnsi="Arial" w:cs="Traditional Arabic"/>
                 <w:b w:val="0"/>
                 <w:i w:val="0"/>
-                <w:color w:val="1F2937"/>
-                <w:sz w:val="26"/>
+                <w:color w:val="0F172A"/>
+                <w:sz w:val="27"/>
                 <w:rtl/>
               </w:rPr>
-              <w:t>تستعرض بطاقات إحصائية للمستخدم، شريط ترحيب باسم العميل، شريط أفقي فخم لأبرز الفنادق الموصى بها بصورها المحملة بسلاسة، وأزرار التنقل السريع.</w:t>
+              <w:t>عند رغبة النزيل في حجز أي غرفة، تنبثق نافذة سفلية أنيقة وسلسة (BottomSheet) تتيح له تحديد تاريخ الدخول والمغادرة، واختيار عدد النزلاء، وتستعرض السعر الإجمالي المحتسب آلياً وتفاصيل العملية مع زر تأكيد الحجز الفوري.</w:t>
             </w:r>
           </w:p>
         </w:tc>
@@ -3173,7 +3421,7 @@
     </w:tbl>
     <w:p>
       <w:pPr>
-        <w:spacing w:after="80"/>
+        <w:spacing w:after="120"/>
       </w:pPr>
     </w:p>
     <w:tbl>
@@ -3182,11 +3430,11 @@
         <w:jc w:val="center"/>
         <w:tblLook w:firstColumn="1" w:firstRow="1" w:lastColumn="0" w:lastRow="0" w:noHBand="0" w:noVBand="1" w:val="04A0"/>
         <w:tblBorders>
-          <w:top w:val="none"/>
-          <w:bottom w:val="none"/>
-          <w:left w:val="none"/>
-          <w:right w:val="single" w:sz="24" w:space="0" w:color="7C3AED"/>
-          <w:insideH w:val="none"/>
+          <w:top w:val="single" w:sz="6" w:space="0" w:color="CBD5E1"/>
+          <w:bottom w:val="single" w:sz="6" w:space="0" w:color="CBD5E1"/>
+          <w:left w:val="single" w:sz="6" w:space="0" w:color="CBD5E1"/>
+          <w:right w:val="single" w:sz="6" w:space="0" w:color="CBD5E1"/>
+          <w:insideH w:val="single" w:sz="4" w:space="0" w:color="CBD5E1"/>
           <w:insideV w:val="none"/>
         </w:tblBorders>
         <w:bidiVisual/>
@@ -3197,19 +3445,144 @@
       <w:tr>
         <w:tc>
           <w:tcPr>
+            <w:tcW w:type="dxa" w:w="8640"/>
+            <w:shd w:fill="FFFFFF"/>
+            <w:tcMar>
+              <w:top w:w="100" w:type="dxa"/>
+              <w:bottom w:w="60" w:type="dxa"/>
+              <w:left w:w="100" w:type="dxa"/>
+              <w:right w:w="100" w:type="dxa"/>
+            </w:tcMar>
+          </w:tcPr>
+          <w:p>
+            <w:pPr>
+              <w:spacing w:after="40"/>
+              <w:jc w:val="center"/>
+            </w:pPr>
+            <w:r>
+              <w:drawing>
+                <wp:inline xmlns:a="http://schemas.openxmlformats.org/drawingml/2006/main" xmlns:pic="http://schemas.openxmlformats.org/drawingml/2006/picture">
+                  <wp:extent cx="5120640" cy="2880360"/>
+                  <wp:docPr id="6" name="Picture 6"/>
+                  <wp:cNvGraphicFramePr>
+                    <a:graphicFrameLocks noChangeAspect="1"/>
+                  </wp:cNvGraphicFramePr>
+                  <a:graphic>
+                    <a:graphicData uri="http://schemas.openxmlformats.org/drawingml/2006/picture">
+                      <pic:pic>
+                        <pic:nvPicPr>
+                          <pic:cNvPr id="0" name="fig12_mobile_sheet_modal.png"/>
+                          <pic:cNvPicPr/>
+                        </pic:nvPicPr>
+                        <pic:blipFill>
+                          <a:blip r:embed="rId14"/>
+                          <a:stretch>
+                            <a:fillRect/>
+                          </a:stretch>
+                        </pic:blipFill>
+                        <pic:spPr>
+                          <a:xfrm>
+                            <a:off x="0" y="0"/>
+                            <a:ext cx="5120640" cy="2880360"/>
+                          </a:xfrm>
+                          <a:prstGeom prst="rect"/>
+                        </pic:spPr>
+                      </pic:pic>
+                    </a:graphicData>
+                  </a:graphic>
+                </wp:inline>
+              </w:drawing>
+            </w:r>
+          </w:p>
+        </w:tc>
+      </w:tr>
+      <w:tr>
+        <w:tc>
+          <w:tcPr>
             <w:tcW w:type="dxa" w:w="9360"/>
-            <w:shd w:fill="FAF5FF"/>
+            <w:shd w:fill="F1F5F9"/>
             <w:tcMar>
-              <w:top w:w="120" w:type="dxa"/>
-              <w:bottom w:w="120" w:type="dxa"/>
-              <w:left w:w="180" w:type="dxa"/>
-              <w:right w:w="180" w:type="dxa"/>
+              <w:top w:w="60" w:type="dxa"/>
+              <w:bottom w:w="80" w:type="dxa"/>
+              <w:left w:w="120" w:type="dxa"/>
+              <w:right w:w="120" w:type="dxa"/>
             </w:tcMar>
           </w:tcPr>
           <w:p>
             <w:pPr>
               <w:bidi/>
-              <w:spacing w:after="80"/>
+              <w:spacing w:after="0"/>
+              <w:jc w:val="center"/>
+            </w:pPr>
+            <w:r>
+              <w:rPr>
+                <w:rFonts w:ascii="Arial" w:hAnsi="Arial" w:cs="Traditional Arabic"/>
+                <w:b/>
+                <w:i w:val="0"/>
+                <w:color w:val="1E1B4B"/>
+                <w:sz w:val="25"/>
+                <w:rtl/>
+              </w:rPr>
+              <w:t>الشكل (6): النافذة السفلية المنبثقة لحجز الغرفة واحتساب الإجمالي تلقائياً (Interactive SheetModal)</w:t>
+            </w:r>
+          </w:p>
+        </w:tc>
+      </w:tr>
+    </w:tbl>
+    <w:p>
+      <w:pPr>
+        <w:spacing w:after="160"/>
+      </w:pPr>
+    </w:p>
+    <w:p>
+      <w:pPr>
+        <w:keepNext/>
+        <w:bidi/>
+        <w:spacing w:before="320" w:after="120"/>
+        <w:jc w:val="right"/>
+        <w:jc w:val="both"/>
+      </w:pPr>
+      <w:r>
+        <w:rPr>
+          <w:rFonts w:ascii="Arial" w:hAnsi="Arial" w:cs="Traditional Arabic"/>
+          <w:b/>
+          <w:i w:val="0"/>
+          <w:color w:val="3730A3"/>
+          <w:sz w:val="32"/>
+          <w:rtl/>
+        </w:rPr>
+        <w:t>جدول ملخص الخصائص والميزات التشغيلية لواجهات النظام:</w:t>
+      </w:r>
+    </w:p>
+    <w:tbl>
+      <w:tblPr>
+        <w:tblW w:type="auto" w:w="0"/>
+        <w:jc w:val="center"/>
+        <w:tblLook w:firstColumn="1" w:firstRow="1" w:lastColumn="0" w:lastRow="0" w:noHBand="0" w:noVBand="1" w:val="04A0"/>
+        <w:tblBorders>
+          <w:top w:val="single" w:sz="4" w:space="0" w:color="CBD5E1"/>
+          <w:bottom w:val="single" w:sz="4" w:space="0" w:color="CBD5E1"/>
+          <w:insideH w:val="single" w:sz="4" w:space="0" w:color="CBD5E1"/>
+          <w:insideV w:val="none"/>
+          <w:left w:val="none"/>
+          <w:right w:val="none"/>
+        </w:tblBorders>
+        <w:bidiVisual/>
+      </w:tblPr>
+      <w:tblGrid>
+        <w:gridCol w:w="3120"/>
+        <w:gridCol w:w="3120"/>
+        <w:gridCol w:w="3120"/>
+      </w:tblGrid>
+      <w:tr>
+        <w:tc>
+          <w:tcPr>
+            <w:tcW w:type="dxa" w:w="3120"/>
+            <w:shd w:fill="1E1B4B"/>
+          </w:tcPr>
+          <w:p>
+            <w:pPr>
+              <w:bidi/>
               <w:jc w:val="right"/>
               <w:jc w:val="both"/>
             </w:pPr>
@@ -3218,17 +3591,108 @@
                 <w:rFonts w:ascii="Arial" w:hAnsi="Arial" w:cs="Traditional Arabic"/>
                 <w:b/>
                 <w:i w:val="0"/>
-                <w:color w:val="1E1B4B"/>
-                <w:sz w:val="29"/>
+                <w:color w:val="FFFFFF"/>
+                <w:sz w:val="26"/>
                 <w:rtl/>
               </w:rPr>
-              <w:t>القائمة الجانبية المنسحبة (RTL Drawer)</w:t>
+              <w:t>الواجهة / المكون البرمجي</w:t>
             </w:r>
           </w:p>
+        </w:tc>
+        <w:tc>
+          <w:tcPr>
+            <w:tcW w:type="dxa" w:w="3120"/>
+            <w:shd w:fill="1E1B4B"/>
+          </w:tcPr>
           <w:p>
             <w:pPr>
               <w:bidi/>
-              <w:spacing w:after="60" w:line="288" w:lineRule="auto"/>
+              <w:jc w:val="right"/>
+              <w:jc w:val="both"/>
+            </w:pPr>
+            <w:r>
+              <w:rPr>
+                <w:rFonts w:ascii="Arial" w:hAnsi="Arial" w:cs="Traditional Arabic"/>
+                <w:b/>
+                <w:i w:val="0"/>
+                <w:color w:val="FFFFFF"/>
+                <w:sz w:val="26"/>
+                <w:rtl/>
+              </w:rPr>
+              <w:t>المنصة المستهدفة</w:t>
+            </w:r>
+          </w:p>
+        </w:tc>
+        <w:tc>
+          <w:tcPr>
+            <w:tcW w:type="dxa" w:w="3120"/>
+            <w:shd w:fill="1E1B4B"/>
+          </w:tcPr>
+          <w:p>
+            <w:pPr>
+              <w:bidi/>
+              <w:jc w:val="right"/>
+              <w:jc w:val="both"/>
+            </w:pPr>
+            <w:r>
+              <w:rPr>
+                <w:rFonts w:ascii="Arial" w:hAnsi="Arial" w:cs="Traditional Arabic"/>
+                <w:b/>
+                <w:i w:val="0"/>
+                <w:color w:val="FFFFFF"/>
+                <w:sz w:val="26"/>
+                <w:rtl/>
+              </w:rPr>
+              <w:t>الوظائف والخصائص الهندسية المتاحة</w:t>
+            </w:r>
+          </w:p>
+        </w:tc>
+      </w:tr>
+      <w:tr>
+        <w:tc>
+          <w:tcPr>
+            <w:tcW w:type="dxa" w:w="3120"/>
+            <w:shd w:fill="F8FAFC"/>
+            <w:tcMar>
+              <w:top w:w="80" w:type="dxa"/>
+              <w:bottom w:w="80" w:type="dxa"/>
+              <w:left w:w="110" w:type="dxa"/>
+              <w:right w:w="110" w:type="dxa"/>
+            </w:tcMar>
+          </w:tcPr>
+          <w:p>
+            <w:pPr>
+              <w:bidi/>
+              <w:jc w:val="right"/>
+              <w:jc w:val="both"/>
+            </w:pPr>
+            <w:r>
+              <w:rPr>
+                <w:rFonts w:ascii="Arial" w:hAnsi="Arial" w:cs="Traditional Arabic"/>
+                <w:b/>
+                <w:i w:val="0"/>
+                <w:color w:val="0F172A"/>
+                <w:sz w:val="25"/>
+                <w:rtl/>
+              </w:rPr>
+              <w:t>بوابة الدخول والمصادقة</w:t>
+            </w:r>
+          </w:p>
+        </w:tc>
+        <w:tc>
+          <w:tcPr>
+            <w:tcW w:type="dxa" w:w="3120"/>
+            <w:shd w:fill="F8FAFC"/>
+            <w:tcMar>
+              <w:top w:w="80" w:type="dxa"/>
+              <w:bottom w:w="80" w:type="dxa"/>
+              <w:left w:w="110" w:type="dxa"/>
+              <w:right w:w="110" w:type="dxa"/>
+            </w:tcMar>
+          </w:tcPr>
+          <w:p>
+            <w:pPr>
+              <w:bidi/>
               <w:jc w:val="right"/>
               <w:jc w:val="both"/>
             </w:pPr>
@@ -3237,55 +3701,60 @@
                 <w:rFonts w:ascii="Arial" w:hAnsi="Arial" w:cs="Traditional Arabic"/>
                 <w:b w:val="0"/>
                 <w:i w:val="0"/>
-                <w:color w:val="1F2937"/>
-                <w:sz w:val="26"/>
+                <w:color w:val="0F172A"/>
+                <w:sz w:val="25"/>
                 <w:rtl/>
               </w:rPr>
-              <w:t>قائمة سحب ناعمة تنزلق من اليمين (RTL) تضم ترويسة أنيقة باسم المستخدم وبريده وصلاحيته، وروابط الانتقال لجميع أقسام التطبيق، مع زر تسجيل الخروج الآمن.</w:t>
+              <w:t>الويب (MVC)</w:t>
             </w:r>
           </w:p>
         </w:tc>
-      </w:tr>
-    </w:tbl>
-    <w:p>
-      <w:pPr>
-        <w:spacing w:after="80"/>
-      </w:pPr>
-    </w:p>
-    <w:tbl>
-      <w:tblPr>
-        <w:tblW w:type="auto" w:w="0"/>
-        <w:jc w:val="center"/>
-        <w:tblLook w:firstColumn="1" w:firstRow="1" w:lastColumn="0" w:lastRow="0" w:noHBand="0" w:noVBand="1" w:val="04A0"/>
-        <w:tblBorders>
-          <w:top w:val="none"/>
-          <w:bottom w:val="none"/>
-          <w:left w:val="none"/>
-          <w:right w:val="single" w:sz="24" w:space="0" w:color="7C3AED"/>
-          <w:insideH w:val="none"/>
-          <w:insideV w:val="none"/>
-        </w:tblBorders>
-        <w:bidiVisual/>
-      </w:tblPr>
-      <w:tblGrid>
-        <w:gridCol w:w="9360"/>
-      </w:tblGrid>
-      <w:tr>
         <w:tc>
           <w:tcPr>
-            <w:tcW w:type="dxa" w:w="9360"/>
-            <w:shd w:fill="FAF5FF"/>
+            <w:tcW w:type="dxa" w:w="3120"/>
+            <w:shd w:fill="F8FAFC"/>
             <w:tcMar>
-              <w:top w:w="120" w:type="dxa"/>
-              <w:bottom w:w="120" w:type="dxa"/>
-              <w:left w:w="180" w:type="dxa"/>
-              <w:right w:w="180" w:type="dxa"/>
+              <w:top w:w="80" w:type="dxa"/>
+              <w:bottom w:w="80" w:type="dxa"/>
+              <w:left w:w="110" w:type="dxa"/>
+              <w:right w:w="110" w:type="dxa"/>
             </w:tcMar>
           </w:tcPr>
           <w:p>
             <w:pPr>
               <w:bidi/>
-              <w:spacing w:after="80"/>
+              <w:jc w:val="right"/>
+              <w:jc w:val="both"/>
+            </w:pPr>
+            <w:r>
+              <w:rPr>
+                <w:rFonts w:ascii="Arial" w:hAnsi="Arial" w:cs="Traditional Arabic"/>
+                <w:b w:val="0"/>
+                <w:i w:val="0"/>
+                <w:color w:val="0F172A"/>
+                <w:sz w:val="25"/>
+                <w:rtl/>
+              </w:rPr>
+              <w:t>تسجيل دخول آمن مشفر بـ Cookies Authentication مع التحقق من الصلاحيات</w:t>
+            </w:r>
+          </w:p>
+        </w:tc>
+      </w:tr>
+      <w:tr>
+        <w:tc>
+          <w:tcPr>
+            <w:tcW w:type="dxa" w:w="3120"/>
+            <w:shd w:fill="FFFFFF"/>
+            <w:tcMar>
+              <w:top w:w="80" w:type="dxa"/>
+              <w:bottom w:w="80" w:type="dxa"/>
+              <w:left w:w="110" w:type="dxa"/>
+              <w:right w:w="110" w:type="dxa"/>
+            </w:tcMar>
+          </w:tcPr>
+          <w:p>
+            <w:pPr>
+              <w:bidi/>
               <w:jc w:val="right"/>
               <w:jc w:val="both"/>
             </w:pPr>
@@ -3294,17 +3763,28 @@
                 <w:rFonts w:ascii="Arial" w:hAnsi="Arial" w:cs="Traditional Arabic"/>
                 <w:b/>
                 <w:i w:val="0"/>
-                <w:color w:val="1E1B4B"/>
-                <w:sz w:val="29"/>
+                <w:color w:val="0F172A"/>
+                <w:sz w:val="25"/>
                 <w:rtl/>
               </w:rPr>
-              <w:t>شريط التنقل السفلي الثابت (Bottom Navigation Bar)</w:t>
+              <w:t>لوحة التحكم المركزية</w:t>
             </w:r>
           </w:p>
+        </w:tc>
+        <w:tc>
+          <w:tcPr>
+            <w:tcW w:type="dxa" w:w="3120"/>
+            <w:shd w:fill="FFFFFF"/>
+            <w:tcMar>
+              <w:top w:w="80" w:type="dxa"/>
+              <w:bottom w:w="80" w:type="dxa"/>
+              <w:left w:w="110" w:type="dxa"/>
+              <w:right w:w="110" w:type="dxa"/>
+            </w:tcMar>
+          </w:tcPr>
           <w:p>
             <w:pPr>
               <w:bidi/>
-              <w:spacing w:after="60" w:line="288" w:lineRule="auto"/>
               <w:jc w:val="right"/>
               <w:jc w:val="both"/>
             </w:pPr>
@@ -3313,55 +3793,60 @@
                 <w:rFonts w:ascii="Arial" w:hAnsi="Arial" w:cs="Traditional Arabic"/>
                 <w:b w:val="0"/>
                 <w:i w:val="0"/>
-                <w:color w:val="1F2937"/>
-                <w:sz w:val="26"/>
+                <w:color w:val="0F172A"/>
+                <w:sz w:val="25"/>
                 <w:rtl/>
               </w:rPr>
-              <w:t>شريط سفلي بـ 5 تبويبات أساسية (لوحة التحكم، المستخدمون، الفنادق، الغرف، الحجوزات) مع أيقونات ملونة وخط Cairo الأصيل.</w:t>
+              <w:t>الويب (MVC)</w:t>
             </w:r>
           </w:p>
         </w:tc>
-      </w:tr>
-    </w:tbl>
-    <w:p>
-      <w:pPr>
-        <w:spacing w:after="80"/>
-      </w:pPr>
-    </w:p>
-    <w:tbl>
-      <w:tblPr>
-        <w:tblW w:type="auto" w:w="0"/>
-        <w:jc w:val="center"/>
-        <w:tblLook w:firstColumn="1" w:firstRow="1" w:lastColumn="0" w:lastRow="0" w:noHBand="0" w:noVBand="1" w:val="04A0"/>
-        <w:tblBorders>
-          <w:top w:val="none"/>
-          <w:bottom w:val="none"/>
-          <w:left w:val="none"/>
-          <w:right w:val="single" w:sz="24" w:space="0" w:color="7C3AED"/>
-          <w:insideH w:val="none"/>
-          <w:insideV w:val="none"/>
-        </w:tblBorders>
-        <w:bidiVisual/>
-      </w:tblPr>
-      <w:tblGrid>
-        <w:gridCol w:w="9360"/>
-      </w:tblGrid>
-      <w:tr>
         <w:tc>
           <w:tcPr>
-            <w:tcW w:type="dxa" w:w="9360"/>
-            <w:shd w:fill="FAF5FF"/>
+            <w:tcW w:type="dxa" w:w="3120"/>
+            <w:shd w:fill="FFFFFF"/>
             <w:tcMar>
-              <w:top w:w="120" w:type="dxa"/>
-              <w:bottom w:w="120" w:type="dxa"/>
-              <w:left w:w="180" w:type="dxa"/>
-              <w:right w:w="180" w:type="dxa"/>
+              <w:top w:w="80" w:type="dxa"/>
+              <w:bottom w:w="80" w:type="dxa"/>
+              <w:left w:w="110" w:type="dxa"/>
+              <w:right w:w="110" w:type="dxa"/>
             </w:tcMar>
           </w:tcPr>
           <w:p>
             <w:pPr>
               <w:bidi/>
-              <w:spacing w:after="80"/>
+              <w:jc w:val="right"/>
+              <w:jc w:val="both"/>
+            </w:pPr>
+            <w:r>
+              <w:rPr>
+                <w:rFonts w:ascii="Arial" w:hAnsi="Arial" w:cs="Traditional Arabic"/>
+                <w:b w:val="0"/>
+                <w:i w:val="0"/>
+                <w:color w:val="0F172A"/>
+                <w:sz w:val="25"/>
+                <w:rtl/>
+              </w:rPr>
+              <w:t>عرض 4 بطاقات إحصائية حية لـ KPIs وجدول أحدث العمليات وأزرار الإجراءات</w:t>
+            </w:r>
+          </w:p>
+        </w:tc>
+      </w:tr>
+      <w:tr>
+        <w:tc>
+          <w:tcPr>
+            <w:tcW w:type="dxa" w:w="3120"/>
+            <w:shd w:fill="F8FAFC"/>
+            <w:tcMar>
+              <w:top w:w="80" w:type="dxa"/>
+              <w:bottom w:w="80" w:type="dxa"/>
+              <w:left w:w="110" w:type="dxa"/>
+              <w:right w:w="110" w:type="dxa"/>
+            </w:tcMar>
+          </w:tcPr>
+          <w:p>
+            <w:pPr>
+              <w:bidi/>
               <w:jc w:val="right"/>
               <w:jc w:val="both"/>
             </w:pPr>
@@ -3370,17 +3855,28 @@
                 <w:rFonts w:ascii="Arial" w:hAnsi="Arial" w:cs="Traditional Arabic"/>
                 <w:b/>
                 <w:i w:val="0"/>
-                <w:color w:val="1E1B4B"/>
-                <w:sz w:val="29"/>
+                <w:color w:val="0F172A"/>
+                <w:sz w:val="25"/>
                 <w:rtl/>
               </w:rPr>
-              <w:t>كتالوج الفنادق والشاشة التفصيلية (Hotels &amp; Details)</w:t>
+              <w:t>إدارة الفنادق والغرف</w:t>
             </w:r>
           </w:p>
+        </w:tc>
+        <w:tc>
+          <w:tcPr>
+            <w:tcW w:type="dxa" w:w="3120"/>
+            <w:shd w:fill="F8FAFC"/>
+            <w:tcMar>
+              <w:top w:w="80" w:type="dxa"/>
+              <w:bottom w:w="80" w:type="dxa"/>
+              <w:left w:w="110" w:type="dxa"/>
+              <w:right w:w="110" w:type="dxa"/>
+            </w:tcMar>
+          </w:tcPr>
           <w:p>
             <w:pPr>
               <w:bidi/>
-              <w:spacing w:after="60" w:line="288" w:lineRule="auto"/>
               <w:jc w:val="right"/>
               <w:jc w:val="both"/>
             </w:pPr>
@@ -3389,55 +3885,60 @@
                 <w:rFonts w:ascii="Arial" w:hAnsi="Arial" w:cs="Traditional Arabic"/>
                 <w:b w:val="0"/>
                 <w:i w:val="0"/>
-                <w:color w:val="1F2937"/>
-                <w:sz w:val="26"/>
+                <w:color w:val="0F172A"/>
+                <w:sz w:val="25"/>
                 <w:rtl/>
               </w:rPr>
-              <w:t>شاشة استعراض الفنادق مع شريط بحث بالاسم والمدينة، وشاشة تفاصيل الفندق الفاخرة التي تستعرض المرافق وقائمة الغرف المتاحة التابعة له.</w:t>
+              <w:t>الويب (MVC)</w:t>
             </w:r>
           </w:p>
         </w:tc>
-      </w:tr>
-    </w:tbl>
-    <w:p>
-      <w:pPr>
-        <w:spacing w:after="80"/>
-      </w:pPr>
-    </w:p>
-    <w:tbl>
-      <w:tblPr>
-        <w:tblW w:type="auto" w:w="0"/>
-        <w:jc w:val="center"/>
-        <w:tblLook w:firstColumn="1" w:firstRow="1" w:lastColumn="0" w:lastRow="0" w:noHBand="0" w:noVBand="1" w:val="04A0"/>
-        <w:tblBorders>
-          <w:top w:val="none"/>
-          <w:bottom w:val="none"/>
-          <w:left w:val="none"/>
-          <w:right w:val="single" w:sz="24" w:space="0" w:color="7C3AED"/>
-          <w:insideH w:val="none"/>
-          <w:insideV w:val="none"/>
-        </w:tblBorders>
-        <w:bidiVisual/>
-      </w:tblPr>
-      <w:tblGrid>
-        <w:gridCol w:w="9360"/>
-      </w:tblGrid>
-      <w:tr>
         <w:tc>
           <w:tcPr>
-            <w:tcW w:type="dxa" w:w="9360"/>
-            <w:shd w:fill="FAF5FF"/>
+            <w:tcW w:type="dxa" w:w="3120"/>
+            <w:shd w:fill="F8FAFC"/>
             <w:tcMar>
-              <w:top w:w="120" w:type="dxa"/>
-              <w:bottom w:w="120" w:type="dxa"/>
-              <w:left w:w="180" w:type="dxa"/>
-              <w:right w:w="180" w:type="dxa"/>
+              <w:top w:w="80" w:type="dxa"/>
+              <w:bottom w:w="80" w:type="dxa"/>
+              <w:left w:w="110" w:type="dxa"/>
+              <w:right w:w="110" w:type="dxa"/>
             </w:tcMar>
           </w:tcPr>
           <w:p>
             <w:pPr>
               <w:bidi/>
-              <w:spacing w:after="80"/>
+              <w:jc w:val="right"/>
+              <w:jc w:val="both"/>
+            </w:pPr>
+            <w:r>
+              <w:rPr>
+                <w:rFonts w:ascii="Arial" w:hAnsi="Arial" w:cs="Traditional Arabic"/>
+                <w:b w:val="0"/>
+                <w:i w:val="0"/>
+                <w:color w:val="0F172A"/>
+                <w:sz w:val="25"/>
+                <w:rtl/>
+              </w:rPr>
+              <w:t>جداول تفاعلية مع DataTable.js تدعم البحث والفرز الفوري ونوافذ تأكيد الحذف</w:t>
+            </w:r>
+          </w:p>
+        </w:tc>
+      </w:tr>
+      <w:tr>
+        <w:tc>
+          <w:tcPr>
+            <w:tcW w:type="dxa" w:w="3120"/>
+            <w:shd w:fill="FFFFFF"/>
+            <w:tcMar>
+              <w:top w:w="80" w:type="dxa"/>
+              <w:bottom w:w="80" w:type="dxa"/>
+              <w:left w:w="110" w:type="dxa"/>
+              <w:right w:w="110" w:type="dxa"/>
+            </w:tcMar>
+          </w:tcPr>
+          <w:p>
+            <w:pPr>
+              <w:bidi/>
               <w:jc w:val="right"/>
               <w:jc w:val="both"/>
             </w:pPr>
@@ -3446,17 +3947,28 @@
                 <w:rFonts w:ascii="Arial" w:hAnsi="Arial" w:cs="Traditional Arabic"/>
                 <w:b/>
                 <w:i w:val="0"/>
-                <w:color w:val="1E1B4B"/>
-                <w:sz w:val="29"/>
+                <w:color w:val="0F172A"/>
+                <w:sz w:val="25"/>
                 <w:rtl/>
               </w:rPr>
-              <w:t>النافذة المنبثقة لحجز الغرفة (SheetModal)</w:t>
+              <w:t>إدارة ومتابعة الحجوزات</w:t>
             </w:r>
           </w:p>
+        </w:tc>
+        <w:tc>
+          <w:tcPr>
+            <w:tcW w:type="dxa" w:w="3120"/>
+            <w:shd w:fill="FFFFFF"/>
+            <w:tcMar>
+              <w:top w:w="80" w:type="dxa"/>
+              <w:bottom w:w="80" w:type="dxa"/>
+              <w:left w:w="110" w:type="dxa"/>
+              <w:right w:w="110" w:type="dxa"/>
+            </w:tcMar>
+          </w:tcPr>
           <w:p>
             <w:pPr>
               <w:bidi/>
-              <w:spacing w:after="60" w:line="288" w:lineRule="auto"/>
               <w:jc w:val="right"/>
               <w:jc w:val="both"/>
             </w:pPr>
@@ -3465,21 +3977,230 @@
                 <w:rFonts w:ascii="Arial" w:hAnsi="Arial" w:cs="Traditional Arabic"/>
                 <w:b w:val="0"/>
                 <w:i w:val="0"/>
-                <w:color w:val="1F2937"/>
-                <w:sz w:val="26"/>
+                <w:color w:val="0F172A"/>
+                <w:sz w:val="25"/>
                 <w:rtl/>
               </w:rPr>
-              <w:t>عند الضغط على زر 'حجز الآن' بأي غرفة، تنبثق نافذة سفلية تفاعلية تمكن النزيل من اختيار تاريخي الوصول والمغادرة وعدد الضيوف ومراجعة السعر الإجمالي وتأكيد الحجز مع ظهور إشعار نجاح عائم (SnackBar).</w:t>
+              <w:t>الويب (MVC)</w:t>
+            </w:r>
+          </w:p>
+        </w:tc>
+        <w:tc>
+          <w:tcPr>
+            <w:tcW w:type="dxa" w:w="3120"/>
+            <w:shd w:fill="FFFFFF"/>
+            <w:tcMar>
+              <w:top w:w="80" w:type="dxa"/>
+              <w:bottom w:w="80" w:type="dxa"/>
+              <w:left w:w="110" w:type="dxa"/>
+              <w:right w:w="110" w:type="dxa"/>
+            </w:tcMar>
+          </w:tcPr>
+          <w:p>
+            <w:pPr>
+              <w:bidi/>
+              <w:jc w:val="right"/>
+              <w:jc w:val="both"/>
+            </w:pPr>
+            <w:r>
+              <w:rPr>
+                <w:rFonts w:ascii="Arial" w:hAnsi="Arial" w:cs="Traditional Arabic"/>
+                <w:b w:val="0"/>
+                <w:i w:val="0"/>
+                <w:color w:val="0F172A"/>
+                <w:sz w:val="25"/>
+                <w:rtl/>
+              </w:rPr>
+              <w:t>تسجيل وتعديل الحجوزات وتغيير الحالات ومنع التضارب واحتساب المبالغ آلياً</w:t>
+            </w:r>
+          </w:p>
+        </w:tc>
+      </w:tr>
+      <w:tr>
+        <w:tc>
+          <w:tcPr>
+            <w:tcW w:type="dxa" w:w="3120"/>
+            <w:shd w:fill="F8FAFC"/>
+            <w:tcMar>
+              <w:top w:w="80" w:type="dxa"/>
+              <w:bottom w:w="80" w:type="dxa"/>
+              <w:left w:w="110" w:type="dxa"/>
+              <w:right w:w="110" w:type="dxa"/>
+            </w:tcMar>
+          </w:tcPr>
+          <w:p>
+            <w:pPr>
+              <w:bidi/>
+              <w:jc w:val="right"/>
+              <w:jc w:val="both"/>
+            </w:pPr>
+            <w:r>
+              <w:rPr>
+                <w:rFonts w:ascii="Arial" w:hAnsi="Arial" w:cs="Traditional Arabic"/>
+                <w:b/>
+                <w:i w:val="0"/>
+                <w:color w:val="0F172A"/>
+                <w:sz w:val="25"/>
+                <w:rtl/>
+              </w:rPr>
+              <w:t>الشاشة الرئيسية والقائمة</w:t>
+            </w:r>
+          </w:p>
+        </w:tc>
+        <w:tc>
+          <w:tcPr>
+            <w:tcW w:type="dxa" w:w="3120"/>
+            <w:shd w:fill="F8FAFC"/>
+            <w:tcMar>
+              <w:top w:w="80" w:type="dxa"/>
+              <w:bottom w:w="80" w:type="dxa"/>
+              <w:left w:w="110" w:type="dxa"/>
+              <w:right w:w="110" w:type="dxa"/>
+            </w:tcMar>
+          </w:tcPr>
+          <w:p>
+            <w:pPr>
+              <w:bidi/>
+              <w:jc w:val="right"/>
+              <w:jc w:val="both"/>
+            </w:pPr>
+            <w:r>
+              <w:rPr>
+                <w:rFonts w:ascii="Arial" w:hAnsi="Arial" w:cs="Traditional Arabic"/>
+                <w:b w:val="0"/>
+                <w:i w:val="0"/>
+                <w:color w:val="0F172A"/>
+                <w:sz w:val="25"/>
+                <w:rtl/>
+              </w:rPr>
+              <w:t>الموبايل (Flutter)</w:t>
+            </w:r>
+          </w:p>
+        </w:tc>
+        <w:tc>
+          <w:tcPr>
+            <w:tcW w:type="dxa" w:w="3120"/>
+            <w:shd w:fill="F8FAFC"/>
+            <w:tcMar>
+              <w:top w:w="80" w:type="dxa"/>
+              <w:bottom w:w="80" w:type="dxa"/>
+              <w:left w:w="110" w:type="dxa"/>
+              <w:right w:w="110" w:type="dxa"/>
+            </w:tcMar>
+          </w:tcPr>
+          <w:p>
+            <w:pPr>
+              <w:bidi/>
+              <w:jc w:val="right"/>
+              <w:jc w:val="both"/>
+            </w:pPr>
+            <w:r>
+              <w:rPr>
+                <w:rFonts w:ascii="Arial" w:hAnsi="Arial" w:cs="Traditional Arabic"/>
+                <w:b w:val="0"/>
+                <w:i w:val="0"/>
+                <w:color w:val="0F172A"/>
+                <w:sz w:val="25"/>
+                <w:rtl/>
+              </w:rPr>
+              <w:t>قائمة جانبية RTL Drawer، شريط سفلي BottomNav، وبطاقات الفنادق المميزة</w:t>
+            </w:r>
+          </w:p>
+        </w:tc>
+      </w:tr>
+      <w:tr>
+        <w:tc>
+          <w:tcPr>
+            <w:tcW w:type="dxa" w:w="3120"/>
+            <w:shd w:fill="FFFFFF"/>
+            <w:tcMar>
+              <w:top w:w="80" w:type="dxa"/>
+              <w:bottom w:w="80" w:type="dxa"/>
+              <w:left w:w="110" w:type="dxa"/>
+              <w:right w:w="110" w:type="dxa"/>
+            </w:tcMar>
+          </w:tcPr>
+          <w:p>
+            <w:pPr>
+              <w:bidi/>
+              <w:jc w:val="right"/>
+              <w:jc w:val="both"/>
+            </w:pPr>
+            <w:r>
+              <w:rPr>
+                <w:rFonts w:ascii="Arial" w:hAnsi="Arial" w:cs="Traditional Arabic"/>
+                <w:b/>
+                <w:i w:val="0"/>
+                <w:color w:val="0F172A"/>
+                <w:sz w:val="25"/>
+                <w:rtl/>
+              </w:rPr>
+              <w:t>نافذة الحجز المنبثقة</w:t>
+            </w:r>
+          </w:p>
+        </w:tc>
+        <w:tc>
+          <w:tcPr>
+            <w:tcW w:type="dxa" w:w="3120"/>
+            <w:shd w:fill="FFFFFF"/>
+            <w:tcMar>
+              <w:top w:w="80" w:type="dxa"/>
+              <w:bottom w:w="80" w:type="dxa"/>
+              <w:left w:w="110" w:type="dxa"/>
+              <w:right w:w="110" w:type="dxa"/>
+            </w:tcMar>
+          </w:tcPr>
+          <w:p>
+            <w:pPr>
+              <w:bidi/>
+              <w:jc w:val="right"/>
+              <w:jc w:val="both"/>
+            </w:pPr>
+            <w:r>
+              <w:rPr>
+                <w:rFonts w:ascii="Arial" w:hAnsi="Arial" w:cs="Traditional Arabic"/>
+                <w:b w:val="0"/>
+                <w:i w:val="0"/>
+                <w:color w:val="0F172A"/>
+                <w:sz w:val="25"/>
+                <w:rtl/>
+              </w:rPr>
+              <w:t>الموبايل (Flutter)</w:t>
+            </w:r>
+          </w:p>
+        </w:tc>
+        <w:tc>
+          <w:tcPr>
+            <w:tcW w:type="dxa" w:w="3120"/>
+            <w:shd w:fill="FFFFFF"/>
+            <w:tcMar>
+              <w:top w:w="80" w:type="dxa"/>
+              <w:bottom w:w="80" w:type="dxa"/>
+              <w:left w:w="110" w:type="dxa"/>
+              <w:right w:w="110" w:type="dxa"/>
+            </w:tcMar>
+          </w:tcPr>
+          <w:p>
+            <w:pPr>
+              <w:bidi/>
+              <w:jc w:val="right"/>
+              <w:jc w:val="both"/>
+            </w:pPr>
+            <w:r>
+              <w:rPr>
+                <w:rFonts w:ascii="Arial" w:hAnsi="Arial" w:cs="Traditional Arabic"/>
+                <w:b w:val="0"/>
+                <w:i w:val="0"/>
+                <w:color w:val="0F172A"/>
+                <w:sz w:val="25"/>
+                <w:rtl/>
+              </w:rPr>
+              <w:t>حجز فوري بنمط ModalBottomSheet مع اختيار التواريخ واحتساب الإجمالي</w:t>
             </w:r>
           </w:p>
         </w:tc>
       </w:tr>
     </w:tbl>
-    <w:p>
-      <w:pPr>
-        <w:spacing w:after="80"/>
-      </w:pPr>
-    </w:p>
     <w:p>
       <w:r>
         <w:br w:type="page"/>
@@ -3489,11 +4210,11 @@
       <w:pPr>
         <w:keepNext/>
         <w:bidi/>
-        <w:spacing w:before="360" w:after="160"/>
+        <w:spacing w:before="440" w:after="200"/>
         <w:jc w:val="right"/>
         <w:jc w:val="both"/>
         <w:pBdr>
-          <w:bottom w:val="single" w:sz="12" w:space="4" w:color="4338CA"/>
+          <w:bottom w:val="single" w:sz="18" w:space="6" w:color="3730A3"/>
         </w:pBdr>
       </w:pPr>
       <w:r>
@@ -3502,7 +4223,7 @@
           <w:b/>
           <w:i w:val="0"/>
           <w:color w:val="1E1B4B"/>
-          <w:sz w:val="36"/>
+          <w:sz w:val="37"/>
           <w:rtl/>
         </w:rPr>
         <w:t>4. الجزء الثالث: تقرير الفحص وضمان الجودة والاختبارات (W10.3 Testing &amp; QA)</w:t>
@@ -3520,8 +4241,8 @@
           <w:rFonts w:ascii="Arial" w:hAnsi="Arial" w:cs="Traditional Arabic"/>
           <w:b w:val="0"/>
           <w:i w:val="0"/>
-          <w:color w:val="1F2937"/>
-          <w:sz w:val="27"/>
+          <w:color w:val="0F172A"/>
+          <w:sz w:val="28"/>
           <w:rtl/>
         </w:rPr>
         <w:t>خضعت المنظومة البرمجية لمصفوفة اختبارات صارمة ومتعددة المستويات شملت اختبارات واجهات البرمجة (API Testing)، واختبارات التحقق من سلامة المدخلات (Input Validation)، واختبارات منطق الأعمال وحماية العمليات المتزامنة (Concurrency &amp; Business Rules).</w:t>
@@ -3531,7 +4252,7 @@
       <w:pPr>
         <w:keepNext/>
         <w:bidi/>
-        <w:spacing w:before="280" w:after="120"/>
+        <w:spacing w:before="320" w:after="120"/>
         <w:jc w:val="right"/>
         <w:jc w:val="both"/>
       </w:pPr>
@@ -3540,11 +4261,11 @@
           <w:rFonts w:ascii="Arial" w:hAnsi="Arial" w:cs="Traditional Arabic"/>
           <w:b/>
           <w:i w:val="0"/>
-          <w:color w:val="4338CA"/>
-          <w:sz w:val="31"/>
+          <w:color w:val="3730A3"/>
+          <w:sz w:val="32"/>
           <w:rtl/>
         </w:rPr>
-        <w:t>1.4 نتائج اختبارات واجهات الـ RESTful Web API عبر Postman و Swagger:</w:t>
+        <w:t>1.4 مصفوفة نتائج اختبارات واجهات الـ RESTful Web API عبر Postman و Swagger:</w:t>
       </w:r>
     </w:p>
     <w:tbl>
@@ -3553,9 +4274,9 @@
         <w:jc w:val="center"/>
         <w:tblLook w:firstColumn="1" w:firstRow="1" w:lastColumn="0" w:lastRow="0" w:noHBand="0" w:noVBand="1" w:val="04A0"/>
         <w:tblBorders>
-          <w:top w:val="single" w:sz="4" w:space="0" w:color="E5E7EB"/>
-          <w:bottom w:val="single" w:sz="4" w:space="0" w:color="E5E7EB"/>
-          <w:insideH w:val="single" w:sz="4" w:space="0" w:color="E5E7EB"/>
+          <w:top w:val="single" w:sz="4" w:space="0" w:color="CBD5E1"/>
+          <w:bottom w:val="single" w:sz="4" w:space="0" w:color="CBD5E1"/>
+          <w:insideH w:val="single" w:sz="4" w:space="0" w:color="CBD5E1"/>
           <w:insideV w:val="none"/>
           <w:left w:val="none"/>
           <w:right w:val="none"/>
@@ -3695,7 +4416,7 @@
         <w:tc>
           <w:tcPr>
             <w:tcW w:type="dxa" w:w="1872"/>
-            <w:shd w:fill="F9FAFB"/>
+            <w:shd w:fill="F8FAFC"/>
             <w:tcMar>
               <w:top w:w="70" w:type="dxa"/>
               <w:bottom w:w="70" w:type="dxa"/>
@@ -3714,8 +4435,8 @@
                 <w:rFonts w:ascii="Arial" w:hAnsi="Arial" w:cs="Traditional Arabic"/>
                 <w:b w:val="0"/>
                 <w:i w:val="0"/>
-                <w:color w:val="1F2937"/>
-                <w:sz w:val="23"/>
+                <w:color w:val="0F172A"/>
+                <w:sz w:val="24"/>
                 <w:rtl/>
               </w:rPr>
               <w:t>/api/auth/login</w:t>
@@ -3725,7 +4446,7 @@
         <w:tc>
           <w:tcPr>
             <w:tcW w:type="dxa" w:w="1872"/>
-            <w:shd w:fill="F9FAFB"/>
+            <w:shd w:fill="F8FAFC"/>
             <w:tcMar>
               <w:top w:w="70" w:type="dxa"/>
               <w:bottom w:w="70" w:type="dxa"/>
@@ -3744,8 +4465,8 @@
                 <w:rFonts w:ascii="Arial" w:hAnsi="Arial" w:cs="Traditional Arabic"/>
                 <w:b w:val="0"/>
                 <w:i w:val="0"/>
-                <w:color w:val="1F2937"/>
-                <w:sz w:val="23"/>
+                <w:color w:val="0F172A"/>
+                <w:sz w:val="24"/>
                 <w:rtl/>
               </w:rPr>
               <w:t>POST</w:t>
@@ -3755,7 +4476,7 @@
         <w:tc>
           <w:tcPr>
             <w:tcW w:type="dxa" w:w="1872"/>
-            <w:shd w:fill="F9FAFB"/>
+            <w:shd w:fill="F8FAFC"/>
             <w:tcMar>
               <w:top w:w="70" w:type="dxa"/>
               <w:bottom w:w="70" w:type="dxa"/>
@@ -3774,8 +4495,8 @@
                 <w:rFonts w:ascii="Arial" w:hAnsi="Arial" w:cs="Traditional Arabic"/>
                 <w:b w:val="0"/>
                 <w:i w:val="0"/>
-                <w:color w:val="1F2937"/>
-                <w:sz w:val="23"/>
+                <w:color w:val="0F172A"/>
+                <w:sz w:val="24"/>
                 <w:rtl/>
               </w:rPr>
               <w:t>تسجيل دخول صحيح لمدير النظام</w:t>
@@ -3785,7 +4506,7 @@
         <w:tc>
           <w:tcPr>
             <w:tcW w:type="dxa" w:w="1872"/>
-            <w:shd w:fill="F9FAFB"/>
+            <w:shd w:fill="F8FAFC"/>
             <w:tcMar>
               <w:top w:w="70" w:type="dxa"/>
               <w:bottom w:w="70" w:type="dxa"/>
@@ -3804,8 +4525,8 @@
                 <w:rFonts w:ascii="Arial" w:hAnsi="Arial" w:cs="Traditional Arabic"/>
                 <w:b w:val="0"/>
                 <w:i w:val="0"/>
-                <w:color w:val="1F2937"/>
-                <w:sz w:val="23"/>
+                <w:color w:val="0F172A"/>
+                <w:sz w:val="24"/>
                 <w:rtl/>
               </w:rPr>
               <w:t>200 OK</w:t>
@@ -3815,7 +4536,7 @@
         <w:tc>
           <w:tcPr>
             <w:tcW w:type="dxa" w:w="1872"/>
-            <w:shd w:fill="F9FAFB"/>
+            <w:shd w:fill="F8FAFC"/>
             <w:tcMar>
               <w:top w:w="70" w:type="dxa"/>
               <w:bottom w:w="70" w:type="dxa"/>
@@ -3835,7 +4556,7 @@
                 <w:b/>
                 <w:i w:val="0"/>
                 <w:color w:val="065F46"/>
-                <w:sz w:val="23"/>
+                <w:sz w:val="24"/>
                 <w:rtl/>
               </w:rPr>
               <w:t>ناجح (استلام JWT Token)</w:t>
@@ -3866,8 +4587,8 @@
                 <w:rFonts w:ascii="Arial" w:hAnsi="Arial" w:cs="Traditional Arabic"/>
                 <w:b w:val="0"/>
                 <w:i w:val="0"/>
-                <w:color w:val="1F2937"/>
-                <w:sz w:val="23"/>
+                <w:color w:val="0F172A"/>
+                <w:sz w:val="24"/>
                 <w:rtl/>
               </w:rPr>
               <w:t>/api/auth/login</w:t>
@@ -3896,8 +4617,8 @@
                 <w:rFonts w:ascii="Arial" w:hAnsi="Arial" w:cs="Traditional Arabic"/>
                 <w:b w:val="0"/>
                 <w:i w:val="0"/>
-                <w:color w:val="1F2937"/>
-                <w:sz w:val="23"/>
+                <w:color w:val="0F172A"/>
+                <w:sz w:val="24"/>
                 <w:rtl/>
               </w:rPr>
               <w:t>POST</w:t>
@@ -3926,8 +4647,8 @@
                 <w:rFonts w:ascii="Arial" w:hAnsi="Arial" w:cs="Traditional Arabic"/>
                 <w:b w:val="0"/>
                 <w:i w:val="0"/>
-                <w:color w:val="1F2937"/>
-                <w:sz w:val="23"/>
+                <w:color w:val="0F172A"/>
+                <w:sz w:val="24"/>
                 <w:rtl/>
               </w:rPr>
               <w:t>محاولة دخول بكلمة مرور خاطئة</w:t>
@@ -3956,8 +4677,8 @@
                 <w:rFonts w:ascii="Arial" w:hAnsi="Arial" w:cs="Traditional Arabic"/>
                 <w:b w:val="0"/>
                 <w:i w:val="0"/>
-                <w:color w:val="1F2937"/>
-                <w:sz w:val="23"/>
+                <w:color w:val="0F172A"/>
+                <w:sz w:val="24"/>
                 <w:rtl/>
               </w:rPr>
               <w:t>401 Unauthorized</w:t>
@@ -3987,7 +4708,7 @@
                 <w:b/>
                 <w:i w:val="0"/>
                 <w:color w:val="065F46"/>
-                <w:sz w:val="23"/>
+                <w:sz w:val="24"/>
                 <w:rtl/>
               </w:rPr>
               <w:t>ناجح (رفض وتنبيه بالخطأ)</w:t>
@@ -3999,7 +4720,7 @@
         <w:tc>
           <w:tcPr>
             <w:tcW w:type="dxa" w:w="1872"/>
-            <w:shd w:fill="F9FAFB"/>
+            <w:shd w:fill="F8FAFC"/>
             <w:tcMar>
               <w:top w:w="70" w:type="dxa"/>
               <w:bottom w:w="70" w:type="dxa"/>
@@ -4018,8 +4739,8 @@
                 <w:rFonts w:ascii="Arial" w:hAnsi="Arial" w:cs="Traditional Arabic"/>
                 <w:b w:val="0"/>
                 <w:i w:val="0"/>
-                <w:color w:val="1F2937"/>
-                <w:sz w:val="23"/>
+                <w:color w:val="0F172A"/>
+                <w:sz w:val="24"/>
                 <w:rtl/>
               </w:rPr>
               <w:t>/api/hotels</w:t>
@@ -4029,7 +4750,7 @@
         <w:tc>
           <w:tcPr>
             <w:tcW w:type="dxa" w:w="1872"/>
-            <w:shd w:fill="F9FAFB"/>
+            <w:shd w:fill="F8FAFC"/>
             <w:tcMar>
               <w:top w:w="70" w:type="dxa"/>
               <w:bottom w:w="70" w:type="dxa"/>
@@ -4048,8 +4769,8 @@
                 <w:rFonts w:ascii="Arial" w:hAnsi="Arial" w:cs="Traditional Arabic"/>
                 <w:b w:val="0"/>
                 <w:i w:val="0"/>
-                <w:color w:val="1F2937"/>
-                <w:sz w:val="23"/>
+                <w:color w:val="0F172A"/>
+                <w:sz w:val="24"/>
                 <w:rtl/>
               </w:rPr>
               <w:t>GET</w:t>
@@ -4059,7 +4780,7 @@
         <w:tc>
           <w:tcPr>
             <w:tcW w:type="dxa" w:w="1872"/>
-            <w:shd w:fill="F9FAFB"/>
+            <w:shd w:fill="F8FAFC"/>
             <w:tcMar>
               <w:top w:w="70" w:type="dxa"/>
               <w:bottom w:w="70" w:type="dxa"/>
@@ -4078,8 +4799,8 @@
                 <w:rFonts w:ascii="Arial" w:hAnsi="Arial" w:cs="Traditional Arabic"/>
                 <w:b w:val="0"/>
                 <w:i w:val="0"/>
-                <w:color w:val="1F2937"/>
-                <w:sz w:val="23"/>
+                <w:color w:val="0F172A"/>
+                <w:sz w:val="24"/>
                 <w:rtl/>
               </w:rPr>
               <w:t>استرجاع قائمة الفنادق كاملة</w:t>
@@ -4089,7 +4810,7 @@
         <w:tc>
           <w:tcPr>
             <w:tcW w:type="dxa" w:w="1872"/>
-            <w:shd w:fill="F9FAFB"/>
+            <w:shd w:fill="F8FAFC"/>
             <w:tcMar>
               <w:top w:w="70" w:type="dxa"/>
               <w:bottom w:w="70" w:type="dxa"/>
@@ -4108,8 +4829,8 @@
                 <w:rFonts w:ascii="Arial" w:hAnsi="Arial" w:cs="Traditional Arabic"/>
                 <w:b w:val="0"/>
                 <w:i w:val="0"/>
-                <w:color w:val="1F2937"/>
-                <w:sz w:val="23"/>
+                <w:color w:val="0F172A"/>
+                <w:sz w:val="24"/>
                 <w:rtl/>
               </w:rPr>
               <w:t>200 OK</w:t>
@@ -4119,7 +4840,7 @@
         <w:tc>
           <w:tcPr>
             <w:tcW w:type="dxa" w:w="1872"/>
-            <w:shd w:fill="F9FAFB"/>
+            <w:shd w:fill="F8FAFC"/>
             <w:tcMar>
               <w:top w:w="70" w:type="dxa"/>
               <w:bottom w:w="70" w:type="dxa"/>
@@ -4139,7 +4860,7 @@
                 <w:b/>
                 <w:i w:val="0"/>
                 <w:color w:val="065F46"/>
-                <w:sz w:val="23"/>
+                <w:sz w:val="24"/>
                 <w:rtl/>
               </w:rPr>
               <w:t>ناجح (استرجاع 12 فندقاً)</w:t>
@@ -4170,8 +4891,8 @@
                 <w:rFonts w:ascii="Arial" w:hAnsi="Arial" w:cs="Traditional Arabic"/>
                 <w:b w:val="0"/>
                 <w:i w:val="0"/>
-                <w:color w:val="1F2937"/>
-                <w:sz w:val="23"/>
+                <w:color w:val="0F172A"/>
+                <w:sz w:val="24"/>
                 <w:rtl/>
               </w:rPr>
               <w:t>/api/hotels/{id}</w:t>
@@ -4200,8 +4921,8 @@
                 <w:rFonts w:ascii="Arial" w:hAnsi="Arial" w:cs="Traditional Arabic"/>
                 <w:b w:val="0"/>
                 <w:i w:val="0"/>
-                <w:color w:val="1F2937"/>
-                <w:sz w:val="23"/>
+                <w:color w:val="0F172A"/>
+                <w:sz w:val="24"/>
                 <w:rtl/>
               </w:rPr>
               <w:t>GET</w:t>
@@ -4230,8 +4951,8 @@
                 <w:rFonts w:ascii="Arial" w:hAnsi="Arial" w:cs="Traditional Arabic"/>
                 <w:b w:val="0"/>
                 <w:i w:val="0"/>
-                <w:color w:val="1F2937"/>
-                <w:sz w:val="23"/>
+                <w:color w:val="0F172A"/>
+                <w:sz w:val="24"/>
                 <w:rtl/>
               </w:rPr>
               <w:t>استرجاع فندق برقم المعرف 1</w:t>
@@ -4260,8 +4981,8 @@
                 <w:rFonts w:ascii="Arial" w:hAnsi="Arial" w:cs="Traditional Arabic"/>
                 <w:b w:val="0"/>
                 <w:i w:val="0"/>
-                <w:color w:val="1F2937"/>
-                <w:sz w:val="23"/>
+                <w:color w:val="0F172A"/>
+                <w:sz w:val="24"/>
                 <w:rtl/>
               </w:rPr>
               <w:t>200 OK</w:t>
@@ -4291,7 +5012,7 @@
                 <w:b/>
                 <w:i w:val="0"/>
                 <w:color w:val="065F46"/>
-                <w:sz w:val="23"/>
+                <w:sz w:val="24"/>
                 <w:rtl/>
               </w:rPr>
               <w:t>ناجح (استرجاع بيانات الفندق)</w:t>
@@ -4303,7 +5024,7 @@
         <w:tc>
           <w:tcPr>
             <w:tcW w:type="dxa" w:w="1872"/>
-            <w:shd w:fill="F9FAFB"/>
+            <w:shd w:fill="F8FAFC"/>
             <w:tcMar>
               <w:top w:w="70" w:type="dxa"/>
               <w:bottom w:w="70" w:type="dxa"/>
@@ -4322,8 +5043,8 @@
                 <w:rFonts w:ascii="Arial" w:hAnsi="Arial" w:cs="Traditional Arabic"/>
                 <w:b w:val="0"/>
                 <w:i w:val="0"/>
-                <w:color w:val="1F2937"/>
-                <w:sz w:val="23"/>
+                <w:color w:val="0F172A"/>
+                <w:sz w:val="24"/>
                 <w:rtl/>
               </w:rPr>
               <w:t>/api/hotels/99999</w:t>
@@ -4333,7 +5054,7 @@
         <w:tc>
           <w:tcPr>
             <w:tcW w:type="dxa" w:w="1872"/>
-            <w:shd w:fill="F9FAFB"/>
+            <w:shd w:fill="F8FAFC"/>
             <w:tcMar>
               <w:top w:w="70" w:type="dxa"/>
               <w:bottom w:w="70" w:type="dxa"/>
@@ -4352,8 +5073,8 @@
                 <w:rFonts w:ascii="Arial" w:hAnsi="Arial" w:cs="Traditional Arabic"/>
                 <w:b w:val="0"/>
                 <w:i w:val="0"/>
-                <w:color w:val="1F2937"/>
-                <w:sz w:val="23"/>
+                <w:color w:val="0F172A"/>
+                <w:sz w:val="24"/>
                 <w:rtl/>
               </w:rPr>
               <w:t>GET</w:t>
@@ -4363,7 +5084,7 @@
         <w:tc>
           <w:tcPr>
             <w:tcW w:type="dxa" w:w="1872"/>
-            <w:shd w:fill="F9FAFB"/>
+            <w:shd w:fill="F8FAFC"/>
             <w:tcMar>
               <w:top w:w="70" w:type="dxa"/>
               <w:bottom w:w="70" w:type="dxa"/>
@@ -4382,8 +5103,8 @@
                 <w:rFonts w:ascii="Arial" w:hAnsi="Arial" w:cs="Traditional Arabic"/>
                 <w:b w:val="0"/>
                 <w:i w:val="0"/>
-                <w:color w:val="1F2937"/>
-                <w:sz w:val="23"/>
+                <w:color w:val="0F172A"/>
+                <w:sz w:val="24"/>
                 <w:rtl/>
               </w:rPr>
               <w:t>طلب فندق برقم غير موجود في النظام</w:t>
@@ -4393,7 +5114,7 @@
         <w:tc>
           <w:tcPr>
             <w:tcW w:type="dxa" w:w="1872"/>
-            <w:shd w:fill="F9FAFB"/>
+            <w:shd w:fill="F8FAFC"/>
             <w:tcMar>
               <w:top w:w="70" w:type="dxa"/>
               <w:bottom w:w="70" w:type="dxa"/>
@@ -4412,8 +5133,8 @@
                 <w:rFonts w:ascii="Arial" w:hAnsi="Arial" w:cs="Traditional Arabic"/>
                 <w:b w:val="0"/>
                 <w:i w:val="0"/>
-                <w:color w:val="1F2937"/>
-                <w:sz w:val="23"/>
+                <w:color w:val="0F172A"/>
+                <w:sz w:val="24"/>
                 <w:rtl/>
               </w:rPr>
               <w:t>404 Not Found</w:t>
@@ -4423,7 +5144,7 @@
         <w:tc>
           <w:tcPr>
             <w:tcW w:type="dxa" w:w="1872"/>
-            <w:shd w:fill="F9FAFB"/>
+            <w:shd w:fill="F8FAFC"/>
             <w:tcMar>
               <w:top w:w="70" w:type="dxa"/>
               <w:bottom w:w="70" w:type="dxa"/>
@@ -4443,7 +5164,7 @@
                 <w:b/>
                 <w:i w:val="0"/>
                 <w:color w:val="065F46"/>
-                <w:sz w:val="23"/>
+                <w:sz w:val="24"/>
                 <w:rtl/>
               </w:rPr>
               <w:t>ناجح (إرجاع رسالة غير موجود)</w:t>
@@ -4474,8 +5195,8 @@
                 <w:rFonts w:ascii="Arial" w:hAnsi="Arial" w:cs="Traditional Arabic"/>
                 <w:b w:val="0"/>
                 <w:i w:val="0"/>
-                <w:color w:val="1F2937"/>
-                <w:sz w:val="23"/>
+                <w:color w:val="0F172A"/>
+                <w:sz w:val="24"/>
                 <w:rtl/>
               </w:rPr>
               <w:t>/api/hotels</w:t>
@@ -4504,8 +5225,8 @@
                 <w:rFonts w:ascii="Arial" w:hAnsi="Arial" w:cs="Traditional Arabic"/>
                 <w:b w:val="0"/>
                 <w:i w:val="0"/>
-                <w:color w:val="1F2937"/>
-                <w:sz w:val="23"/>
+                <w:color w:val="0F172A"/>
+                <w:sz w:val="24"/>
                 <w:rtl/>
               </w:rPr>
               <w:t>POST</w:t>
@@ -4534,8 +5255,8 @@
                 <w:rFonts w:ascii="Arial" w:hAnsi="Arial" w:cs="Traditional Arabic"/>
                 <w:b w:val="0"/>
                 <w:i w:val="0"/>
-                <w:color w:val="1F2937"/>
-                <w:sz w:val="23"/>
+                <w:color w:val="0F172A"/>
+                <w:sz w:val="24"/>
                 <w:rtl/>
               </w:rPr>
               <w:t>إضافة فندق جديد بكافة البيانات الصحيحة</w:t>
@@ -4564,8 +5285,8 @@
                 <w:rFonts w:ascii="Arial" w:hAnsi="Arial" w:cs="Traditional Arabic"/>
                 <w:b w:val="0"/>
                 <w:i w:val="0"/>
-                <w:color w:val="1F2937"/>
-                <w:sz w:val="23"/>
+                <w:color w:val="0F172A"/>
+                <w:sz w:val="24"/>
                 <w:rtl/>
               </w:rPr>
               <w:t>201 Created</w:t>
@@ -4595,7 +5316,7 @@
                 <w:b/>
                 <w:i w:val="0"/>
                 <w:color w:val="065F46"/>
-                <w:sz w:val="23"/>
+                <w:sz w:val="24"/>
                 <w:rtl/>
               </w:rPr>
               <w:t>ناجح (حفظ الفندق بالـ DB)</w:t>
@@ -4607,7 +5328,7 @@
         <w:tc>
           <w:tcPr>
             <w:tcW w:type="dxa" w:w="1872"/>
-            <w:shd w:fill="F9FAFB"/>
+            <w:shd w:fill="F8FAFC"/>
             <w:tcMar>
               <w:top w:w="70" w:type="dxa"/>
               <w:bottom w:w="70" w:type="dxa"/>
@@ -4626,8 +5347,8 @@
                 <w:rFonts w:ascii="Arial" w:hAnsi="Arial" w:cs="Traditional Arabic"/>
                 <w:b w:val="0"/>
                 <w:i w:val="0"/>
-                <w:color w:val="1F2937"/>
-                <w:sz w:val="23"/>
+                <w:color w:val="0F172A"/>
+                <w:sz w:val="24"/>
                 <w:rtl/>
               </w:rPr>
               <w:t>/api/hotels</w:t>
@@ -4637,7 +5358,7 @@
         <w:tc>
           <w:tcPr>
             <w:tcW w:type="dxa" w:w="1872"/>
-            <w:shd w:fill="F9FAFB"/>
+            <w:shd w:fill="F8FAFC"/>
             <w:tcMar>
               <w:top w:w="70" w:type="dxa"/>
               <w:bottom w:w="70" w:type="dxa"/>
@@ -4656,8 +5377,8 @@
                 <w:rFonts w:ascii="Arial" w:hAnsi="Arial" w:cs="Traditional Arabic"/>
                 <w:b w:val="0"/>
                 <w:i w:val="0"/>
-                <w:color w:val="1F2937"/>
-                <w:sz w:val="23"/>
+                <w:color w:val="0F172A"/>
+                <w:sz w:val="24"/>
                 <w:rtl/>
               </w:rPr>
               <w:t>POST</w:t>
@@ -4667,7 +5388,7 @@
         <w:tc>
           <w:tcPr>
             <w:tcW w:type="dxa" w:w="1872"/>
-            <w:shd w:fill="F9FAFB"/>
+            <w:shd w:fill="F8FAFC"/>
             <w:tcMar>
               <w:top w:w="70" w:type="dxa"/>
               <w:bottom w:w="70" w:type="dxa"/>
@@ -4686,8 +5407,8 @@
                 <w:rFonts w:ascii="Arial" w:hAnsi="Arial" w:cs="Traditional Arabic"/>
                 <w:b w:val="0"/>
                 <w:i w:val="0"/>
-                <w:color w:val="1F2937"/>
-                <w:sz w:val="23"/>
+                <w:color w:val="0F172A"/>
+                <w:sz w:val="24"/>
                 <w:rtl/>
               </w:rPr>
               <w:t>إضافة فندق بدون اسم (حقل إجباري فارغ)</w:t>
@@ -4697,7 +5418,7 @@
         <w:tc>
           <w:tcPr>
             <w:tcW w:type="dxa" w:w="1872"/>
-            <w:shd w:fill="F9FAFB"/>
+            <w:shd w:fill="F8FAFC"/>
             <w:tcMar>
               <w:top w:w="70" w:type="dxa"/>
               <w:bottom w:w="70" w:type="dxa"/>
@@ -4716,8 +5437,8 @@
                 <w:rFonts w:ascii="Arial" w:hAnsi="Arial" w:cs="Traditional Arabic"/>
                 <w:b w:val="0"/>
                 <w:i w:val="0"/>
-                <w:color w:val="1F2937"/>
-                <w:sz w:val="23"/>
+                <w:color w:val="0F172A"/>
+                <w:sz w:val="24"/>
                 <w:rtl/>
               </w:rPr>
               <w:t>400 Bad Request</w:t>
@@ -4727,7 +5448,7 @@
         <w:tc>
           <w:tcPr>
             <w:tcW w:type="dxa" w:w="1872"/>
-            <w:shd w:fill="F9FAFB"/>
+            <w:shd w:fill="F8FAFC"/>
             <w:tcMar>
               <w:top w:w="70" w:type="dxa"/>
               <w:bottom w:w="70" w:type="dxa"/>
@@ -4747,7 +5468,7 @@
                 <w:b/>
                 <w:i w:val="0"/>
                 <w:color w:val="065F46"/>
-                <w:sz w:val="23"/>
+                <w:sz w:val="24"/>
                 <w:rtl/>
               </w:rPr>
               <w:t>ناجح (رفض مع رسالة التحقق)</w:t>
@@ -4778,8 +5499,8 @@
                 <w:rFonts w:ascii="Arial" w:hAnsi="Arial" w:cs="Traditional Arabic"/>
                 <w:b w:val="0"/>
                 <w:i w:val="0"/>
-                <w:color w:val="1F2937"/>
-                <w:sz w:val="23"/>
+                <w:color w:val="0F172A"/>
+                <w:sz w:val="24"/>
                 <w:rtl/>
               </w:rPr>
               <w:t>/api/rooms</w:t>
@@ -4808,8 +5529,8 @@
                 <w:rFonts w:ascii="Arial" w:hAnsi="Arial" w:cs="Traditional Arabic"/>
                 <w:b w:val="0"/>
                 <w:i w:val="0"/>
-                <w:color w:val="1F2937"/>
-                <w:sz w:val="23"/>
+                <w:color w:val="0F172A"/>
+                <w:sz w:val="24"/>
                 <w:rtl/>
               </w:rPr>
               <w:t>GET</w:t>
@@ -4838,8 +5559,8 @@
                 <w:rFonts w:ascii="Arial" w:hAnsi="Arial" w:cs="Traditional Arabic"/>
                 <w:b w:val="0"/>
                 <w:i w:val="0"/>
-                <w:color w:val="1F2937"/>
-                <w:sz w:val="23"/>
+                <w:color w:val="0F172A"/>
+                <w:sz w:val="24"/>
                 <w:rtl/>
               </w:rPr>
               <w:t>تصفية الغرف التابعة لفندق محدد (?hotelId=1)</w:t>
@@ -4868,8 +5589,8 @@
                 <w:rFonts w:ascii="Arial" w:hAnsi="Arial" w:cs="Traditional Arabic"/>
                 <w:b w:val="0"/>
                 <w:i w:val="0"/>
-                <w:color w:val="1F2937"/>
-                <w:sz w:val="23"/>
+                <w:color w:val="0F172A"/>
+                <w:sz w:val="24"/>
                 <w:rtl/>
               </w:rPr>
               <w:t>200 OK</w:t>
@@ -4899,7 +5620,7 @@
                 <w:b/>
                 <w:i w:val="0"/>
                 <w:color w:val="065F46"/>
-                <w:sz w:val="23"/>
+                <w:sz w:val="24"/>
                 <w:rtl/>
               </w:rPr>
               <w:t>ناجح (استرجاع غرف الفندق)</w:t>
@@ -4911,7 +5632,7 @@
         <w:tc>
           <w:tcPr>
             <w:tcW w:type="dxa" w:w="1872"/>
-            <w:shd w:fill="F9FAFB"/>
+            <w:shd w:fill="F8FAFC"/>
             <w:tcMar>
               <w:top w:w="70" w:type="dxa"/>
               <w:bottom w:w="70" w:type="dxa"/>
@@ -4930,8 +5651,8 @@
                 <w:rFonts w:ascii="Arial" w:hAnsi="Arial" w:cs="Traditional Arabic"/>
                 <w:b w:val="0"/>
                 <w:i w:val="0"/>
-                <w:color w:val="1F2937"/>
-                <w:sz w:val="23"/>
+                <w:color w:val="0F172A"/>
+                <w:sz w:val="24"/>
                 <w:rtl/>
               </w:rPr>
               <w:t>/api/bookings</w:t>
@@ -4941,7 +5662,7 @@
         <w:tc>
           <w:tcPr>
             <w:tcW w:type="dxa" w:w="1872"/>
-            <w:shd w:fill="F9FAFB"/>
+            <w:shd w:fill="F8FAFC"/>
             <w:tcMar>
               <w:top w:w="70" w:type="dxa"/>
               <w:bottom w:w="70" w:type="dxa"/>
@@ -4960,8 +5681,8 @@
                 <w:rFonts w:ascii="Arial" w:hAnsi="Arial" w:cs="Traditional Arabic"/>
                 <w:b w:val="0"/>
                 <w:i w:val="0"/>
-                <w:color w:val="1F2937"/>
-                <w:sz w:val="23"/>
+                <w:color w:val="0F172A"/>
+                <w:sz w:val="24"/>
                 <w:rtl/>
               </w:rPr>
               <w:t>POST</w:t>
@@ -4971,7 +5692,7 @@
         <w:tc>
           <w:tcPr>
             <w:tcW w:type="dxa" w:w="1872"/>
-            <w:shd w:fill="F9FAFB"/>
+            <w:shd w:fill="F8FAFC"/>
             <w:tcMar>
               <w:top w:w="70" w:type="dxa"/>
               <w:bottom w:w="70" w:type="dxa"/>
@@ -4990,8 +5711,8 @@
                 <w:rFonts w:ascii="Arial" w:hAnsi="Arial" w:cs="Traditional Arabic"/>
                 <w:b w:val="0"/>
                 <w:i w:val="0"/>
-                <w:color w:val="1F2937"/>
-                <w:sz w:val="23"/>
+                <w:color w:val="0F172A"/>
+                <w:sz w:val="24"/>
                 <w:rtl/>
               </w:rPr>
               <w:t>إنشاء حجز فندقي بتاريخ مستقبلي صحيح</w:t>
@@ -5001,7 +5722,7 @@
         <w:tc>
           <w:tcPr>
             <w:tcW w:type="dxa" w:w="1872"/>
-            <w:shd w:fill="F9FAFB"/>
+            <w:shd w:fill="F8FAFC"/>
             <w:tcMar>
               <w:top w:w="70" w:type="dxa"/>
               <w:bottom w:w="70" w:type="dxa"/>
@@ -5020,8 +5741,8 @@
                 <w:rFonts w:ascii="Arial" w:hAnsi="Arial" w:cs="Traditional Arabic"/>
                 <w:b w:val="0"/>
                 <w:i w:val="0"/>
-                <w:color w:val="1F2937"/>
-                <w:sz w:val="23"/>
+                <w:color w:val="0F172A"/>
+                <w:sz w:val="24"/>
                 <w:rtl/>
               </w:rPr>
               <w:t>201 Created</w:t>
@@ -5031,7 +5752,7 @@
         <w:tc>
           <w:tcPr>
             <w:tcW w:type="dxa" w:w="1872"/>
-            <w:shd w:fill="F9FAFB"/>
+            <w:shd w:fill="F8FAFC"/>
             <w:tcMar>
               <w:top w:w="70" w:type="dxa"/>
               <w:bottom w:w="70" w:type="dxa"/>
@@ -5051,7 +5772,7 @@
                 <w:b/>
                 <w:i w:val="0"/>
                 <w:color w:val="065F46"/>
-                <w:sz w:val="23"/>
+                <w:sz w:val="24"/>
                 <w:rtl/>
               </w:rPr>
               <w:t>ناجح (إنشاء الحجز وحفظه)</w:t>
@@ -5082,8 +5803,8 @@
                 <w:rFonts w:ascii="Arial" w:hAnsi="Arial" w:cs="Traditional Arabic"/>
                 <w:b w:val="0"/>
                 <w:i w:val="0"/>
-                <w:color w:val="1F2937"/>
-                <w:sz w:val="23"/>
+                <w:color w:val="0F172A"/>
+                <w:sz w:val="24"/>
                 <w:rtl/>
               </w:rPr>
               <w:t>/api/bookings</w:t>
@@ -5112,8 +5833,8 @@
                 <w:rFonts w:ascii="Arial" w:hAnsi="Arial" w:cs="Traditional Arabic"/>
                 <w:b w:val="0"/>
                 <w:i w:val="0"/>
-                <w:color w:val="1F2937"/>
-                <w:sz w:val="23"/>
+                <w:color w:val="0F172A"/>
+                <w:sz w:val="24"/>
                 <w:rtl/>
               </w:rPr>
               <w:t>POST</w:t>
@@ -5142,8 +5863,8 @@
                 <w:rFonts w:ascii="Arial" w:hAnsi="Arial" w:cs="Traditional Arabic"/>
                 <w:b w:val="0"/>
                 <w:i w:val="0"/>
-                <w:color w:val="1F2937"/>
-                <w:sz w:val="23"/>
+                <w:color w:val="0F172A"/>
+                <w:sz w:val="24"/>
                 <w:rtl/>
               </w:rPr>
               <w:t>محاولة حجز مزدوج لغرفة محجوزة بنفس الفترة</w:t>
@@ -5172,8 +5893,8 @@
                 <w:rFonts w:ascii="Arial" w:hAnsi="Arial" w:cs="Traditional Arabic"/>
                 <w:b w:val="0"/>
                 <w:i w:val="0"/>
-                <w:color w:val="1F2937"/>
-                <w:sz w:val="23"/>
+                <w:color w:val="0F172A"/>
+                <w:sz w:val="24"/>
                 <w:rtl/>
               </w:rPr>
               <w:t>409 Conflict</w:t>
@@ -5203,7 +5924,7 @@
                 <w:b/>
                 <w:i w:val="0"/>
                 <w:color w:val="065F46"/>
-                <w:sz w:val="23"/>
+                <w:sz w:val="24"/>
                 <w:rtl/>
               </w:rPr>
               <w:t>ناجح (منع الحجز المزدوج)</w:t>
@@ -5216,7 +5937,7 @@
       <w:pPr>
         <w:keepNext/>
         <w:bidi/>
-        <w:spacing w:before="280" w:after="120"/>
+        <w:spacing w:before="320" w:after="120"/>
         <w:jc w:val="right"/>
         <w:jc w:val="both"/>
       </w:pPr>
@@ -5225,8 +5946,8 @@
           <w:rFonts w:ascii="Arial" w:hAnsi="Arial" w:cs="Traditional Arabic"/>
           <w:b/>
           <w:i w:val="0"/>
-          <w:color w:val="4338CA"/>
-          <w:sz w:val="31"/>
+          <w:color w:val="3730A3"/>
+          <w:sz w:val="32"/>
           <w:rtl/>
         </w:rPr>
         <w:t>2.4 مصفوفة اختبارات التحقق من صحة المدخلات (Input Validation Testing):</w:t>
@@ -5238,9 +5959,9 @@
         <w:jc w:val="center"/>
         <w:tblLook w:firstColumn="1" w:firstRow="1" w:lastColumn="0" w:lastRow="0" w:noHBand="0" w:noVBand="1" w:val="04A0"/>
         <w:tblBorders>
-          <w:top w:val="single" w:sz="4" w:space="0" w:color="E5E7EB"/>
-          <w:bottom w:val="single" w:sz="4" w:space="0" w:color="E5E7EB"/>
-          <w:insideH w:val="single" w:sz="4" w:space="0" w:color="E5E7EB"/>
+          <w:top w:val="single" w:sz="4" w:space="0" w:color="CBD5E1"/>
+          <w:bottom w:val="single" w:sz="4" w:space="0" w:color="CBD5E1"/>
+          <w:insideH w:val="single" w:sz="4" w:space="0" w:color="CBD5E1"/>
           <w:insideV w:val="none"/>
           <w:left w:val="none"/>
           <w:right w:val="none"/>
@@ -5257,7 +5978,7 @@
         <w:tc>
           <w:tcPr>
             <w:tcW w:type="dxa" w:w="2340"/>
-            <w:shd w:fill="374151"/>
+            <w:shd w:fill="334155"/>
           </w:tcPr>
           <w:p>
             <w:pPr>
@@ -5281,7 +6002,7 @@
         <w:tc>
           <w:tcPr>
             <w:tcW w:type="dxa" w:w="2340"/>
-            <w:shd w:fill="374151"/>
+            <w:shd w:fill="334155"/>
           </w:tcPr>
           <w:p>
             <w:pPr>
@@ -5305,7 +6026,7 @@
         <w:tc>
           <w:tcPr>
             <w:tcW w:type="dxa" w:w="2340"/>
-            <w:shd w:fill="374151"/>
+            <w:shd w:fill="334155"/>
           </w:tcPr>
           <w:p>
             <w:pPr>
@@ -5329,7 +6050,7 @@
         <w:tc>
           <w:tcPr>
             <w:tcW w:type="dxa" w:w="2340"/>
-            <w:shd w:fill="374151"/>
+            <w:shd w:fill="334155"/>
           </w:tcPr>
           <w:p>
             <w:pPr>
@@ -5355,7 +6076,7 @@
         <w:tc>
           <w:tcPr>
             <w:tcW w:type="dxa" w:w="2340"/>
-            <w:shd w:fill="F9FAFB"/>
+            <w:shd w:fill="F8FAFC"/>
             <w:tcMar>
               <w:top w:w="70" w:type="dxa"/>
               <w:bottom w:w="70" w:type="dxa"/>
@@ -5374,8 +6095,8 @@
                 <w:rFonts w:ascii="Arial" w:hAnsi="Arial" w:cs="Traditional Arabic"/>
                 <w:b/>
                 <w:i w:val="0"/>
-                <w:color w:val="1F2937"/>
-                <w:sz w:val="23"/>
+                <w:color w:val="0F172A"/>
+                <w:sz w:val="24"/>
                 <w:rtl/>
               </w:rPr>
               <w:t>User.Email</w:t>
@@ -5385,7 +6106,7 @@
         <w:tc>
           <w:tcPr>
             <w:tcW w:type="dxa" w:w="2340"/>
-            <w:shd w:fill="F9FAFB"/>
+            <w:shd w:fill="F8FAFC"/>
             <w:tcMar>
               <w:top w:w="70" w:type="dxa"/>
               <w:bottom w:w="70" w:type="dxa"/>
@@ -5404,8 +6125,8 @@
                 <w:rFonts w:ascii="Arial" w:hAnsi="Arial" w:cs="Traditional Arabic"/>
                 <w:b w:val="0"/>
                 <w:i w:val="0"/>
-                <w:color w:val="1F2937"/>
-                <w:sz w:val="23"/>
+                <w:color w:val="0F172A"/>
+                <w:sz w:val="24"/>
                 <w:rtl/>
               </w:rPr>
               <w:t>Required, EmailAddress</w:t>
@@ -5415,7 +6136,7 @@
         <w:tc>
           <w:tcPr>
             <w:tcW w:type="dxa" w:w="2340"/>
-            <w:shd w:fill="F9FAFB"/>
+            <w:shd w:fill="F8FAFC"/>
             <w:tcMar>
               <w:top w:w="70" w:type="dxa"/>
               <w:bottom w:w="70" w:type="dxa"/>
@@ -5434,8 +6155,8 @@
                 <w:rFonts w:ascii="Arial" w:hAnsi="Arial" w:cs="Traditional Arabic"/>
                 <w:b w:val="0"/>
                 <w:i w:val="0"/>
-                <w:color w:val="1F2937"/>
-                <w:sz w:val="23"/>
+                <w:color w:val="0F172A"/>
+                <w:sz w:val="24"/>
                 <w:rtl/>
               </w:rPr>
               <w:t>إدخال نص بريد بدون علامة @ أو نطاق</w:t>
@@ -5445,7 +6166,7 @@
         <w:tc>
           <w:tcPr>
             <w:tcW w:type="dxa" w:w="2340"/>
-            <w:shd w:fill="F9FAFB"/>
+            <w:shd w:fill="F8FAFC"/>
             <w:tcMar>
               <w:top w:w="70" w:type="dxa"/>
               <w:bottom w:w="70" w:type="dxa"/>
@@ -5464,8 +6185,8 @@
                 <w:rFonts w:ascii="Arial" w:hAnsi="Arial" w:cs="Traditional Arabic"/>
                 <w:b w:val="0"/>
                 <w:i w:val="0"/>
-                <w:color w:val="1F2937"/>
-                <w:sz w:val="23"/>
+                <w:color w:val="0F172A"/>
+                <w:sz w:val="24"/>
                 <w:rtl/>
               </w:rPr>
               <w:t>رفض فوري: يرجى إدخال بريد إلكتروني صالح</w:t>
@@ -5496,8 +6217,8 @@
                 <w:rFonts w:ascii="Arial" w:hAnsi="Arial" w:cs="Traditional Arabic"/>
                 <w:b/>
                 <w:i w:val="0"/>
-                <w:color w:val="1F2937"/>
-                <w:sz w:val="23"/>
+                <w:color w:val="0F172A"/>
+                <w:sz w:val="24"/>
                 <w:rtl/>
               </w:rPr>
               <w:t>Hotel.Rating</w:t>
@@ -5526,8 +6247,8 @@
                 <w:rFonts w:ascii="Arial" w:hAnsi="Arial" w:cs="Traditional Arabic"/>
                 <w:b w:val="0"/>
                 <w:i w:val="0"/>
-                <w:color w:val="1F2937"/>
-                <w:sz w:val="23"/>
+                <w:color w:val="0F172A"/>
+                <w:sz w:val="24"/>
                 <w:rtl/>
               </w:rPr>
               <w:t>Range (1.0 إلى 5.0)</w:t>
@@ -5556,8 +6277,8 @@
                 <w:rFonts w:ascii="Arial" w:hAnsi="Arial" w:cs="Traditional Arabic"/>
                 <w:b w:val="0"/>
                 <w:i w:val="0"/>
-                <w:color w:val="1F2937"/>
-                <w:sz w:val="23"/>
+                <w:color w:val="0F172A"/>
+                <w:sz w:val="24"/>
                 <w:rtl/>
               </w:rPr>
               <w:t>إدخال تقييم بقيمة 7.5 أو قيمة سالبة</w:t>
@@ -5586,8 +6307,8 @@
                 <w:rFonts w:ascii="Arial" w:hAnsi="Arial" w:cs="Traditional Arabic"/>
                 <w:b w:val="0"/>
                 <w:i w:val="0"/>
-                <w:color w:val="1F2937"/>
-                <w:sz w:val="23"/>
+                <w:color w:val="0F172A"/>
+                <w:sz w:val="24"/>
                 <w:rtl/>
               </w:rPr>
               <w:t>رفض فوري: التقييم يجب أن يكون بين 1 و 5</w:t>
@@ -5599,7 +6320,7 @@
         <w:tc>
           <w:tcPr>
             <w:tcW w:type="dxa" w:w="2340"/>
-            <w:shd w:fill="F9FAFB"/>
+            <w:shd w:fill="F8FAFC"/>
             <w:tcMar>
               <w:top w:w="70" w:type="dxa"/>
               <w:bottom w:w="70" w:type="dxa"/>
@@ -5618,8 +6339,8 @@
                 <w:rFonts w:ascii="Arial" w:hAnsi="Arial" w:cs="Traditional Arabic"/>
                 <w:b/>
                 <w:i w:val="0"/>
-                <w:color w:val="1F2937"/>
-                <w:sz w:val="23"/>
+                <w:color w:val="0F172A"/>
+                <w:sz w:val="24"/>
                 <w:rtl/>
               </w:rPr>
               <w:t>Room.PricePerNight</w:t>
@@ -5629,7 +6350,7 @@
         <w:tc>
           <w:tcPr>
             <w:tcW w:type="dxa" w:w="2340"/>
-            <w:shd w:fill="F9FAFB"/>
+            <w:shd w:fill="F8FAFC"/>
             <w:tcMar>
               <w:top w:w="70" w:type="dxa"/>
               <w:bottom w:w="70" w:type="dxa"/>
@@ -5648,8 +6369,8 @@
                 <w:rFonts w:ascii="Arial" w:hAnsi="Arial" w:cs="Traditional Arabic"/>
                 <w:b w:val="0"/>
                 <w:i w:val="0"/>
-                <w:color w:val="1F2937"/>
-                <w:sz w:val="23"/>
+                <w:color w:val="0F172A"/>
+                <w:sz w:val="24"/>
                 <w:rtl/>
               </w:rPr>
               <w:t>Range (1 إلى 1,000,000)</w:t>
@@ -5659,7 +6380,7 @@
         <w:tc>
           <w:tcPr>
             <w:tcW w:type="dxa" w:w="2340"/>
-            <w:shd w:fill="F9FAFB"/>
+            <w:shd w:fill="F8FAFC"/>
             <w:tcMar>
               <w:top w:w="70" w:type="dxa"/>
               <w:bottom w:w="70" w:type="dxa"/>
@@ -5678,8 +6399,8 @@
                 <w:rFonts w:ascii="Arial" w:hAnsi="Arial" w:cs="Traditional Arabic"/>
                 <w:b w:val="0"/>
                 <w:i w:val="0"/>
-                <w:color w:val="1F2937"/>
-                <w:sz w:val="23"/>
+                <w:color w:val="0F172A"/>
+                <w:sz w:val="24"/>
                 <w:rtl/>
               </w:rPr>
               <w:t>إدخال سعر ليلة بقيمة صفر أو سالبة (-100)</w:t>
@@ -5689,7 +6410,7 @@
         <w:tc>
           <w:tcPr>
             <w:tcW w:type="dxa" w:w="2340"/>
-            <w:shd w:fill="F9FAFB"/>
+            <w:shd w:fill="F8FAFC"/>
             <w:tcMar>
               <w:top w:w="70" w:type="dxa"/>
               <w:bottom w:w="70" w:type="dxa"/>
@@ -5708,8 +6429,8 @@
                 <w:rFonts w:ascii="Arial" w:hAnsi="Arial" w:cs="Traditional Arabic"/>
                 <w:b w:val="0"/>
                 <w:i w:val="0"/>
-                <w:color w:val="1F2937"/>
-                <w:sz w:val="23"/>
+                <w:color w:val="0F172A"/>
+                <w:sz w:val="24"/>
                 <w:rtl/>
               </w:rPr>
               <w:t>رفض فوري: يجب أن يكون السعر رقماً موجباً أكبر من الصفر</w:t>
@@ -5740,8 +6461,8 @@
                 <w:rFonts w:ascii="Arial" w:hAnsi="Arial" w:cs="Traditional Arabic"/>
                 <w:b/>
                 <w:i w:val="0"/>
-                <w:color w:val="1F2937"/>
-                <w:sz w:val="23"/>
+                <w:color w:val="0F172A"/>
+                <w:sz w:val="24"/>
                 <w:rtl/>
               </w:rPr>
               <w:t>Room.Capacity</w:t>
@@ -5770,8 +6491,8 @@
                 <w:rFonts w:ascii="Arial" w:hAnsi="Arial" w:cs="Traditional Arabic"/>
                 <w:b w:val="0"/>
                 <w:i w:val="0"/>
-                <w:color w:val="1F2937"/>
-                <w:sz w:val="23"/>
+                <w:color w:val="0F172A"/>
+                <w:sz w:val="24"/>
                 <w:rtl/>
               </w:rPr>
               <w:t>Range (1 إلى 20 ضيفاً)</w:t>
@@ -5800,8 +6521,8 @@
                 <w:rFonts w:ascii="Arial" w:hAnsi="Arial" w:cs="Traditional Arabic"/>
                 <w:b w:val="0"/>
                 <w:i w:val="0"/>
-                <w:color w:val="1F2937"/>
-                <w:sz w:val="23"/>
+                <w:color w:val="0F172A"/>
+                <w:sz w:val="24"/>
                 <w:rtl/>
               </w:rPr>
               <w:t>إدخال سعة استيعابية بقيمة صفر</w:t>
@@ -5830,8 +6551,8 @@
                 <w:rFonts w:ascii="Arial" w:hAnsi="Arial" w:cs="Traditional Arabic"/>
                 <w:b w:val="0"/>
                 <w:i w:val="0"/>
-                <w:color w:val="1F2937"/>
-                <w:sz w:val="23"/>
+                <w:color w:val="0F172A"/>
+                <w:sz w:val="24"/>
                 <w:rtl/>
               </w:rPr>
               <w:t>رفض فوري: سعة الغرفة يجب أن تتسع لشخص واحد على الأقل</w:t>
@@ -5843,7 +6564,7 @@
         <w:tc>
           <w:tcPr>
             <w:tcW w:type="dxa" w:w="2340"/>
-            <w:shd w:fill="F9FAFB"/>
+            <w:shd w:fill="F8FAFC"/>
             <w:tcMar>
               <w:top w:w="70" w:type="dxa"/>
               <w:bottom w:w="70" w:type="dxa"/>
@@ -5862,8 +6583,8 @@
                 <w:rFonts w:ascii="Arial" w:hAnsi="Arial" w:cs="Traditional Arabic"/>
                 <w:b/>
                 <w:i w:val="0"/>
-                <w:color w:val="1F2937"/>
-                <w:sz w:val="23"/>
+                <w:color w:val="0F172A"/>
+                <w:sz w:val="24"/>
                 <w:rtl/>
               </w:rPr>
               <w:t>Booking.Dates</w:t>
@@ -5873,7 +6594,7 @@
         <w:tc>
           <w:tcPr>
             <w:tcW w:type="dxa" w:w="2340"/>
-            <w:shd w:fill="F9FAFB"/>
+            <w:shd w:fill="F8FAFC"/>
             <w:tcMar>
               <w:top w:w="70" w:type="dxa"/>
               <w:bottom w:w="70" w:type="dxa"/>
@@ -5892,8 +6613,8 @@
                 <w:rFonts w:ascii="Arial" w:hAnsi="Arial" w:cs="Traditional Arabic"/>
                 <w:b w:val="0"/>
                 <w:i w:val="0"/>
-                <w:color w:val="1F2937"/>
-                <w:sz w:val="23"/>
+                <w:color w:val="0F172A"/>
+                <w:sz w:val="24"/>
                 <w:rtl/>
               </w:rPr>
               <w:t>قاعدة مخصصة IValidatableObject</w:t>
@@ -5903,7 +6624,7 @@
         <w:tc>
           <w:tcPr>
             <w:tcW w:type="dxa" w:w="2340"/>
-            <w:shd w:fill="F9FAFB"/>
+            <w:shd w:fill="F8FAFC"/>
             <w:tcMar>
               <w:top w:w="70" w:type="dxa"/>
               <w:bottom w:w="70" w:type="dxa"/>
@@ -5922,8 +6643,8 @@
                 <w:rFonts w:ascii="Arial" w:hAnsi="Arial" w:cs="Traditional Arabic"/>
                 <w:b w:val="0"/>
                 <w:i w:val="0"/>
-                <w:color w:val="1F2937"/>
-                <w:sz w:val="23"/>
+                <w:color w:val="0F172A"/>
+                <w:sz w:val="24"/>
                 <w:rtl/>
               </w:rPr>
               <w:t>تحديد تاريخ المغادرة مساوياً أو قبل الوصول</w:t>
@@ -5933,7 +6654,7 @@
         <w:tc>
           <w:tcPr>
             <w:tcW w:type="dxa" w:w="2340"/>
-            <w:shd w:fill="F9FAFB"/>
+            <w:shd w:fill="F8FAFC"/>
             <w:tcMar>
               <w:top w:w="70" w:type="dxa"/>
               <w:bottom w:w="70" w:type="dxa"/>
@@ -5952,8 +6673,8 @@
                 <w:rFonts w:ascii="Arial" w:hAnsi="Arial" w:cs="Traditional Arabic"/>
                 <w:b w:val="0"/>
                 <w:i w:val="0"/>
-                <w:color w:val="1F2937"/>
-                <w:sz w:val="23"/>
+                <w:color w:val="0F172A"/>
+                <w:sz w:val="24"/>
                 <w:rtl/>
               </w:rPr>
               <w:t>رفض فوري: تاريخ المغادرة يجب أن يكون بعد تاريخ الوصول</w:t>
@@ -5966,7 +6687,7 @@
       <w:pPr>
         <w:keepNext/>
         <w:bidi/>
-        <w:spacing w:before="280" w:after="120"/>
+        <w:spacing w:before="320" w:after="120"/>
         <w:jc w:val="right"/>
         <w:jc w:val="both"/>
       </w:pPr>
@@ -5975,8 +6696,8 @@
           <w:rFonts w:ascii="Arial" w:hAnsi="Arial" w:cs="Traditional Arabic"/>
           <w:b/>
           <w:i w:val="0"/>
-          <w:color w:val="4338CA"/>
-          <w:sz w:val="31"/>
+          <w:color w:val="3730A3"/>
+          <w:sz w:val="32"/>
           <w:rtl/>
         </w:rPr>
         <w:t>3.4 اختبار منطق الأعمال وحماية العمليات المتزامنة (منع الحجز المزدوج):</w:t>
@@ -5994,8 +6715,8 @@
           <w:rFonts w:ascii="Arial" w:hAnsi="Arial" w:cs="Traditional Arabic"/>
           <w:b w:val="0"/>
           <w:i w:val="0"/>
-          <w:color w:val="1F2937"/>
-          <w:sz w:val="27"/>
+          <w:color w:val="0F172A"/>
+          <w:sz w:val="28"/>
           <w:rtl/>
         </w:rPr>
         <w:t>تُعد حماية النظام من الحجوزات المتضاربة (Double Bookings) أهم قاعدة عمل في قطاع الفنادق. تم فحص هذه القاعدة هندسياً في طبقة الـ Service والـ Repository، حيث يمنع النظام تداخل الفترات الزمنية عبر الاستعلام التالي:</w:t>
@@ -6016,11 +6737,11 @@
       <w:pPr>
         <w:keepNext/>
         <w:bidi/>
-        <w:spacing w:before="360" w:after="160"/>
+        <w:spacing w:before="440" w:after="200"/>
         <w:jc w:val="right"/>
         <w:jc w:val="both"/>
         <w:pBdr>
-          <w:bottom w:val="single" w:sz="12" w:space="4" w:color="4338CA"/>
+          <w:bottom w:val="single" w:sz="18" w:space="6" w:color="3730A3"/>
         </w:pBdr>
       </w:pPr>
       <w:r>
@@ -6029,7 +6750,7 @@
           <w:b/>
           <w:i w:val="0"/>
           <w:color w:val="1E1B4B"/>
-          <w:sz w:val="36"/>
+          <w:sz w:val="37"/>
           <w:rtl/>
         </w:rPr>
         <w:t>5. الجزء الرابع: التوليف التراكمي الشامل لأسابيع المشروع (W2 إلى W9)</w:t>
@@ -6047,8 +6768,8 @@
           <w:rFonts w:ascii="Arial" w:hAnsi="Arial" w:cs="Traditional Arabic"/>
           <w:b w:val="0"/>
           <w:i w:val="0"/>
-          <w:color w:val="1F2937"/>
-          <w:sz w:val="27"/>
+          <w:color w:val="0F172A"/>
+          <w:sz w:val="28"/>
           <w:rtl/>
         </w:rPr>
         <w:t>يوضح هذا الجدول التوليفي مطابقة كافة مخرجات المشروع المنفذة مع توزيع الأسابيع والأوزان والدرجات المعتمدة في دليل مساق التدريب الميداني لجامعة الحكمة:</w:t>
@@ -6060,9 +6781,9 @@
         <w:jc w:val="center"/>
         <w:tblLook w:firstColumn="1" w:firstRow="1" w:lastColumn="0" w:lastRow="0" w:noHBand="0" w:noVBand="1" w:val="04A0"/>
         <w:tblBorders>
-          <w:top w:val="single" w:sz="4" w:space="0" w:color="E5E7EB"/>
-          <w:bottom w:val="single" w:sz="4" w:space="0" w:color="E5E7EB"/>
-          <w:insideH w:val="single" w:sz="4" w:space="0" w:color="E5E7EB"/>
+          <w:top w:val="single" w:sz="4" w:space="0" w:color="CBD5E1"/>
+          <w:bottom w:val="single" w:sz="4" w:space="0" w:color="CBD5E1"/>
+          <w:insideH w:val="single" w:sz="4" w:space="0" w:color="CBD5E1"/>
           <w:insideV w:val="none"/>
           <w:left w:val="none"/>
           <w:right w:val="none"/>
@@ -6177,7 +6898,7 @@
         <w:tc>
           <w:tcPr>
             <w:tcW w:type="dxa" w:w="2340"/>
-            <w:shd w:fill="F9FAFB"/>
+            <w:shd w:fill="F8FAFC"/>
             <w:tcMar>
               <w:top w:w="80" w:type="dxa"/>
               <w:bottom w:w="80" w:type="dxa"/>
@@ -6196,8 +6917,8 @@
                 <w:rFonts w:ascii="Arial" w:hAnsi="Arial" w:cs="Traditional Arabic"/>
                 <w:b/>
                 <w:i w:val="0"/>
-                <w:color w:val="1F2937"/>
-                <w:sz w:val="24"/>
+                <w:color w:val="0F172A"/>
+                <w:sz w:val="25"/>
                 <w:rtl/>
               </w:rPr>
               <w:t>W2</w:t>
@@ -6207,7 +6928,7 @@
         <w:tc>
           <w:tcPr>
             <w:tcW w:type="dxa" w:w="2340"/>
-            <w:shd w:fill="F9FAFB"/>
+            <w:shd w:fill="F8FAFC"/>
             <w:tcMar>
               <w:top w:w="80" w:type="dxa"/>
               <w:bottom w:w="80" w:type="dxa"/>
@@ -6226,8 +6947,8 @@
                 <w:rFonts w:ascii="Arial" w:hAnsi="Arial" w:cs="Traditional Arabic"/>
                 <w:b w:val="0"/>
                 <w:i w:val="0"/>
-                <w:color w:val="1F2937"/>
-                <w:sz w:val="24"/>
+                <w:color w:val="0F172A"/>
+                <w:sz w:val="25"/>
                 <w:rtl/>
               </w:rPr>
               <w:t>مقترح المشروع والمتطلبات (Project Proposal)</w:t>
@@ -6237,7 +6958,7 @@
         <w:tc>
           <w:tcPr>
             <w:tcW w:type="dxa" w:w="2340"/>
-            <w:shd w:fill="F9FAFB"/>
+            <w:shd w:fill="F8FAFC"/>
             <w:tcMar>
               <w:top w:w="80" w:type="dxa"/>
               <w:bottom w:w="80" w:type="dxa"/>
@@ -6256,8 +6977,8 @@
                 <w:rFonts w:ascii="Arial" w:hAnsi="Arial" w:cs="Traditional Arabic"/>
                 <w:b/>
                 <w:i w:val="0"/>
-                <w:color w:val="4338CA"/>
-                <w:sz w:val="24"/>
+                <w:color w:val="3730A3"/>
+                <w:sz w:val="25"/>
                 <w:rtl/>
               </w:rPr>
               <w:t>5%</w:t>
@@ -6267,7 +6988,7 @@
         <w:tc>
           <w:tcPr>
             <w:tcW w:type="dxa" w:w="2340"/>
-            <w:shd w:fill="F9FAFB"/>
+            <w:shd w:fill="F8FAFC"/>
             <w:tcMar>
               <w:top w:w="80" w:type="dxa"/>
               <w:bottom w:w="80" w:type="dxa"/>
@@ -6286,8 +7007,8 @@
                 <w:rFonts w:ascii="Arial" w:hAnsi="Arial" w:cs="Traditional Arabic"/>
                 <w:b w:val="0"/>
                 <w:i w:val="0"/>
-                <w:color w:val="1F2937"/>
-                <w:sz w:val="24"/>
+                <w:color w:val="0F172A"/>
+                <w:sz w:val="25"/>
                 <w:rtl/>
               </w:rPr>
               <w:t>صياغة وثيقة المقترح، دراسة المشكلة، الأهداف، النطاق، والجدول الزمني، و12 متطلباً وظيفياً و6 متطلبات غير وظيفية.</w:t>
@@ -6318,8 +7039,8 @@
                 <w:rFonts w:ascii="Arial" w:hAnsi="Arial" w:cs="Traditional Arabic"/>
                 <w:b/>
                 <w:i w:val="0"/>
-                <w:color w:val="1F2937"/>
-                <w:sz w:val="24"/>
+                <w:color w:val="0F172A"/>
+                <w:sz w:val="25"/>
                 <w:rtl/>
               </w:rPr>
               <w:t>W3</w:t>
@@ -6348,8 +7069,8 @@
                 <w:rFonts w:ascii="Arial" w:hAnsi="Arial" w:cs="Traditional Arabic"/>
                 <w:b w:val="0"/>
                 <w:i w:val="0"/>
-                <w:color w:val="1F2937"/>
-                <w:sz w:val="24"/>
+                <w:color w:val="0F172A"/>
+                <w:sz w:val="25"/>
                 <w:rtl/>
               </w:rPr>
               <w:t>التصميم المعماري ومخططات UML (Clean Architecture)</w:t>
@@ -6378,8 +7099,8 @@
                 <w:rFonts w:ascii="Arial" w:hAnsi="Arial" w:cs="Traditional Arabic"/>
                 <w:b/>
                 <w:i w:val="0"/>
-                <w:color w:val="4338CA"/>
-                <w:sz w:val="24"/>
+                <w:color w:val="3730A3"/>
+                <w:sz w:val="25"/>
                 <w:rtl/>
               </w:rPr>
               <w:t>15%</w:t>
@@ -6408,8 +7129,8 @@
                 <w:rFonts w:ascii="Arial" w:hAnsi="Arial" w:cs="Traditional Arabic"/>
                 <w:b w:val="0"/>
                 <w:i w:val="0"/>
-                <w:color w:val="1F2937"/>
-                <w:sz w:val="24"/>
+                <w:color w:val="0F172A"/>
+                <w:sz w:val="25"/>
                 <w:rtl/>
               </w:rPr>
               <w:t>بناء معمارية Clean Architecture ونمط المستودع Repository Pattern، ورسم مخططات Use Case و Sequence و Class Diagrams.</w:t>
@@ -6421,7 +7142,7 @@
         <w:tc>
           <w:tcPr>
             <w:tcW w:type="dxa" w:w="2340"/>
-            <w:shd w:fill="F9FAFB"/>
+            <w:shd w:fill="F8FAFC"/>
             <w:tcMar>
               <w:top w:w="80" w:type="dxa"/>
               <w:bottom w:w="80" w:type="dxa"/>
@@ -6440,8 +7161,8 @@
                 <w:rFonts w:ascii="Arial" w:hAnsi="Arial" w:cs="Traditional Arabic"/>
                 <w:b/>
                 <w:i w:val="0"/>
-                <w:color w:val="1F2937"/>
-                <w:sz w:val="24"/>
+                <w:color w:val="0F172A"/>
+                <w:sz w:val="25"/>
                 <w:rtl/>
               </w:rPr>
               <w:t>W4</w:t>
@@ -6451,7 +7172,7 @@
         <w:tc>
           <w:tcPr>
             <w:tcW w:type="dxa" w:w="2340"/>
-            <w:shd w:fill="F9FAFB"/>
+            <w:shd w:fill="F8FAFC"/>
             <w:tcMar>
               <w:top w:w="80" w:type="dxa"/>
               <w:bottom w:w="80" w:type="dxa"/>
@@ -6470,8 +7191,8 @@
                 <w:rFonts w:ascii="Arial" w:hAnsi="Arial" w:cs="Traditional Arabic"/>
                 <w:b w:val="0"/>
                 <w:i w:val="0"/>
-                <w:color w:val="1F2937"/>
-                <w:sz w:val="24"/>
+                <w:color w:val="0F172A"/>
+                <w:sz w:val="25"/>
                 <w:rtl/>
               </w:rPr>
               <w:t>تصميم واجهات وتجربة المستخدم (UI/UX Design)</w:t>
@@ -6481,7 +7202,7 @@
         <w:tc>
           <w:tcPr>
             <w:tcW w:type="dxa" w:w="2340"/>
-            <w:shd w:fill="F9FAFB"/>
+            <w:shd w:fill="F8FAFC"/>
             <w:tcMar>
               <w:top w:w="80" w:type="dxa"/>
               <w:bottom w:w="80" w:type="dxa"/>
@@ -6500,8 +7221,8 @@
                 <w:rFonts w:ascii="Arial" w:hAnsi="Arial" w:cs="Traditional Arabic"/>
                 <w:b/>
                 <w:i w:val="0"/>
-                <w:color w:val="4338CA"/>
-                <w:sz w:val="24"/>
+                <w:color w:val="3730A3"/>
+                <w:sz w:val="25"/>
                 <w:rtl/>
               </w:rPr>
               <w:t>5%</w:t>
@@ -6511,7 +7232,7 @@
         <w:tc>
           <w:tcPr>
             <w:tcW w:type="dxa" w:w="2340"/>
-            <w:shd w:fill="F9FAFB"/>
+            <w:shd w:fill="F8FAFC"/>
             <w:tcMar>
               <w:top w:w="80" w:type="dxa"/>
               <w:bottom w:w="80" w:type="dxa"/>
@@ -6530,8 +7251,8 @@
                 <w:rFonts w:ascii="Arial" w:hAnsi="Arial" w:cs="Traditional Arabic"/>
                 <w:b w:val="0"/>
                 <w:i w:val="0"/>
-                <w:color w:val="1F2937"/>
-                <w:sz w:val="24"/>
+                <w:color w:val="0F172A"/>
+                <w:sz w:val="25"/>
                 <w:rtl/>
               </w:rPr>
               <w:t>هندسة النماذج التفاعلية التوليدية في Adobe XD (XD.xd) بالهوية البصرية الفاخرة (Indigo, Violet, Gold) ودعم الـ RTL.</w:t>
@@ -6562,8 +7283,8 @@
                 <w:rFonts w:ascii="Arial" w:hAnsi="Arial" w:cs="Traditional Arabic"/>
                 <w:b/>
                 <w:i w:val="0"/>
-                <w:color w:val="1F2937"/>
-                <w:sz w:val="24"/>
+                <w:color w:val="0F172A"/>
+                <w:sz w:val="25"/>
                 <w:rtl/>
               </w:rPr>
               <w:t>W5</w:t>
@@ -6592,8 +7313,8 @@
                 <w:rFonts w:ascii="Arial" w:hAnsi="Arial" w:cs="Traditional Arabic"/>
                 <w:b w:val="0"/>
                 <w:i w:val="0"/>
-                <w:color w:val="1F2937"/>
-                <w:sz w:val="24"/>
+                <w:color w:val="0F172A"/>
+                <w:sz w:val="25"/>
                 <w:rtl/>
               </w:rPr>
               <w:t>تطوير واجهات البرمجة (Web API Development)</w:t>
@@ -6622,8 +7343,8 @@
                 <w:rFonts w:ascii="Arial" w:hAnsi="Arial" w:cs="Traditional Arabic"/>
                 <w:b/>
                 <w:i w:val="0"/>
-                <w:color w:val="4338CA"/>
-                <w:sz w:val="24"/>
+                <w:color w:val="3730A3"/>
+                <w:sz w:val="25"/>
                 <w:rtl/>
               </w:rPr>
               <w:t>10%</w:t>
@@ -6652,8 +7373,8 @@
                 <w:rFonts w:ascii="Arial" w:hAnsi="Arial" w:cs="Traditional Arabic"/>
                 <w:b w:val="0"/>
                 <w:i w:val="0"/>
-                <w:color w:val="1F2937"/>
-                <w:sz w:val="24"/>
+                <w:color w:val="0F172A"/>
+                <w:sz w:val="25"/>
                 <w:rtl/>
               </w:rPr>
               <w:t>بناء 18 نقطة نهاية برمجية مؤمنة بـ JWT مع حماية البيانات ومعالجة الأخطاء وسياسات الـ CORS.</w:t>
@@ -6665,7 +7386,7 @@
         <w:tc>
           <w:tcPr>
             <w:tcW w:type="dxa" w:w="2340"/>
-            <w:shd w:fill="F9FAFB"/>
+            <w:shd w:fill="F8FAFC"/>
             <w:tcMar>
               <w:top w:w="80" w:type="dxa"/>
               <w:bottom w:w="80" w:type="dxa"/>
@@ -6684,8 +7405,8 @@
                 <w:rFonts w:ascii="Arial" w:hAnsi="Arial" w:cs="Traditional Arabic"/>
                 <w:b/>
                 <w:i w:val="0"/>
-                <w:color w:val="1F2937"/>
-                <w:sz w:val="24"/>
+                <w:color w:val="0F172A"/>
+                <w:sz w:val="25"/>
                 <w:rtl/>
               </w:rPr>
               <w:t>W6</w:t>
@@ -6695,7 +7416,7 @@
         <w:tc>
           <w:tcPr>
             <w:tcW w:type="dxa" w:w="2340"/>
-            <w:shd w:fill="F9FAFB"/>
+            <w:shd w:fill="F8FAFC"/>
             <w:tcMar>
               <w:top w:w="80" w:type="dxa"/>
               <w:bottom w:w="80" w:type="dxa"/>
@@ -6714,8 +7435,8 @@
                 <w:rFonts w:ascii="Arial" w:hAnsi="Arial" w:cs="Traditional Arabic"/>
                 <w:b w:val="0"/>
                 <w:i w:val="0"/>
-                <w:color w:val="1F2937"/>
-                <w:sz w:val="24"/>
+                <w:color w:val="0F172A"/>
+                <w:sz w:val="25"/>
                 <w:rtl/>
               </w:rPr>
               <w:t>فحص واختبار واجهات البرمجة (API Testing)</w:t>
@@ -6725,7 +7446,7 @@
         <w:tc>
           <w:tcPr>
             <w:tcW w:type="dxa" w:w="2340"/>
-            <w:shd w:fill="F9FAFB"/>
+            <w:shd w:fill="F8FAFC"/>
             <w:tcMar>
               <w:top w:w="80" w:type="dxa"/>
               <w:bottom w:w="80" w:type="dxa"/>
@@ -6744,8 +7465,8 @@
                 <w:rFonts w:ascii="Arial" w:hAnsi="Arial" w:cs="Traditional Arabic"/>
                 <w:b/>
                 <w:i w:val="0"/>
-                <w:color w:val="4338CA"/>
-                <w:sz w:val="24"/>
+                <w:color w:val="3730A3"/>
+                <w:sz w:val="25"/>
                 <w:rtl/>
               </w:rPr>
               <w:t>5%</w:t>
@@ -6755,7 +7476,7 @@
         <w:tc>
           <w:tcPr>
             <w:tcW w:type="dxa" w:w="2340"/>
-            <w:shd w:fill="F9FAFB"/>
+            <w:shd w:fill="F8FAFC"/>
             <w:tcMar>
               <w:top w:w="80" w:type="dxa"/>
               <w:bottom w:w="80" w:type="dxa"/>
@@ -6774,8 +7495,8 @@
                 <w:rFonts w:ascii="Arial" w:hAnsi="Arial" w:cs="Traditional Arabic"/>
                 <w:b w:val="0"/>
                 <w:i w:val="0"/>
-                <w:color w:val="1F2937"/>
-                <w:sz w:val="24"/>
+                <w:color w:val="0F172A"/>
+                <w:sz w:val="25"/>
                 <w:rtl/>
               </w:rPr>
               <w:t>أتمتة الفحص الشامل عبر Postman Collection وتوفير واجهة Swagger UI التفاعلية مع تغطية كافة رموز الاستجابة.</w:t>
@@ -6806,8 +7527,8 @@
                 <w:rFonts w:ascii="Arial" w:hAnsi="Arial" w:cs="Traditional Arabic"/>
                 <w:b/>
                 <w:i w:val="0"/>
-                <w:color w:val="1F2937"/>
-                <w:sz w:val="24"/>
+                <w:color w:val="0F172A"/>
+                <w:sz w:val="25"/>
                 <w:rtl/>
               </w:rPr>
               <w:t>W7</w:t>
@@ -6836,8 +7557,8 @@
                 <w:rFonts w:ascii="Arial" w:hAnsi="Arial" w:cs="Traditional Arabic"/>
                 <w:b w:val="0"/>
                 <w:i w:val="0"/>
-                <w:color w:val="1F2937"/>
-                <w:sz w:val="24"/>
+                <w:color w:val="0F172A"/>
+                <w:sz w:val="25"/>
                 <w:rtl/>
               </w:rPr>
               <w:t>تطبيق الويب المتكامل (ASP.NET Core MVC)</w:t>
@@ -6866,8 +7587,8 @@
                 <w:rFonts w:ascii="Arial" w:hAnsi="Arial" w:cs="Traditional Arabic"/>
                 <w:b/>
                 <w:i w:val="0"/>
-                <w:color w:val="4338CA"/>
-                <w:sz w:val="24"/>
+                <w:color w:val="3730A3"/>
+                <w:sz w:val="25"/>
                 <w:rtl/>
               </w:rPr>
               <w:t>25%</w:t>
@@ -6896,8 +7617,8 @@
                 <w:rFonts w:ascii="Arial" w:hAnsi="Arial" w:cs="Traditional Arabic"/>
                 <w:b w:val="0"/>
                 <w:i w:val="0"/>
-                <w:color w:val="1F2937"/>
-                <w:sz w:val="24"/>
+                <w:color w:val="0F172A"/>
+                <w:sz w:val="25"/>
                 <w:rtl/>
               </w:rPr>
               <w:t>بناء واجهات MVC بـ Bootstrap 5 RTL، خط Cairo، متغيرات CSS، جداول DataTables.js، ومودالات الحذف التفاعلية.</w:t>
@@ -6909,7 +7630,7 @@
         <w:tc>
           <w:tcPr>
             <w:tcW w:type="dxa" w:w="2340"/>
-            <w:shd w:fill="F9FAFB"/>
+            <w:shd w:fill="F8FAFC"/>
             <w:tcMar>
               <w:top w:w="80" w:type="dxa"/>
               <w:bottom w:w="80" w:type="dxa"/>
@@ -6928,8 +7649,8 @@
                 <w:rFonts w:ascii="Arial" w:hAnsi="Arial" w:cs="Traditional Arabic"/>
                 <w:b/>
                 <w:i w:val="0"/>
-                <w:color w:val="1F2937"/>
-                <w:sz w:val="24"/>
+                <w:color w:val="0F172A"/>
+                <w:sz w:val="25"/>
                 <w:rtl/>
               </w:rPr>
               <w:t>W8</w:t>
@@ -6939,7 +7660,7 @@
         <w:tc>
           <w:tcPr>
             <w:tcW w:type="dxa" w:w="2340"/>
-            <w:shd w:fill="F9FAFB"/>
+            <w:shd w:fill="F8FAFC"/>
             <w:tcMar>
               <w:top w:w="80" w:type="dxa"/>
               <w:bottom w:w="80" w:type="dxa"/>
@@ -6958,8 +7679,8 @@
                 <w:rFonts w:ascii="Arial" w:hAnsi="Arial" w:cs="Traditional Arabic"/>
                 <w:b w:val="0"/>
                 <w:i w:val="0"/>
-                <w:color w:val="1F2937"/>
-                <w:sz w:val="24"/>
+                <w:color w:val="0F172A"/>
+                <w:sz w:val="25"/>
                 <w:rtl/>
               </w:rPr>
               <w:t>تطبيق الهاتف المحمول (Flutter Mobile App)</w:t>
@@ -6969,7 +7690,7 @@
         <w:tc>
           <w:tcPr>
             <w:tcW w:type="dxa" w:w="2340"/>
-            <w:shd w:fill="F9FAFB"/>
+            <w:shd w:fill="F8FAFC"/>
             <w:tcMar>
               <w:top w:w="80" w:type="dxa"/>
               <w:bottom w:w="80" w:type="dxa"/>
@@ -6988,8 +7709,8 @@
                 <w:rFonts w:ascii="Arial" w:hAnsi="Arial" w:cs="Traditional Arabic"/>
                 <w:b/>
                 <w:i w:val="0"/>
-                <w:color w:val="4338CA"/>
-                <w:sz w:val="24"/>
+                <w:color w:val="3730A3"/>
+                <w:sz w:val="25"/>
                 <w:rtl/>
               </w:rPr>
               <w:t>15%</w:t>
@@ -6999,7 +7720,7 @@
         <w:tc>
           <w:tcPr>
             <w:tcW w:type="dxa" w:w="2340"/>
-            <w:shd w:fill="F9FAFB"/>
+            <w:shd w:fill="F8FAFC"/>
             <w:tcMar>
               <w:top w:w="80" w:type="dxa"/>
               <w:bottom w:w="80" w:type="dxa"/>
@@ -7018,8 +7739,8 @@
                 <w:rFonts w:ascii="Arial" w:hAnsi="Arial" w:cs="Traditional Arabic"/>
                 <w:b w:val="0"/>
                 <w:i w:val="0"/>
-                <w:color w:val="1F2937"/>
-                <w:sz w:val="24"/>
+                <w:color w:val="0F172A"/>
+                <w:sz w:val="25"/>
                 <w:rtl/>
               </w:rPr>
               <w:t>تطوير تطبيق موبايل متكامل بنمط Provider وقائمة Drawer وشريط BottomNav ونافذة حجز الغرف المنبثقة SheetModal.</w:t>
@@ -7050,8 +7771,8 @@
                 <w:rFonts w:ascii="Arial" w:hAnsi="Arial" w:cs="Traditional Arabic"/>
                 <w:b/>
                 <w:i w:val="0"/>
-                <w:color w:val="1F2937"/>
-                <w:sz w:val="24"/>
+                <w:color w:val="0F172A"/>
+                <w:sz w:val="25"/>
                 <w:rtl/>
               </w:rPr>
               <w:t>W9</w:t>
@@ -7080,8 +7801,8 @@
                 <w:rFonts w:ascii="Arial" w:hAnsi="Arial" w:cs="Traditional Arabic"/>
                 <w:b w:val="0"/>
                 <w:i w:val="0"/>
-                <w:color w:val="1F2937"/>
-                <w:sz w:val="24"/>
+                <w:color w:val="0F172A"/>
+                <w:sz w:val="25"/>
                 <w:rtl/>
               </w:rPr>
               <w:t>إدارة الإصدارات والدمج (GitHub Workflow)</w:t>
@@ -7110,8 +7831,8 @@
                 <w:rFonts w:ascii="Arial" w:hAnsi="Arial" w:cs="Traditional Arabic"/>
                 <w:b/>
                 <w:i w:val="0"/>
-                <w:color w:val="4338CA"/>
-                <w:sz w:val="24"/>
+                <w:color w:val="3730A3"/>
+                <w:sz w:val="25"/>
                 <w:rtl/>
               </w:rPr>
               <w:t>5%</w:t>
@@ -7140,8 +7861,8 @@
                 <w:rFonts w:ascii="Arial" w:hAnsi="Arial" w:cs="Traditional Arabic"/>
                 <w:b w:val="0"/>
                 <w:i w:val="0"/>
-                <w:color w:val="1F2937"/>
-                <w:sz w:val="24"/>
+                <w:color w:val="0F172A"/>
+                <w:sz w:val="25"/>
                 <w:rtl/>
               </w:rPr>
               <w:t>تطبيق إدارة الفروع والدمج، وفصل تطبيق الموبايل في ريبو مستقل تماماً وفق توجيهات أ.د/ إبراهيم البلطة.</w:t>
@@ -7153,7 +7874,7 @@
         <w:tc>
           <w:tcPr>
             <w:tcW w:type="dxa" w:w="2340"/>
-            <w:shd w:fill="F9FAFB"/>
+            <w:shd w:fill="F8FAFC"/>
             <w:tcMar>
               <w:top w:w="80" w:type="dxa"/>
               <w:bottom w:w="80" w:type="dxa"/>
@@ -7172,8 +7893,8 @@
                 <w:rFonts w:ascii="Arial" w:hAnsi="Arial" w:cs="Traditional Arabic"/>
                 <w:b/>
                 <w:i w:val="0"/>
-                <w:color w:val="1F2937"/>
-                <w:sz w:val="24"/>
+                <w:color w:val="0F172A"/>
+                <w:sz w:val="25"/>
                 <w:rtl/>
               </w:rPr>
               <w:t>W10</w:t>
@@ -7183,7 +7904,7 @@
         <w:tc>
           <w:tcPr>
             <w:tcW w:type="dxa" w:w="2340"/>
-            <w:shd w:fill="F9FAFB"/>
+            <w:shd w:fill="F8FAFC"/>
             <w:tcMar>
               <w:top w:w="80" w:type="dxa"/>
               <w:bottom w:w="80" w:type="dxa"/>
@@ -7202,8 +7923,8 @@
                 <w:rFonts w:ascii="Arial" w:hAnsi="Arial" w:cs="Traditional Arabic"/>
                 <w:b w:val="0"/>
                 <w:i w:val="0"/>
-                <w:color w:val="1F2937"/>
-                <w:sz w:val="24"/>
+                <w:color w:val="0F172A"/>
+                <w:sz w:val="25"/>
                 <w:rtl/>
               </w:rPr>
               <w:t>التوثيق النهائي والدليل الفني (Documentation)</w:t>
@@ -7213,7 +7934,7 @@
         <w:tc>
           <w:tcPr>
             <w:tcW w:type="dxa" w:w="2340"/>
-            <w:shd w:fill="F9FAFB"/>
+            <w:shd w:fill="F8FAFC"/>
             <w:tcMar>
               <w:top w:w="80" w:type="dxa"/>
               <w:bottom w:w="80" w:type="dxa"/>
@@ -7232,8 +7953,8 @@
                 <w:rFonts w:ascii="Arial" w:hAnsi="Arial" w:cs="Traditional Arabic"/>
                 <w:b/>
                 <w:i w:val="0"/>
-                <w:color w:val="4338CA"/>
-                <w:sz w:val="24"/>
+                <w:color w:val="3730A3"/>
+                <w:sz w:val="25"/>
                 <w:rtl/>
               </w:rPr>
               <w:t>15%</w:t>
@@ -7243,7 +7964,7 @@
         <w:tc>
           <w:tcPr>
             <w:tcW w:type="dxa" w:w="2340"/>
-            <w:shd w:fill="F9FAFB"/>
+            <w:shd w:fill="F8FAFC"/>
             <w:tcMar>
               <w:top w:w="80" w:type="dxa"/>
               <w:bottom w:w="80" w:type="dxa"/>
@@ -7262,8 +7983,8 @@
                 <w:rFonts w:ascii="Arial" w:hAnsi="Arial" w:cs="Traditional Arabic"/>
                 <w:b w:val="0"/>
                 <w:i w:val="0"/>
-                <w:color w:val="1F2937"/>
-                <w:sz w:val="24"/>
+                <w:color w:val="0F172A"/>
+                <w:sz w:val="25"/>
                 <w:rtl/>
               </w:rPr>
               <w:t>إعداد دليل التثبيت، دليل المستخدم، مصفوفة الاختبارات، الخاتمة والتحديات، وقائمة المراجع العلمية.</w:t>
@@ -7276,11 +7997,11 @@
       <w:pPr>
         <w:keepNext/>
         <w:bidi/>
-        <w:spacing w:before="360" w:after="160"/>
+        <w:spacing w:before="440" w:after="200"/>
         <w:jc w:val="right"/>
         <w:jc w:val="both"/>
         <w:pBdr>
-          <w:bottom w:val="single" w:sz="12" w:space="4" w:color="4338CA"/>
+          <w:bottom w:val="single" w:sz="18" w:space="6" w:color="3730A3"/>
         </w:pBdr>
       </w:pPr>
       <w:r>
@@ -7289,7 +8010,7 @@
           <w:b/>
           <w:i w:val="0"/>
           <w:color w:val="1E1B4B"/>
-          <w:sz w:val="36"/>
+          <w:sz w:val="37"/>
           <w:rtl/>
         </w:rPr>
         <w:t>6. الجزء الخامس: الخاتمة والتحديات الهندسية والتطويرات المستقبلية (W10.4)</w:t>
@@ -7307,8 +8028,8 @@
           <w:rFonts w:ascii="Arial" w:hAnsi="Arial" w:cs="Traditional Arabic"/>
           <w:b w:val="0"/>
           <w:i w:val="0"/>
-          <w:color w:val="1F2937"/>
-          <w:sz w:val="27"/>
+          <w:color w:val="0F172A"/>
+          <w:sz w:val="28"/>
           <w:rtl/>
         </w:rPr>
         <w:t>مثلت تجربة مساق التدريب الميداني الفردي محاكاة واقعية ومتقدمة لبيئات العمل المؤسسية في كبرى شركات هندسة البرمجيات. تمكن المهندس من قيادة وتطوير كافة مراحل النظام بجهد فردي كامل، والتغلب على العديد من التحديات الهندسية المعقدة:</w:t>
@@ -7323,7 +8044,7 @@
           <w:top w:val="none"/>
           <w:bottom w:val="none"/>
           <w:left w:val="none"/>
-          <w:right w:val="single" w:sz="24" w:space="0" w:color="4338CA"/>
+          <w:right w:val="single" w:sz="32" w:space="0" w:color="3730A3"/>
           <w:insideH w:val="none"/>
           <w:insideV w:val="none"/>
         </w:tblBorders>
@@ -7357,7 +8078,7 @@
                 <w:b/>
                 <w:i w:val="0"/>
                 <w:color w:val="1E1B4B"/>
-                <w:sz w:val="29"/>
+                <w:sz w:val="30"/>
                 <w:rtl/>
               </w:rPr>
               <w:t>التحدي الأول: عزل تطبيق الموبايل في مشروع ومستودع مستقل كلياً (Supervisor Mandate)</w:t>
@@ -7366,7 +8087,7 @@
           <w:p>
             <w:pPr>
               <w:bidi/>
-              <w:spacing w:after="60" w:line="288" w:lineRule="auto"/>
+              <w:spacing w:after="60" w:line="300" w:lineRule="auto"/>
               <w:jc w:val="right"/>
               <w:jc w:val="both"/>
             </w:pPr>
@@ -7375,8 +8096,8 @@
                 <w:rFonts w:ascii="Arial" w:hAnsi="Arial" w:cs="Traditional Arabic"/>
                 <w:b w:val="0"/>
                 <w:i w:val="0"/>
-                <w:color w:val="1F2937"/>
-                <w:sz w:val="26"/>
+                <w:color w:val="0F172A"/>
+                <w:sz w:val="27"/>
                 <w:rtl/>
               </w:rPr>
               <w:t>• المشكلة: كان تطبيق Flutter مدمجاً كمجلد فرعي ضمن حل الـ .NET، وهو ما يتعارض مع توجيه د/ إبراهيم البلطة بضرورة استقلالية الموبايل.</w:t>
@@ -7385,7 +8106,7 @@
           <w:p>
             <w:pPr>
               <w:bidi/>
-              <w:spacing w:after="60" w:line="288" w:lineRule="auto"/>
+              <w:spacing w:after="60" w:line="300" w:lineRule="auto"/>
               <w:jc w:val="right"/>
               <w:jc w:val="both"/>
             </w:pPr>
@@ -7394,8 +8115,8 @@
                 <w:rFonts w:ascii="Arial" w:hAnsi="Arial" w:cs="Traditional Arabic"/>
                 <w:b w:val="0"/>
                 <w:i w:val="0"/>
-                <w:color w:val="1F2937"/>
-                <w:sz w:val="26"/>
+                <w:color w:val="0F172A"/>
+                <w:sz w:val="27"/>
                 <w:rtl/>
               </w:rPr>
               <w:t>• الحل الهندسي: تم استخراج مجلد Flutter بالكامل خارج حل الـ Backend، وتأسيس مستودع Git مستقل له بفروعه ودمجه، وتعديل ملفات .gitignore في المشروعين لعزل ملفات البناء الثقيلة، ونشر المشروعين في مستودعين منفصلين على GitHub مع توثيق الربط بينهما.</w:t>
@@ -7406,7 +8127,7 @@
     </w:tbl>
     <w:p>
       <w:pPr>
-        <w:spacing w:after="80"/>
+        <w:spacing w:after="120"/>
       </w:pPr>
     </w:p>
     <w:tbl>
@@ -7418,7 +8139,7 @@
           <w:top w:val="none"/>
           <w:bottom w:val="none"/>
           <w:left w:val="none"/>
-          <w:right w:val="single" w:sz="24" w:space="0" w:color="C9971F"/>
+          <w:right w:val="single" w:sz="32" w:space="0" w:color="C9971F"/>
           <w:insideH w:val="none"/>
           <w:insideV w:val="none"/>
         </w:tblBorders>
@@ -7452,7 +8173,7 @@
                 <w:b/>
                 <w:i w:val="0"/>
                 <w:color w:val="1E1B4B"/>
-                <w:sz w:val="29"/>
+                <w:sz w:val="30"/>
                 <w:rtl/>
               </w:rPr>
               <w:t>التحدي الثاني: مزامنة التوقيتات القياسية العالمية (UTC Timestamps Synchronization)</w:t>
@@ -7461,7 +8182,7 @@
           <w:p>
             <w:pPr>
               <w:bidi/>
-              <w:spacing w:after="60" w:line="288" w:lineRule="auto"/>
+              <w:spacing w:after="60" w:line="300" w:lineRule="auto"/>
               <w:jc w:val="right"/>
               <w:jc w:val="both"/>
             </w:pPr>
@@ -7470,8 +8191,8 @@
                 <w:rFonts w:ascii="Arial" w:hAnsi="Arial" w:cs="Traditional Arabic"/>
                 <w:b w:val="0"/>
                 <w:i w:val="0"/>
-                <w:color w:val="1F2937"/>
-                <w:sz w:val="26"/>
+                <w:color w:val="0F172A"/>
+                <w:sz w:val="27"/>
                 <w:rtl/>
               </w:rPr>
               <w:t>• المشكلة: ظهور فوارق زمنية تؤدي لاختلاف يوم الحجز عند إرسال التاريخ من أجهزة الموبايل بسبب التوقيت المحلي للمنطقة الزمنية (Local Timezone Offset).</w:t>
@@ -7480,7 +8201,7 @@
           <w:p>
             <w:pPr>
               <w:bidi/>
-              <w:spacing w:after="60" w:line="288" w:lineRule="auto"/>
+              <w:spacing w:after="60" w:line="300" w:lineRule="auto"/>
               <w:jc w:val="right"/>
               <w:jc w:val="both"/>
             </w:pPr>
@@ -7489,8 +8210,8 @@
                 <w:rFonts w:ascii="Arial" w:hAnsi="Arial" w:cs="Traditional Arabic"/>
                 <w:b w:val="0"/>
                 <w:i w:val="0"/>
-                <w:color w:val="1F2937"/>
-                <w:sz w:val="26"/>
+                <w:color w:val="0F172A"/>
+                <w:sz w:val="27"/>
                 <w:rtl/>
               </w:rPr>
               <w:t>• الحل الهندسي: توحيد كافة معاملات التواريخ على مستوى طبقة التطبيق (Application Layer) والـ Database بنظام UTC الخالص عبر DateTime.SpecifyKind(d, DateTimeKind.Utc) مما ضمن دقة يوم الحجز والتحقق من التوفر بنسبة 100%.</w:t>
@@ -7501,7 +8222,7 @@
     </w:tbl>
     <w:p>
       <w:pPr>
-        <w:spacing w:after="80"/>
+        <w:spacing w:after="120"/>
       </w:pPr>
     </w:p>
     <w:tbl>
@@ -7513,7 +8234,7 @@
           <w:top w:val="none"/>
           <w:bottom w:val="none"/>
           <w:left w:val="none"/>
-          <w:right w:val="single" w:sz="24" w:space="0" w:color="7C3AED"/>
+          <w:right w:val="single" w:sz="32" w:space="0" w:color="7C3AED"/>
           <w:insideH w:val="none"/>
           <w:insideV w:val="none"/>
         </w:tblBorders>
@@ -7547,7 +8268,7 @@
                 <w:b/>
                 <w:i w:val="0"/>
                 <w:color w:val="1E1B4B"/>
-                <w:sz w:val="29"/>
+                <w:sz w:val="30"/>
                 <w:rtl/>
               </w:rPr>
               <w:t>التحدي الثالث: معالجة استجابة شاشات الموبايل وتفادي تجاوز البكسلات (Pixel Overflow Prevention)</w:t>
@@ -7556,7 +8277,7 @@
           <w:p>
             <w:pPr>
               <w:bidi/>
-              <w:spacing w:after="60" w:line="288" w:lineRule="auto"/>
+              <w:spacing w:after="60" w:line="300" w:lineRule="auto"/>
               <w:jc w:val="right"/>
               <w:jc w:val="both"/>
             </w:pPr>
@@ -7565,8 +8286,8 @@
                 <w:rFonts w:ascii="Arial" w:hAnsi="Arial" w:cs="Traditional Arabic"/>
                 <w:b w:val="0"/>
                 <w:i w:val="0"/>
-                <w:color w:val="1F2937"/>
-                <w:sz w:val="26"/>
+                <w:color w:val="0F172A"/>
+                <w:sz w:val="27"/>
                 <w:rtl/>
               </w:rPr>
               <w:t>• المشكلة: ظهور خطوط التحذير الصفراء والسوداء عند تصغير أو تدوير الشاشة بسبب تجاوز أبعاد المكونات لمساحة الشاشة المتاحة.</w:t>
@@ -7575,7 +8296,7 @@
           <w:p>
             <w:pPr>
               <w:bidi/>
-              <w:spacing w:after="60" w:line="288" w:lineRule="auto"/>
+              <w:spacing w:after="60" w:line="300" w:lineRule="auto"/>
               <w:jc w:val="right"/>
               <w:jc w:val="both"/>
             </w:pPr>
@@ -7584,8 +8305,8 @@
                 <w:rFonts w:ascii="Arial" w:hAnsi="Arial" w:cs="Traditional Arabic"/>
                 <w:b w:val="0"/>
                 <w:i w:val="0"/>
-                <w:color w:val="1F2937"/>
-                <w:sz w:val="26"/>
+                <w:color w:val="0F172A"/>
+                <w:sz w:val="27"/>
                 <w:rtl/>
               </w:rPr>
               <w:t>• الحل الهندسي: ابتكار عنصر ResponsivePhoneFrame في Flutter مدعوماً بـ LayoutBuilder و SingleChildScrollView مما ضمن تكيف الواجهات تلقائياً مع مختلف قياسات الشاشات دون أي أخطاء تجاوز.</w:t>
@@ -7596,14 +8317,14 @@
     </w:tbl>
     <w:p>
       <w:pPr>
-        <w:spacing w:after="80"/>
+        <w:spacing w:after="120"/>
       </w:pPr>
     </w:p>
     <w:p>
       <w:pPr>
         <w:keepNext/>
         <w:bidi/>
-        <w:spacing w:before="280" w:after="120"/>
+        <w:spacing w:before="320" w:after="120"/>
         <w:jc w:val="right"/>
         <w:jc w:val="both"/>
       </w:pPr>
@@ -7612,8 +8333,8 @@
           <w:rFonts w:ascii="Arial" w:hAnsi="Arial" w:cs="Traditional Arabic"/>
           <w:b/>
           <w:i w:val="0"/>
-          <w:color w:val="4338CA"/>
-          <w:sz w:val="31"/>
+          <w:color w:val="3730A3"/>
+          <w:sz w:val="32"/>
           <w:rtl/>
         </w:rPr>
         <w:t>خارطة التطويرات المستقبلية للمنظومة (Future Engineering Roadmap):</w:t>
@@ -7631,8 +8352,8 @@
           <w:rFonts w:ascii="Arial" w:hAnsi="Arial" w:cs="Traditional Arabic"/>
           <w:b w:val="0"/>
           <w:i w:val="0"/>
-          <w:color w:val="1F2937"/>
-          <w:sz w:val="27"/>
+          <w:color w:val="0F172A"/>
+          <w:sz w:val="28"/>
           <w:rtl/>
         </w:rPr>
         <w:t>1. ربط بوابات الدفع الإلكتروني المباشر (Stripe / PayPal / المحافظ الإلكترونية اليمنية مثل ون كاش وجايبي وجوالي).</w:t>
@@ -7650,8 +8371,8 @@
           <w:rFonts w:ascii="Arial" w:hAnsi="Arial" w:cs="Traditional Arabic"/>
           <w:b w:val="0"/>
           <w:i w:val="0"/>
-          <w:color w:val="1F2937"/>
-          <w:sz w:val="27"/>
+          <w:color w:val="0F172A"/>
+          <w:sz w:val="28"/>
           <w:rtl/>
         </w:rPr>
         <w:t>2. تفعيل الإشعارات الفورية السحابية (Push Notifications) عبر Firebase Cloud Messaging لتنبيه النزلاء بمواعيد الدخول والمغادرة.</w:t>
@@ -7669,8 +8390,8 @@
           <w:rFonts w:ascii="Arial" w:hAnsi="Arial" w:cs="Traditional Arabic"/>
           <w:b w:val="0"/>
           <w:i w:val="0"/>
-          <w:color w:val="1F2937"/>
-          <w:sz w:val="27"/>
+          <w:color w:val="0F172A"/>
+          <w:sz w:val="28"/>
           <w:rtl/>
         </w:rPr>
         <w:t>3. دمج محرك توصيات ذكي بالذكاء الاصطناعي لاقتراح الغرف والفنادق المناسبة بناءً على سلوك وتفضيلات النزيل السابقة.</w:t>
@@ -7680,11 +8401,11 @@
       <w:pPr>
         <w:keepNext/>
         <w:bidi/>
-        <w:spacing w:before="360" w:after="160"/>
+        <w:spacing w:before="440" w:after="200"/>
         <w:jc w:val="right"/>
         <w:jc w:val="both"/>
         <w:pBdr>
-          <w:bottom w:val="single" w:sz="12" w:space="4" w:color="4338CA"/>
+          <w:bottom w:val="single" w:sz="18" w:space="6" w:color="3730A3"/>
         </w:pBdr>
       </w:pPr>
       <w:r>
@@ -7693,7 +8414,7 @@
           <w:b/>
           <w:i w:val="0"/>
           <w:color w:val="1E1B4B"/>
-          <w:sz w:val="36"/>
+          <w:sz w:val="37"/>
           <w:rtl/>
         </w:rPr>
         <w:t>7. الجزء السادس: المراجع الأكاديمية والتقنية المعتمدة (W10.5 References)</w:t>
@@ -7711,8 +8432,8 @@
           <w:rFonts w:ascii="Arial" w:hAnsi="Arial" w:cs="Traditional Arabic"/>
           <w:b w:val="0"/>
           <w:i w:val="0"/>
-          <w:color w:val="1F2937"/>
-          <w:sz w:val="25"/>
+          <w:color w:val="0F172A"/>
+          <w:sz w:val="26"/>
           <w:rtl/>
         </w:rPr>
         <w:t>[1] روبرت سي مارتن (Uncle Bob) — كتاب Clean Architecture: A Craftsman's Guide to Software Structure and Design، دار النشر العالمية Prentice Hall.</w:t>
@@ -7730,8 +8451,8 @@
           <w:rFonts w:ascii="Arial" w:hAnsi="Arial" w:cs="Traditional Arabic"/>
           <w:b w:val="0"/>
           <w:i w:val="0"/>
-          <w:color w:val="1F2937"/>
-          <w:sz w:val="25"/>
+          <w:color w:val="0F172A"/>
+          <w:sz w:val="26"/>
           <w:rtl/>
         </w:rPr>
         <w:t>[2] شركة مايكروسوفت (Microsoft Corporation) — الوثائق والمراجع الهندسية الرسمية لإطار العمل ASP.NET Core 10.0 و Entity Framework Core، منصة Microsoft Learn.</w:t>
@@ -7749,8 +8470,8 @@
           <w:rFonts w:ascii="Arial" w:hAnsi="Arial" w:cs="Traditional Arabic"/>
           <w:b w:val="0"/>
           <w:i w:val="0"/>
-          <w:color w:val="1F2937"/>
-          <w:sz w:val="25"/>
+          <w:color w:val="0F172A"/>
+          <w:sz w:val="26"/>
           <w:rtl/>
         </w:rPr>
         <w:t>[3] شركة جوجل (Google LLC) — التوثيق الرسمي ومستندات المطورين لإطار العمل Flutter وإدارة الحالة عبر Provider Pattern، منصة Flutter.dev.</w:t>
@@ -7768,8 +8489,8 @@
           <w:rFonts w:ascii="Arial" w:hAnsi="Arial" w:cs="Traditional Arabic"/>
           <w:b w:val="0"/>
           <w:i w:val="0"/>
-          <w:color w:val="1F2937"/>
-          <w:sz w:val="25"/>
+          <w:color w:val="0F172A"/>
+          <w:sz w:val="26"/>
           <w:rtl/>
         </w:rPr>
         <w:t>[4] د. روي توماس فيلدينغ (Roy Fielding) — أطروحة المعمارية البرمجية لشبكات الويب ونمط واجهات الـ REST Architectural Style، جامعة كاليفورنيا إيرفاين.</w:t>
@@ -7787,8 +8508,8 @@
           <w:rFonts w:ascii="Arial" w:hAnsi="Arial" w:cs="Traditional Arabic"/>
           <w:b w:val="0"/>
           <w:i w:val="0"/>
-          <w:color w:val="1F2937"/>
-          <w:sz w:val="25"/>
+          <w:color w:val="0F172A"/>
+          <w:sz w:val="26"/>
           <w:rtl/>
         </w:rPr>
         <w:t>[5] فريق مهندسي الإنترنت الدولي (IETF) — المعيار القياسي الدولي RFC 7519 لرموز التوثيق المشفرة JSON Web Token (JWT).</w:t>
@@ -7806,8 +8527,8 @@
           <w:rFonts w:ascii="Arial" w:hAnsi="Arial" w:cs="Traditional Arabic"/>
           <w:b w:val="0"/>
           <w:i w:val="0"/>
-          <w:color w:val="1F2937"/>
-          <w:sz w:val="25"/>
+          <w:color w:val="0F172A"/>
+          <w:sz w:val="26"/>
           <w:rtl/>
         </w:rPr>
         <w:t>[6] جامعة الحكمة — دليل مساق التدريب الميداني لمشاريع تطوير البرمجيات الشاملة الفردية (SDLC)، قسم تكنولوجيا المعلومات، صنعاء، الجمهورية اليمنية.</w:t>
